--- a/2026/CUBE/User Guide/DEV_CUBE_UGU_001_v1.0.docx
+++ b/2026/CUBE/User Guide/DEV_CUBE_UGU_001_v1.0.docx
@@ -380,7 +380,7 @@
             </w:rPr>
             <w:fldChar w:fldCharType="separate"/>
           </w:r>
-          <w:hyperlink w:anchor="_Toc225866344" w:history="1">
+          <w:hyperlink w:anchor="_Toc225881817" w:history="1">
             <w:r>
               <w:rPr>
                 <w:rStyle w:val="Hyperlink"/>
@@ -419,7 +419,7 @@
               <w:rPr>
                 <w:webHidden/>
               </w:rPr>
-              <w:instrText xml:space="preserve"> PAGEREF _Toc225866344 \h </w:instrText>
+              <w:instrText xml:space="preserve"> PAGEREF _Toc225881817 \h </w:instrText>
             </w:r>
             <w:r>
               <w:rPr>
@@ -460,7 +460,7 @@
               <w:szCs w:val="24"/>
             </w:rPr>
           </w:pPr>
-          <w:hyperlink w:anchor="_Toc225866345" w:history="1">
+          <w:hyperlink w:anchor="_Toc225881818" w:history="1">
             <w:r>
               <w:rPr>
                 <w:rStyle w:val="Hyperlink"/>
@@ -503,7 +503,7 @@
                 <w:noProof/>
                 <w:webHidden/>
               </w:rPr>
-              <w:instrText xml:space="preserve"> PAGEREF _Toc225866345 \h </w:instrText>
+              <w:instrText xml:space="preserve"> PAGEREF _Toc225881818 \h </w:instrText>
             </w:r>
             <w:r>
               <w:rPr>
@@ -548,7 +548,7 @@
               <w:szCs w:val="24"/>
             </w:rPr>
           </w:pPr>
-          <w:hyperlink w:anchor="_Toc225866346" w:history="1">
+          <w:hyperlink w:anchor="_Toc225881819" w:history="1">
             <w:r>
               <w:rPr>
                 <w:rStyle w:val="Hyperlink"/>
@@ -591,7 +591,7 @@
                 <w:noProof/>
                 <w:webHidden/>
               </w:rPr>
-              <w:instrText xml:space="preserve"> PAGEREF _Toc225866346 \h </w:instrText>
+              <w:instrText xml:space="preserve"> PAGEREF _Toc225881819 \h </w:instrText>
             </w:r>
             <w:r>
               <w:rPr>
@@ -636,7 +636,7 @@
               <w:szCs w:val="24"/>
             </w:rPr>
           </w:pPr>
-          <w:hyperlink w:anchor="_Toc225866347" w:history="1">
+          <w:hyperlink w:anchor="_Toc225881820" w:history="1">
             <w:r>
               <w:rPr>
                 <w:rStyle w:val="Hyperlink"/>
@@ -679,7 +679,7 @@
                 <w:noProof/>
                 <w:webHidden/>
               </w:rPr>
-              <w:instrText xml:space="preserve"> PAGEREF _Toc225866347 \h </w:instrText>
+              <w:instrText xml:space="preserve"> PAGEREF _Toc225881820 \h </w:instrText>
             </w:r>
             <w:r>
               <w:rPr>
@@ -724,7 +724,7 @@
               <w:szCs w:val="24"/>
             </w:rPr>
           </w:pPr>
-          <w:hyperlink w:anchor="_Toc225866348" w:history="1">
+          <w:hyperlink w:anchor="_Toc225881821" w:history="1">
             <w:r>
               <w:rPr>
                 <w:rStyle w:val="Hyperlink"/>
@@ -763,7 +763,7 @@
               <w:rPr>
                 <w:webHidden/>
               </w:rPr>
-              <w:instrText xml:space="preserve"> PAGEREF _Toc225866348 \h </w:instrText>
+              <w:instrText xml:space="preserve"> PAGEREF _Toc225881821 \h </w:instrText>
             </w:r>
             <w:r>
               <w:rPr>
@@ -804,7 +804,7 @@
               <w:szCs w:val="24"/>
             </w:rPr>
           </w:pPr>
-          <w:hyperlink w:anchor="_Toc225866349" w:history="1">
+          <w:hyperlink w:anchor="_Toc225881822" w:history="1">
             <w:r>
               <w:rPr>
                 <w:rStyle w:val="Hyperlink"/>
@@ -847,7 +847,7 @@
                 <w:noProof/>
                 <w:webHidden/>
               </w:rPr>
-              <w:instrText xml:space="preserve"> PAGEREF _Toc225866349 \h </w:instrText>
+              <w:instrText xml:space="preserve"> PAGEREF _Toc225881822 \h </w:instrText>
             </w:r>
             <w:r>
               <w:rPr>
@@ -892,7 +892,7 @@
               <w:szCs w:val="24"/>
             </w:rPr>
           </w:pPr>
-          <w:hyperlink w:anchor="_Toc225866350" w:history="1">
+          <w:hyperlink w:anchor="_Toc225881823" w:history="1">
             <w:r>
               <w:rPr>
                 <w:rStyle w:val="Hyperlink"/>
@@ -935,7 +935,7 @@
                 <w:noProof/>
                 <w:webHidden/>
               </w:rPr>
-              <w:instrText xml:space="preserve"> PAGEREF _Toc225866350 \h </w:instrText>
+              <w:instrText xml:space="preserve"> PAGEREF _Toc225881823 \h </w:instrText>
             </w:r>
             <w:r>
               <w:rPr>
@@ -980,7 +980,7 @@
               <w:szCs w:val="24"/>
             </w:rPr>
           </w:pPr>
-          <w:hyperlink w:anchor="_Toc225866351" w:history="1">
+          <w:hyperlink w:anchor="_Toc225881824" w:history="1">
             <w:r>
               <w:rPr>
                 <w:rStyle w:val="Hyperlink"/>
@@ -1023,7 +1023,7 @@
                 <w:noProof/>
                 <w:webHidden/>
               </w:rPr>
-              <w:instrText xml:space="preserve"> PAGEREF _Toc225866351 \h </w:instrText>
+              <w:instrText xml:space="preserve"> PAGEREF _Toc225881824 \h </w:instrText>
             </w:r>
             <w:r>
               <w:rPr>
@@ -1068,7 +1068,7 @@
               <w:szCs w:val="24"/>
             </w:rPr>
           </w:pPr>
-          <w:hyperlink w:anchor="_Toc225866352" w:history="1">
+          <w:hyperlink w:anchor="_Toc225881825" w:history="1">
             <w:r>
               <w:rPr>
                 <w:rStyle w:val="Hyperlink"/>
@@ -1111,7 +1111,7 @@
                 <w:noProof/>
                 <w:webHidden/>
               </w:rPr>
-              <w:instrText xml:space="preserve"> PAGEREF _Toc225866352 \h </w:instrText>
+              <w:instrText xml:space="preserve"> PAGEREF _Toc225881825 \h </w:instrText>
             </w:r>
             <w:r>
               <w:rPr>
@@ -1156,7 +1156,7 @@
               <w:szCs w:val="24"/>
             </w:rPr>
           </w:pPr>
-          <w:hyperlink w:anchor="_Toc225866353" w:history="1">
+          <w:hyperlink w:anchor="_Toc225881826" w:history="1">
             <w:r>
               <w:rPr>
                 <w:rStyle w:val="Hyperlink"/>
@@ -1199,7 +1199,7 @@
                 <w:noProof/>
                 <w:webHidden/>
               </w:rPr>
-              <w:instrText xml:space="preserve"> PAGEREF _Toc225866353 \h </w:instrText>
+              <w:instrText xml:space="preserve"> PAGEREF _Toc225881826 \h </w:instrText>
             </w:r>
             <w:r>
               <w:rPr>
@@ -1244,7 +1244,7 @@
               <w:szCs w:val="24"/>
             </w:rPr>
           </w:pPr>
-          <w:hyperlink w:anchor="_Toc225866354" w:history="1">
+          <w:hyperlink w:anchor="_Toc225881827" w:history="1">
             <w:r>
               <w:rPr>
                 <w:rStyle w:val="Hyperlink"/>
@@ -1283,7 +1283,7 @@
               <w:rPr>
                 <w:webHidden/>
               </w:rPr>
-              <w:instrText xml:space="preserve"> PAGEREF _Toc225866354 \h </w:instrText>
+              <w:instrText xml:space="preserve"> PAGEREF _Toc225881827 \h </w:instrText>
             </w:r>
             <w:r>
               <w:rPr>
@@ -1324,7 +1324,7 @@
               <w:szCs w:val="24"/>
             </w:rPr>
           </w:pPr>
-          <w:hyperlink w:anchor="_Toc225866355" w:history="1">
+          <w:hyperlink w:anchor="_Toc225881828" w:history="1">
             <w:r>
               <w:rPr>
                 <w:rStyle w:val="Hyperlink"/>
@@ -1367,7 +1367,7 @@
                 <w:noProof/>
                 <w:webHidden/>
               </w:rPr>
-              <w:instrText xml:space="preserve"> PAGEREF _Toc225866355 \h </w:instrText>
+              <w:instrText xml:space="preserve"> PAGEREF _Toc225881828 \h </w:instrText>
             </w:r>
             <w:r>
               <w:rPr>
@@ -1412,7 +1412,7 @@
               <w:szCs w:val="24"/>
             </w:rPr>
           </w:pPr>
-          <w:hyperlink w:anchor="_Toc225866356" w:history="1">
+          <w:hyperlink w:anchor="_Toc225881829" w:history="1">
             <w:r>
               <w:rPr>
                 <w:rStyle w:val="Hyperlink"/>
@@ -1455,7 +1455,7 @@
                 <w:noProof/>
                 <w:webHidden/>
               </w:rPr>
-              <w:instrText xml:space="preserve"> PAGEREF _Toc225866356 \h </w:instrText>
+              <w:instrText xml:space="preserve"> PAGEREF _Toc225881829 \h </w:instrText>
             </w:r>
             <w:r>
               <w:rPr>
@@ -1500,7 +1500,7 @@
               <w:szCs w:val="24"/>
             </w:rPr>
           </w:pPr>
-          <w:hyperlink w:anchor="_Toc225866357" w:history="1">
+          <w:hyperlink w:anchor="_Toc225881830" w:history="1">
             <w:r>
               <w:rPr>
                 <w:rStyle w:val="Hyperlink"/>
@@ -1543,7 +1543,7 @@
                 <w:noProof/>
                 <w:webHidden/>
               </w:rPr>
-              <w:instrText xml:space="preserve"> PAGEREF _Toc225866357 \h </w:instrText>
+              <w:instrText xml:space="preserve"> PAGEREF _Toc225881830 \h </w:instrText>
             </w:r>
             <w:r>
               <w:rPr>
@@ -1588,7 +1588,7 @@
               <w:szCs w:val="24"/>
             </w:rPr>
           </w:pPr>
-          <w:hyperlink w:anchor="_Toc225866358" w:history="1">
+          <w:hyperlink w:anchor="_Toc225881831" w:history="1">
             <w:r>
               <w:rPr>
                 <w:rStyle w:val="Hyperlink"/>
@@ -1631,7 +1631,7 @@
                 <w:noProof/>
                 <w:webHidden/>
               </w:rPr>
-              <w:instrText xml:space="preserve"> PAGEREF _Toc225866358 \h </w:instrText>
+              <w:instrText xml:space="preserve"> PAGEREF _Toc225881831 \h </w:instrText>
             </w:r>
             <w:r>
               <w:rPr>
@@ -1676,7 +1676,7 @@
               <w:szCs w:val="24"/>
             </w:rPr>
           </w:pPr>
-          <w:hyperlink w:anchor="_Toc225866359" w:history="1">
+          <w:hyperlink w:anchor="_Toc225881832" w:history="1">
             <w:r>
               <w:rPr>
                 <w:rStyle w:val="Hyperlink"/>
@@ -1715,7 +1715,7 @@
               <w:rPr>
                 <w:webHidden/>
               </w:rPr>
-              <w:instrText xml:space="preserve"> PAGEREF _Toc225866359 \h </w:instrText>
+              <w:instrText xml:space="preserve"> PAGEREF _Toc225881832 \h </w:instrText>
             </w:r>
             <w:r>
               <w:rPr>
@@ -1756,7 +1756,7 @@
               <w:szCs w:val="24"/>
             </w:rPr>
           </w:pPr>
-          <w:hyperlink w:anchor="_Toc225866360" w:history="1">
+          <w:hyperlink w:anchor="_Toc225881833" w:history="1">
             <w:r>
               <w:rPr>
                 <w:rStyle w:val="Hyperlink"/>
@@ -1799,7 +1799,7 @@
                 <w:noProof/>
                 <w:webHidden/>
               </w:rPr>
-              <w:instrText xml:space="preserve"> PAGEREF _Toc225866360 \h </w:instrText>
+              <w:instrText xml:space="preserve"> PAGEREF _Toc225881833 \h </w:instrText>
             </w:r>
             <w:r>
               <w:rPr>
@@ -1844,7 +1844,7 @@
               <w:szCs w:val="24"/>
             </w:rPr>
           </w:pPr>
-          <w:hyperlink w:anchor="_Toc225866361" w:history="1">
+          <w:hyperlink w:anchor="_Toc225881834" w:history="1">
             <w:r>
               <w:rPr>
                 <w:rStyle w:val="Hyperlink"/>
@@ -1887,7 +1887,7 @@
                 <w:noProof/>
                 <w:webHidden/>
               </w:rPr>
-              <w:instrText xml:space="preserve"> PAGEREF _Toc225866361 \h </w:instrText>
+              <w:instrText xml:space="preserve"> PAGEREF _Toc225881834 \h </w:instrText>
             </w:r>
             <w:r>
               <w:rPr>
@@ -1932,7 +1932,7 @@
               <w:szCs w:val="24"/>
             </w:rPr>
           </w:pPr>
-          <w:hyperlink w:anchor="_Toc225866362" w:history="1">
+          <w:hyperlink w:anchor="_Toc225881835" w:history="1">
             <w:r>
               <w:rPr>
                 <w:rStyle w:val="Hyperlink"/>
@@ -1975,7 +1975,7 @@
                 <w:noProof/>
                 <w:webHidden/>
               </w:rPr>
-              <w:instrText xml:space="preserve"> PAGEREF _Toc225866362 \h </w:instrText>
+              <w:instrText xml:space="preserve"> PAGEREF _Toc225881835 \h </w:instrText>
             </w:r>
             <w:r>
               <w:rPr>
@@ -2020,7 +2020,7 @@
               <w:szCs w:val="24"/>
             </w:rPr>
           </w:pPr>
-          <w:hyperlink w:anchor="_Toc225866363" w:history="1">
+          <w:hyperlink w:anchor="_Toc225881836" w:history="1">
             <w:r>
               <w:rPr>
                 <w:rStyle w:val="Hyperlink"/>
@@ -2063,7 +2063,7 @@
                 <w:noProof/>
                 <w:webHidden/>
               </w:rPr>
-              <w:instrText xml:space="preserve"> PAGEREF _Toc225866363 \h </w:instrText>
+              <w:instrText xml:space="preserve"> PAGEREF _Toc225881836 \h </w:instrText>
             </w:r>
             <w:r>
               <w:rPr>
@@ -2108,7 +2108,7 @@
               <w:szCs w:val="24"/>
             </w:rPr>
           </w:pPr>
-          <w:hyperlink w:anchor="_Toc225866364" w:history="1">
+          <w:hyperlink w:anchor="_Toc225881837" w:history="1">
             <w:r>
               <w:rPr>
                 <w:rStyle w:val="Hyperlink"/>
@@ -2151,7 +2151,7 @@
                 <w:noProof/>
                 <w:webHidden/>
               </w:rPr>
-              <w:instrText xml:space="preserve"> PAGEREF _Toc225866364 \h </w:instrText>
+              <w:instrText xml:space="preserve"> PAGEREF _Toc225881837 \h </w:instrText>
             </w:r>
             <w:r>
               <w:rPr>
@@ -2196,7 +2196,7 @@
               <w:szCs w:val="24"/>
             </w:rPr>
           </w:pPr>
-          <w:hyperlink w:anchor="_Toc225866365" w:history="1">
+          <w:hyperlink w:anchor="_Toc225881838" w:history="1">
             <w:r>
               <w:rPr>
                 <w:rStyle w:val="Hyperlink"/>
@@ -2239,7 +2239,7 @@
                 <w:noProof/>
                 <w:webHidden/>
               </w:rPr>
-              <w:instrText xml:space="preserve"> PAGEREF _Toc225866365 \h </w:instrText>
+              <w:instrText xml:space="preserve"> PAGEREF _Toc225881838 \h </w:instrText>
             </w:r>
             <w:r>
               <w:rPr>
@@ -2284,7 +2284,7 @@
               <w:szCs w:val="24"/>
             </w:rPr>
           </w:pPr>
-          <w:hyperlink w:anchor="_Toc225866366" w:history="1">
+          <w:hyperlink w:anchor="_Toc225881839" w:history="1">
             <w:r>
               <w:rPr>
                 <w:rStyle w:val="Hyperlink"/>
@@ -2327,7 +2327,7 @@
                 <w:noProof/>
                 <w:webHidden/>
               </w:rPr>
-              <w:instrText xml:space="preserve"> PAGEREF _Toc225866366 \h </w:instrText>
+              <w:instrText xml:space="preserve"> PAGEREF _Toc225881839 \h </w:instrText>
             </w:r>
             <w:r>
               <w:rPr>
@@ -2372,7 +2372,7 @@
               <w:szCs w:val="24"/>
             </w:rPr>
           </w:pPr>
-          <w:hyperlink w:anchor="_Toc225866367" w:history="1">
+          <w:hyperlink w:anchor="_Toc225881840" w:history="1">
             <w:r>
               <w:rPr>
                 <w:rStyle w:val="Hyperlink"/>
@@ -2415,7 +2415,7 @@
                 <w:noProof/>
                 <w:webHidden/>
               </w:rPr>
-              <w:instrText xml:space="preserve"> PAGEREF _Toc225866367 \h </w:instrText>
+              <w:instrText xml:space="preserve"> PAGEREF _Toc225881840 \h </w:instrText>
             </w:r>
             <w:r>
               <w:rPr>
@@ -2460,7 +2460,7 @@
               <w:szCs w:val="24"/>
             </w:rPr>
           </w:pPr>
-          <w:hyperlink w:anchor="_Toc225866368" w:history="1">
+          <w:hyperlink w:anchor="_Toc225881841" w:history="1">
             <w:r>
               <w:rPr>
                 <w:rStyle w:val="Hyperlink"/>
@@ -2499,7 +2499,7 @@
               <w:rPr>
                 <w:webHidden/>
               </w:rPr>
-              <w:instrText xml:space="preserve"> PAGEREF _Toc225866368 \h </w:instrText>
+              <w:instrText xml:space="preserve"> PAGEREF _Toc225881841 \h </w:instrText>
             </w:r>
             <w:r>
               <w:rPr>
@@ -2540,7 +2540,7 @@
               <w:szCs w:val="24"/>
             </w:rPr>
           </w:pPr>
-          <w:hyperlink w:anchor="_Toc225866369" w:history="1">
+          <w:hyperlink w:anchor="_Toc225881842" w:history="1">
             <w:r>
               <w:rPr>
                 <w:rStyle w:val="Hyperlink"/>
@@ -2583,7 +2583,7 @@
                 <w:noProof/>
                 <w:webHidden/>
               </w:rPr>
-              <w:instrText xml:space="preserve"> PAGEREF _Toc225866369 \h </w:instrText>
+              <w:instrText xml:space="preserve"> PAGEREF _Toc225881842 \h </w:instrText>
             </w:r>
             <w:r>
               <w:rPr>
@@ -2628,7 +2628,7 @@
               <w:szCs w:val="24"/>
             </w:rPr>
           </w:pPr>
-          <w:hyperlink w:anchor="_Toc225866370" w:history="1">
+          <w:hyperlink w:anchor="_Toc225881843" w:history="1">
             <w:r>
               <w:rPr>
                 <w:rStyle w:val="Hyperlink"/>
@@ -2671,7 +2671,7 @@
                 <w:noProof/>
                 <w:webHidden/>
               </w:rPr>
-              <w:instrText xml:space="preserve"> PAGEREF _Toc225866370 \h </w:instrText>
+              <w:instrText xml:space="preserve"> PAGEREF _Toc225881843 \h </w:instrText>
             </w:r>
             <w:r>
               <w:rPr>
@@ -2716,7 +2716,7 @@
               <w:szCs w:val="24"/>
             </w:rPr>
           </w:pPr>
-          <w:hyperlink w:anchor="_Toc225866371" w:history="1">
+          <w:hyperlink w:anchor="_Toc225881844" w:history="1">
             <w:r>
               <w:rPr>
                 <w:rStyle w:val="Hyperlink"/>
@@ -2759,7 +2759,7 @@
                 <w:noProof/>
                 <w:webHidden/>
               </w:rPr>
-              <w:instrText xml:space="preserve"> PAGEREF _Toc225866371 \h </w:instrText>
+              <w:instrText xml:space="preserve"> PAGEREF _Toc225881844 \h </w:instrText>
             </w:r>
             <w:r>
               <w:rPr>
@@ -2804,7 +2804,7 @@
               <w:szCs w:val="24"/>
             </w:rPr>
           </w:pPr>
-          <w:hyperlink w:anchor="_Toc225866372" w:history="1">
+          <w:hyperlink w:anchor="_Toc225881845" w:history="1">
             <w:r>
               <w:rPr>
                 <w:rStyle w:val="Hyperlink"/>
@@ -2847,7 +2847,7 @@
                 <w:noProof/>
                 <w:webHidden/>
               </w:rPr>
-              <w:instrText xml:space="preserve"> PAGEREF _Toc225866372 \h </w:instrText>
+              <w:instrText xml:space="preserve"> PAGEREF _Toc225881845 \h </w:instrText>
             </w:r>
             <w:r>
               <w:rPr>
@@ -2892,7 +2892,7 @@
               <w:szCs w:val="24"/>
             </w:rPr>
           </w:pPr>
-          <w:hyperlink w:anchor="_Toc225866373" w:history="1">
+          <w:hyperlink w:anchor="_Toc225881846" w:history="1">
             <w:r>
               <w:rPr>
                 <w:rStyle w:val="Hyperlink"/>
@@ -2935,7 +2935,7 @@
                 <w:noProof/>
                 <w:webHidden/>
               </w:rPr>
-              <w:instrText xml:space="preserve"> PAGEREF _Toc225866373 \h </w:instrText>
+              <w:instrText xml:space="preserve"> PAGEREF _Toc225881846 \h </w:instrText>
             </w:r>
             <w:r>
               <w:rPr>
@@ -2980,7 +2980,7 @@
               <w:szCs w:val="24"/>
             </w:rPr>
           </w:pPr>
-          <w:hyperlink w:anchor="_Toc225866374" w:history="1">
+          <w:hyperlink w:anchor="_Toc225881847" w:history="1">
             <w:r>
               <w:rPr>
                 <w:rStyle w:val="Hyperlink"/>
@@ -3023,7 +3023,7 @@
                 <w:noProof/>
                 <w:webHidden/>
               </w:rPr>
-              <w:instrText xml:space="preserve"> PAGEREF _Toc225866374 \h </w:instrText>
+              <w:instrText xml:space="preserve"> PAGEREF _Toc225881847 \h </w:instrText>
             </w:r>
             <w:r>
               <w:rPr>
@@ -3068,7 +3068,7 @@
               <w:szCs w:val="24"/>
             </w:rPr>
           </w:pPr>
-          <w:hyperlink w:anchor="_Toc225866375" w:history="1">
+          <w:hyperlink w:anchor="_Toc225881848" w:history="1">
             <w:r>
               <w:rPr>
                 <w:rStyle w:val="Hyperlink"/>
@@ -3111,7 +3111,7 @@
                 <w:noProof/>
                 <w:webHidden/>
               </w:rPr>
-              <w:instrText xml:space="preserve"> PAGEREF _Toc225866375 \h </w:instrText>
+              <w:instrText xml:space="preserve"> PAGEREF _Toc225881848 \h </w:instrText>
             </w:r>
             <w:r>
               <w:rPr>
@@ -3156,7 +3156,7 @@
               <w:szCs w:val="24"/>
             </w:rPr>
           </w:pPr>
-          <w:hyperlink w:anchor="_Toc225866376" w:history="1">
+          <w:hyperlink w:anchor="_Toc225881849" w:history="1">
             <w:r>
               <w:rPr>
                 <w:rStyle w:val="Hyperlink"/>
@@ -3199,7 +3199,7 @@
                 <w:noProof/>
                 <w:webHidden/>
               </w:rPr>
-              <w:instrText xml:space="preserve"> PAGEREF _Toc225866376 \h </w:instrText>
+              <w:instrText xml:space="preserve"> PAGEREF _Toc225881849 \h </w:instrText>
             </w:r>
             <w:r>
               <w:rPr>
@@ -3244,7 +3244,7 @@
               <w:szCs w:val="24"/>
             </w:rPr>
           </w:pPr>
-          <w:hyperlink w:anchor="_Toc225866377" w:history="1">
+          <w:hyperlink w:anchor="_Toc225881850" w:history="1">
             <w:r>
               <w:rPr>
                 <w:rStyle w:val="Hyperlink"/>
@@ -3287,7 +3287,7 @@
                 <w:noProof/>
                 <w:webHidden/>
               </w:rPr>
-              <w:instrText xml:space="preserve"> PAGEREF _Toc225866377 \h </w:instrText>
+              <w:instrText xml:space="preserve"> PAGEREF _Toc225881850 \h </w:instrText>
             </w:r>
             <w:r>
               <w:rPr>
@@ -3332,7 +3332,7 @@
               <w:szCs w:val="24"/>
             </w:rPr>
           </w:pPr>
-          <w:hyperlink w:anchor="_Toc225866378" w:history="1">
+          <w:hyperlink w:anchor="_Toc225881851" w:history="1">
             <w:r>
               <w:rPr>
                 <w:rStyle w:val="Hyperlink"/>
@@ -3375,7 +3375,7 @@
                 <w:noProof/>
                 <w:webHidden/>
               </w:rPr>
-              <w:instrText xml:space="preserve"> PAGEREF _Toc225866378 \h </w:instrText>
+              <w:instrText xml:space="preserve"> PAGEREF _Toc225881851 \h </w:instrText>
             </w:r>
             <w:r>
               <w:rPr>
@@ -3420,7 +3420,7 @@
               <w:szCs w:val="24"/>
             </w:rPr>
           </w:pPr>
-          <w:hyperlink w:anchor="_Toc225866379" w:history="1">
+          <w:hyperlink w:anchor="_Toc225881852" w:history="1">
             <w:r>
               <w:rPr>
                 <w:rStyle w:val="Hyperlink"/>
@@ -3463,7 +3463,7 @@
                 <w:noProof/>
                 <w:webHidden/>
               </w:rPr>
-              <w:instrText xml:space="preserve"> PAGEREF _Toc225866379 \h </w:instrText>
+              <w:instrText xml:space="preserve"> PAGEREF _Toc225881852 \h </w:instrText>
             </w:r>
             <w:r>
               <w:rPr>
@@ -3508,7 +3508,7 @@
               <w:szCs w:val="24"/>
             </w:rPr>
           </w:pPr>
-          <w:hyperlink w:anchor="_Toc225866380" w:history="1">
+          <w:hyperlink w:anchor="_Toc225881853" w:history="1">
             <w:r>
               <w:rPr>
                 <w:rStyle w:val="Hyperlink"/>
@@ -3551,7 +3551,7 @@
                 <w:noProof/>
                 <w:webHidden/>
               </w:rPr>
-              <w:instrText xml:space="preserve"> PAGEREF _Toc225866380 \h </w:instrText>
+              <w:instrText xml:space="preserve"> PAGEREF _Toc225881853 \h </w:instrText>
             </w:r>
             <w:r>
               <w:rPr>
@@ -3596,7 +3596,7 @@
               <w:szCs w:val="24"/>
             </w:rPr>
           </w:pPr>
-          <w:hyperlink w:anchor="_Toc225866381" w:history="1">
+          <w:hyperlink w:anchor="_Toc225881854" w:history="1">
             <w:r>
               <w:rPr>
                 <w:rStyle w:val="Hyperlink"/>
@@ -3639,7 +3639,7 @@
                 <w:noProof/>
                 <w:webHidden/>
               </w:rPr>
-              <w:instrText xml:space="preserve"> PAGEREF _Toc225866381 \h </w:instrText>
+              <w:instrText xml:space="preserve"> PAGEREF _Toc225881854 \h </w:instrText>
             </w:r>
             <w:r>
               <w:rPr>
@@ -3684,7 +3684,7 @@
               <w:szCs w:val="24"/>
             </w:rPr>
           </w:pPr>
-          <w:hyperlink w:anchor="_Toc225866382" w:history="1">
+          <w:hyperlink w:anchor="_Toc225881855" w:history="1">
             <w:r>
               <w:rPr>
                 <w:rStyle w:val="Hyperlink"/>
@@ -3727,7 +3727,7 @@
                 <w:noProof/>
                 <w:webHidden/>
               </w:rPr>
-              <w:instrText xml:space="preserve"> PAGEREF _Toc225866382 \h </w:instrText>
+              <w:instrText xml:space="preserve"> PAGEREF _Toc225881855 \h </w:instrText>
             </w:r>
             <w:r>
               <w:rPr>
@@ -3772,7 +3772,7 @@
               <w:szCs w:val="24"/>
             </w:rPr>
           </w:pPr>
-          <w:hyperlink w:anchor="_Toc225866383" w:history="1">
+          <w:hyperlink w:anchor="_Toc225881856" w:history="1">
             <w:r>
               <w:rPr>
                 <w:rStyle w:val="Hyperlink"/>
@@ -3815,7 +3815,7 @@
                 <w:noProof/>
                 <w:webHidden/>
               </w:rPr>
-              <w:instrText xml:space="preserve"> PAGEREF _Toc225866383 \h </w:instrText>
+              <w:instrText xml:space="preserve"> PAGEREF _Toc225881856 \h </w:instrText>
             </w:r>
             <w:r>
               <w:rPr>
@@ -3860,7 +3860,7 @@
               <w:szCs w:val="24"/>
             </w:rPr>
           </w:pPr>
-          <w:hyperlink w:anchor="_Toc225866384" w:history="1">
+          <w:hyperlink w:anchor="_Toc225881857" w:history="1">
             <w:r>
               <w:rPr>
                 <w:rStyle w:val="Hyperlink"/>
@@ -3903,7 +3903,7 @@
                 <w:noProof/>
                 <w:webHidden/>
               </w:rPr>
-              <w:instrText xml:space="preserve"> PAGEREF _Toc225866384 \h </w:instrText>
+              <w:instrText xml:space="preserve"> PAGEREF _Toc225881857 \h </w:instrText>
             </w:r>
             <w:r>
               <w:rPr>
@@ -3948,7 +3948,7 @@
               <w:szCs w:val="24"/>
             </w:rPr>
           </w:pPr>
-          <w:hyperlink w:anchor="_Toc225866385" w:history="1">
+          <w:hyperlink w:anchor="_Toc225881858" w:history="1">
             <w:r>
               <w:rPr>
                 <w:rStyle w:val="Hyperlink"/>
@@ -3991,7 +3991,7 @@
                 <w:noProof/>
                 <w:webHidden/>
               </w:rPr>
-              <w:instrText xml:space="preserve"> PAGEREF _Toc225866385 \h </w:instrText>
+              <w:instrText xml:space="preserve"> PAGEREF _Toc225881858 \h </w:instrText>
             </w:r>
             <w:r>
               <w:rPr>
@@ -4036,7 +4036,7 @@
               <w:szCs w:val="24"/>
             </w:rPr>
           </w:pPr>
-          <w:hyperlink w:anchor="_Toc225866386" w:history="1">
+          <w:hyperlink w:anchor="_Toc225881859" w:history="1">
             <w:r>
               <w:rPr>
                 <w:rStyle w:val="Hyperlink"/>
@@ -4075,7 +4075,7 @@
               <w:rPr>
                 <w:webHidden/>
               </w:rPr>
-              <w:instrText xml:space="preserve"> PAGEREF _Toc225866386 \h </w:instrText>
+              <w:instrText xml:space="preserve"> PAGEREF _Toc225881859 \h </w:instrText>
             </w:r>
             <w:r>
               <w:rPr>
@@ -4116,7 +4116,7 @@
               <w:szCs w:val="24"/>
             </w:rPr>
           </w:pPr>
-          <w:hyperlink w:anchor="_Toc225866387" w:history="1">
+          <w:hyperlink w:anchor="_Toc225881860" w:history="1">
             <w:r>
               <w:rPr>
                 <w:rStyle w:val="Hyperlink"/>
@@ -4159,7 +4159,7 @@
                 <w:noProof/>
                 <w:webHidden/>
               </w:rPr>
-              <w:instrText xml:space="preserve"> PAGEREF _Toc225866387 \h </w:instrText>
+              <w:instrText xml:space="preserve"> PAGEREF _Toc225881860 \h </w:instrText>
             </w:r>
             <w:r>
               <w:rPr>
@@ -4204,7 +4204,7 @@
               <w:szCs w:val="24"/>
             </w:rPr>
           </w:pPr>
-          <w:hyperlink w:anchor="_Toc225866388" w:history="1">
+          <w:hyperlink w:anchor="_Toc225881861" w:history="1">
             <w:r>
               <w:rPr>
                 <w:rStyle w:val="Hyperlink"/>
@@ -4247,7 +4247,7 @@
                 <w:noProof/>
                 <w:webHidden/>
               </w:rPr>
-              <w:instrText xml:space="preserve"> PAGEREF _Toc225866388 \h </w:instrText>
+              <w:instrText xml:space="preserve"> PAGEREF _Toc225881861 \h </w:instrText>
             </w:r>
             <w:r>
               <w:rPr>
@@ -4292,7 +4292,7 @@
               <w:szCs w:val="24"/>
             </w:rPr>
           </w:pPr>
-          <w:hyperlink w:anchor="_Toc225866389" w:history="1">
+          <w:hyperlink w:anchor="_Toc225881862" w:history="1">
             <w:r>
               <w:rPr>
                 <w:rStyle w:val="Hyperlink"/>
@@ -4335,7 +4335,7 @@
                 <w:noProof/>
                 <w:webHidden/>
               </w:rPr>
-              <w:instrText xml:space="preserve"> PAGEREF _Toc225866389 \h </w:instrText>
+              <w:instrText xml:space="preserve"> PAGEREF _Toc225881862 \h </w:instrText>
             </w:r>
             <w:r>
               <w:rPr>
@@ -4380,7 +4380,7 @@
               <w:szCs w:val="24"/>
             </w:rPr>
           </w:pPr>
-          <w:hyperlink w:anchor="_Toc225866390" w:history="1">
+          <w:hyperlink w:anchor="_Toc225881863" w:history="1">
             <w:r>
               <w:rPr>
                 <w:rStyle w:val="Hyperlink"/>
@@ -4423,7 +4423,7 @@
                 <w:noProof/>
                 <w:webHidden/>
               </w:rPr>
-              <w:instrText xml:space="preserve"> PAGEREF _Toc225866390 \h </w:instrText>
+              <w:instrText xml:space="preserve"> PAGEREF _Toc225881863 \h </w:instrText>
             </w:r>
             <w:r>
               <w:rPr>
@@ -4468,7 +4468,7 @@
               <w:szCs w:val="24"/>
             </w:rPr>
           </w:pPr>
-          <w:hyperlink w:anchor="_Toc225866391" w:history="1">
+          <w:hyperlink w:anchor="_Toc225881864" w:history="1">
             <w:r>
               <w:rPr>
                 <w:rStyle w:val="Hyperlink"/>
@@ -4511,7 +4511,7 @@
                 <w:noProof/>
                 <w:webHidden/>
               </w:rPr>
-              <w:instrText xml:space="preserve"> PAGEREF _Toc225866391 \h </w:instrText>
+              <w:instrText xml:space="preserve"> PAGEREF _Toc225881864 \h </w:instrText>
             </w:r>
             <w:r>
               <w:rPr>
@@ -4556,7 +4556,7 @@
               <w:szCs w:val="24"/>
             </w:rPr>
           </w:pPr>
-          <w:hyperlink w:anchor="_Toc225866392" w:history="1">
+          <w:hyperlink w:anchor="_Toc225881865" w:history="1">
             <w:r>
               <w:rPr>
                 <w:rStyle w:val="Hyperlink"/>
@@ -4599,7 +4599,7 @@
                 <w:noProof/>
                 <w:webHidden/>
               </w:rPr>
-              <w:instrText xml:space="preserve"> PAGEREF _Toc225866392 \h </w:instrText>
+              <w:instrText xml:space="preserve"> PAGEREF _Toc225881865 \h </w:instrText>
             </w:r>
             <w:r>
               <w:rPr>
@@ -4644,7 +4644,7 @@
               <w:szCs w:val="24"/>
             </w:rPr>
           </w:pPr>
-          <w:hyperlink w:anchor="_Toc225866393" w:history="1">
+          <w:hyperlink w:anchor="_Toc225881866" w:history="1">
             <w:r>
               <w:rPr>
                 <w:rStyle w:val="Hyperlink"/>
@@ -4687,7 +4687,7 @@
                 <w:noProof/>
                 <w:webHidden/>
               </w:rPr>
-              <w:instrText xml:space="preserve"> PAGEREF _Toc225866393 \h </w:instrText>
+              <w:instrText xml:space="preserve"> PAGEREF _Toc225881866 \h </w:instrText>
             </w:r>
             <w:r>
               <w:rPr>
@@ -4732,7 +4732,7 @@
               <w:szCs w:val="24"/>
             </w:rPr>
           </w:pPr>
-          <w:hyperlink w:anchor="_Toc225866394" w:history="1">
+          <w:hyperlink w:anchor="_Toc225881867" w:history="1">
             <w:r>
               <w:rPr>
                 <w:rStyle w:val="Hyperlink"/>
@@ -4775,7 +4775,7 @@
                 <w:noProof/>
                 <w:webHidden/>
               </w:rPr>
-              <w:instrText xml:space="preserve"> PAGEREF _Toc225866394 \h </w:instrText>
+              <w:instrText xml:space="preserve"> PAGEREF _Toc225881867 \h </w:instrText>
             </w:r>
             <w:r>
               <w:rPr>
@@ -4820,7 +4820,7 @@
               <w:szCs w:val="24"/>
             </w:rPr>
           </w:pPr>
-          <w:hyperlink w:anchor="_Toc225866395" w:history="1">
+          <w:hyperlink w:anchor="_Toc225881868" w:history="1">
             <w:r>
               <w:rPr>
                 <w:rStyle w:val="Hyperlink"/>
@@ -4863,7 +4863,7 @@
                 <w:noProof/>
                 <w:webHidden/>
               </w:rPr>
-              <w:instrText xml:space="preserve"> PAGEREF _Toc225866395 \h </w:instrText>
+              <w:instrText xml:space="preserve"> PAGEREF _Toc225881868 \h </w:instrText>
             </w:r>
             <w:r>
               <w:rPr>
@@ -4908,7 +4908,7 @@
               <w:szCs w:val="24"/>
             </w:rPr>
           </w:pPr>
-          <w:hyperlink w:anchor="_Toc225866396" w:history="1">
+          <w:hyperlink w:anchor="_Toc225881869" w:history="1">
             <w:r>
               <w:rPr>
                 <w:rStyle w:val="Hyperlink"/>
@@ -4951,7 +4951,7 @@
                 <w:noProof/>
                 <w:webHidden/>
               </w:rPr>
-              <w:instrText xml:space="preserve"> PAGEREF _Toc225866396 \h </w:instrText>
+              <w:instrText xml:space="preserve"> PAGEREF _Toc225881869 \h </w:instrText>
             </w:r>
             <w:r>
               <w:rPr>
@@ -4996,7 +4996,7 @@
               <w:szCs w:val="24"/>
             </w:rPr>
           </w:pPr>
-          <w:hyperlink w:anchor="_Toc225866397" w:history="1">
+          <w:hyperlink w:anchor="_Toc225881870" w:history="1">
             <w:r>
               <w:rPr>
                 <w:rStyle w:val="Hyperlink"/>
@@ -5039,7 +5039,7 @@
                 <w:noProof/>
                 <w:webHidden/>
               </w:rPr>
-              <w:instrText xml:space="preserve"> PAGEREF _Toc225866397 \h </w:instrText>
+              <w:instrText xml:space="preserve"> PAGEREF _Toc225881870 \h </w:instrText>
             </w:r>
             <w:r>
               <w:rPr>
@@ -5084,7 +5084,7 @@
               <w:szCs w:val="24"/>
             </w:rPr>
           </w:pPr>
-          <w:hyperlink w:anchor="_Toc225866398" w:history="1">
+          <w:hyperlink w:anchor="_Toc225881871" w:history="1">
             <w:r>
               <w:rPr>
                 <w:rStyle w:val="Hyperlink"/>
@@ -5127,7 +5127,7 @@
                 <w:noProof/>
                 <w:webHidden/>
               </w:rPr>
-              <w:instrText xml:space="preserve"> PAGEREF _Toc225866398 \h </w:instrText>
+              <w:instrText xml:space="preserve"> PAGEREF _Toc225881871 \h </w:instrText>
             </w:r>
             <w:r>
               <w:rPr>
@@ -5172,7 +5172,7 @@
               <w:szCs w:val="24"/>
             </w:rPr>
           </w:pPr>
-          <w:hyperlink w:anchor="_Toc225866399" w:history="1">
+          <w:hyperlink w:anchor="_Toc225881872" w:history="1">
             <w:r>
               <w:rPr>
                 <w:rStyle w:val="Hyperlink"/>
@@ -5215,7 +5215,7 @@
                 <w:noProof/>
                 <w:webHidden/>
               </w:rPr>
-              <w:instrText xml:space="preserve"> PAGEREF _Toc225866399 \h </w:instrText>
+              <w:instrText xml:space="preserve"> PAGEREF _Toc225881872 \h </w:instrText>
             </w:r>
             <w:r>
               <w:rPr>
@@ -5260,7 +5260,7 @@
               <w:szCs w:val="24"/>
             </w:rPr>
           </w:pPr>
-          <w:hyperlink w:anchor="_Toc225866400" w:history="1">
+          <w:hyperlink w:anchor="_Toc225881873" w:history="1">
             <w:r>
               <w:rPr>
                 <w:rStyle w:val="Hyperlink"/>
@@ -5299,7 +5299,7 @@
               <w:rPr>
                 <w:webHidden/>
               </w:rPr>
-              <w:instrText xml:space="preserve"> PAGEREF _Toc225866400 \h </w:instrText>
+              <w:instrText xml:space="preserve"> PAGEREF _Toc225881873 \h </w:instrText>
             </w:r>
             <w:r>
               <w:rPr>
@@ -5340,7 +5340,7 @@
               <w:szCs w:val="24"/>
             </w:rPr>
           </w:pPr>
-          <w:hyperlink w:anchor="_Toc225866401" w:history="1">
+          <w:hyperlink w:anchor="_Toc225881874" w:history="1">
             <w:r>
               <w:rPr>
                 <w:rStyle w:val="Hyperlink"/>
@@ -5383,7 +5383,7 @@
                 <w:noProof/>
                 <w:webHidden/>
               </w:rPr>
-              <w:instrText xml:space="preserve"> PAGEREF _Toc225866401 \h </w:instrText>
+              <w:instrText xml:space="preserve"> PAGEREF _Toc225881874 \h </w:instrText>
             </w:r>
             <w:r>
               <w:rPr>
@@ -5428,7 +5428,7 @@
               <w:szCs w:val="24"/>
             </w:rPr>
           </w:pPr>
-          <w:hyperlink w:anchor="_Toc225866402" w:history="1">
+          <w:hyperlink w:anchor="_Toc225881875" w:history="1">
             <w:r>
               <w:rPr>
                 <w:rStyle w:val="Hyperlink"/>
@@ -5471,7 +5471,7 @@
                 <w:noProof/>
                 <w:webHidden/>
               </w:rPr>
-              <w:instrText xml:space="preserve"> PAGEREF _Toc225866402 \h </w:instrText>
+              <w:instrText xml:space="preserve"> PAGEREF _Toc225881875 \h </w:instrText>
             </w:r>
             <w:r>
               <w:rPr>
@@ -5516,7 +5516,7 @@
               <w:szCs w:val="24"/>
             </w:rPr>
           </w:pPr>
-          <w:hyperlink w:anchor="_Toc225866403" w:history="1">
+          <w:hyperlink w:anchor="_Toc225881876" w:history="1">
             <w:r>
               <w:rPr>
                 <w:rStyle w:val="Hyperlink"/>
@@ -5559,7 +5559,7 @@
                 <w:noProof/>
                 <w:webHidden/>
               </w:rPr>
-              <w:instrText xml:space="preserve"> PAGEREF _Toc225866403 \h </w:instrText>
+              <w:instrText xml:space="preserve"> PAGEREF _Toc225881876 \h </w:instrText>
             </w:r>
             <w:r>
               <w:rPr>
@@ -5604,7 +5604,7 @@
               <w:szCs w:val="24"/>
             </w:rPr>
           </w:pPr>
-          <w:hyperlink w:anchor="_Toc225866404" w:history="1">
+          <w:hyperlink w:anchor="_Toc225881877" w:history="1">
             <w:r>
               <w:rPr>
                 <w:rStyle w:val="Hyperlink"/>
@@ -5647,7 +5647,7 @@
                 <w:noProof/>
                 <w:webHidden/>
               </w:rPr>
-              <w:instrText xml:space="preserve"> PAGEREF _Toc225866404 \h </w:instrText>
+              <w:instrText xml:space="preserve"> PAGEREF _Toc225881877 \h </w:instrText>
             </w:r>
             <w:r>
               <w:rPr>
@@ -5692,7 +5692,7 @@
               <w:szCs w:val="24"/>
             </w:rPr>
           </w:pPr>
-          <w:hyperlink w:anchor="_Toc225866405" w:history="1">
+          <w:hyperlink w:anchor="_Toc225881878" w:history="1">
             <w:r>
               <w:rPr>
                 <w:rStyle w:val="Hyperlink"/>
@@ -5735,7 +5735,7 @@
                 <w:noProof/>
                 <w:webHidden/>
               </w:rPr>
-              <w:instrText xml:space="preserve"> PAGEREF _Toc225866405 \h </w:instrText>
+              <w:instrText xml:space="preserve"> PAGEREF _Toc225881878 \h </w:instrText>
             </w:r>
             <w:r>
               <w:rPr>
@@ -5780,7 +5780,7 @@
               <w:szCs w:val="24"/>
             </w:rPr>
           </w:pPr>
-          <w:hyperlink w:anchor="_Toc225866406" w:history="1">
+          <w:hyperlink w:anchor="_Toc225881879" w:history="1">
             <w:r>
               <w:rPr>
                 <w:rStyle w:val="Hyperlink"/>
@@ -5823,7 +5823,7 @@
                 <w:noProof/>
                 <w:webHidden/>
               </w:rPr>
-              <w:instrText xml:space="preserve"> PAGEREF _Toc225866406 \h </w:instrText>
+              <w:instrText xml:space="preserve"> PAGEREF _Toc225881879 \h </w:instrText>
             </w:r>
             <w:r>
               <w:rPr>
@@ -5868,7 +5868,7 @@
               <w:szCs w:val="24"/>
             </w:rPr>
           </w:pPr>
-          <w:hyperlink w:anchor="_Toc225866407" w:history="1">
+          <w:hyperlink w:anchor="_Toc225881880" w:history="1">
             <w:r>
               <w:rPr>
                 <w:rStyle w:val="Hyperlink"/>
@@ -5911,7 +5911,7 @@
                 <w:noProof/>
                 <w:webHidden/>
               </w:rPr>
-              <w:instrText xml:space="preserve"> PAGEREF _Toc225866407 \h </w:instrText>
+              <w:instrText xml:space="preserve"> PAGEREF _Toc225881880 \h </w:instrText>
             </w:r>
             <w:r>
               <w:rPr>
@@ -5956,7 +5956,7 @@
               <w:szCs w:val="24"/>
             </w:rPr>
           </w:pPr>
-          <w:hyperlink w:anchor="_Toc225866408" w:history="1">
+          <w:hyperlink w:anchor="_Toc225881881" w:history="1">
             <w:r>
               <w:rPr>
                 <w:rStyle w:val="Hyperlink"/>
@@ -5999,7 +5999,7 @@
                 <w:noProof/>
                 <w:webHidden/>
               </w:rPr>
-              <w:instrText xml:space="preserve"> PAGEREF _Toc225866408 \h </w:instrText>
+              <w:instrText xml:space="preserve"> PAGEREF _Toc225881881 \h </w:instrText>
             </w:r>
             <w:r>
               <w:rPr>
@@ -6044,7 +6044,7 @@
               <w:szCs w:val="24"/>
             </w:rPr>
           </w:pPr>
-          <w:hyperlink w:anchor="_Toc225866409" w:history="1">
+          <w:hyperlink w:anchor="_Toc225881882" w:history="1">
             <w:r>
               <w:rPr>
                 <w:rStyle w:val="Hyperlink"/>
@@ -6087,7 +6087,7 @@
                 <w:noProof/>
                 <w:webHidden/>
               </w:rPr>
-              <w:instrText xml:space="preserve"> PAGEREF _Toc225866409 \h </w:instrText>
+              <w:instrText xml:space="preserve"> PAGEREF _Toc225881882 \h </w:instrText>
             </w:r>
             <w:r>
               <w:rPr>
@@ -6132,7 +6132,7 @@
               <w:szCs w:val="24"/>
             </w:rPr>
           </w:pPr>
-          <w:hyperlink w:anchor="_Toc225866410" w:history="1">
+          <w:hyperlink w:anchor="_Toc225881883" w:history="1">
             <w:r>
               <w:rPr>
                 <w:rStyle w:val="Hyperlink"/>
@@ -6175,7 +6175,7 @@
                 <w:noProof/>
                 <w:webHidden/>
               </w:rPr>
-              <w:instrText xml:space="preserve"> PAGEREF _Toc225866410 \h </w:instrText>
+              <w:instrText xml:space="preserve"> PAGEREF _Toc225881883 \h </w:instrText>
             </w:r>
             <w:r>
               <w:rPr>
@@ -6220,7 +6220,7 @@
               <w:szCs w:val="24"/>
             </w:rPr>
           </w:pPr>
-          <w:hyperlink w:anchor="_Toc225866411" w:history="1">
+          <w:hyperlink w:anchor="_Toc225881884" w:history="1">
             <w:r>
               <w:rPr>
                 <w:rStyle w:val="Hyperlink"/>
@@ -6259,7 +6259,7 @@
               <w:rPr>
                 <w:webHidden/>
               </w:rPr>
-              <w:instrText xml:space="preserve"> PAGEREF _Toc225866411 \h </w:instrText>
+              <w:instrText xml:space="preserve"> PAGEREF _Toc225881884 \h </w:instrText>
             </w:r>
             <w:r>
               <w:rPr>
@@ -6300,7 +6300,7 @@
               <w:szCs w:val="24"/>
             </w:rPr>
           </w:pPr>
-          <w:hyperlink w:anchor="_Toc225866412" w:history="1">
+          <w:hyperlink w:anchor="_Toc225881885" w:history="1">
             <w:r>
               <w:rPr>
                 <w:rStyle w:val="Hyperlink"/>
@@ -6343,7 +6343,7 @@
                 <w:noProof/>
                 <w:webHidden/>
               </w:rPr>
-              <w:instrText xml:space="preserve"> PAGEREF _Toc225866412 \h </w:instrText>
+              <w:instrText xml:space="preserve"> PAGEREF _Toc225881885 \h </w:instrText>
             </w:r>
             <w:r>
               <w:rPr>
@@ -6388,7 +6388,7 @@
               <w:szCs w:val="24"/>
             </w:rPr>
           </w:pPr>
-          <w:hyperlink w:anchor="_Toc225866413" w:history="1">
+          <w:hyperlink w:anchor="_Toc225881886" w:history="1">
             <w:r>
               <w:rPr>
                 <w:rStyle w:val="Hyperlink"/>
@@ -6431,7 +6431,7 @@
                 <w:noProof/>
                 <w:webHidden/>
               </w:rPr>
-              <w:instrText xml:space="preserve"> PAGEREF _Toc225866413 \h </w:instrText>
+              <w:instrText xml:space="preserve"> PAGEREF _Toc225881886 \h </w:instrText>
             </w:r>
             <w:r>
               <w:rPr>
@@ -6476,7 +6476,7 @@
               <w:szCs w:val="24"/>
             </w:rPr>
           </w:pPr>
-          <w:hyperlink w:anchor="_Toc225866414" w:history="1">
+          <w:hyperlink w:anchor="_Toc225881887" w:history="1">
             <w:r>
               <w:rPr>
                 <w:rStyle w:val="Hyperlink"/>
@@ -6519,7 +6519,7 @@
                 <w:noProof/>
                 <w:webHidden/>
               </w:rPr>
-              <w:instrText xml:space="preserve"> PAGEREF _Toc225866414 \h </w:instrText>
+              <w:instrText xml:space="preserve"> PAGEREF _Toc225881887 \h </w:instrText>
             </w:r>
             <w:r>
               <w:rPr>
@@ -6564,7 +6564,7 @@
               <w:szCs w:val="24"/>
             </w:rPr>
           </w:pPr>
-          <w:hyperlink w:anchor="_Toc225866415" w:history="1">
+          <w:hyperlink w:anchor="_Toc225881888" w:history="1">
             <w:r>
               <w:rPr>
                 <w:rStyle w:val="Hyperlink"/>
@@ -6607,7 +6607,7 @@
                 <w:noProof/>
                 <w:webHidden/>
               </w:rPr>
-              <w:instrText xml:space="preserve"> PAGEREF _Toc225866415 \h </w:instrText>
+              <w:instrText xml:space="preserve"> PAGEREF _Toc225881888 \h </w:instrText>
             </w:r>
             <w:r>
               <w:rPr>
@@ -6652,7 +6652,7 @@
               <w:szCs w:val="24"/>
             </w:rPr>
           </w:pPr>
-          <w:hyperlink w:anchor="_Toc225866416" w:history="1">
+          <w:hyperlink w:anchor="_Toc225881889" w:history="1">
             <w:r>
               <w:rPr>
                 <w:rStyle w:val="Hyperlink"/>
@@ -6691,7 +6691,7 @@
               <w:rPr>
                 <w:webHidden/>
               </w:rPr>
-              <w:instrText xml:space="preserve"> PAGEREF _Toc225866416 \h </w:instrText>
+              <w:instrText xml:space="preserve"> PAGEREF _Toc225881889 \h </w:instrText>
             </w:r>
             <w:r>
               <w:rPr>
@@ -6732,7 +6732,7 @@
               <w:szCs w:val="24"/>
             </w:rPr>
           </w:pPr>
-          <w:hyperlink w:anchor="_Toc225866417" w:history="1">
+          <w:hyperlink w:anchor="_Toc225881890" w:history="1">
             <w:r>
               <w:rPr>
                 <w:rStyle w:val="Hyperlink"/>
@@ -6775,7 +6775,7 @@
                 <w:noProof/>
                 <w:webHidden/>
               </w:rPr>
-              <w:instrText xml:space="preserve"> PAGEREF _Toc225866417 \h </w:instrText>
+              <w:instrText xml:space="preserve"> PAGEREF _Toc225881890 \h </w:instrText>
             </w:r>
             <w:r>
               <w:rPr>
@@ -6820,7 +6820,7 @@
               <w:szCs w:val="24"/>
             </w:rPr>
           </w:pPr>
-          <w:hyperlink w:anchor="_Toc225866418" w:history="1">
+          <w:hyperlink w:anchor="_Toc225881891" w:history="1">
             <w:r>
               <w:rPr>
                 <w:rStyle w:val="Hyperlink"/>
@@ -6863,7 +6863,7 @@
                 <w:noProof/>
                 <w:webHidden/>
               </w:rPr>
-              <w:instrText xml:space="preserve"> PAGEREF _Toc225866418 \h </w:instrText>
+              <w:instrText xml:space="preserve"> PAGEREF _Toc225881891 \h </w:instrText>
             </w:r>
             <w:r>
               <w:rPr>
@@ -6908,7 +6908,7 @@
               <w:szCs w:val="24"/>
             </w:rPr>
           </w:pPr>
-          <w:hyperlink w:anchor="_Toc225866419" w:history="1">
+          <w:hyperlink w:anchor="_Toc225881892" w:history="1">
             <w:r>
               <w:rPr>
                 <w:rStyle w:val="Hyperlink"/>
@@ -6951,7 +6951,7 @@
                 <w:noProof/>
                 <w:webHidden/>
               </w:rPr>
-              <w:instrText xml:space="preserve"> PAGEREF _Toc225866419 \h </w:instrText>
+              <w:instrText xml:space="preserve"> PAGEREF _Toc225881892 \h </w:instrText>
             </w:r>
             <w:r>
               <w:rPr>
@@ -6996,7 +6996,7 @@
               <w:szCs w:val="24"/>
             </w:rPr>
           </w:pPr>
-          <w:hyperlink w:anchor="_Toc225866420" w:history="1">
+          <w:hyperlink w:anchor="_Toc225881893" w:history="1">
             <w:r>
               <w:rPr>
                 <w:rStyle w:val="Hyperlink"/>
@@ -7039,7 +7039,7 @@
                 <w:noProof/>
                 <w:webHidden/>
               </w:rPr>
-              <w:instrText xml:space="preserve"> PAGEREF _Toc225866420 \h </w:instrText>
+              <w:instrText xml:space="preserve"> PAGEREF _Toc225881893 \h </w:instrText>
             </w:r>
             <w:r>
               <w:rPr>
@@ -7084,7 +7084,7 @@
               <w:szCs w:val="24"/>
             </w:rPr>
           </w:pPr>
-          <w:hyperlink w:anchor="_Toc225866421" w:history="1">
+          <w:hyperlink w:anchor="_Toc225881894" w:history="1">
             <w:r>
               <w:rPr>
                 <w:rStyle w:val="Hyperlink"/>
@@ -7123,7 +7123,7 @@
               <w:rPr>
                 <w:webHidden/>
               </w:rPr>
-              <w:instrText xml:space="preserve"> PAGEREF _Toc225866421 \h </w:instrText>
+              <w:instrText xml:space="preserve"> PAGEREF _Toc225881894 \h </w:instrText>
             </w:r>
             <w:r>
               <w:rPr>
@@ -7164,7 +7164,7 @@
               <w:szCs w:val="24"/>
             </w:rPr>
           </w:pPr>
-          <w:hyperlink w:anchor="_Toc225866422" w:history="1">
+          <w:hyperlink w:anchor="_Toc225881895" w:history="1">
             <w:r>
               <w:rPr>
                 <w:rStyle w:val="Hyperlink"/>
@@ -7207,7 +7207,7 @@
                 <w:noProof/>
                 <w:webHidden/>
               </w:rPr>
-              <w:instrText xml:space="preserve"> PAGEREF _Toc225866422 \h </w:instrText>
+              <w:instrText xml:space="preserve"> PAGEREF _Toc225881895 \h </w:instrText>
             </w:r>
             <w:r>
               <w:rPr>
@@ -7252,7 +7252,7 @@
               <w:szCs w:val="24"/>
             </w:rPr>
           </w:pPr>
-          <w:hyperlink w:anchor="_Toc225866423" w:history="1">
+          <w:hyperlink w:anchor="_Toc225881896" w:history="1">
             <w:r>
               <w:rPr>
                 <w:rStyle w:val="Hyperlink"/>
@@ -7295,7 +7295,7 @@
                 <w:noProof/>
                 <w:webHidden/>
               </w:rPr>
-              <w:instrText xml:space="preserve"> PAGEREF _Toc225866423 \h </w:instrText>
+              <w:instrText xml:space="preserve"> PAGEREF _Toc225881896 \h </w:instrText>
             </w:r>
             <w:r>
               <w:rPr>
@@ -7340,7 +7340,7 @@
               <w:szCs w:val="24"/>
             </w:rPr>
           </w:pPr>
-          <w:hyperlink w:anchor="_Toc225866424" w:history="1">
+          <w:hyperlink w:anchor="_Toc225881897" w:history="1">
             <w:r>
               <w:rPr>
                 <w:rStyle w:val="Hyperlink"/>
@@ -7383,7 +7383,7 @@
                 <w:noProof/>
                 <w:webHidden/>
               </w:rPr>
-              <w:instrText xml:space="preserve"> PAGEREF _Toc225866424 \h </w:instrText>
+              <w:instrText xml:space="preserve"> PAGEREF _Toc225881897 \h </w:instrText>
             </w:r>
             <w:r>
               <w:rPr>
@@ -7428,7 +7428,7 @@
               <w:szCs w:val="24"/>
             </w:rPr>
           </w:pPr>
-          <w:hyperlink w:anchor="_Toc225866425" w:history="1">
+          <w:hyperlink w:anchor="_Toc225881898" w:history="1">
             <w:r>
               <w:rPr>
                 <w:rStyle w:val="Hyperlink"/>
@@ -7471,7 +7471,7 @@
                 <w:noProof/>
                 <w:webHidden/>
               </w:rPr>
-              <w:instrText xml:space="preserve"> PAGEREF _Toc225866425 \h </w:instrText>
+              <w:instrText xml:space="preserve"> PAGEREF _Toc225881898 \h </w:instrText>
             </w:r>
             <w:r>
               <w:rPr>
@@ -7516,7 +7516,7 @@
               <w:szCs w:val="24"/>
             </w:rPr>
           </w:pPr>
-          <w:hyperlink w:anchor="_Toc225866426" w:history="1">
+          <w:hyperlink w:anchor="_Toc225881899" w:history="1">
             <w:r>
               <w:rPr>
                 <w:rStyle w:val="Hyperlink"/>
@@ -7555,7 +7555,7 @@
               <w:rPr>
                 <w:webHidden/>
               </w:rPr>
-              <w:instrText xml:space="preserve"> PAGEREF _Toc225866426 \h </w:instrText>
+              <w:instrText xml:space="preserve"> PAGEREF _Toc225881899 \h </w:instrText>
             </w:r>
             <w:r>
               <w:rPr>
@@ -7596,7 +7596,7 @@
               <w:szCs w:val="24"/>
             </w:rPr>
           </w:pPr>
-          <w:hyperlink w:anchor="_Toc225866427" w:history="1">
+          <w:hyperlink w:anchor="_Toc225881900" w:history="1">
             <w:r>
               <w:rPr>
                 <w:rStyle w:val="Hyperlink"/>
@@ -7639,7 +7639,7 @@
                 <w:noProof/>
                 <w:webHidden/>
               </w:rPr>
-              <w:instrText xml:space="preserve"> PAGEREF _Toc225866427 \h </w:instrText>
+              <w:instrText xml:space="preserve"> PAGEREF _Toc225881900 \h </w:instrText>
             </w:r>
             <w:r>
               <w:rPr>
@@ -7684,7 +7684,7 @@
               <w:szCs w:val="24"/>
             </w:rPr>
           </w:pPr>
-          <w:hyperlink w:anchor="_Toc225866428" w:history="1">
+          <w:hyperlink w:anchor="_Toc225881901" w:history="1">
             <w:r>
               <w:rPr>
                 <w:rStyle w:val="Hyperlink"/>
@@ -7727,7 +7727,7 @@
                 <w:noProof/>
                 <w:webHidden/>
               </w:rPr>
-              <w:instrText xml:space="preserve"> PAGEREF _Toc225866428 \h </w:instrText>
+              <w:instrText xml:space="preserve"> PAGEREF _Toc225881901 \h </w:instrText>
             </w:r>
             <w:r>
               <w:rPr>
@@ -7748,6 +7748,196 @@
                 <w:webHidden/>
               </w:rPr>
               <w:t>27</w:t>
+            </w:r>
+            <w:r>
+              <w:rPr>
+                <w:noProof/>
+                <w:webHidden/>
+              </w:rPr>
+              <w:fldChar w:fldCharType="end"/>
+            </w:r>
+          </w:hyperlink>
+        </w:p>
+        <w:p>
+          <w:pPr>
+            <w:pStyle w:val="TOC2"/>
+            <w:tabs>
+              <w:tab w:val="left" w:pos="960"/>
+              <w:tab w:val="right" w:leader="dot" w:pos="10530"/>
+            </w:tabs>
+            <w:rPr>
+              <w:rFonts w:asciiTheme="minorHAnsi" w:eastAsiaTheme="minorEastAsia" w:hAnsiTheme="minorHAnsi"/>
+              <w:noProof/>
+              <w:sz w:val="24"/>
+              <w:szCs w:val="24"/>
+            </w:rPr>
+          </w:pPr>
+          <w:hyperlink w:anchor="_Toc225881902" w:history="1">
+            <w:r>
+              <w:rPr>
+                <w:rStyle w:val="Hyperlink"/>
+                <w:noProof/>
+              </w:rPr>
+              <w:t>11.3</w:t>
+            </w:r>
+            <w:r>
+              <w:rPr>
+                <w:rFonts w:asciiTheme="minorHAnsi" w:eastAsiaTheme="minorEastAsia" w:hAnsiTheme="minorHAnsi"/>
+                <w:noProof/>
+                <w:sz w:val="24"/>
+                <w:szCs w:val="24"/>
+              </w:rPr>
+              <w:tab/>
+            </w:r>
+            <w:r>
+              <w:rPr>
+                <w:rStyle w:val="Hyperlink"/>
+                <w:noProof/>
+              </w:rPr>
+              <w:t>Filtering and Ordering</w:t>
+            </w:r>
+            <w:r>
+              <w:rPr>
+                <w:noProof/>
+                <w:webHidden/>
+              </w:rPr>
+              <w:tab/>
+            </w:r>
+            <w:r>
+              <w:rPr>
+                <w:noProof/>
+                <w:webHidden/>
+              </w:rPr>
+              <w:fldChar w:fldCharType="begin"/>
+            </w:r>
+            <w:r>
+              <w:rPr>
+                <w:noProof/>
+                <w:webHidden/>
+              </w:rPr>
+              <w:instrText xml:space="preserve"> PAGEREF _Toc225881902 \h </w:instrText>
+            </w:r>
+            <w:r>
+              <w:rPr>
+                <w:noProof/>
+                <w:webHidden/>
+              </w:rPr>
+            </w:r>
+            <w:r>
+              <w:rPr>
+                <w:noProof/>
+                <w:webHidden/>
+              </w:rPr>
+              <w:fldChar w:fldCharType="separate"/>
+            </w:r>
+            <w:r>
+              <w:rPr>
+                <w:noProof/>
+                <w:webHidden/>
+              </w:rPr>
+              <w:t>28</w:t>
+            </w:r>
+            <w:r>
+              <w:rPr>
+                <w:noProof/>
+                <w:webHidden/>
+              </w:rPr>
+              <w:fldChar w:fldCharType="end"/>
+            </w:r>
+          </w:hyperlink>
+        </w:p>
+        <w:p>
+          <w:pPr>
+            <w:pStyle w:val="TOC2"/>
+            <w:tabs>
+              <w:tab w:val="left" w:pos="960"/>
+              <w:tab w:val="right" w:leader="dot" w:pos="10530"/>
+            </w:tabs>
+            <w:rPr>
+              <w:rFonts w:asciiTheme="minorHAnsi" w:eastAsiaTheme="minorEastAsia" w:hAnsiTheme="minorHAnsi"/>
+              <w:noProof/>
+              <w:sz w:val="24"/>
+              <w:szCs w:val="24"/>
+            </w:rPr>
+          </w:pPr>
+          <w:hyperlink w:anchor="_Toc225881903" w:history="1">
+            <w:r>
+              <w:rPr>
+                <w:rStyle w:val="Hyperlink"/>
+                <w:noProof/>
+              </w:rPr>
+              <w:t>11.4</w:t>
+            </w:r>
+            <w:r>
+              <w:rPr>
+                <w:rFonts w:asciiTheme="minorHAnsi" w:eastAsiaTheme="minorEastAsia" w:hAnsiTheme="minorHAnsi"/>
+                <w:noProof/>
+                <w:sz w:val="24"/>
+                <w:szCs w:val="24"/>
+              </w:rPr>
+              <w:tab/>
+            </w:r>
+            <w:r>
+              <w:rPr>
+                <w:rStyle w:val="Hyperlink"/>
+                <w:noProof/>
+              </w:rPr>
+              <w:t>Search</w:t>
+            </w:r>
+            <w:r>
+              <w:rPr>
+                <w:rStyle w:val="Hyperlink"/>
+                <w:noProof/>
+              </w:rPr>
+              <w:t xml:space="preserve"> </w:t>
+            </w:r>
+            <w:r>
+              <w:rPr>
+                <w:rStyle w:val="Hyperlink"/>
+                <w:noProof/>
+              </w:rPr>
+              <w:t>Bar</w:t>
+            </w:r>
+            <w:r>
+              <w:rPr>
+                <w:noProof/>
+                <w:webHidden/>
+              </w:rPr>
+              <w:tab/>
+            </w:r>
+            <w:r>
+              <w:rPr>
+                <w:noProof/>
+                <w:webHidden/>
+              </w:rPr>
+              <w:fldChar w:fldCharType="begin"/>
+            </w:r>
+            <w:r>
+              <w:rPr>
+                <w:noProof/>
+                <w:webHidden/>
+              </w:rPr>
+              <w:instrText xml:space="preserve"> PAGEREF _Toc225881903 \h </w:instrText>
+            </w:r>
+            <w:r>
+              <w:rPr>
+                <w:noProof/>
+                <w:webHidden/>
+              </w:rPr>
+            </w:r>
+            <w:r>
+              <w:rPr>
+                <w:noProof/>
+                <w:webHidden/>
+              </w:rPr>
+              <w:fldChar w:fldCharType="separate"/>
+            </w:r>
+            <w:r>
+              <w:rPr>
+                <w:noProof/>
+                <w:webHidden/>
+              </w:rPr>
+              <w:t>28</w:t>
             </w:r>
             <w:r>
               <w:rPr>
@@ -7772,7 +7962,7 @@
               <w:szCs w:val="24"/>
             </w:rPr>
           </w:pPr>
-          <w:hyperlink w:anchor="_Toc225866429" w:history="1">
+          <w:hyperlink w:anchor="_Toc225881904" w:history="1">
             <w:r>
               <w:rPr>
                 <w:rStyle w:val="Hyperlink"/>
@@ -7811,7 +8001,7 @@
               <w:rPr>
                 <w:webHidden/>
               </w:rPr>
-              <w:instrText xml:space="preserve"> PAGEREF _Toc225866429 \h </w:instrText>
+              <w:instrText xml:space="preserve"> PAGEREF _Toc225881904 \h </w:instrText>
             </w:r>
             <w:r>
               <w:rPr>
@@ -7852,7 +8042,7 @@
               <w:szCs w:val="24"/>
             </w:rPr>
           </w:pPr>
-          <w:hyperlink w:anchor="_Toc225866430" w:history="1">
+          <w:hyperlink w:anchor="_Toc225881905" w:history="1">
             <w:r>
               <w:rPr>
                 <w:rStyle w:val="Hyperlink"/>
@@ -7895,7 +8085,7 @@
                 <w:noProof/>
                 <w:webHidden/>
               </w:rPr>
-              <w:instrText xml:space="preserve"> PAGEREF _Toc225866430 \h </w:instrText>
+              <w:instrText xml:space="preserve"> PAGEREF _Toc225881905 \h </w:instrText>
             </w:r>
             <w:r>
               <w:rPr>
@@ -7940,7 +8130,7 @@
               <w:szCs w:val="24"/>
             </w:rPr>
           </w:pPr>
-          <w:hyperlink w:anchor="_Toc225866431" w:history="1">
+          <w:hyperlink w:anchor="_Toc225881906" w:history="1">
             <w:r>
               <w:rPr>
                 <w:rStyle w:val="Hyperlink"/>
@@ -7983,7 +8173,7 @@
                 <w:noProof/>
                 <w:webHidden/>
               </w:rPr>
-              <w:instrText xml:space="preserve"> PAGEREF _Toc225866431 \h </w:instrText>
+              <w:instrText xml:space="preserve"> PAGEREF _Toc225881906 \h </w:instrText>
             </w:r>
             <w:r>
               <w:rPr>
@@ -8028,7 +8218,7 @@
               <w:szCs w:val="24"/>
             </w:rPr>
           </w:pPr>
-          <w:hyperlink w:anchor="_Toc225866432" w:history="1">
+          <w:hyperlink w:anchor="_Toc225881907" w:history="1">
             <w:r>
               <w:rPr>
                 <w:rStyle w:val="Hyperlink"/>
@@ -8071,7 +8261,7 @@
                 <w:noProof/>
                 <w:webHidden/>
               </w:rPr>
-              <w:instrText xml:space="preserve"> PAGEREF _Toc225866432 \h </w:instrText>
+              <w:instrText xml:space="preserve"> PAGEREF _Toc225881907 \h </w:instrText>
             </w:r>
             <w:r>
               <w:rPr>
@@ -8116,7 +8306,7 @@
               <w:szCs w:val="24"/>
             </w:rPr>
           </w:pPr>
-          <w:hyperlink w:anchor="_Toc225866433" w:history="1">
+          <w:hyperlink w:anchor="_Toc225881908" w:history="1">
             <w:r>
               <w:rPr>
                 <w:rStyle w:val="Hyperlink"/>
@@ -8159,7 +8349,7 @@
                 <w:noProof/>
                 <w:webHidden/>
               </w:rPr>
-              <w:instrText xml:space="preserve"> PAGEREF _Toc225866433 \h </w:instrText>
+              <w:instrText xml:space="preserve"> PAGEREF _Toc225881908 \h </w:instrText>
             </w:r>
             <w:r>
               <w:rPr>
@@ -8204,7 +8394,7 @@
               <w:szCs w:val="24"/>
             </w:rPr>
           </w:pPr>
-          <w:hyperlink w:anchor="_Toc225866434" w:history="1">
+          <w:hyperlink w:anchor="_Toc225881909" w:history="1">
             <w:r>
               <w:rPr>
                 <w:rStyle w:val="Hyperlink"/>
@@ -8243,7 +8433,7 @@
               <w:rPr>
                 <w:webHidden/>
               </w:rPr>
-              <w:instrText xml:space="preserve"> PAGEREF _Toc225866434 \h </w:instrText>
+              <w:instrText xml:space="preserve"> PAGEREF _Toc225881909 \h </w:instrText>
             </w:r>
             <w:r>
               <w:rPr>
@@ -8284,7 +8474,7 @@
               <w:szCs w:val="24"/>
             </w:rPr>
           </w:pPr>
-          <w:hyperlink w:anchor="_Toc225866435" w:history="1">
+          <w:hyperlink w:anchor="_Toc225881910" w:history="1">
             <w:r>
               <w:rPr>
                 <w:rStyle w:val="Hyperlink"/>
@@ -8323,7 +8513,7 @@
               <w:rPr>
                 <w:webHidden/>
               </w:rPr>
-              <w:instrText xml:space="preserve"> PAGEREF _Toc225866435 \h </w:instrText>
+              <w:instrText xml:space="preserve"> PAGEREF _Toc225881910 \h </w:instrText>
             </w:r>
             <w:r>
               <w:rPr>
@@ -8364,7 +8554,7 @@
               <w:szCs w:val="24"/>
             </w:rPr>
           </w:pPr>
-          <w:hyperlink w:anchor="_Toc225866436" w:history="1">
+          <w:hyperlink w:anchor="_Toc225881911" w:history="1">
             <w:r>
               <w:rPr>
                 <w:rStyle w:val="Hyperlink"/>
@@ -8407,7 +8597,7 @@
                 <w:noProof/>
                 <w:webHidden/>
               </w:rPr>
-              <w:instrText xml:space="preserve"> PAGEREF _Toc225866436 \h </w:instrText>
+              <w:instrText xml:space="preserve"> PAGEREF _Toc225881911 \h </w:instrText>
             </w:r>
             <w:r>
               <w:rPr>
@@ -8452,7 +8642,7 @@
               <w:szCs w:val="24"/>
             </w:rPr>
           </w:pPr>
-          <w:hyperlink w:anchor="_Toc225866437" w:history="1">
+          <w:hyperlink w:anchor="_Toc225881912" w:history="1">
             <w:r>
               <w:rPr>
                 <w:rStyle w:val="Hyperlink"/>
@@ -8495,7 +8685,7 @@
                 <w:noProof/>
                 <w:webHidden/>
               </w:rPr>
-              <w:instrText xml:space="preserve"> PAGEREF _Toc225866437 \h </w:instrText>
+              <w:instrText xml:space="preserve"> PAGEREF _Toc225881912 \h </w:instrText>
             </w:r>
             <w:r>
               <w:rPr>
@@ -8540,7 +8730,7 @@
               <w:szCs w:val="24"/>
             </w:rPr>
           </w:pPr>
-          <w:hyperlink w:anchor="_Toc225866438" w:history="1">
+          <w:hyperlink w:anchor="_Toc225881913" w:history="1">
             <w:r>
               <w:rPr>
                 <w:rStyle w:val="Hyperlink"/>
@@ -8583,7 +8773,7 @@
                 <w:noProof/>
                 <w:webHidden/>
               </w:rPr>
-              <w:instrText xml:space="preserve"> PAGEREF _Toc225866438 \h </w:instrText>
+              <w:instrText xml:space="preserve"> PAGEREF _Toc225881913 \h </w:instrText>
             </w:r>
             <w:r>
               <w:rPr>
@@ -8628,7 +8818,7 @@
               <w:szCs w:val="24"/>
             </w:rPr>
           </w:pPr>
-          <w:hyperlink w:anchor="_Toc225866439" w:history="1">
+          <w:hyperlink w:anchor="_Toc225881914" w:history="1">
             <w:r>
               <w:rPr>
                 <w:rStyle w:val="Hyperlink"/>
@@ -8671,7 +8861,7 @@
                 <w:noProof/>
                 <w:webHidden/>
               </w:rPr>
-              <w:instrText xml:space="preserve"> PAGEREF _Toc225866439 \h </w:instrText>
+              <w:instrText xml:space="preserve"> PAGEREF _Toc225881914 \h </w:instrText>
             </w:r>
             <w:r>
               <w:rPr>
@@ -8716,7 +8906,7 @@
               <w:szCs w:val="24"/>
             </w:rPr>
           </w:pPr>
-          <w:hyperlink w:anchor="_Toc225866440" w:history="1">
+          <w:hyperlink w:anchor="_Toc225881915" w:history="1">
             <w:r>
               <w:rPr>
                 <w:rStyle w:val="Hyperlink"/>
@@ -8759,7 +8949,7 @@
                 <w:noProof/>
                 <w:webHidden/>
               </w:rPr>
-              <w:instrText xml:space="preserve"> PAGEREF _Toc225866440 \h </w:instrText>
+              <w:instrText xml:space="preserve"> PAGEREF _Toc225881915 \h </w:instrText>
             </w:r>
             <w:r>
               <w:rPr>
@@ -8804,7 +8994,7 @@
               <w:szCs w:val="24"/>
             </w:rPr>
           </w:pPr>
-          <w:hyperlink w:anchor="_Toc225866441" w:history="1">
+          <w:hyperlink w:anchor="_Toc225881916" w:history="1">
             <w:r>
               <w:rPr>
                 <w:rStyle w:val="Hyperlink"/>
@@ -8843,7 +9033,7 @@
               <w:rPr>
                 <w:webHidden/>
               </w:rPr>
-              <w:instrText xml:space="preserve"> PAGEREF _Toc225866441 \h </w:instrText>
+              <w:instrText xml:space="preserve"> PAGEREF _Toc225881916 \h </w:instrText>
             </w:r>
             <w:r>
               <w:rPr>
@@ -8901,19 +9091,9 @@
     </w:p>
     <w:p>
       <w:pPr>
-        <w:pStyle w:val="NoSpacing"/>
-      </w:pPr>
-    </w:p>
-    <w:p>
-      <w:pPr>
-        <w:pStyle w:val="NoSpacing"/>
-      </w:pPr>
-    </w:p>
-    <w:p>
-      <w:pPr>
         <w:pStyle w:val="Heading1"/>
       </w:pPr>
-      <w:bookmarkStart w:id="0" w:name="_Toc225866344"/>
+      <w:bookmarkStart w:id="0" w:name="_Toc225881817"/>
       <w:r>
         <w:lastRenderedPageBreak/>
         <w:t>DOCUMENT INFORMATION</w:t>
@@ -8924,7 +9104,7 @@
       <w:pPr>
         <w:pStyle w:val="Heading2"/>
       </w:pPr>
-      <w:bookmarkStart w:id="1" w:name="_Toc225866345"/>
+      <w:bookmarkStart w:id="1" w:name="_Toc225881818"/>
       <w:r>
         <w:t>Validation</w:t>
       </w:r>
@@ -9497,7 +9677,7 @@
       <w:pPr>
         <w:pStyle w:val="Heading2"/>
       </w:pPr>
-      <w:bookmarkStart w:id="2" w:name="_Toc225866346"/>
+      <w:bookmarkStart w:id="2" w:name="_Toc225881819"/>
       <w:r>
         <w:t>Document Distribution</w:t>
       </w:r>
@@ -9738,7 +9918,7 @@
       <w:pPr>
         <w:pStyle w:val="Heading2"/>
       </w:pPr>
-      <w:bookmarkStart w:id="3" w:name="_Toc225866347"/>
+      <w:bookmarkStart w:id="3" w:name="_Toc225881820"/>
       <w:r>
         <w:t>Version Control</w:t>
       </w:r>
@@ -10203,7 +10383,7 @@
       <w:pPr>
         <w:pStyle w:val="Heading1"/>
       </w:pPr>
-      <w:bookmarkStart w:id="4" w:name="_Toc225866348"/>
+      <w:bookmarkStart w:id="4" w:name="_Toc225881821"/>
       <w:r>
         <w:lastRenderedPageBreak/>
         <w:t>PREFACE</w:t>
@@ -10214,7 +10394,7 @@
       <w:pPr>
         <w:pStyle w:val="Heading2"/>
       </w:pPr>
-      <w:bookmarkStart w:id="5" w:name="_Toc225866349"/>
+      <w:bookmarkStart w:id="5" w:name="_Toc225881822"/>
       <w:r>
         <w:t>About this document</w:t>
       </w:r>
@@ -10240,7 +10420,7 @@
       <w:pPr>
         <w:pStyle w:val="Heading2"/>
       </w:pPr>
-      <w:bookmarkStart w:id="6" w:name="_Toc225866350"/>
+      <w:bookmarkStart w:id="6" w:name="_Toc225881823"/>
       <w:r>
         <w:t>Related documents</w:t>
       </w:r>
@@ -10470,7 +10650,7 @@
       <w:pPr>
         <w:pStyle w:val="Heading2"/>
       </w:pPr>
-      <w:bookmarkStart w:id="7" w:name="_Toc225866351"/>
+      <w:bookmarkStart w:id="7" w:name="_Toc225881824"/>
       <w:r>
         <w:t>Who should read this document</w:t>
       </w:r>
@@ -10551,7 +10731,7 @@
       <w:pPr>
         <w:pStyle w:val="Heading2"/>
       </w:pPr>
-      <w:bookmarkStart w:id="8" w:name="_Toc225866352"/>
+      <w:bookmarkStart w:id="8" w:name="_Toc225881825"/>
       <w:r>
         <w:t>Terminology</w:t>
       </w:r>
@@ -11742,7 +11922,7 @@
       <w:pPr>
         <w:pStyle w:val="Heading2"/>
       </w:pPr>
-      <w:bookmarkStart w:id="9" w:name="_Toc225866353"/>
+      <w:bookmarkStart w:id="9" w:name="_Toc225881826"/>
       <w:r>
         <w:t>Conventions Used</w:t>
       </w:r>
@@ -12013,7 +12193,7 @@
       <w:pPr>
         <w:pStyle w:val="Heading1"/>
       </w:pPr>
-      <w:bookmarkStart w:id="10" w:name="_Toc225866354"/>
+      <w:bookmarkStart w:id="10" w:name="_Toc225881827"/>
       <w:r>
         <w:lastRenderedPageBreak/>
         <w:t xml:space="preserve">cube </w:t>
@@ -12030,7 +12210,7 @@
       <w:pPr>
         <w:pStyle w:val="Heading2"/>
       </w:pPr>
-      <w:bookmarkStart w:id="11" w:name="_Toc225866355"/>
+      <w:bookmarkStart w:id="11" w:name="_Toc225881828"/>
       <w:r>
         <w:t>Description</w:t>
       </w:r>
@@ -12059,6 +12239,7 @@
           <w:numId w:val="28"/>
         </w:numPr>
       </w:pPr>
+      <w:proofErr w:type="spellStart"/>
       <w:r>
         <w:rPr>
           <w:b/>
@@ -12066,6 +12247,7 @@
         </w:rPr>
         <w:t>Customerz</w:t>
       </w:r>
+      <w:proofErr w:type="spellEnd"/>
       <w:r>
         <w:rPr>
           <w:b/>
@@ -12111,6 +12293,7 @@
           <w:numId w:val="28"/>
         </w:numPr>
       </w:pPr>
+      <w:proofErr w:type="spellStart"/>
       <w:r>
         <w:rPr>
           <w:b/>
@@ -12118,6 +12301,7 @@
         </w:rPr>
         <w:t>Operationz</w:t>
       </w:r>
+      <w:proofErr w:type="spellEnd"/>
       <w:r>
         <w:rPr>
           <w:b/>
@@ -12137,6 +12321,7 @@
           <w:numId w:val="28"/>
         </w:numPr>
       </w:pPr>
+      <w:proofErr w:type="spellStart"/>
       <w:r>
         <w:rPr>
           <w:b/>
@@ -12144,6 +12329,7 @@
         </w:rPr>
         <w:t>Userz</w:t>
       </w:r>
+      <w:proofErr w:type="spellEnd"/>
       <w:r>
         <w:rPr>
           <w:b/>
@@ -12163,6 +12349,7 @@
           <w:numId w:val="28"/>
         </w:numPr>
       </w:pPr>
+      <w:proofErr w:type="spellStart"/>
       <w:r>
         <w:rPr>
           <w:b/>
@@ -12170,6 +12357,7 @@
         </w:rPr>
         <w:t>Administratorz</w:t>
       </w:r>
+      <w:proofErr w:type="spellEnd"/>
       <w:r>
         <w:rPr>
           <w:b/>
@@ -12189,6 +12377,7 @@
           <w:numId w:val="28"/>
         </w:numPr>
       </w:pPr>
+      <w:proofErr w:type="spellStart"/>
       <w:r>
         <w:rPr>
           <w:b/>
@@ -12196,6 +12385,7 @@
         </w:rPr>
         <w:t>Zeepz</w:t>
       </w:r>
+      <w:proofErr w:type="spellEnd"/>
       <w:r>
         <w:rPr>
           <w:b/>
@@ -12215,6 +12405,7 @@
           <w:numId w:val="28"/>
         </w:numPr>
       </w:pPr>
+      <w:proofErr w:type="spellStart"/>
       <w:r>
         <w:rPr>
           <w:b/>
@@ -12222,6 +12413,7 @@
         </w:rPr>
         <w:t>Reportz</w:t>
       </w:r>
+      <w:proofErr w:type="spellEnd"/>
       <w:r>
         <w:rPr>
           <w:b/>
@@ -12243,7 +12435,7 @@
       <w:pPr>
         <w:pStyle w:val="Heading2"/>
       </w:pPr>
-      <w:bookmarkStart w:id="12" w:name="_Toc225866356"/>
+      <w:bookmarkStart w:id="12" w:name="_Toc225881829"/>
       <w:r>
         <w:t>User Interface</w:t>
       </w:r>
@@ -12259,7 +12451,7 @@
       <w:pPr>
         <w:pStyle w:val="Heading3"/>
       </w:pPr>
-      <w:bookmarkStart w:id="13" w:name="_Toc225866357"/>
+      <w:bookmarkStart w:id="13" w:name="_Toc225881830"/>
       <w:r>
         <w:lastRenderedPageBreak/>
         <w:t>Login Page</w:t>
@@ -12467,7 +12659,7 @@
       <w:pPr>
         <w:pStyle w:val="Heading2"/>
       </w:pPr>
-      <w:bookmarkStart w:id="14" w:name="_Toc225866358"/>
+      <w:bookmarkStart w:id="14" w:name="_Toc225881831"/>
       <w:r>
         <w:lastRenderedPageBreak/>
         <w:t>Dashboard</w:t>
@@ -12589,7 +12781,7 @@
       <w:pPr>
         <w:pStyle w:val="Heading1"/>
       </w:pPr>
-      <w:bookmarkStart w:id="15" w:name="_Toc225866359"/>
+      <w:bookmarkStart w:id="15" w:name="_Toc225881832"/>
       <w:r>
         <w:lastRenderedPageBreak/>
         <w:t>Customerz</w:t>
@@ -12603,6 +12795,7 @@
       <w:r>
         <w:t xml:space="preserve">The </w:t>
       </w:r>
+      <w:proofErr w:type="spellStart"/>
       <w:r>
         <w:rPr>
           <w:b/>
@@ -12610,6 +12803,7 @@
         </w:rPr>
         <w:t>Customerz</w:t>
       </w:r>
+      <w:proofErr w:type="spellEnd"/>
       <w:r>
         <w:t xml:space="preserve"> section centralizes all customer-related information and operations within the CUBE platform. It allows users to manage customer profiles, contacts, service locations, and financial configurations such as billing preferences and transactions. This </w:t>
       </w:r>
@@ -12625,7 +12819,7 @@
       <w:pPr>
         <w:pStyle w:val="Heading2"/>
       </w:pPr>
-      <w:bookmarkStart w:id="16" w:name="_Toc225866360"/>
+      <w:bookmarkStart w:id="16" w:name="_Toc225881833"/>
       <w:r>
         <w:t>Customers</w:t>
       </w:r>
@@ -12686,7 +12880,7 @@
       <w:pPr>
         <w:pStyle w:val="Heading2"/>
       </w:pPr>
-      <w:bookmarkStart w:id="17" w:name="_Toc225866361"/>
+      <w:bookmarkStart w:id="17" w:name="_Toc225881834"/>
       <w:r>
         <w:t>Customer Contacts</w:t>
       </w:r>
@@ -12711,7 +12905,7 @@
       <w:pPr>
         <w:pStyle w:val="Heading2"/>
       </w:pPr>
-      <w:bookmarkStart w:id="18" w:name="_Toc225866362"/>
+      <w:bookmarkStart w:id="18" w:name="_Toc225881835"/>
       <w:r>
         <w:lastRenderedPageBreak/>
         <w:t>Sites</w:t>
@@ -12731,7 +12925,7 @@
       <w:pPr>
         <w:pStyle w:val="Heading2"/>
       </w:pPr>
-      <w:bookmarkStart w:id="19" w:name="_Toc225866363"/>
+      <w:bookmarkStart w:id="19" w:name="_Toc225881836"/>
       <w:r>
         <w:t>Reviews</w:t>
       </w:r>
@@ -12750,7 +12944,7 @@
       <w:pPr>
         <w:pStyle w:val="Heading2"/>
       </w:pPr>
-      <w:bookmarkStart w:id="20" w:name="_Toc225866364"/>
+      <w:bookmarkStart w:id="20" w:name="_Toc225881837"/>
       <w:r>
         <w:t>CC Transactions</w:t>
       </w:r>
@@ -12769,7 +12963,7 @@
       <w:pPr>
         <w:pStyle w:val="Heading2"/>
       </w:pPr>
-      <w:bookmarkStart w:id="21" w:name="_Toc225866365"/>
+      <w:bookmarkStart w:id="21" w:name="_Toc225881838"/>
       <w:r>
         <w:t>Credit Limit Requests</w:t>
       </w:r>
@@ -12788,7 +12982,7 @@
       <w:pPr>
         <w:pStyle w:val="Heading2"/>
       </w:pPr>
-      <w:bookmarkStart w:id="22" w:name="_Toc225866366"/>
+      <w:bookmarkStart w:id="22" w:name="_Toc225881839"/>
       <w:r>
         <w:t>Accounting Inquiries</w:t>
       </w:r>
@@ -12807,7 +13001,7 @@
       <w:pPr>
         <w:pStyle w:val="Heading2"/>
       </w:pPr>
-      <w:bookmarkStart w:id="23" w:name="_Toc225866367"/>
+      <w:bookmarkStart w:id="23" w:name="_Toc225881840"/>
       <w:r>
         <w:t>Billing Preferences</w:t>
       </w:r>
@@ -12841,7 +13035,7 @@
       <w:pPr>
         <w:pStyle w:val="Heading1"/>
       </w:pPr>
-      <w:bookmarkStart w:id="24" w:name="_Toc225866368"/>
+      <w:bookmarkStart w:id="24" w:name="_Toc225881841"/>
       <w:r>
         <w:lastRenderedPageBreak/>
         <w:t>Salez</w:t>
@@ -12871,7 +13065,7 @@
       <w:pPr>
         <w:pStyle w:val="Heading2"/>
       </w:pPr>
-      <w:bookmarkStart w:id="25" w:name="_Toc225866369"/>
+      <w:bookmarkStart w:id="25" w:name="_Toc225881842"/>
       <w:r>
         <w:t>Products</w:t>
       </w:r>
@@ -12887,7 +13081,7 @@
       <w:pPr>
         <w:pStyle w:val="Heading3"/>
       </w:pPr>
-      <w:bookmarkStart w:id="26" w:name="_Toc225866370"/>
+      <w:bookmarkStart w:id="26" w:name="_Toc225881843"/>
       <w:r>
         <w:t>Toilets</w:t>
       </w:r>
@@ -12903,7 +13097,7 @@
       <w:pPr>
         <w:pStyle w:val="Heading3"/>
       </w:pPr>
-      <w:bookmarkStart w:id="27" w:name="_Toc225866371"/>
+      <w:bookmarkStart w:id="27" w:name="_Toc225881844"/>
       <w:r>
         <w:t>Roll-offs</w:t>
       </w:r>
@@ -12919,7 +13113,7 @@
       <w:pPr>
         <w:pStyle w:val="Heading3"/>
       </w:pPr>
-      <w:bookmarkStart w:id="28" w:name="_Toc225866372"/>
+      <w:bookmarkStart w:id="28" w:name="_Toc225881845"/>
       <w:r>
         <w:t>Containers</w:t>
       </w:r>
@@ -12935,7 +13129,7 @@
       <w:pPr>
         <w:pStyle w:val="Heading3"/>
       </w:pPr>
-      <w:bookmarkStart w:id="29" w:name="_Toc225866373"/>
+      <w:bookmarkStart w:id="29" w:name="_Toc225881846"/>
       <w:r>
         <w:t>Fencing</w:t>
       </w:r>
@@ -12951,7 +13145,7 @@
       <w:pPr>
         <w:pStyle w:val="Heading3"/>
       </w:pPr>
-      <w:bookmarkStart w:id="30" w:name="_Toc225866374"/>
+      <w:bookmarkStart w:id="30" w:name="_Toc225881847"/>
       <w:r>
         <w:t>Front Loads</w:t>
       </w:r>
@@ -12967,7 +13161,7 @@
       <w:pPr>
         <w:pStyle w:val="Heading3"/>
       </w:pPr>
-      <w:bookmarkStart w:id="31" w:name="_Toc225866375"/>
+      <w:bookmarkStart w:id="31" w:name="_Toc225881848"/>
       <w:r>
         <w:t>Equipment Rentals</w:t>
       </w:r>
@@ -12983,7 +13177,7 @@
       <w:pPr>
         <w:pStyle w:val="Heading3"/>
       </w:pPr>
-      <w:bookmarkStart w:id="32" w:name="_Toc225866376"/>
+      <w:bookmarkStart w:id="32" w:name="_Toc225881849"/>
       <w:r>
         <w:t>Perm Roll-off</w:t>
       </w:r>
@@ -12999,7 +13193,7 @@
       <w:pPr>
         <w:pStyle w:val="Heading3"/>
       </w:pPr>
-      <w:bookmarkStart w:id="33" w:name="_Toc225866377"/>
+      <w:bookmarkStart w:id="33" w:name="_Toc225881850"/>
       <w:r>
         <w:lastRenderedPageBreak/>
         <w:t>Grease Trap</w:t>
@@ -13016,7 +13210,7 @@
       <w:pPr>
         <w:pStyle w:val="Heading3"/>
       </w:pPr>
-      <w:bookmarkStart w:id="34" w:name="_Toc225866378"/>
+      <w:bookmarkStart w:id="34" w:name="_Toc225881851"/>
       <w:r>
         <w:t>Other Services</w:t>
       </w:r>
@@ -13033,7 +13227,7 @@
       <w:pPr>
         <w:pStyle w:val="Heading2"/>
       </w:pPr>
-      <w:bookmarkStart w:id="35" w:name="_Toc225866379"/>
+      <w:bookmarkStart w:id="35" w:name="_Toc225881852"/>
       <w:r>
         <w:t>Service Tickets</w:t>
       </w:r>
@@ -13049,7 +13243,7 @@
       <w:pPr>
         <w:pStyle w:val="Heading2"/>
       </w:pPr>
-      <w:bookmarkStart w:id="36" w:name="_Toc225866380"/>
+      <w:bookmarkStart w:id="36" w:name="_Toc225881853"/>
       <w:r>
         <w:t>Line Items</w:t>
       </w:r>
@@ -13065,7 +13259,7 @@
       <w:pPr>
         <w:pStyle w:val="Heading2"/>
       </w:pPr>
-      <w:bookmarkStart w:id="37" w:name="_Toc225866381"/>
+      <w:bookmarkStart w:id="37" w:name="_Toc225881854"/>
       <w:r>
         <w:t>Invoices</w:t>
       </w:r>
@@ -13081,7 +13275,7 @@
       <w:pPr>
         <w:pStyle w:val="Heading2"/>
       </w:pPr>
-      <w:bookmarkStart w:id="38" w:name="_Toc225866382"/>
+      <w:bookmarkStart w:id="38" w:name="_Toc225881855"/>
       <w:r>
         <w:t>AP Hub</w:t>
       </w:r>
@@ -13097,7 +13291,7 @@
       <w:pPr>
         <w:pStyle w:val="Heading2"/>
       </w:pPr>
-      <w:bookmarkStart w:id="39" w:name="_Toc225866383"/>
+      <w:bookmarkStart w:id="39" w:name="_Toc225881856"/>
       <w:r>
         <w:t>Pricing History</w:t>
       </w:r>
@@ -13113,7 +13307,7 @@
       <w:pPr>
         <w:pStyle w:val="Heading2"/>
       </w:pPr>
-      <w:bookmarkStart w:id="40" w:name="_Toc225866384"/>
+      <w:bookmarkStart w:id="40" w:name="_Toc225881857"/>
       <w:r>
         <w:t>Z Sight Monitors</w:t>
       </w:r>
@@ -13129,7 +13323,7 @@
       <w:pPr>
         <w:pStyle w:val="Heading2"/>
       </w:pPr>
-      <w:bookmarkStart w:id="41" w:name="_Toc225866385"/>
+      <w:bookmarkStart w:id="41" w:name="_Toc225881858"/>
       <w:r>
         <w:lastRenderedPageBreak/>
         <w:t>Assets</w:t>
@@ -13158,7 +13352,7 @@
       <w:pPr>
         <w:pStyle w:val="Heading1"/>
       </w:pPr>
-      <w:bookmarkStart w:id="42" w:name="_Toc225866386"/>
+      <w:bookmarkStart w:id="42" w:name="_Toc225881859"/>
       <w:r>
         <w:lastRenderedPageBreak/>
         <w:t>Operationz</w:t>
@@ -13172,6 +13366,7 @@
       <w:r>
         <w:t xml:space="preserve">The </w:t>
       </w:r>
+      <w:proofErr w:type="spellStart"/>
       <w:r>
         <w:rPr>
           <w:b/>
@@ -13179,6 +13374,7 @@
         </w:rPr>
         <w:t>Operationz</w:t>
       </w:r>
+      <w:proofErr w:type="spellEnd"/>
       <w:r>
         <w:t xml:space="preserve"> section manages the execution and coordination of services within the platform. It includes tools for handling service providers, fulfillment processes, vendor interactions, and pricing configurations. Users can track operational activities, manage service availability, and ensure proper service delivery. This section is critical for aligning internal operations with external providers.</w:t>
       </w:r>
@@ -13188,7 +13384,7 @@
       <w:pPr>
         <w:pStyle w:val="Heading2"/>
       </w:pPr>
-      <w:bookmarkStart w:id="43" w:name="_Toc225866387"/>
+      <w:bookmarkStart w:id="43" w:name="_Toc225881860"/>
       <w:r>
         <w:t>Service Providers</w:t>
       </w:r>
@@ -13289,7 +13485,7 @@
       <w:pPr>
         <w:pStyle w:val="Heading2"/>
       </w:pPr>
-      <w:bookmarkStart w:id="44" w:name="_Toc225866388"/>
+      <w:bookmarkStart w:id="44" w:name="_Toc225881861"/>
       <w:r>
         <w:t>Service Provider Contacts</w:t>
       </w:r>
@@ -13305,7 +13501,7 @@
       <w:pPr>
         <w:pStyle w:val="Heading2"/>
       </w:pPr>
-      <w:bookmarkStart w:id="45" w:name="_Toc225866389"/>
+      <w:bookmarkStart w:id="45" w:name="_Toc225881862"/>
       <w:r>
         <w:t>Fulfillment Tickets</w:t>
       </w:r>
@@ -13321,7 +13517,7 @@
       <w:pPr>
         <w:pStyle w:val="Heading2"/>
       </w:pPr>
-      <w:bookmarkStart w:id="46" w:name="_Toc225866390"/>
+      <w:bookmarkStart w:id="46" w:name="_Toc225881863"/>
       <w:r>
         <w:t>VM Tickets</w:t>
       </w:r>
@@ -13337,7 +13533,7 @@
       <w:pPr>
         <w:pStyle w:val="Heading2"/>
       </w:pPr>
-      <w:bookmarkStart w:id="47" w:name="_Toc225866391"/>
+      <w:bookmarkStart w:id="47" w:name="_Toc225881864"/>
       <w:r>
         <w:lastRenderedPageBreak/>
         <w:t>Pricing Zones</w:t>
@@ -13354,7 +13550,7 @@
       <w:pPr>
         <w:pStyle w:val="Heading2"/>
       </w:pPr>
-      <w:bookmarkStart w:id="48" w:name="_Toc225866392"/>
+      <w:bookmarkStart w:id="48" w:name="_Toc225881865"/>
       <w:r>
         <w:t>Pricings</w:t>
       </w:r>
@@ -13370,7 +13566,7 @@
       <w:pPr>
         <w:pStyle w:val="Heading2"/>
       </w:pPr>
-      <w:bookmarkStart w:id="49" w:name="_Toc225866393"/>
+      <w:bookmarkStart w:id="49" w:name="_Toc225881866"/>
       <w:r>
         <w:t xml:space="preserve">Hauler </w:t>
       </w:r>
@@ -13389,7 +13585,7 @@
       <w:pPr>
         <w:pStyle w:val="Heading2"/>
       </w:pPr>
-      <w:bookmarkStart w:id="50" w:name="_Toc225866394"/>
+      <w:bookmarkStart w:id="50" w:name="_Toc225881867"/>
       <w:r>
         <w:t>VM Activities</w:t>
       </w:r>
@@ -13405,7 +13601,7 @@
       <w:pPr>
         <w:pStyle w:val="Heading2"/>
       </w:pPr>
-      <w:bookmarkStart w:id="51" w:name="_Toc225866395"/>
+      <w:bookmarkStart w:id="51" w:name="_Toc225881868"/>
       <w:r>
         <w:t>Price Increases</w:t>
       </w:r>
@@ -13421,7 +13617,7 @@
       <w:pPr>
         <w:pStyle w:val="Heading2"/>
       </w:pPr>
-      <w:bookmarkStart w:id="52" w:name="_Toc225866396"/>
+      <w:bookmarkStart w:id="52" w:name="_Toc225881869"/>
       <w:r>
         <w:t>Out of Stock</w:t>
       </w:r>
@@ -13437,7 +13633,7 @@
       <w:pPr>
         <w:pStyle w:val="Heading2"/>
       </w:pPr>
-      <w:bookmarkStart w:id="53" w:name="_Toc225866397"/>
+      <w:bookmarkStart w:id="53" w:name="_Toc225881870"/>
       <w:r>
         <w:t>Zip Codes</w:t>
       </w:r>
@@ -13453,7 +13649,7 @@
       <w:pPr>
         <w:pStyle w:val="Heading2"/>
       </w:pPr>
-      <w:bookmarkStart w:id="54" w:name="_Toc225866398"/>
+      <w:bookmarkStart w:id="54" w:name="_Toc225881871"/>
       <w:r>
         <w:t>Vendor</w:t>
       </w:r>
@@ -13472,7 +13668,7 @@
       <w:pPr>
         <w:pStyle w:val="Heading2"/>
       </w:pPr>
-      <w:bookmarkStart w:id="55" w:name="_Toc225866399"/>
+      <w:bookmarkStart w:id="55" w:name="_Toc225881872"/>
       <w:r>
         <w:lastRenderedPageBreak/>
         <w:t>Hauler</w:t>
@@ -13504,7 +13700,7 @@
       <w:pPr>
         <w:pStyle w:val="Heading1"/>
       </w:pPr>
-      <w:bookmarkStart w:id="56" w:name="_Toc225866400"/>
+      <w:bookmarkStart w:id="56" w:name="_Toc225881873"/>
       <w:r>
         <w:lastRenderedPageBreak/>
         <w:t>Administratorz</w:t>
@@ -13523,6 +13719,7 @@
       <w:r>
         <w:t xml:space="preserve">The </w:t>
       </w:r>
+      <w:proofErr w:type="spellStart"/>
       <w:r>
         <w:rPr>
           <w:b/>
@@ -13530,6 +13727,7 @@
         </w:rPr>
         <w:t>Administratorz</w:t>
       </w:r>
+      <w:proofErr w:type="spellEnd"/>
       <w:r>
         <w:t xml:space="preserve"> section provides system configuration and control capabilities. It allows users to define codes, states, and system rules that govern workflows and data structure. This area supports internal administration, task management, and system customization. It ensures consistency and standardization across the platform</w:t>
       </w:r>
@@ -13592,7 +13790,23 @@
                 <w:sz w:val="20"/>
                 <w:szCs w:val="20"/>
               </w:rPr>
-              <w:t>The Administratorz section is restricted by role-based access and only visible to admin users.</w:t>
+              <w:t xml:space="preserve">The </w:t>
+            </w:r>
+            <w:proofErr w:type="spellStart"/>
+            <w:r>
+              <w:rPr>
+                <w:sz w:val="20"/>
+                <w:szCs w:val="20"/>
+              </w:rPr>
+              <w:t>Administratorz</w:t>
+            </w:r>
+            <w:proofErr w:type="spellEnd"/>
+            <w:r>
+              <w:rPr>
+                <w:sz w:val="20"/>
+                <w:szCs w:val="20"/>
+              </w:rPr>
+              <w:t xml:space="preserve"> section is restricted by role-based access and only visible to admin users.</w:t>
             </w:r>
           </w:p>
         </w:tc>
@@ -13603,7 +13817,7 @@
       <w:pPr>
         <w:pStyle w:val="Heading2"/>
       </w:pPr>
-      <w:bookmarkStart w:id="57" w:name="_Toc225866401"/>
+      <w:bookmarkStart w:id="57" w:name="_Toc225881874"/>
       <w:r>
         <w:t>Products</w:t>
       </w:r>
@@ -13630,7 +13844,7 @@
       <w:pPr>
         <w:pStyle w:val="Heading2"/>
       </w:pPr>
-      <w:bookmarkStart w:id="58" w:name="_Toc225866402"/>
+      <w:bookmarkStart w:id="58" w:name="_Toc225881875"/>
       <w:r>
         <w:t>Product Codes</w:t>
       </w:r>
@@ -13646,7 +13860,7 @@
       <w:pPr>
         <w:pStyle w:val="Heading2"/>
       </w:pPr>
-      <w:bookmarkStart w:id="59" w:name="_Toc225866403"/>
+      <w:bookmarkStart w:id="59" w:name="_Toc225881876"/>
       <w:r>
         <w:t>Ticket Codes</w:t>
       </w:r>
@@ -13662,7 +13876,7 @@
       <w:pPr>
         <w:pStyle w:val="Heading2"/>
       </w:pPr>
-      <w:bookmarkStart w:id="60" w:name="_Toc225866404"/>
+      <w:bookmarkStart w:id="60" w:name="_Toc225881877"/>
       <w:r>
         <w:t>States</w:t>
       </w:r>
@@ -13678,7 +13892,7 @@
       <w:pPr>
         <w:pStyle w:val="Heading2"/>
       </w:pPr>
-      <w:bookmarkStart w:id="61" w:name="_Toc225866405"/>
+      <w:bookmarkStart w:id="61" w:name="_Toc225881878"/>
       <w:r>
         <w:t>Notes</w:t>
       </w:r>
@@ -13694,7 +13908,7 @@
       <w:pPr>
         <w:pStyle w:val="Heading2"/>
       </w:pPr>
-      <w:bookmarkStart w:id="62" w:name="_Toc225866406"/>
+      <w:bookmarkStart w:id="62" w:name="_Toc225881879"/>
       <w:r>
         <w:t>Vendor</w:t>
       </w:r>
@@ -13713,7 +13927,7 @@
       <w:pPr>
         <w:pStyle w:val="Heading2"/>
       </w:pPr>
-      <w:bookmarkStart w:id="63" w:name="_Toc225866407"/>
+      <w:bookmarkStart w:id="63" w:name="_Toc225881880"/>
       <w:r>
         <w:lastRenderedPageBreak/>
         <w:t>Tasks</w:t>
@@ -13730,7 +13944,7 @@
       <w:pPr>
         <w:pStyle w:val="Heading2"/>
       </w:pPr>
-      <w:bookmarkStart w:id="64" w:name="_Toc225866408"/>
+      <w:bookmarkStart w:id="64" w:name="_Toc225881881"/>
       <w:r>
         <w:t>Lead Sources</w:t>
       </w:r>
@@ -13746,7 +13960,7 @@
       <w:pPr>
         <w:pStyle w:val="Heading2"/>
       </w:pPr>
-      <w:bookmarkStart w:id="65" w:name="_Toc225866409"/>
+      <w:bookmarkStart w:id="65" w:name="_Toc225881882"/>
       <w:r>
         <w:t>Lead Parent</w:t>
       </w:r>
@@ -13762,7 +13976,7 @@
       <w:pPr>
         <w:pStyle w:val="Heading2"/>
       </w:pPr>
-      <w:bookmarkStart w:id="66" w:name="_Toc225866410"/>
+      <w:bookmarkStart w:id="66" w:name="_Toc225881883"/>
       <w:r>
         <w:t>Answered Phone Calls</w:t>
       </w:r>
@@ -13790,7 +14004,7 @@
       <w:pPr>
         <w:pStyle w:val="Heading1"/>
       </w:pPr>
-      <w:bookmarkStart w:id="67" w:name="_Toc225866411"/>
+      <w:bookmarkStart w:id="67" w:name="_Toc225881884"/>
       <w:r>
         <w:lastRenderedPageBreak/>
         <w:t>Userz</w:t>
@@ -13804,12 +14018,21 @@
       <w:r>
         <w:t xml:space="preserve">The </w:t>
       </w:r>
+      <w:proofErr w:type="spellStart"/>
       <w:r>
         <w:rPr>
           <w:b/>
           <w:bCs/>
         </w:rPr>
-        <w:t xml:space="preserve">Userz </w:t>
+        <w:t>Userz</w:t>
+      </w:r>
+      <w:proofErr w:type="spellEnd"/>
+      <w:r>
+        <w:rPr>
+          <w:b/>
+          <w:bCs/>
+        </w:rPr>
+        <w:t xml:space="preserve"> </w:t>
       </w:r>
       <w:r>
         <w:t>section is responsible for managing user access and system security. It includes tools for creating users, defining roles, assigning permissions, and organizing groups. This section ensures that users have appropriate access based on their responsibilities. It supports role-based access control and system governance.</w:t>
@@ -13820,7 +14043,7 @@
       <w:pPr>
         <w:pStyle w:val="Heading2"/>
       </w:pPr>
-      <w:bookmarkStart w:id="68" w:name="_Toc225866412"/>
+      <w:bookmarkStart w:id="68" w:name="_Toc225881885"/>
       <w:r>
         <w:t>Users</w:t>
       </w:r>
@@ -13878,7 +14101,7 @@
       <w:pPr>
         <w:pStyle w:val="Heading2"/>
       </w:pPr>
-      <w:bookmarkStart w:id="69" w:name="_Toc225866413"/>
+      <w:bookmarkStart w:id="69" w:name="_Toc225881886"/>
       <w:r>
         <w:t>Roles</w:t>
       </w:r>
@@ -13894,7 +14117,7 @@
       <w:pPr>
         <w:pStyle w:val="Heading2"/>
       </w:pPr>
-      <w:bookmarkStart w:id="70" w:name="_Toc225866414"/>
+      <w:bookmarkStart w:id="70" w:name="_Toc225881887"/>
       <w:r>
         <w:t>Permissions</w:t>
       </w:r>
@@ -13910,7 +14133,7 @@
       <w:pPr>
         <w:pStyle w:val="Heading2"/>
       </w:pPr>
-      <w:bookmarkStart w:id="71" w:name="_Toc225866415"/>
+      <w:bookmarkStart w:id="71" w:name="_Toc225881888"/>
       <w:r>
         <w:lastRenderedPageBreak/>
         <w:t>Groups</w:t>
@@ -13939,7 +14162,7 @@
       <w:pPr>
         <w:pStyle w:val="Heading1"/>
       </w:pPr>
-      <w:bookmarkStart w:id="72" w:name="_Toc225866416"/>
+      <w:bookmarkStart w:id="72" w:name="_Toc225881889"/>
       <w:r>
         <w:lastRenderedPageBreak/>
         <w:t>Zeepz</w:t>
@@ -13953,12 +14176,21 @@
       <w:r>
         <w:t xml:space="preserve">The </w:t>
       </w:r>
+      <w:proofErr w:type="spellStart"/>
       <w:r>
         <w:rPr>
           <w:b/>
           <w:bCs/>
         </w:rPr>
-        <w:t xml:space="preserve">Zeepz </w:t>
+        <w:t>Zeepz</w:t>
+      </w:r>
+      <w:proofErr w:type="spellEnd"/>
+      <w:r>
+        <w:rPr>
+          <w:b/>
+          <w:bCs/>
+        </w:rPr>
+        <w:t xml:space="preserve"> </w:t>
       </w:r>
       <w:r>
         <w:t>section focuses on internal engagement and sales pipeline management. It includes tools for managing leads, employees, and recognition programs such as bonus points and badges. Users can track team participation and process reward redemptions. This section supports both operational engagement and sales-related activities.</w:t>
@@ -13969,7 +14201,7 @@
       <w:pPr>
         <w:pStyle w:val="Heading2"/>
       </w:pPr>
-      <w:bookmarkStart w:id="73" w:name="_Toc225866417"/>
+      <w:bookmarkStart w:id="73" w:name="_Toc225881890"/>
       <w:r>
         <w:t>Leads</w:t>
       </w:r>
@@ -13985,7 +14217,7 @@
       <w:pPr>
         <w:pStyle w:val="Heading2"/>
       </w:pPr>
-      <w:bookmarkStart w:id="74" w:name="_Toc225866418"/>
+      <w:bookmarkStart w:id="74" w:name="_Toc225881891"/>
       <w:r>
         <w:t>Employees</w:t>
       </w:r>
@@ -14001,7 +14233,7 @@
       <w:pPr>
         <w:pStyle w:val="Heading2"/>
       </w:pPr>
-      <w:bookmarkStart w:id="75" w:name="_Toc225866419"/>
+      <w:bookmarkStart w:id="75" w:name="_Toc225881892"/>
       <w:r>
         <w:t>Bonus Points</w:t>
       </w:r>
@@ -14017,7 +14249,7 @@
       <w:pPr>
         <w:pStyle w:val="Heading2"/>
       </w:pPr>
-      <w:bookmarkStart w:id="76" w:name="_Toc225866420"/>
+      <w:bookmarkStart w:id="76" w:name="_Toc225881893"/>
       <w:r>
         <w:t>Badges</w:t>
       </w:r>
@@ -14050,7 +14282,7 @@
         <w:lastRenderedPageBreak/>
         <w:t xml:space="preserve"> </w:t>
       </w:r>
-      <w:bookmarkStart w:id="77" w:name="_Toc225866421"/>
+      <w:bookmarkStart w:id="77" w:name="_Toc225881894"/>
       <w:r>
         <w:t>Report</w:t>
       </w:r>
@@ -14066,12 +14298,21 @@
       <w:r>
         <w:t xml:space="preserve">The </w:t>
       </w:r>
+      <w:proofErr w:type="spellStart"/>
       <w:r>
         <w:rPr>
           <w:b/>
           <w:bCs/>
         </w:rPr>
-        <w:t xml:space="preserve">Reportz </w:t>
+        <w:t>Reportz</w:t>
+      </w:r>
+      <w:proofErr w:type="spellEnd"/>
+      <w:r>
+        <w:rPr>
+          <w:b/>
+          <w:bCs/>
+        </w:rPr>
+        <w:t xml:space="preserve"> </w:t>
       </w:r>
       <w:r>
         <w:t>section provides access to data analysis and reporting tools within the platform. It includes predefined, custom, and AI-generated reports, as well as integrations with Power BI dashboards. Users can analyze operational and financial data to support decision-making. This section enables visibility into system performance and business insights.</w:t>
@@ -14082,7 +14323,7 @@
       <w:pPr>
         <w:pStyle w:val="Heading2"/>
       </w:pPr>
-      <w:bookmarkStart w:id="78" w:name="_Toc225866422"/>
+      <w:bookmarkStart w:id="78" w:name="_Toc225881895"/>
       <w:r>
         <w:t>Static Reports</w:t>
       </w:r>
@@ -14140,7 +14381,7 @@
       <w:pPr>
         <w:pStyle w:val="Heading2"/>
       </w:pPr>
-      <w:bookmarkStart w:id="79" w:name="_Toc225866423"/>
+      <w:bookmarkStart w:id="79" w:name="_Toc225881896"/>
       <w:r>
         <w:t>Custom Reports</w:t>
       </w:r>
@@ -14199,7 +14440,7 @@
       <w:pPr>
         <w:pStyle w:val="Heading2"/>
       </w:pPr>
-      <w:bookmarkStart w:id="80" w:name="_Toc225866424"/>
+      <w:bookmarkStart w:id="80" w:name="_Toc225881897"/>
       <w:r>
         <w:t>AI Reports</w:t>
       </w:r>
@@ -14215,7 +14456,7 @@
       <w:pPr>
         <w:pStyle w:val="Heading2"/>
       </w:pPr>
-      <w:bookmarkStart w:id="81" w:name="_Toc225866425"/>
+      <w:bookmarkStart w:id="81" w:name="_Toc225881898"/>
       <w:r>
         <w:t>Power BI Reports</w:t>
       </w:r>
@@ -14249,7 +14490,7 @@
         <w:lastRenderedPageBreak/>
         <w:t xml:space="preserve"> </w:t>
       </w:r>
-      <w:bookmarkStart w:id="82" w:name="_Toc225866426"/>
+      <w:bookmarkStart w:id="82" w:name="_Toc225881899"/>
       <w:r>
         <w:t>Overall System Functionalities</w:t>
       </w:r>
@@ -14268,7 +14509,7 @@
       <w:r>
         <w:t xml:space="preserve"> </w:t>
       </w:r>
-      <w:bookmarkStart w:id="83" w:name="_Toc225866427"/>
+      <w:bookmarkStart w:id="83" w:name="_Toc225881900"/>
       <w:r>
         <w:t>Bulk Actions</w:t>
       </w:r>
@@ -14291,7 +14532,15 @@
         </w:numPr>
       </w:pPr>
       <w:r>
-        <w:t>Navigate to Operationz → Service Providers.</w:t>
+        <w:t xml:space="preserve">Navigate to </w:t>
+      </w:r>
+      <w:proofErr w:type="spellStart"/>
+      <w:r>
+        <w:t>Operationz</w:t>
+      </w:r>
+      <w:proofErr w:type="spellEnd"/>
+      <w:r>
+        <w:t xml:space="preserve"> → Service Providers.</w:t>
       </w:r>
     </w:p>
     <w:p>
@@ -14404,7 +14653,7 @@
       <w:r>
         <w:t xml:space="preserve"> </w:t>
       </w:r>
-      <w:bookmarkStart w:id="84" w:name="_Toc225866428"/>
+      <w:bookmarkStart w:id="84" w:name="_Toc225881901"/>
       <w:r>
         <w:t>Export and Print Options</w:t>
       </w:r>
@@ -14424,7 +14673,15 @@
         </w:numPr>
       </w:pPr>
       <w:r>
-        <w:t>Navigate to Operationz → Service Providers.</w:t>
+        <w:t xml:space="preserve">Navigate to </w:t>
+      </w:r>
+      <w:proofErr w:type="spellStart"/>
+      <w:r>
+        <w:t>Operationz</w:t>
+      </w:r>
+      <w:proofErr w:type="spellEnd"/>
+      <w:r>
+        <w:t xml:space="preserve"> → Service Providers.</w:t>
       </w:r>
     </w:p>
     <w:p>
@@ -14503,9 +14760,9 @@
         </w:rPr>
         <w:lastRenderedPageBreak/>
         <w:drawing>
-          <wp:inline distT="0" distB="0" distL="0" distR="0" wp14:anchorId="51770AEE" wp14:editId="5EEB307D">
-            <wp:extent cx="2695735" cy="1351280"/>
-            <wp:effectExtent l="0" t="0" r="9525" b="1270"/>
+          <wp:inline distT="0" distB="0" distL="0" distR="0" wp14:anchorId="51770AEE" wp14:editId="2B75EA7E">
+            <wp:extent cx="2743200" cy="1371600"/>
+            <wp:effectExtent l="0" t="0" r="0" b="0"/>
             <wp:docPr id="1455603462" name="Picture 1"/>
             <wp:cNvGraphicFramePr>
               <a:graphicFrameLocks xmlns:a="http://schemas.openxmlformats.org/drawingml/2006/main" noChangeAspect="1"/>
@@ -14526,7 +14783,7 @@
                   <pic:spPr>
                     <a:xfrm>
                       <a:off x="0" y="0"/>
-                      <a:ext cx="2698266" cy="1352549"/>
+                      <a:ext cx="2743200" cy="1371600"/>
                     </a:xfrm>
                     <a:prstGeom prst="rect">
                       <a:avLst/>
@@ -14540,12 +14797,292 @@
       </w:r>
     </w:p>
     <w:p/>
+    <w:p>
+      <w:pPr>
+        <w:pStyle w:val="Heading2"/>
+      </w:pPr>
+      <w:r>
+        <w:t xml:space="preserve"> </w:t>
+      </w:r>
+      <w:bookmarkStart w:id="85" w:name="_Toc225881902"/>
+      <w:r>
+        <w:t>Filtering and Ordering</w:t>
+      </w:r>
+      <w:bookmarkEnd w:id="85"/>
+    </w:p>
+    <w:p>
+      <w:pPr>
+        <w:rPr>
+          <w:b/>
+          <w:bCs/>
+        </w:rPr>
+      </w:pPr>
+      <w:r>
+        <w:rPr>
+          <w:b/>
+          <w:bCs/>
+        </w:rPr>
+        <w:t>Ordering (Sort Data)</w:t>
+      </w:r>
+    </w:p>
+    <w:p>
+      <w:pPr>
+        <w:pStyle w:val="ListParagraph"/>
+        <w:numPr>
+          <w:ilvl w:val="0"/>
+          <w:numId w:val="29"/>
+        </w:numPr>
+      </w:pPr>
+      <w:r>
+        <w:t>Locate the column header (e.g., First Name, Last Name).</w:t>
+      </w:r>
+    </w:p>
+    <w:p>
+      <w:pPr>
+        <w:pStyle w:val="ListParagraph"/>
+        <w:numPr>
+          <w:ilvl w:val="0"/>
+          <w:numId w:val="29"/>
+        </w:numPr>
+      </w:pPr>
+      <w:r>
+        <w:t>Click the sorting icon (↑↓) next to the column name.</w:t>
+      </w:r>
+    </w:p>
+    <w:p>
+      <w:pPr>
+        <w:pStyle w:val="ListParagraph"/>
+        <w:numPr>
+          <w:ilvl w:val="0"/>
+          <w:numId w:val="29"/>
+        </w:numPr>
+      </w:pPr>
+      <w:r>
+        <w:t>Click once to sort in ascending order.</w:t>
+      </w:r>
+    </w:p>
+    <w:p>
+      <w:pPr>
+        <w:pStyle w:val="ListParagraph"/>
+        <w:numPr>
+          <w:ilvl w:val="0"/>
+          <w:numId w:val="29"/>
+        </w:numPr>
+      </w:pPr>
+      <w:r>
+        <w:t>Click again to switch to descending order.</w:t>
+      </w:r>
+    </w:p>
+    <w:p>
+      <w:pPr>
+        <w:rPr>
+          <w:b/>
+          <w:bCs/>
+        </w:rPr>
+      </w:pPr>
+      <w:r>
+        <w:rPr>
+          <w:b/>
+          <w:bCs/>
+        </w:rPr>
+        <w:t>Filtering (Narrow Results)</w:t>
+      </w:r>
+    </w:p>
+    <w:p>
+      <w:pPr>
+        <w:pStyle w:val="ListParagraph"/>
+        <w:numPr>
+          <w:ilvl w:val="0"/>
+          <w:numId w:val="30"/>
+        </w:numPr>
+      </w:pPr>
+      <w:r>
+        <w:t>Click the filter icon (funnel) next to the column name.</w:t>
+      </w:r>
+    </w:p>
+    <w:p>
+      <w:pPr>
+        <w:pStyle w:val="ListParagraph"/>
+        <w:numPr>
+          <w:ilvl w:val="0"/>
+          <w:numId w:val="30"/>
+        </w:numPr>
+      </w:pPr>
+      <w:r>
+        <w:t>Enter or select the desired filter criteria.</w:t>
+      </w:r>
+    </w:p>
+    <w:p>
+      <w:pPr>
+        <w:pStyle w:val="ListParagraph"/>
+        <w:numPr>
+          <w:ilvl w:val="0"/>
+          <w:numId w:val="30"/>
+        </w:numPr>
+      </w:pPr>
+      <w:r>
+        <w:t>Apply the filter to update the table results.</w:t>
+      </w:r>
+    </w:p>
+    <w:p>
+      <w:pPr>
+        <w:pStyle w:val="ListParagraph"/>
+        <w:numPr>
+          <w:ilvl w:val="0"/>
+          <w:numId w:val="30"/>
+        </w:numPr>
+      </w:pPr>
+      <w:r>
+        <w:t>Clear or reset the filter to return to the full dataset.</w:t>
+      </w:r>
+    </w:p>
+    <w:p>
+      <w:r>
+        <w:drawing>
+          <wp:inline distT="0" distB="0" distL="0" distR="0" wp14:anchorId="444A6435" wp14:editId="65B19D64">
+            <wp:extent cx="2743200" cy="603504"/>
+            <wp:effectExtent l="0" t="0" r="0" b="6350"/>
+            <wp:docPr id="1174293523" name="Picture 1"/>
+            <wp:cNvGraphicFramePr>
+              <a:graphicFrameLocks xmlns:a="http://schemas.openxmlformats.org/drawingml/2006/main" noChangeAspect="1"/>
+            </wp:cNvGraphicFramePr>
+            <a:graphic xmlns:a="http://schemas.openxmlformats.org/drawingml/2006/main">
+              <a:graphicData uri="http://schemas.openxmlformats.org/drawingml/2006/picture">
+                <pic:pic xmlns:pic="http://schemas.openxmlformats.org/drawingml/2006/picture">
+                  <pic:nvPicPr>
+                    <pic:cNvPr id="1174293523" name=""/>
+                    <pic:cNvPicPr/>
+                  </pic:nvPicPr>
+                  <pic:blipFill>
+                    <a:blip r:embed="rId32"/>
+                    <a:stretch>
+                      <a:fillRect/>
+                    </a:stretch>
+                  </pic:blipFill>
+                  <pic:spPr>
+                    <a:xfrm>
+                      <a:off x="0" y="0"/>
+                      <a:ext cx="2743200" cy="603504"/>
+                    </a:xfrm>
+                    <a:prstGeom prst="rect">
+                      <a:avLst/>
+                    </a:prstGeom>
+                  </pic:spPr>
+                </pic:pic>
+              </a:graphicData>
+            </a:graphic>
+          </wp:inline>
+        </w:drawing>
+      </w:r>
+    </w:p>
     <w:p/>
     <w:p>
       <w:pPr>
+        <w:pStyle w:val="Heading2"/>
+      </w:pPr>
+      <w:bookmarkStart w:id="86" w:name="_Toc225881903"/>
+      <w:r>
+        <w:t xml:space="preserve"> </w:t>
+      </w:r>
+      <w:r>
+        <w:t>Search Bar</w:t>
+      </w:r>
+      <w:bookmarkEnd w:id="86"/>
+    </w:p>
+    <w:p>
+      <w:pPr>
+        <w:pStyle w:val="ListParagraph"/>
+        <w:numPr>
+          <w:ilvl w:val="0"/>
+          <w:numId w:val="31"/>
+        </w:numPr>
+      </w:pPr>
+      <w:r>
+        <w:t>Locate the search bar at the top of the data table.</w:t>
+      </w:r>
+    </w:p>
+    <w:p>
+      <w:pPr>
+        <w:pStyle w:val="ListParagraph"/>
+        <w:numPr>
+          <w:ilvl w:val="0"/>
+          <w:numId w:val="31"/>
+        </w:numPr>
+      </w:pPr>
+      <w:r>
+        <w:t>Enter a keyword related to the record you want to find (e.g., name, email, ID).</w:t>
+      </w:r>
+    </w:p>
+    <w:p>
+      <w:pPr>
+        <w:pStyle w:val="ListParagraph"/>
+        <w:numPr>
+          <w:ilvl w:val="0"/>
+          <w:numId w:val="31"/>
+        </w:numPr>
+      </w:pPr>
+      <w:r>
+        <w:t>The system will automatically filter results based on the entered text.</w:t>
+      </w:r>
+    </w:p>
+    <w:p>
+      <w:pPr>
+        <w:pStyle w:val="ListParagraph"/>
+        <w:numPr>
+          <w:ilvl w:val="0"/>
+          <w:numId w:val="31"/>
+        </w:numPr>
+      </w:pPr>
+      <w:r>
+        <w:t>Modify or clear the search input to update or reset the results.</w:t>
+      </w:r>
+    </w:p>
+    <w:p>
+      <w:r>
+        <w:drawing>
+          <wp:inline distT="0" distB="0" distL="0" distR="0" wp14:anchorId="0043B782" wp14:editId="75EFD2B8">
+            <wp:extent cx="2743200" cy="502920"/>
+            <wp:effectExtent l="0" t="0" r="0" b="0"/>
+            <wp:docPr id="1343890326" name="Picture 1"/>
+            <wp:cNvGraphicFramePr>
+              <a:graphicFrameLocks xmlns:a="http://schemas.openxmlformats.org/drawingml/2006/main" noChangeAspect="1"/>
+            </wp:cNvGraphicFramePr>
+            <a:graphic xmlns:a="http://schemas.openxmlformats.org/drawingml/2006/main">
+              <a:graphicData uri="http://schemas.openxmlformats.org/drawingml/2006/picture">
+                <pic:pic xmlns:pic="http://schemas.openxmlformats.org/drawingml/2006/picture">
+                  <pic:nvPicPr>
+                    <pic:cNvPr id="1343890326" name=""/>
+                    <pic:cNvPicPr/>
+                  </pic:nvPicPr>
+                  <pic:blipFill>
+                    <a:blip r:embed="rId33"/>
+                    <a:stretch>
+                      <a:fillRect/>
+                    </a:stretch>
+                  </pic:blipFill>
+                  <pic:spPr>
+                    <a:xfrm>
+                      <a:off x="0" y="0"/>
+                      <a:ext cx="2743200" cy="502920"/>
+                    </a:xfrm>
+                    <a:prstGeom prst="rect">
+                      <a:avLst/>
+                    </a:prstGeom>
+                  </pic:spPr>
+                </pic:pic>
+              </a:graphicData>
+            </a:graphic>
+          </wp:inline>
+        </w:drawing>
+      </w:r>
+    </w:p>
+    <w:p/>
+    <w:p/>
+    <w:p>
+      <w:pPr>
         <w:pStyle w:val="Heading1"/>
         <w:sectPr>
-          <w:headerReference w:type="default" r:id="rId32"/>
+          <w:headerReference w:type="default" r:id="rId34"/>
           <w:pgSz w:w="12240" w:h="15840"/>
           <w:pgMar w:top="1411" w:right="850" w:bottom="1411" w:left="850" w:header="720" w:footer="720" w:gutter="0"/>
           <w:pgNumType w:chapSep="period"/>
@@ -14562,11 +15099,11 @@
         <w:lastRenderedPageBreak/>
         <w:t xml:space="preserve"> </w:t>
       </w:r>
-      <w:bookmarkStart w:id="85" w:name="_Toc225866429"/>
+      <w:bookmarkStart w:id="87" w:name="_Toc225881904"/>
       <w:r>
         <w:t>Settings</w:t>
       </w:r>
-      <w:bookmarkEnd w:id="85"/>
+      <w:bookmarkEnd w:id="87"/>
     </w:p>
     <w:p>
       <w:pPr>
@@ -14575,11 +15112,11 @@
       <w:r>
         <w:t xml:space="preserve"> </w:t>
       </w:r>
-      <w:bookmarkStart w:id="86" w:name="_Toc225866430"/>
+      <w:bookmarkStart w:id="88" w:name="_Toc225881905"/>
       <w:r>
         <w:t>Header Controls</w:t>
       </w:r>
-      <w:bookmarkEnd w:id="86"/>
+      <w:bookmarkEnd w:id="88"/>
     </w:p>
     <w:p>
       <w:r>
@@ -14739,208 +15276,6 @@
                           <pic:cNvPicPr/>
                         </pic:nvPicPr>
                         <pic:blipFill>
-                          <a:blip r:embed="rId33"/>
-                          <a:stretch>
-                            <a:fillRect/>
-                          </a:stretch>
-                        </pic:blipFill>
-                        <pic:spPr>
-                          <a:xfrm>
-                            <a:off x="0" y="0"/>
-                            <a:ext cx="274320" cy="265176"/>
-                          </a:xfrm>
-                          <a:prstGeom prst="rect">
-                            <a:avLst/>
-                          </a:prstGeom>
-                        </pic:spPr>
-                      </pic:pic>
-                    </a:graphicData>
-                  </a:graphic>
-                </wp:inline>
-              </w:drawing>
-            </w:r>
-          </w:p>
-        </w:tc>
-        <w:tc>
-          <w:tcPr>
-            <w:tcW w:w="1656" w:type="dxa"/>
-          </w:tcPr>
-          <w:p>
-            <w:pPr>
-              <w:rPr>
-                <w:sz w:val="20"/>
-                <w:szCs w:val="20"/>
-              </w:rPr>
-            </w:pPr>
-            <w:r>
-              <w:rPr>
-                <w:sz w:val="20"/>
-                <w:szCs w:val="20"/>
-              </w:rPr>
-              <w:t>Search</w:t>
-            </w:r>
-          </w:p>
-        </w:tc>
-        <w:tc>
-          <w:tcPr>
-            <w:tcW w:w="7110" w:type="dxa"/>
-          </w:tcPr>
-          <w:p>
-            <w:pPr>
-              <w:rPr>
-                <w:sz w:val="20"/>
-                <w:szCs w:val="20"/>
-              </w:rPr>
-            </w:pPr>
-            <w:r>
-              <w:rPr>
-                <w:sz w:val="20"/>
-                <w:szCs w:val="20"/>
-              </w:rPr>
-              <w:t>Allows users to quickly search within the application.</w:t>
-            </w:r>
-          </w:p>
-        </w:tc>
-      </w:tr>
-      <w:tr>
-        <w:trPr>
-          <w:trHeight w:val="256"/>
-        </w:trPr>
-        <w:tc>
-          <w:tcPr>
-            <w:tcW w:w="1759" w:type="dxa"/>
-          </w:tcPr>
-          <w:p>
-            <w:pPr>
-              <w:jc w:val="center"/>
-              <w:rPr>
-                <w:sz w:val="18"/>
-                <w:szCs w:val="18"/>
-              </w:rPr>
-            </w:pPr>
-            <w:r>
-              <w:rPr>
-                <w:noProof/>
-                <w:sz w:val="18"/>
-                <w:szCs w:val="18"/>
-              </w:rPr>
-              <w:drawing>
-                <wp:inline distT="0" distB="0" distL="0" distR="0" wp14:anchorId="62A89410" wp14:editId="58371CA3">
-                  <wp:extent cx="274320" cy="265176"/>
-                  <wp:effectExtent l="0" t="0" r="0" b="1905"/>
-                  <wp:docPr id="604822856" name="Picture 1"/>
-                  <wp:cNvGraphicFramePr>
-                    <a:graphicFrameLocks xmlns:a="http://schemas.openxmlformats.org/drawingml/2006/main" noChangeAspect="1"/>
-                  </wp:cNvGraphicFramePr>
-                  <a:graphic xmlns:a="http://schemas.openxmlformats.org/drawingml/2006/main">
-                    <a:graphicData uri="http://schemas.openxmlformats.org/drawingml/2006/picture">
-                      <pic:pic xmlns:pic="http://schemas.openxmlformats.org/drawingml/2006/picture">
-                        <pic:nvPicPr>
-                          <pic:cNvPr id="604822856" name=""/>
-                          <pic:cNvPicPr/>
-                        </pic:nvPicPr>
-                        <pic:blipFill>
-                          <a:blip r:embed="rId34"/>
-                          <a:stretch>
-                            <a:fillRect/>
-                          </a:stretch>
-                        </pic:blipFill>
-                        <pic:spPr>
-                          <a:xfrm>
-                            <a:off x="0" y="0"/>
-                            <a:ext cx="274320" cy="265176"/>
-                          </a:xfrm>
-                          <a:prstGeom prst="rect">
-                            <a:avLst/>
-                          </a:prstGeom>
-                        </pic:spPr>
-                      </pic:pic>
-                    </a:graphicData>
-                  </a:graphic>
-                </wp:inline>
-              </w:drawing>
-            </w:r>
-          </w:p>
-        </w:tc>
-        <w:tc>
-          <w:tcPr>
-            <w:tcW w:w="1656" w:type="dxa"/>
-          </w:tcPr>
-          <w:p>
-            <w:pPr>
-              <w:rPr>
-                <w:sz w:val="20"/>
-                <w:szCs w:val="20"/>
-              </w:rPr>
-            </w:pPr>
-            <w:r>
-              <w:rPr>
-                <w:sz w:val="20"/>
-                <w:szCs w:val="20"/>
-              </w:rPr>
-              <w:t>Notifications</w:t>
-            </w:r>
-          </w:p>
-        </w:tc>
-        <w:tc>
-          <w:tcPr>
-            <w:tcW w:w="7110" w:type="dxa"/>
-          </w:tcPr>
-          <w:p>
-            <w:pPr>
-              <w:rPr>
-                <w:sz w:val="20"/>
-                <w:szCs w:val="20"/>
-              </w:rPr>
-            </w:pPr>
-            <w:r>
-              <w:rPr>
-                <w:sz w:val="20"/>
-                <w:szCs w:val="20"/>
-              </w:rPr>
-              <w:t>Displays system alerts, updates, or important notifications.</w:t>
-            </w:r>
-          </w:p>
-        </w:tc>
-      </w:tr>
-      <w:tr>
-        <w:trPr>
-          <w:trHeight w:val="256"/>
-        </w:trPr>
-        <w:tc>
-          <w:tcPr>
-            <w:tcW w:w="1759" w:type="dxa"/>
-          </w:tcPr>
-          <w:p>
-            <w:pPr>
-              <w:jc w:val="center"/>
-              <w:rPr>
-                <w:sz w:val="18"/>
-                <w:szCs w:val="18"/>
-              </w:rPr>
-            </w:pPr>
-            <w:r>
-              <w:rPr>
-                <w:noProof/>
-                <w:sz w:val="18"/>
-                <w:szCs w:val="18"/>
-              </w:rPr>
-              <w:drawing>
-                <wp:inline distT="0" distB="0" distL="0" distR="0" wp14:anchorId="1AC1C953" wp14:editId="55526E2F">
-                  <wp:extent cx="274320" cy="265176"/>
-                  <wp:effectExtent l="0" t="0" r="0" b="1905"/>
-                  <wp:docPr id="622934628" name="Picture 1"/>
-                  <wp:cNvGraphicFramePr>
-                    <a:graphicFrameLocks xmlns:a="http://schemas.openxmlformats.org/drawingml/2006/main" noChangeAspect="1"/>
-                  </wp:cNvGraphicFramePr>
-                  <a:graphic xmlns:a="http://schemas.openxmlformats.org/drawingml/2006/main">
-                    <a:graphicData uri="http://schemas.openxmlformats.org/drawingml/2006/picture">
-                      <pic:pic xmlns:pic="http://schemas.openxmlformats.org/drawingml/2006/picture">
-                        <pic:nvPicPr>
-                          <pic:cNvPr id="622934628" name=""/>
-                          <pic:cNvPicPr/>
-                        </pic:nvPicPr>
-                        <pic:blipFill>
                           <a:blip r:embed="rId35"/>
                           <a:stretch>
                             <a:fillRect/>
@@ -14979,6 +15314,208 @@
                 <w:sz w:val="20"/>
                 <w:szCs w:val="20"/>
               </w:rPr>
+              <w:t>Search</w:t>
+            </w:r>
+          </w:p>
+        </w:tc>
+        <w:tc>
+          <w:tcPr>
+            <w:tcW w:w="7110" w:type="dxa"/>
+          </w:tcPr>
+          <w:p>
+            <w:pPr>
+              <w:rPr>
+                <w:sz w:val="20"/>
+                <w:szCs w:val="20"/>
+              </w:rPr>
+            </w:pPr>
+            <w:r>
+              <w:rPr>
+                <w:sz w:val="20"/>
+                <w:szCs w:val="20"/>
+              </w:rPr>
+              <w:t>Allows users to quickly search within the application.</w:t>
+            </w:r>
+          </w:p>
+        </w:tc>
+      </w:tr>
+      <w:tr>
+        <w:trPr>
+          <w:trHeight w:val="256"/>
+        </w:trPr>
+        <w:tc>
+          <w:tcPr>
+            <w:tcW w:w="1759" w:type="dxa"/>
+          </w:tcPr>
+          <w:p>
+            <w:pPr>
+              <w:jc w:val="center"/>
+              <w:rPr>
+                <w:sz w:val="18"/>
+                <w:szCs w:val="18"/>
+              </w:rPr>
+            </w:pPr>
+            <w:r>
+              <w:rPr>
+                <w:noProof/>
+                <w:sz w:val="18"/>
+                <w:szCs w:val="18"/>
+              </w:rPr>
+              <w:drawing>
+                <wp:inline distT="0" distB="0" distL="0" distR="0" wp14:anchorId="62A89410" wp14:editId="58371CA3">
+                  <wp:extent cx="274320" cy="265176"/>
+                  <wp:effectExtent l="0" t="0" r="0" b="1905"/>
+                  <wp:docPr id="604822856" name="Picture 1"/>
+                  <wp:cNvGraphicFramePr>
+                    <a:graphicFrameLocks xmlns:a="http://schemas.openxmlformats.org/drawingml/2006/main" noChangeAspect="1"/>
+                  </wp:cNvGraphicFramePr>
+                  <a:graphic xmlns:a="http://schemas.openxmlformats.org/drawingml/2006/main">
+                    <a:graphicData uri="http://schemas.openxmlformats.org/drawingml/2006/picture">
+                      <pic:pic xmlns:pic="http://schemas.openxmlformats.org/drawingml/2006/picture">
+                        <pic:nvPicPr>
+                          <pic:cNvPr id="604822856" name=""/>
+                          <pic:cNvPicPr/>
+                        </pic:nvPicPr>
+                        <pic:blipFill>
+                          <a:blip r:embed="rId36"/>
+                          <a:stretch>
+                            <a:fillRect/>
+                          </a:stretch>
+                        </pic:blipFill>
+                        <pic:spPr>
+                          <a:xfrm>
+                            <a:off x="0" y="0"/>
+                            <a:ext cx="274320" cy="265176"/>
+                          </a:xfrm>
+                          <a:prstGeom prst="rect">
+                            <a:avLst/>
+                          </a:prstGeom>
+                        </pic:spPr>
+                      </pic:pic>
+                    </a:graphicData>
+                  </a:graphic>
+                </wp:inline>
+              </w:drawing>
+            </w:r>
+          </w:p>
+        </w:tc>
+        <w:tc>
+          <w:tcPr>
+            <w:tcW w:w="1656" w:type="dxa"/>
+          </w:tcPr>
+          <w:p>
+            <w:pPr>
+              <w:rPr>
+                <w:sz w:val="20"/>
+                <w:szCs w:val="20"/>
+              </w:rPr>
+            </w:pPr>
+            <w:r>
+              <w:rPr>
+                <w:sz w:val="20"/>
+                <w:szCs w:val="20"/>
+              </w:rPr>
+              <w:t>Notifications</w:t>
+            </w:r>
+          </w:p>
+        </w:tc>
+        <w:tc>
+          <w:tcPr>
+            <w:tcW w:w="7110" w:type="dxa"/>
+          </w:tcPr>
+          <w:p>
+            <w:pPr>
+              <w:rPr>
+                <w:sz w:val="20"/>
+                <w:szCs w:val="20"/>
+              </w:rPr>
+            </w:pPr>
+            <w:r>
+              <w:rPr>
+                <w:sz w:val="20"/>
+                <w:szCs w:val="20"/>
+              </w:rPr>
+              <w:t>Displays system alerts, updates, or important notifications.</w:t>
+            </w:r>
+          </w:p>
+        </w:tc>
+      </w:tr>
+      <w:tr>
+        <w:trPr>
+          <w:trHeight w:val="256"/>
+        </w:trPr>
+        <w:tc>
+          <w:tcPr>
+            <w:tcW w:w="1759" w:type="dxa"/>
+          </w:tcPr>
+          <w:p>
+            <w:pPr>
+              <w:jc w:val="center"/>
+              <w:rPr>
+                <w:sz w:val="18"/>
+                <w:szCs w:val="18"/>
+              </w:rPr>
+            </w:pPr>
+            <w:r>
+              <w:rPr>
+                <w:noProof/>
+                <w:sz w:val="18"/>
+                <w:szCs w:val="18"/>
+              </w:rPr>
+              <w:drawing>
+                <wp:inline distT="0" distB="0" distL="0" distR="0" wp14:anchorId="1AC1C953" wp14:editId="55526E2F">
+                  <wp:extent cx="274320" cy="265176"/>
+                  <wp:effectExtent l="0" t="0" r="0" b="1905"/>
+                  <wp:docPr id="622934628" name="Picture 1"/>
+                  <wp:cNvGraphicFramePr>
+                    <a:graphicFrameLocks xmlns:a="http://schemas.openxmlformats.org/drawingml/2006/main" noChangeAspect="1"/>
+                  </wp:cNvGraphicFramePr>
+                  <a:graphic xmlns:a="http://schemas.openxmlformats.org/drawingml/2006/main">
+                    <a:graphicData uri="http://schemas.openxmlformats.org/drawingml/2006/picture">
+                      <pic:pic xmlns:pic="http://schemas.openxmlformats.org/drawingml/2006/picture">
+                        <pic:nvPicPr>
+                          <pic:cNvPr id="622934628" name=""/>
+                          <pic:cNvPicPr/>
+                        </pic:nvPicPr>
+                        <pic:blipFill>
+                          <a:blip r:embed="rId37"/>
+                          <a:stretch>
+                            <a:fillRect/>
+                          </a:stretch>
+                        </pic:blipFill>
+                        <pic:spPr>
+                          <a:xfrm>
+                            <a:off x="0" y="0"/>
+                            <a:ext cx="274320" cy="265176"/>
+                          </a:xfrm>
+                          <a:prstGeom prst="rect">
+                            <a:avLst/>
+                          </a:prstGeom>
+                        </pic:spPr>
+                      </pic:pic>
+                    </a:graphicData>
+                  </a:graphic>
+                </wp:inline>
+              </w:drawing>
+            </w:r>
+          </w:p>
+        </w:tc>
+        <w:tc>
+          <w:tcPr>
+            <w:tcW w:w="1656" w:type="dxa"/>
+          </w:tcPr>
+          <w:p>
+            <w:pPr>
+              <w:rPr>
+                <w:sz w:val="20"/>
+                <w:szCs w:val="20"/>
+              </w:rPr>
+            </w:pPr>
+            <w:r>
+              <w:rPr>
+                <w:sz w:val="20"/>
+                <w:szCs w:val="20"/>
+              </w:rPr>
               <w:t>Quick Actions</w:t>
             </w:r>
           </w:p>
@@ -15042,7 +15579,7 @@
                           <pic:cNvPicPr/>
                         </pic:nvPicPr>
                         <pic:blipFill>
-                          <a:blip r:embed="rId36"/>
+                          <a:blip r:embed="rId38"/>
                           <a:stretch>
                             <a:fillRect/>
                           </a:stretch>
@@ -15143,7 +15680,7 @@
                           <pic:cNvPicPr/>
                         </pic:nvPicPr>
                         <pic:blipFill>
-                          <a:blip r:embed="rId37"/>
+                          <a:blip r:embed="rId39"/>
                           <a:stretch>
                             <a:fillRect/>
                           </a:stretch>
@@ -15212,11 +15749,11 @@
       <w:pPr>
         <w:pStyle w:val="Heading3"/>
       </w:pPr>
-      <w:bookmarkStart w:id="87" w:name="_Toc225866431"/>
+      <w:bookmarkStart w:id="89" w:name="_Toc225881906"/>
       <w:r>
         <w:t>Profile</w:t>
       </w:r>
-      <w:bookmarkEnd w:id="87"/>
+      <w:bookmarkEnd w:id="89"/>
     </w:p>
     <w:p>
       <w:r>
@@ -15231,11 +15768,11 @@
       <w:pPr>
         <w:pStyle w:val="Heading3"/>
       </w:pPr>
-      <w:bookmarkStart w:id="88" w:name="_Toc225866432"/>
+      <w:bookmarkStart w:id="90" w:name="_Toc225881907"/>
       <w:r>
         <w:t>Inbox</w:t>
       </w:r>
-      <w:bookmarkEnd w:id="88"/>
+      <w:bookmarkEnd w:id="90"/>
     </w:p>
     <w:p>
       <w:r>
@@ -15250,11 +15787,11 @@
       <w:pPr>
         <w:pStyle w:val="Heading3"/>
       </w:pPr>
-      <w:bookmarkStart w:id="89" w:name="_Toc225866433"/>
+      <w:bookmarkStart w:id="91" w:name="_Toc225881908"/>
       <w:r>
         <w:t>Settings</w:t>
       </w:r>
-      <w:bookmarkEnd w:id="89"/>
+      <w:bookmarkEnd w:id="91"/>
     </w:p>
     <w:p>
       <w:r>
@@ -15272,7 +15809,7 @@
       <w:pPr>
         <w:pStyle w:val="Heading1"/>
         <w:sectPr>
-          <w:headerReference w:type="default" r:id="rId38"/>
+          <w:headerReference w:type="default" r:id="rId40"/>
           <w:pgSz w:w="12240" w:h="15840"/>
           <w:pgMar w:top="1411" w:right="850" w:bottom="1411" w:left="850" w:header="720" w:footer="720" w:gutter="0"/>
           <w:pgNumType w:chapSep="period"/>
@@ -15289,11 +15826,11 @@
         <w:lastRenderedPageBreak/>
         <w:t xml:space="preserve"> </w:t>
       </w:r>
-      <w:bookmarkStart w:id="90" w:name="_Toc225866434"/>
+      <w:bookmarkStart w:id="92" w:name="_Toc225881909"/>
       <w:r>
         <w:t>User Roles</w:t>
       </w:r>
-      <w:bookmarkEnd w:id="90"/>
+      <w:bookmarkEnd w:id="92"/>
     </w:p>
     <w:p>
       <w:r>
@@ -15568,6 +16105,7 @@
                 <w:szCs w:val="20"/>
               </w:rPr>
             </w:pPr>
+            <w:proofErr w:type="spellStart"/>
             <w:r>
               <w:rPr>
                 <w:rFonts w:cs="Arial"/>
@@ -15576,6 +16114,7 @@
               </w:rPr>
               <w:t>Customerz</w:t>
             </w:r>
+            <w:proofErr w:type="spellEnd"/>
           </w:p>
         </w:tc>
         <w:tc>
@@ -15635,10 +16174,10 @@
                           <pic:cNvPicPr/>
                         </pic:nvPicPr>
                         <pic:blipFill>
-                          <a:blip r:embed="rId39">
+                          <a:blip r:embed="rId41">
                             <a:extLst>
                               <a:ext uri="{96DAC541-7B7A-43D3-8B79-37D633B846F1}">
-                                <asvg:svgBlip xmlns:asvg="http://schemas.microsoft.com/office/drawing/2016/SVG/main" r:embed="rId40"/>
+                                <asvg:svgBlip xmlns:asvg="http://schemas.microsoft.com/office/drawing/2016/SVG/main" r:embed="rId42"/>
                               </a:ext>
                             </a:extLst>
                           </a:blip>
@@ -15698,10 +16237,10 @@
                           <pic:cNvPicPr/>
                         </pic:nvPicPr>
                         <pic:blipFill>
-                          <a:blip r:embed="rId39">
+                          <a:blip r:embed="rId41">
                             <a:extLst>
                               <a:ext uri="{96DAC541-7B7A-43D3-8B79-37D633B846F1}">
-                                <asvg:svgBlip xmlns:asvg="http://schemas.microsoft.com/office/drawing/2016/SVG/main" r:embed="rId40"/>
+                                <asvg:svgBlip xmlns:asvg="http://schemas.microsoft.com/office/drawing/2016/SVG/main" r:embed="rId42"/>
                               </a:ext>
                             </a:extLst>
                           </a:blip>
@@ -15806,10 +16345,10 @@
                           <pic:cNvPicPr/>
                         </pic:nvPicPr>
                         <pic:blipFill>
-                          <a:blip r:embed="rId39">
+                          <a:blip r:embed="rId41">
                             <a:extLst>
                               <a:ext uri="{96DAC541-7B7A-43D3-8B79-37D633B846F1}">
-                                <asvg:svgBlip xmlns:asvg="http://schemas.microsoft.com/office/drawing/2016/SVG/main" r:embed="rId40"/>
+                                <asvg:svgBlip xmlns:asvg="http://schemas.microsoft.com/office/drawing/2016/SVG/main" r:embed="rId42"/>
                               </a:ext>
                             </a:extLst>
                           </a:blip>
@@ -15911,10 +16450,10 @@
                           <pic:cNvPicPr/>
                         </pic:nvPicPr>
                         <pic:blipFill>
-                          <a:blip r:embed="rId39">
+                          <a:blip r:embed="rId41">
                             <a:extLst>
                               <a:ext uri="{96DAC541-7B7A-43D3-8B79-37D633B846F1}">
-                                <asvg:svgBlip xmlns:asvg="http://schemas.microsoft.com/office/drawing/2016/SVG/main" r:embed="rId40"/>
+                                <asvg:svgBlip xmlns:asvg="http://schemas.microsoft.com/office/drawing/2016/SVG/main" r:embed="rId42"/>
                               </a:ext>
                             </a:extLst>
                           </a:blip>
@@ -15974,10 +16513,10 @@
                           <pic:cNvPicPr/>
                         </pic:nvPicPr>
                         <pic:blipFill>
-                          <a:blip r:embed="rId39">
+                          <a:blip r:embed="rId41">
                             <a:extLst>
                               <a:ext uri="{96DAC541-7B7A-43D3-8B79-37D633B846F1}">
-                                <asvg:svgBlip xmlns:asvg="http://schemas.microsoft.com/office/drawing/2016/SVG/main" r:embed="rId40"/>
+                                <asvg:svgBlip xmlns:asvg="http://schemas.microsoft.com/office/drawing/2016/SVG/main" r:embed="rId42"/>
                               </a:ext>
                             </a:extLst>
                           </a:blip>
@@ -16082,10 +16621,10 @@
                           <pic:cNvPicPr/>
                         </pic:nvPicPr>
                         <pic:blipFill>
-                          <a:blip r:embed="rId39">
+                          <a:blip r:embed="rId41">
                             <a:extLst>
                               <a:ext uri="{96DAC541-7B7A-43D3-8B79-37D633B846F1}">
-                                <asvg:svgBlip xmlns:asvg="http://schemas.microsoft.com/office/drawing/2016/SVG/main" r:embed="rId40"/>
+                                <asvg:svgBlip xmlns:asvg="http://schemas.microsoft.com/office/drawing/2016/SVG/main" r:embed="rId42"/>
                               </a:ext>
                             </a:extLst>
                           </a:blip>
@@ -16187,10 +16726,10 @@
                           <pic:cNvPicPr/>
                         </pic:nvPicPr>
                         <pic:blipFill>
-                          <a:blip r:embed="rId39">
+                          <a:blip r:embed="rId41">
                             <a:extLst>
                               <a:ext uri="{96DAC541-7B7A-43D3-8B79-37D633B846F1}">
-                                <asvg:svgBlip xmlns:asvg="http://schemas.microsoft.com/office/drawing/2016/SVG/main" r:embed="rId40"/>
+                                <asvg:svgBlip xmlns:asvg="http://schemas.microsoft.com/office/drawing/2016/SVG/main" r:embed="rId42"/>
                               </a:ext>
                             </a:extLst>
                           </a:blip>
@@ -16250,10 +16789,10 @@
                           <pic:cNvPicPr/>
                         </pic:nvPicPr>
                         <pic:blipFill>
-                          <a:blip r:embed="rId39">
+                          <a:blip r:embed="rId41">
                             <a:extLst>
                               <a:ext uri="{96DAC541-7B7A-43D3-8B79-37D633B846F1}">
-                                <asvg:svgBlip xmlns:asvg="http://schemas.microsoft.com/office/drawing/2016/SVG/main" r:embed="rId40"/>
+                                <asvg:svgBlip xmlns:asvg="http://schemas.microsoft.com/office/drawing/2016/SVG/main" r:embed="rId42"/>
                               </a:ext>
                             </a:extLst>
                           </a:blip>
@@ -16358,10 +16897,10 @@
                           <pic:cNvPicPr/>
                         </pic:nvPicPr>
                         <pic:blipFill>
-                          <a:blip r:embed="rId39">
+                          <a:blip r:embed="rId41">
                             <a:extLst>
                               <a:ext uri="{96DAC541-7B7A-43D3-8B79-37D633B846F1}">
-                                <asvg:svgBlip xmlns:asvg="http://schemas.microsoft.com/office/drawing/2016/SVG/main" r:embed="rId40"/>
+                                <asvg:svgBlip xmlns:asvg="http://schemas.microsoft.com/office/drawing/2016/SVG/main" r:embed="rId42"/>
                               </a:ext>
                             </a:extLst>
                           </a:blip>
@@ -16538,10 +17077,10 @@
                           <pic:cNvPicPr/>
                         </pic:nvPicPr>
                         <pic:blipFill>
-                          <a:blip r:embed="rId39">
+                          <a:blip r:embed="rId41">
                             <a:extLst>
                               <a:ext uri="{96DAC541-7B7A-43D3-8B79-37D633B846F1}">
-                                <asvg:svgBlip xmlns:asvg="http://schemas.microsoft.com/office/drawing/2016/SVG/main" r:embed="rId40"/>
+                                <asvg:svgBlip xmlns:asvg="http://schemas.microsoft.com/office/drawing/2016/SVG/main" r:embed="rId42"/>
                               </a:ext>
                             </a:extLst>
                           </a:blip>
@@ -16718,10 +17257,10 @@
                           <pic:cNvPicPr/>
                         </pic:nvPicPr>
                         <pic:blipFill>
-                          <a:blip r:embed="rId39">
+                          <a:blip r:embed="rId41">
                             <a:extLst>
                               <a:ext uri="{96DAC541-7B7A-43D3-8B79-37D633B846F1}">
-                                <asvg:svgBlip xmlns:asvg="http://schemas.microsoft.com/office/drawing/2016/SVG/main" r:embed="rId40"/>
+                                <asvg:svgBlip xmlns:asvg="http://schemas.microsoft.com/office/drawing/2016/SVG/main" r:embed="rId42"/>
                               </a:ext>
                             </a:extLst>
                           </a:blip>
@@ -16898,10 +17437,10 @@
                           <pic:cNvPicPr/>
                         </pic:nvPicPr>
                         <pic:blipFill>
-                          <a:blip r:embed="rId39">
+                          <a:blip r:embed="rId41">
                             <a:extLst>
                               <a:ext uri="{96DAC541-7B7A-43D3-8B79-37D633B846F1}">
-                                <asvg:svgBlip xmlns:asvg="http://schemas.microsoft.com/office/drawing/2016/SVG/main" r:embed="rId40"/>
+                                <asvg:svgBlip xmlns:asvg="http://schemas.microsoft.com/office/drawing/2016/SVG/main" r:embed="rId42"/>
                               </a:ext>
                             </a:extLst>
                           </a:blip>
@@ -17003,10 +17542,10 @@
                           <pic:cNvPicPr/>
                         </pic:nvPicPr>
                         <pic:blipFill>
-                          <a:blip r:embed="rId39">
+                          <a:blip r:embed="rId41">
                             <a:extLst>
                               <a:ext uri="{96DAC541-7B7A-43D3-8B79-37D633B846F1}">
-                                <asvg:svgBlip xmlns:asvg="http://schemas.microsoft.com/office/drawing/2016/SVG/main" r:embed="rId40"/>
+                                <asvg:svgBlip xmlns:asvg="http://schemas.microsoft.com/office/drawing/2016/SVG/main" r:embed="rId42"/>
                               </a:ext>
                             </a:extLst>
                           </a:blip>
@@ -17066,10 +17605,10 @@
                           <pic:cNvPicPr/>
                         </pic:nvPicPr>
                         <pic:blipFill>
-                          <a:blip r:embed="rId39">
+                          <a:blip r:embed="rId41">
                             <a:extLst>
                               <a:ext uri="{96DAC541-7B7A-43D3-8B79-37D633B846F1}">
-                                <asvg:svgBlip xmlns:asvg="http://schemas.microsoft.com/office/drawing/2016/SVG/main" r:embed="rId40"/>
+                                <asvg:svgBlip xmlns:asvg="http://schemas.microsoft.com/office/drawing/2016/SVG/main" r:embed="rId42"/>
                               </a:ext>
                             </a:extLst>
                           </a:blip>
@@ -17174,10 +17713,10 @@
                           <pic:cNvPicPr/>
                         </pic:nvPicPr>
                         <pic:blipFill>
-                          <a:blip r:embed="rId39">
+                          <a:blip r:embed="rId41">
                             <a:extLst>
                               <a:ext uri="{96DAC541-7B7A-43D3-8B79-37D633B846F1}">
-                                <asvg:svgBlip xmlns:asvg="http://schemas.microsoft.com/office/drawing/2016/SVG/main" r:embed="rId40"/>
+                                <asvg:svgBlip xmlns:asvg="http://schemas.microsoft.com/office/drawing/2016/SVG/main" r:embed="rId42"/>
                               </a:ext>
                             </a:extLst>
                           </a:blip>
@@ -17279,10 +17818,10 @@
                           <pic:cNvPicPr/>
                         </pic:nvPicPr>
                         <pic:blipFill>
-                          <a:blip r:embed="rId39">
+                          <a:blip r:embed="rId41">
                             <a:extLst>
                               <a:ext uri="{96DAC541-7B7A-43D3-8B79-37D633B846F1}">
-                                <asvg:svgBlip xmlns:asvg="http://schemas.microsoft.com/office/drawing/2016/SVG/main" r:embed="rId40"/>
+                                <asvg:svgBlip xmlns:asvg="http://schemas.microsoft.com/office/drawing/2016/SVG/main" r:embed="rId42"/>
                               </a:ext>
                             </a:extLst>
                           </a:blip>
@@ -17342,10 +17881,10 @@
                           <pic:cNvPicPr/>
                         </pic:nvPicPr>
                         <pic:blipFill>
-                          <a:blip r:embed="rId39">
+                          <a:blip r:embed="rId41">
                             <a:extLst>
                               <a:ext uri="{96DAC541-7B7A-43D3-8B79-37D633B846F1}">
-                                <asvg:svgBlip xmlns:asvg="http://schemas.microsoft.com/office/drawing/2016/SVG/main" r:embed="rId40"/>
+                                <asvg:svgBlip xmlns:asvg="http://schemas.microsoft.com/office/drawing/2016/SVG/main" r:embed="rId42"/>
                               </a:ext>
                             </a:extLst>
                           </a:blip>
@@ -17450,10 +17989,10 @@
                           <pic:cNvPicPr/>
                         </pic:nvPicPr>
                         <pic:blipFill>
-                          <a:blip r:embed="rId39">
+                          <a:blip r:embed="rId41">
                             <a:extLst>
                               <a:ext uri="{96DAC541-7B7A-43D3-8B79-37D633B846F1}">
-                                <asvg:svgBlip xmlns:asvg="http://schemas.microsoft.com/office/drawing/2016/SVG/main" r:embed="rId40"/>
+                                <asvg:svgBlip xmlns:asvg="http://schemas.microsoft.com/office/drawing/2016/SVG/main" r:embed="rId42"/>
                               </a:ext>
                             </a:extLst>
                           </a:blip>
@@ -17563,10 +18102,10 @@
                           <pic:cNvPicPr/>
                         </pic:nvPicPr>
                         <pic:blipFill>
-                          <a:blip r:embed="rId39">
+                          <a:blip r:embed="rId41">
                             <a:extLst>
                               <a:ext uri="{96DAC541-7B7A-43D3-8B79-37D633B846F1}">
-                                <asvg:svgBlip xmlns:asvg="http://schemas.microsoft.com/office/drawing/2016/SVG/main" r:embed="rId40"/>
+                                <asvg:svgBlip xmlns:asvg="http://schemas.microsoft.com/office/drawing/2016/SVG/main" r:embed="rId42"/>
                               </a:ext>
                             </a:extLst>
                           </a:blip>
@@ -17626,10 +18165,10 @@
                           <pic:cNvPicPr/>
                         </pic:nvPicPr>
                         <pic:blipFill>
-                          <a:blip r:embed="rId39">
+                          <a:blip r:embed="rId41">
                             <a:extLst>
                               <a:ext uri="{96DAC541-7B7A-43D3-8B79-37D633B846F1}">
-                                <asvg:svgBlip xmlns:asvg="http://schemas.microsoft.com/office/drawing/2016/SVG/main" r:embed="rId40"/>
+                                <asvg:svgBlip xmlns:asvg="http://schemas.microsoft.com/office/drawing/2016/SVG/main" r:embed="rId42"/>
                               </a:ext>
                             </a:extLst>
                           </a:blip>
@@ -17689,10 +18228,10 @@
                           <pic:cNvPicPr/>
                         </pic:nvPicPr>
                         <pic:blipFill>
-                          <a:blip r:embed="rId39">
+                          <a:blip r:embed="rId41">
                             <a:extLst>
                               <a:ext uri="{96DAC541-7B7A-43D3-8B79-37D633B846F1}">
-                                <asvg:svgBlip xmlns:asvg="http://schemas.microsoft.com/office/drawing/2016/SVG/main" r:embed="rId40"/>
+                                <asvg:svgBlip xmlns:asvg="http://schemas.microsoft.com/office/drawing/2016/SVG/main" r:embed="rId42"/>
                               </a:ext>
                             </a:extLst>
                           </a:blip>
@@ -17752,10 +18291,10 @@
                           <pic:cNvPicPr/>
                         </pic:nvPicPr>
                         <pic:blipFill>
-                          <a:blip r:embed="rId39">
+                          <a:blip r:embed="rId41">
                             <a:extLst>
                               <a:ext uri="{96DAC541-7B7A-43D3-8B79-37D633B846F1}">
-                                <asvg:svgBlip xmlns:asvg="http://schemas.microsoft.com/office/drawing/2016/SVG/main" r:embed="rId40"/>
+                                <asvg:svgBlip xmlns:asvg="http://schemas.microsoft.com/office/drawing/2016/SVG/main" r:embed="rId42"/>
                               </a:ext>
                             </a:extLst>
                           </a:blip>
@@ -17815,10 +18354,10 @@
                           <pic:cNvPicPr/>
                         </pic:nvPicPr>
                         <pic:blipFill>
-                          <a:blip r:embed="rId39">
+                          <a:blip r:embed="rId41">
                             <a:extLst>
                               <a:ext uri="{96DAC541-7B7A-43D3-8B79-37D633B846F1}">
-                                <asvg:svgBlip xmlns:asvg="http://schemas.microsoft.com/office/drawing/2016/SVG/main" r:embed="rId40"/>
+                                <asvg:svgBlip xmlns:asvg="http://schemas.microsoft.com/office/drawing/2016/SVG/main" r:embed="rId42"/>
                               </a:ext>
                             </a:extLst>
                           </a:blip>
@@ -17878,10 +18417,10 @@
                           <pic:cNvPicPr/>
                         </pic:nvPicPr>
                         <pic:blipFill>
-                          <a:blip r:embed="rId39">
+                          <a:blip r:embed="rId41">
                             <a:extLst>
                               <a:ext uri="{96DAC541-7B7A-43D3-8B79-37D633B846F1}">
-                                <asvg:svgBlip xmlns:asvg="http://schemas.microsoft.com/office/drawing/2016/SVG/main" r:embed="rId40"/>
+                                <asvg:svgBlip xmlns:asvg="http://schemas.microsoft.com/office/drawing/2016/SVG/main" r:embed="rId42"/>
                               </a:ext>
                             </a:extLst>
                           </a:blip>
@@ -17983,10 +18522,10 @@
                           <pic:cNvPicPr/>
                         </pic:nvPicPr>
                         <pic:blipFill>
-                          <a:blip r:embed="rId39">
+                          <a:blip r:embed="rId41">
                             <a:extLst>
                               <a:ext uri="{96DAC541-7B7A-43D3-8B79-37D633B846F1}">
-                                <asvg:svgBlip xmlns:asvg="http://schemas.microsoft.com/office/drawing/2016/SVG/main" r:embed="rId40"/>
+                                <asvg:svgBlip xmlns:asvg="http://schemas.microsoft.com/office/drawing/2016/SVG/main" r:embed="rId42"/>
                               </a:ext>
                             </a:extLst>
                           </a:blip>
@@ -18046,10 +18585,10 @@
                           <pic:cNvPicPr/>
                         </pic:nvPicPr>
                         <pic:blipFill>
-                          <a:blip r:embed="rId39">
+                          <a:blip r:embed="rId41">
                             <a:extLst>
                               <a:ext uri="{96DAC541-7B7A-43D3-8B79-37D633B846F1}">
-                                <asvg:svgBlip xmlns:asvg="http://schemas.microsoft.com/office/drawing/2016/SVG/main" r:embed="rId40"/>
+                                <asvg:svgBlip xmlns:asvg="http://schemas.microsoft.com/office/drawing/2016/SVG/main" r:embed="rId42"/>
                               </a:ext>
                             </a:extLst>
                           </a:blip>
@@ -18109,10 +18648,10 @@
                           <pic:cNvPicPr/>
                         </pic:nvPicPr>
                         <pic:blipFill>
-                          <a:blip r:embed="rId39">
+                          <a:blip r:embed="rId41">
                             <a:extLst>
                               <a:ext uri="{96DAC541-7B7A-43D3-8B79-37D633B846F1}">
-                                <asvg:svgBlip xmlns:asvg="http://schemas.microsoft.com/office/drawing/2016/SVG/main" r:embed="rId40"/>
+                                <asvg:svgBlip xmlns:asvg="http://schemas.microsoft.com/office/drawing/2016/SVG/main" r:embed="rId42"/>
                               </a:ext>
                             </a:extLst>
                           </a:blip>
@@ -18172,10 +18711,10 @@
                           <pic:cNvPicPr/>
                         </pic:nvPicPr>
                         <pic:blipFill>
-                          <a:blip r:embed="rId39">
+                          <a:blip r:embed="rId41">
                             <a:extLst>
                               <a:ext uri="{96DAC541-7B7A-43D3-8B79-37D633B846F1}">
-                                <asvg:svgBlip xmlns:asvg="http://schemas.microsoft.com/office/drawing/2016/SVG/main" r:embed="rId40"/>
+                                <asvg:svgBlip xmlns:asvg="http://schemas.microsoft.com/office/drawing/2016/SVG/main" r:embed="rId42"/>
                               </a:ext>
                             </a:extLst>
                           </a:blip>
@@ -18235,10 +18774,10 @@
                           <pic:cNvPicPr/>
                         </pic:nvPicPr>
                         <pic:blipFill>
-                          <a:blip r:embed="rId39">
+                          <a:blip r:embed="rId41">
                             <a:extLst>
                               <a:ext uri="{96DAC541-7B7A-43D3-8B79-37D633B846F1}">
-                                <asvg:svgBlip xmlns:asvg="http://schemas.microsoft.com/office/drawing/2016/SVG/main" r:embed="rId40"/>
+                                <asvg:svgBlip xmlns:asvg="http://schemas.microsoft.com/office/drawing/2016/SVG/main" r:embed="rId42"/>
                               </a:ext>
                             </a:extLst>
                           </a:blip>
@@ -18298,10 +18837,10 @@
                           <pic:cNvPicPr/>
                         </pic:nvPicPr>
                         <pic:blipFill>
-                          <a:blip r:embed="rId39">
+                          <a:blip r:embed="rId41">
                             <a:extLst>
                               <a:ext uri="{96DAC541-7B7A-43D3-8B79-37D633B846F1}">
-                                <asvg:svgBlip xmlns:asvg="http://schemas.microsoft.com/office/drawing/2016/SVG/main" r:embed="rId40"/>
+                                <asvg:svgBlip xmlns:asvg="http://schemas.microsoft.com/office/drawing/2016/SVG/main" r:embed="rId42"/>
                               </a:ext>
                             </a:extLst>
                           </a:blip>
@@ -18403,10 +18942,10 @@
                           <pic:cNvPicPr/>
                         </pic:nvPicPr>
                         <pic:blipFill>
-                          <a:blip r:embed="rId39">
+                          <a:blip r:embed="rId41">
                             <a:extLst>
                               <a:ext uri="{96DAC541-7B7A-43D3-8B79-37D633B846F1}">
-                                <asvg:svgBlip xmlns:asvg="http://schemas.microsoft.com/office/drawing/2016/SVG/main" r:embed="rId40"/>
+                                <asvg:svgBlip xmlns:asvg="http://schemas.microsoft.com/office/drawing/2016/SVG/main" r:embed="rId42"/>
                               </a:ext>
                             </a:extLst>
                           </a:blip>
@@ -18466,10 +19005,10 @@
                           <pic:cNvPicPr/>
                         </pic:nvPicPr>
                         <pic:blipFill>
-                          <a:blip r:embed="rId39">
+                          <a:blip r:embed="rId41">
                             <a:extLst>
                               <a:ext uri="{96DAC541-7B7A-43D3-8B79-37D633B846F1}">
-                                <asvg:svgBlip xmlns:asvg="http://schemas.microsoft.com/office/drawing/2016/SVG/main" r:embed="rId40"/>
+                                <asvg:svgBlip xmlns:asvg="http://schemas.microsoft.com/office/drawing/2016/SVG/main" r:embed="rId42"/>
                               </a:ext>
                             </a:extLst>
                           </a:blip>
@@ -18529,10 +19068,10 @@
                           <pic:cNvPicPr/>
                         </pic:nvPicPr>
                         <pic:blipFill>
-                          <a:blip r:embed="rId39">
+                          <a:blip r:embed="rId41">
                             <a:extLst>
                               <a:ext uri="{96DAC541-7B7A-43D3-8B79-37D633B846F1}">
-                                <asvg:svgBlip xmlns:asvg="http://schemas.microsoft.com/office/drawing/2016/SVG/main" r:embed="rId40"/>
+                                <asvg:svgBlip xmlns:asvg="http://schemas.microsoft.com/office/drawing/2016/SVG/main" r:embed="rId42"/>
                               </a:ext>
                             </a:extLst>
                           </a:blip>
@@ -18592,10 +19131,10 @@
                           <pic:cNvPicPr/>
                         </pic:nvPicPr>
                         <pic:blipFill>
-                          <a:blip r:embed="rId39">
+                          <a:blip r:embed="rId41">
                             <a:extLst>
                               <a:ext uri="{96DAC541-7B7A-43D3-8B79-37D633B846F1}">
-                                <asvg:svgBlip xmlns:asvg="http://schemas.microsoft.com/office/drawing/2016/SVG/main" r:embed="rId40"/>
+                                <asvg:svgBlip xmlns:asvg="http://schemas.microsoft.com/office/drawing/2016/SVG/main" r:embed="rId42"/>
                               </a:ext>
                             </a:extLst>
                           </a:blip>
@@ -18655,10 +19194,10 @@
                           <pic:cNvPicPr/>
                         </pic:nvPicPr>
                         <pic:blipFill>
-                          <a:blip r:embed="rId39">
+                          <a:blip r:embed="rId41">
                             <a:extLst>
                               <a:ext uri="{96DAC541-7B7A-43D3-8B79-37D633B846F1}">
-                                <asvg:svgBlip xmlns:asvg="http://schemas.microsoft.com/office/drawing/2016/SVG/main" r:embed="rId40"/>
+                                <asvg:svgBlip xmlns:asvg="http://schemas.microsoft.com/office/drawing/2016/SVG/main" r:embed="rId42"/>
                               </a:ext>
                             </a:extLst>
                           </a:blip>
@@ -18718,10 +19257,10 @@
                           <pic:cNvPicPr/>
                         </pic:nvPicPr>
                         <pic:blipFill>
-                          <a:blip r:embed="rId39">
+                          <a:blip r:embed="rId41">
                             <a:extLst>
                               <a:ext uri="{96DAC541-7B7A-43D3-8B79-37D633B846F1}">
-                                <asvg:svgBlip xmlns:asvg="http://schemas.microsoft.com/office/drawing/2016/SVG/main" r:embed="rId40"/>
+                                <asvg:svgBlip xmlns:asvg="http://schemas.microsoft.com/office/drawing/2016/SVG/main" r:embed="rId42"/>
                               </a:ext>
                             </a:extLst>
                           </a:blip>
@@ -18823,10 +19362,10 @@
                           <pic:cNvPicPr/>
                         </pic:nvPicPr>
                         <pic:blipFill>
-                          <a:blip r:embed="rId39">
+                          <a:blip r:embed="rId41">
                             <a:extLst>
                               <a:ext uri="{96DAC541-7B7A-43D3-8B79-37D633B846F1}">
-                                <asvg:svgBlip xmlns:asvg="http://schemas.microsoft.com/office/drawing/2016/SVG/main" r:embed="rId40"/>
+                                <asvg:svgBlip xmlns:asvg="http://schemas.microsoft.com/office/drawing/2016/SVG/main" r:embed="rId42"/>
                               </a:ext>
                             </a:extLst>
                           </a:blip>
@@ -18886,10 +19425,10 @@
                           <pic:cNvPicPr/>
                         </pic:nvPicPr>
                         <pic:blipFill>
-                          <a:blip r:embed="rId39">
+                          <a:blip r:embed="rId41">
                             <a:extLst>
                               <a:ext uri="{96DAC541-7B7A-43D3-8B79-37D633B846F1}">
-                                <asvg:svgBlip xmlns:asvg="http://schemas.microsoft.com/office/drawing/2016/SVG/main" r:embed="rId40"/>
+                                <asvg:svgBlip xmlns:asvg="http://schemas.microsoft.com/office/drawing/2016/SVG/main" r:embed="rId42"/>
                               </a:ext>
                             </a:extLst>
                           </a:blip>
@@ -18949,10 +19488,10 @@
                           <pic:cNvPicPr/>
                         </pic:nvPicPr>
                         <pic:blipFill>
-                          <a:blip r:embed="rId39">
+                          <a:blip r:embed="rId41">
                             <a:extLst>
                               <a:ext uri="{96DAC541-7B7A-43D3-8B79-37D633B846F1}">
-                                <asvg:svgBlip xmlns:asvg="http://schemas.microsoft.com/office/drawing/2016/SVG/main" r:embed="rId40"/>
+                                <asvg:svgBlip xmlns:asvg="http://schemas.microsoft.com/office/drawing/2016/SVG/main" r:embed="rId42"/>
                               </a:ext>
                             </a:extLst>
                           </a:blip>
@@ -19012,10 +19551,10 @@
                           <pic:cNvPicPr/>
                         </pic:nvPicPr>
                         <pic:blipFill>
-                          <a:blip r:embed="rId39">
+                          <a:blip r:embed="rId41">
                             <a:extLst>
                               <a:ext uri="{96DAC541-7B7A-43D3-8B79-37D633B846F1}">
-                                <asvg:svgBlip xmlns:asvg="http://schemas.microsoft.com/office/drawing/2016/SVG/main" r:embed="rId40"/>
+                                <asvg:svgBlip xmlns:asvg="http://schemas.microsoft.com/office/drawing/2016/SVG/main" r:embed="rId42"/>
                               </a:ext>
                             </a:extLst>
                           </a:blip>
@@ -19075,10 +19614,10 @@
                           <pic:cNvPicPr/>
                         </pic:nvPicPr>
                         <pic:blipFill>
-                          <a:blip r:embed="rId39">
+                          <a:blip r:embed="rId41">
                             <a:extLst>
                               <a:ext uri="{96DAC541-7B7A-43D3-8B79-37D633B846F1}">
-                                <asvg:svgBlip xmlns:asvg="http://schemas.microsoft.com/office/drawing/2016/SVG/main" r:embed="rId40"/>
+                                <asvg:svgBlip xmlns:asvg="http://schemas.microsoft.com/office/drawing/2016/SVG/main" r:embed="rId42"/>
                               </a:ext>
                             </a:extLst>
                           </a:blip>
@@ -19138,10 +19677,10 @@
                           <pic:cNvPicPr/>
                         </pic:nvPicPr>
                         <pic:blipFill>
-                          <a:blip r:embed="rId39">
+                          <a:blip r:embed="rId41">
                             <a:extLst>
                               <a:ext uri="{96DAC541-7B7A-43D3-8B79-37D633B846F1}">
-                                <asvg:svgBlip xmlns:asvg="http://schemas.microsoft.com/office/drawing/2016/SVG/main" r:embed="rId40"/>
+                                <asvg:svgBlip xmlns:asvg="http://schemas.microsoft.com/office/drawing/2016/SVG/main" r:embed="rId42"/>
                               </a:ext>
                             </a:extLst>
                           </a:blip>
@@ -19243,10 +19782,10 @@
                           <pic:cNvPicPr/>
                         </pic:nvPicPr>
                         <pic:blipFill>
-                          <a:blip r:embed="rId39">
+                          <a:blip r:embed="rId41">
                             <a:extLst>
                               <a:ext uri="{96DAC541-7B7A-43D3-8B79-37D633B846F1}">
-                                <asvg:svgBlip xmlns:asvg="http://schemas.microsoft.com/office/drawing/2016/SVG/main" r:embed="rId40"/>
+                                <asvg:svgBlip xmlns:asvg="http://schemas.microsoft.com/office/drawing/2016/SVG/main" r:embed="rId42"/>
                               </a:ext>
                             </a:extLst>
                           </a:blip>
@@ -19306,10 +19845,10 @@
                           <pic:cNvPicPr/>
                         </pic:nvPicPr>
                         <pic:blipFill>
-                          <a:blip r:embed="rId39">
+                          <a:blip r:embed="rId41">
                             <a:extLst>
                               <a:ext uri="{96DAC541-7B7A-43D3-8B79-37D633B846F1}">
-                                <asvg:svgBlip xmlns:asvg="http://schemas.microsoft.com/office/drawing/2016/SVG/main" r:embed="rId40"/>
+                                <asvg:svgBlip xmlns:asvg="http://schemas.microsoft.com/office/drawing/2016/SVG/main" r:embed="rId42"/>
                               </a:ext>
                             </a:extLst>
                           </a:blip>
@@ -19369,10 +19908,10 @@
                           <pic:cNvPicPr/>
                         </pic:nvPicPr>
                         <pic:blipFill>
-                          <a:blip r:embed="rId39">
+                          <a:blip r:embed="rId41">
                             <a:extLst>
                               <a:ext uri="{96DAC541-7B7A-43D3-8B79-37D633B846F1}">
-                                <asvg:svgBlip xmlns:asvg="http://schemas.microsoft.com/office/drawing/2016/SVG/main" r:embed="rId40"/>
+                                <asvg:svgBlip xmlns:asvg="http://schemas.microsoft.com/office/drawing/2016/SVG/main" r:embed="rId42"/>
                               </a:ext>
                             </a:extLst>
                           </a:blip>
@@ -19432,10 +19971,10 @@
                           <pic:cNvPicPr/>
                         </pic:nvPicPr>
                         <pic:blipFill>
-                          <a:blip r:embed="rId39">
+                          <a:blip r:embed="rId41">
                             <a:extLst>
                               <a:ext uri="{96DAC541-7B7A-43D3-8B79-37D633B846F1}">
-                                <asvg:svgBlip xmlns:asvg="http://schemas.microsoft.com/office/drawing/2016/SVG/main" r:embed="rId40"/>
+                                <asvg:svgBlip xmlns:asvg="http://schemas.microsoft.com/office/drawing/2016/SVG/main" r:embed="rId42"/>
                               </a:ext>
                             </a:extLst>
                           </a:blip>
@@ -19495,10 +20034,10 @@
                           <pic:cNvPicPr/>
                         </pic:nvPicPr>
                         <pic:blipFill>
-                          <a:blip r:embed="rId39">
+                          <a:blip r:embed="rId41">
                             <a:extLst>
                               <a:ext uri="{96DAC541-7B7A-43D3-8B79-37D633B846F1}">
-                                <asvg:svgBlip xmlns:asvg="http://schemas.microsoft.com/office/drawing/2016/SVG/main" r:embed="rId40"/>
+                                <asvg:svgBlip xmlns:asvg="http://schemas.microsoft.com/office/drawing/2016/SVG/main" r:embed="rId42"/>
                               </a:ext>
                             </a:extLst>
                           </a:blip>
@@ -19558,10 +20097,10 @@
                           <pic:cNvPicPr/>
                         </pic:nvPicPr>
                         <pic:blipFill>
-                          <a:blip r:embed="rId39">
+                          <a:blip r:embed="rId41">
                             <a:extLst>
                               <a:ext uri="{96DAC541-7B7A-43D3-8B79-37D633B846F1}">
-                                <asvg:svgBlip xmlns:asvg="http://schemas.microsoft.com/office/drawing/2016/SVG/main" r:embed="rId40"/>
+                                <asvg:svgBlip xmlns:asvg="http://schemas.microsoft.com/office/drawing/2016/SVG/main" r:embed="rId42"/>
                               </a:ext>
                             </a:extLst>
                           </a:blip>
@@ -19693,10 +20232,10 @@
                           <pic:cNvPicPr/>
                         </pic:nvPicPr>
                         <pic:blipFill>
-                          <a:blip r:embed="rId39">
+                          <a:blip r:embed="rId41">
                             <a:extLst>
                               <a:ext uri="{96DAC541-7B7A-43D3-8B79-37D633B846F1}">
-                                <asvg:svgBlip xmlns:asvg="http://schemas.microsoft.com/office/drawing/2016/SVG/main" r:embed="rId40"/>
+                                <asvg:svgBlip xmlns:asvg="http://schemas.microsoft.com/office/drawing/2016/SVG/main" r:embed="rId42"/>
                               </a:ext>
                             </a:extLst>
                           </a:blip>
@@ -19786,10 +20325,10 @@
                           <pic:cNvPicPr/>
                         </pic:nvPicPr>
                         <pic:blipFill>
-                          <a:blip r:embed="rId39">
+                          <a:blip r:embed="rId41">
                             <a:extLst>
                               <a:ext uri="{96DAC541-7B7A-43D3-8B79-37D633B846F1}">
-                                <asvg:svgBlip xmlns:asvg="http://schemas.microsoft.com/office/drawing/2016/SVG/main" r:embed="rId40"/>
+                                <asvg:svgBlip xmlns:asvg="http://schemas.microsoft.com/office/drawing/2016/SVG/main" r:embed="rId42"/>
                               </a:ext>
                             </a:extLst>
                           </a:blip>
@@ -19921,10 +20460,10 @@
                           <pic:cNvPicPr/>
                         </pic:nvPicPr>
                         <pic:blipFill>
-                          <a:blip r:embed="rId39">
+                          <a:blip r:embed="rId41">
                             <a:extLst>
                               <a:ext uri="{96DAC541-7B7A-43D3-8B79-37D633B846F1}">
-                                <asvg:svgBlip xmlns:asvg="http://schemas.microsoft.com/office/drawing/2016/SVG/main" r:embed="rId40"/>
+                                <asvg:svgBlip xmlns:asvg="http://schemas.microsoft.com/office/drawing/2016/SVG/main" r:embed="rId42"/>
                               </a:ext>
                             </a:extLst>
                           </a:blip>
@@ -20014,10 +20553,10 @@
                           <pic:cNvPicPr/>
                         </pic:nvPicPr>
                         <pic:blipFill>
-                          <a:blip r:embed="rId39">
+                          <a:blip r:embed="rId41">
                             <a:extLst>
                               <a:ext uri="{96DAC541-7B7A-43D3-8B79-37D633B846F1}">
-                                <asvg:svgBlip xmlns:asvg="http://schemas.microsoft.com/office/drawing/2016/SVG/main" r:embed="rId40"/>
+                                <asvg:svgBlip xmlns:asvg="http://schemas.microsoft.com/office/drawing/2016/SVG/main" r:embed="rId42"/>
                               </a:ext>
                             </a:extLst>
                           </a:blip>
@@ -20151,10 +20690,10 @@
                           <pic:cNvPicPr/>
                         </pic:nvPicPr>
                         <pic:blipFill>
-                          <a:blip r:embed="rId39">
+                          <a:blip r:embed="rId41">
                             <a:extLst>
                               <a:ext uri="{96DAC541-7B7A-43D3-8B79-37D633B846F1}">
-                                <asvg:svgBlip xmlns:asvg="http://schemas.microsoft.com/office/drawing/2016/SVG/main" r:embed="rId40"/>
+                                <asvg:svgBlip xmlns:asvg="http://schemas.microsoft.com/office/drawing/2016/SVG/main" r:embed="rId42"/>
                               </a:ext>
                             </a:extLst>
                           </a:blip>
@@ -20244,10 +20783,10 @@
                           <pic:cNvPicPr/>
                         </pic:nvPicPr>
                         <pic:blipFill>
-                          <a:blip r:embed="rId39">
+                          <a:blip r:embed="rId41">
                             <a:extLst>
                               <a:ext uri="{96DAC541-7B7A-43D3-8B79-37D633B846F1}">
-                                <asvg:svgBlip xmlns:asvg="http://schemas.microsoft.com/office/drawing/2016/SVG/main" r:embed="rId40"/>
+                                <asvg:svgBlip xmlns:asvg="http://schemas.microsoft.com/office/drawing/2016/SVG/main" r:embed="rId42"/>
                               </a:ext>
                             </a:extLst>
                           </a:blip>
@@ -20287,6 +20826,7 @@
                 <w:szCs w:val="20"/>
               </w:rPr>
             </w:pPr>
+            <w:proofErr w:type="spellStart"/>
             <w:r>
               <w:rPr>
                 <w:rFonts w:cs="Arial"/>
@@ -20295,6 +20835,7 @@
               </w:rPr>
               <w:t>Operationz</w:t>
             </w:r>
+            <w:proofErr w:type="spellEnd"/>
           </w:p>
         </w:tc>
         <w:tc>
@@ -20354,10 +20895,10 @@
                           <pic:cNvPicPr/>
                         </pic:nvPicPr>
                         <pic:blipFill>
-                          <a:blip r:embed="rId39">
+                          <a:blip r:embed="rId41">
                             <a:extLst>
                               <a:ext uri="{96DAC541-7B7A-43D3-8B79-37D633B846F1}">
-                                <asvg:svgBlip xmlns:asvg="http://schemas.microsoft.com/office/drawing/2016/SVG/main" r:embed="rId40"/>
+                                <asvg:svgBlip xmlns:asvg="http://schemas.microsoft.com/office/drawing/2016/SVG/main" r:embed="rId42"/>
                               </a:ext>
                             </a:extLst>
                           </a:blip>
@@ -20417,10 +20958,10 @@
                           <pic:cNvPicPr/>
                         </pic:nvPicPr>
                         <pic:blipFill>
-                          <a:blip r:embed="rId39">
+                          <a:blip r:embed="rId41">
                             <a:extLst>
                               <a:ext uri="{96DAC541-7B7A-43D3-8B79-37D633B846F1}">
-                                <asvg:svgBlip xmlns:asvg="http://schemas.microsoft.com/office/drawing/2016/SVG/main" r:embed="rId40"/>
+                                <asvg:svgBlip xmlns:asvg="http://schemas.microsoft.com/office/drawing/2016/SVG/main" r:embed="rId42"/>
                               </a:ext>
                             </a:extLst>
                           </a:blip>
@@ -20480,10 +21021,10 @@
                           <pic:cNvPicPr/>
                         </pic:nvPicPr>
                         <pic:blipFill>
-                          <a:blip r:embed="rId39">
+                          <a:blip r:embed="rId41">
                             <a:extLst>
                               <a:ext uri="{96DAC541-7B7A-43D3-8B79-37D633B846F1}">
-                                <asvg:svgBlip xmlns:asvg="http://schemas.microsoft.com/office/drawing/2016/SVG/main" r:embed="rId40"/>
+                                <asvg:svgBlip xmlns:asvg="http://schemas.microsoft.com/office/drawing/2016/SVG/main" r:embed="rId42"/>
                               </a:ext>
                             </a:extLst>
                           </a:blip>
@@ -20543,10 +21084,10 @@
                           <pic:cNvPicPr/>
                         </pic:nvPicPr>
                         <pic:blipFill>
-                          <a:blip r:embed="rId39">
+                          <a:blip r:embed="rId41">
                             <a:extLst>
                               <a:ext uri="{96DAC541-7B7A-43D3-8B79-37D633B846F1}">
-                                <asvg:svgBlip xmlns:asvg="http://schemas.microsoft.com/office/drawing/2016/SVG/main" r:embed="rId40"/>
+                                <asvg:svgBlip xmlns:asvg="http://schemas.microsoft.com/office/drawing/2016/SVG/main" r:embed="rId42"/>
                               </a:ext>
                             </a:extLst>
                           </a:blip>
@@ -20606,10 +21147,10 @@
                           <pic:cNvPicPr/>
                         </pic:nvPicPr>
                         <pic:blipFill>
-                          <a:blip r:embed="rId39">
+                          <a:blip r:embed="rId41">
                             <a:extLst>
                               <a:ext uri="{96DAC541-7B7A-43D3-8B79-37D633B846F1}">
-                                <asvg:svgBlip xmlns:asvg="http://schemas.microsoft.com/office/drawing/2016/SVG/main" r:embed="rId40"/>
+                                <asvg:svgBlip xmlns:asvg="http://schemas.microsoft.com/office/drawing/2016/SVG/main" r:embed="rId42"/>
                               </a:ext>
                             </a:extLst>
                           </a:blip>
@@ -20669,10 +21210,10 @@
                           <pic:cNvPicPr/>
                         </pic:nvPicPr>
                         <pic:blipFill>
-                          <a:blip r:embed="rId39">
+                          <a:blip r:embed="rId41">
                             <a:extLst>
                               <a:ext uri="{96DAC541-7B7A-43D3-8B79-37D633B846F1}">
-                                <asvg:svgBlip xmlns:asvg="http://schemas.microsoft.com/office/drawing/2016/SVG/main" r:embed="rId40"/>
+                                <asvg:svgBlip xmlns:asvg="http://schemas.microsoft.com/office/drawing/2016/SVG/main" r:embed="rId42"/>
                               </a:ext>
                             </a:extLst>
                           </a:blip>
@@ -20771,10 +21312,10 @@
                           <pic:cNvPicPr/>
                         </pic:nvPicPr>
                         <pic:blipFill>
-                          <a:blip r:embed="rId39">
+                          <a:blip r:embed="rId41">
                             <a:extLst>
                               <a:ext uri="{96DAC541-7B7A-43D3-8B79-37D633B846F1}">
-                                <asvg:svgBlip xmlns:asvg="http://schemas.microsoft.com/office/drawing/2016/SVG/main" r:embed="rId40"/>
+                                <asvg:svgBlip xmlns:asvg="http://schemas.microsoft.com/office/drawing/2016/SVG/main" r:embed="rId42"/>
                               </a:ext>
                             </a:extLst>
                           </a:blip>
@@ -20834,10 +21375,10 @@
                           <pic:cNvPicPr/>
                         </pic:nvPicPr>
                         <pic:blipFill>
-                          <a:blip r:embed="rId39">
+                          <a:blip r:embed="rId41">
                             <a:extLst>
                               <a:ext uri="{96DAC541-7B7A-43D3-8B79-37D633B846F1}">
-                                <asvg:svgBlip xmlns:asvg="http://schemas.microsoft.com/office/drawing/2016/SVG/main" r:embed="rId40"/>
+                                <asvg:svgBlip xmlns:asvg="http://schemas.microsoft.com/office/drawing/2016/SVG/main" r:embed="rId42"/>
                               </a:ext>
                             </a:extLst>
                           </a:blip>
@@ -20897,10 +21438,10 @@
                           <pic:cNvPicPr/>
                         </pic:nvPicPr>
                         <pic:blipFill>
-                          <a:blip r:embed="rId39">
+                          <a:blip r:embed="rId41">
                             <a:extLst>
                               <a:ext uri="{96DAC541-7B7A-43D3-8B79-37D633B846F1}">
-                                <asvg:svgBlip xmlns:asvg="http://schemas.microsoft.com/office/drawing/2016/SVG/main" r:embed="rId40"/>
+                                <asvg:svgBlip xmlns:asvg="http://schemas.microsoft.com/office/drawing/2016/SVG/main" r:embed="rId42"/>
                               </a:ext>
                             </a:extLst>
                           </a:blip>
@@ -20960,10 +21501,10 @@
                           <pic:cNvPicPr/>
                         </pic:nvPicPr>
                         <pic:blipFill>
-                          <a:blip r:embed="rId39">
+                          <a:blip r:embed="rId41">
                             <a:extLst>
                               <a:ext uri="{96DAC541-7B7A-43D3-8B79-37D633B846F1}">
-                                <asvg:svgBlip xmlns:asvg="http://schemas.microsoft.com/office/drawing/2016/SVG/main" r:embed="rId40"/>
+                                <asvg:svgBlip xmlns:asvg="http://schemas.microsoft.com/office/drawing/2016/SVG/main" r:embed="rId42"/>
                               </a:ext>
                             </a:extLst>
                           </a:blip>
@@ -21023,10 +21564,10 @@
                           <pic:cNvPicPr/>
                         </pic:nvPicPr>
                         <pic:blipFill>
-                          <a:blip r:embed="rId39">
+                          <a:blip r:embed="rId41">
                             <a:extLst>
                               <a:ext uri="{96DAC541-7B7A-43D3-8B79-37D633B846F1}">
-                                <asvg:svgBlip xmlns:asvg="http://schemas.microsoft.com/office/drawing/2016/SVG/main" r:embed="rId40"/>
+                                <asvg:svgBlip xmlns:asvg="http://schemas.microsoft.com/office/drawing/2016/SVG/main" r:embed="rId42"/>
                               </a:ext>
                             </a:extLst>
                           </a:blip>
@@ -21086,10 +21627,10 @@
                           <pic:cNvPicPr/>
                         </pic:nvPicPr>
                         <pic:blipFill>
-                          <a:blip r:embed="rId39">
+                          <a:blip r:embed="rId41">
                             <a:extLst>
                               <a:ext uri="{96DAC541-7B7A-43D3-8B79-37D633B846F1}">
-                                <asvg:svgBlip xmlns:asvg="http://schemas.microsoft.com/office/drawing/2016/SVG/main" r:embed="rId40"/>
+                                <asvg:svgBlip xmlns:asvg="http://schemas.microsoft.com/office/drawing/2016/SVG/main" r:embed="rId42"/>
                               </a:ext>
                             </a:extLst>
                           </a:blip>
@@ -21188,10 +21729,10 @@
                           <pic:cNvPicPr/>
                         </pic:nvPicPr>
                         <pic:blipFill>
-                          <a:blip r:embed="rId39">
+                          <a:blip r:embed="rId41">
                             <a:extLst>
                               <a:ext uri="{96DAC541-7B7A-43D3-8B79-37D633B846F1}">
-                                <asvg:svgBlip xmlns:asvg="http://schemas.microsoft.com/office/drawing/2016/SVG/main" r:embed="rId40"/>
+                                <asvg:svgBlip xmlns:asvg="http://schemas.microsoft.com/office/drawing/2016/SVG/main" r:embed="rId42"/>
                               </a:ext>
                             </a:extLst>
                           </a:blip>
@@ -21251,10 +21792,10 @@
                           <pic:cNvPicPr/>
                         </pic:nvPicPr>
                         <pic:blipFill>
-                          <a:blip r:embed="rId39">
+                          <a:blip r:embed="rId41">
                             <a:extLst>
                               <a:ext uri="{96DAC541-7B7A-43D3-8B79-37D633B846F1}">
-                                <asvg:svgBlip xmlns:asvg="http://schemas.microsoft.com/office/drawing/2016/SVG/main" r:embed="rId40"/>
+                                <asvg:svgBlip xmlns:asvg="http://schemas.microsoft.com/office/drawing/2016/SVG/main" r:embed="rId42"/>
                               </a:ext>
                             </a:extLst>
                           </a:blip>
@@ -21314,10 +21855,10 @@
                           <pic:cNvPicPr/>
                         </pic:nvPicPr>
                         <pic:blipFill>
-                          <a:blip r:embed="rId39">
+                          <a:blip r:embed="rId41">
                             <a:extLst>
                               <a:ext uri="{96DAC541-7B7A-43D3-8B79-37D633B846F1}">
-                                <asvg:svgBlip xmlns:asvg="http://schemas.microsoft.com/office/drawing/2016/SVG/main" r:embed="rId40"/>
+                                <asvg:svgBlip xmlns:asvg="http://schemas.microsoft.com/office/drawing/2016/SVG/main" r:embed="rId42"/>
                               </a:ext>
                             </a:extLst>
                           </a:blip>
@@ -21377,10 +21918,10 @@
                           <pic:cNvPicPr/>
                         </pic:nvPicPr>
                         <pic:blipFill>
-                          <a:blip r:embed="rId39">
+                          <a:blip r:embed="rId41">
                             <a:extLst>
                               <a:ext uri="{96DAC541-7B7A-43D3-8B79-37D633B846F1}">
-                                <asvg:svgBlip xmlns:asvg="http://schemas.microsoft.com/office/drawing/2016/SVG/main" r:embed="rId40"/>
+                                <asvg:svgBlip xmlns:asvg="http://schemas.microsoft.com/office/drawing/2016/SVG/main" r:embed="rId42"/>
                               </a:ext>
                             </a:extLst>
                           </a:blip>
@@ -21440,10 +21981,10 @@
                           <pic:cNvPicPr/>
                         </pic:nvPicPr>
                         <pic:blipFill>
-                          <a:blip r:embed="rId39">
+                          <a:blip r:embed="rId41">
                             <a:extLst>
                               <a:ext uri="{96DAC541-7B7A-43D3-8B79-37D633B846F1}">
-                                <asvg:svgBlip xmlns:asvg="http://schemas.microsoft.com/office/drawing/2016/SVG/main" r:embed="rId40"/>
+                                <asvg:svgBlip xmlns:asvg="http://schemas.microsoft.com/office/drawing/2016/SVG/main" r:embed="rId42"/>
                               </a:ext>
                             </a:extLst>
                           </a:blip>
@@ -21503,10 +22044,10 @@
                           <pic:cNvPicPr/>
                         </pic:nvPicPr>
                         <pic:blipFill>
-                          <a:blip r:embed="rId39">
+                          <a:blip r:embed="rId41">
                             <a:extLst>
                               <a:ext uri="{96DAC541-7B7A-43D3-8B79-37D633B846F1}">
-                                <asvg:svgBlip xmlns:asvg="http://schemas.microsoft.com/office/drawing/2016/SVG/main" r:embed="rId40"/>
+                                <asvg:svgBlip xmlns:asvg="http://schemas.microsoft.com/office/drawing/2016/SVG/main" r:embed="rId42"/>
                               </a:ext>
                             </a:extLst>
                           </a:blip>
@@ -21635,10 +22176,10 @@
                           <pic:cNvPicPr/>
                         </pic:nvPicPr>
                         <pic:blipFill>
-                          <a:blip r:embed="rId39">
+                          <a:blip r:embed="rId41">
                             <a:extLst>
                               <a:ext uri="{96DAC541-7B7A-43D3-8B79-37D633B846F1}">
-                                <asvg:svgBlip xmlns:asvg="http://schemas.microsoft.com/office/drawing/2016/SVG/main" r:embed="rId40"/>
+                                <asvg:svgBlip xmlns:asvg="http://schemas.microsoft.com/office/drawing/2016/SVG/main" r:embed="rId42"/>
                               </a:ext>
                             </a:extLst>
                           </a:blip>
@@ -21698,10 +22239,10 @@
                           <pic:cNvPicPr/>
                         </pic:nvPicPr>
                         <pic:blipFill>
-                          <a:blip r:embed="rId39">
+                          <a:blip r:embed="rId41">
                             <a:extLst>
                               <a:ext uri="{96DAC541-7B7A-43D3-8B79-37D633B846F1}">
-                                <asvg:svgBlip xmlns:asvg="http://schemas.microsoft.com/office/drawing/2016/SVG/main" r:embed="rId40"/>
+                                <asvg:svgBlip xmlns:asvg="http://schemas.microsoft.com/office/drawing/2016/SVG/main" r:embed="rId42"/>
                               </a:ext>
                             </a:extLst>
                           </a:blip>
@@ -21761,10 +22302,10 @@
                           <pic:cNvPicPr/>
                         </pic:nvPicPr>
                         <pic:blipFill>
-                          <a:blip r:embed="rId39">
+                          <a:blip r:embed="rId41">
                             <a:extLst>
                               <a:ext uri="{96DAC541-7B7A-43D3-8B79-37D633B846F1}">
-                                <asvg:svgBlip xmlns:asvg="http://schemas.microsoft.com/office/drawing/2016/SVG/main" r:embed="rId40"/>
+                                <asvg:svgBlip xmlns:asvg="http://schemas.microsoft.com/office/drawing/2016/SVG/main" r:embed="rId42"/>
                               </a:ext>
                             </a:extLst>
                           </a:blip>
@@ -21824,10 +22365,10 @@
                           <pic:cNvPicPr/>
                         </pic:nvPicPr>
                         <pic:blipFill>
-                          <a:blip r:embed="rId39">
+                          <a:blip r:embed="rId41">
                             <a:extLst>
                               <a:ext uri="{96DAC541-7B7A-43D3-8B79-37D633B846F1}">
-                                <asvg:svgBlip xmlns:asvg="http://schemas.microsoft.com/office/drawing/2016/SVG/main" r:embed="rId40"/>
+                                <asvg:svgBlip xmlns:asvg="http://schemas.microsoft.com/office/drawing/2016/SVG/main" r:embed="rId42"/>
                               </a:ext>
                             </a:extLst>
                           </a:blip>
@@ -21971,10 +22512,10 @@
                           <pic:cNvPicPr/>
                         </pic:nvPicPr>
                         <pic:blipFill>
-                          <a:blip r:embed="rId39">
+                          <a:blip r:embed="rId41">
                             <a:extLst>
                               <a:ext uri="{96DAC541-7B7A-43D3-8B79-37D633B846F1}">
-                                <asvg:svgBlip xmlns:asvg="http://schemas.microsoft.com/office/drawing/2016/SVG/main" r:embed="rId40"/>
+                                <asvg:svgBlip xmlns:asvg="http://schemas.microsoft.com/office/drawing/2016/SVG/main" r:embed="rId42"/>
                               </a:ext>
                             </a:extLst>
                           </a:blip>
@@ -22049,10 +22590,10 @@
                           <pic:cNvPicPr/>
                         </pic:nvPicPr>
                         <pic:blipFill>
-                          <a:blip r:embed="rId39">
+                          <a:blip r:embed="rId41">
                             <a:extLst>
                               <a:ext uri="{96DAC541-7B7A-43D3-8B79-37D633B846F1}">
-                                <asvg:svgBlip xmlns:asvg="http://schemas.microsoft.com/office/drawing/2016/SVG/main" r:embed="rId40"/>
+                                <asvg:svgBlip xmlns:asvg="http://schemas.microsoft.com/office/drawing/2016/SVG/main" r:embed="rId42"/>
                               </a:ext>
                             </a:extLst>
                           </a:blip>
@@ -22196,10 +22737,10 @@
                           <pic:cNvPicPr/>
                         </pic:nvPicPr>
                         <pic:blipFill>
-                          <a:blip r:embed="rId39">
+                          <a:blip r:embed="rId41">
                             <a:extLst>
                               <a:ext uri="{96DAC541-7B7A-43D3-8B79-37D633B846F1}">
-                                <asvg:svgBlip xmlns:asvg="http://schemas.microsoft.com/office/drawing/2016/SVG/main" r:embed="rId40"/>
+                                <asvg:svgBlip xmlns:asvg="http://schemas.microsoft.com/office/drawing/2016/SVG/main" r:embed="rId42"/>
                               </a:ext>
                             </a:extLst>
                           </a:blip>
@@ -22274,10 +22815,10 @@
                           <pic:cNvPicPr/>
                         </pic:nvPicPr>
                         <pic:blipFill>
-                          <a:blip r:embed="rId39">
+                          <a:blip r:embed="rId41">
                             <a:extLst>
                               <a:ext uri="{96DAC541-7B7A-43D3-8B79-37D633B846F1}">
-                                <asvg:svgBlip xmlns:asvg="http://schemas.microsoft.com/office/drawing/2016/SVG/main" r:embed="rId40"/>
+                                <asvg:svgBlip xmlns:asvg="http://schemas.microsoft.com/office/drawing/2016/SVG/main" r:embed="rId42"/>
                               </a:ext>
                             </a:extLst>
                           </a:blip>
@@ -22451,10 +22992,10 @@
                           <pic:cNvPicPr/>
                         </pic:nvPicPr>
                         <pic:blipFill>
-                          <a:blip r:embed="rId39">
+                          <a:blip r:embed="rId41">
                             <a:extLst>
                               <a:ext uri="{96DAC541-7B7A-43D3-8B79-37D633B846F1}">
-                                <asvg:svgBlip xmlns:asvg="http://schemas.microsoft.com/office/drawing/2016/SVG/main" r:embed="rId40"/>
+                                <asvg:svgBlip xmlns:asvg="http://schemas.microsoft.com/office/drawing/2016/SVG/main" r:embed="rId42"/>
                               </a:ext>
                             </a:extLst>
                           </a:blip>
@@ -22628,10 +23169,10 @@
                           <pic:cNvPicPr/>
                         </pic:nvPicPr>
                         <pic:blipFill>
-                          <a:blip r:embed="rId39">
+                          <a:blip r:embed="rId41">
                             <a:extLst>
                               <a:ext uri="{96DAC541-7B7A-43D3-8B79-37D633B846F1}">
-                                <asvg:svgBlip xmlns:asvg="http://schemas.microsoft.com/office/drawing/2016/SVG/main" r:embed="rId40"/>
+                                <asvg:svgBlip xmlns:asvg="http://schemas.microsoft.com/office/drawing/2016/SVG/main" r:embed="rId42"/>
                               </a:ext>
                             </a:extLst>
                           </a:blip>
@@ -22805,10 +23346,10 @@
                           <pic:cNvPicPr/>
                         </pic:nvPicPr>
                         <pic:blipFill>
-                          <a:blip r:embed="rId39">
+                          <a:blip r:embed="rId41">
                             <a:extLst>
                               <a:ext uri="{96DAC541-7B7A-43D3-8B79-37D633B846F1}">
-                                <asvg:svgBlip xmlns:asvg="http://schemas.microsoft.com/office/drawing/2016/SVG/main" r:embed="rId40"/>
+                                <asvg:svgBlip xmlns:asvg="http://schemas.microsoft.com/office/drawing/2016/SVG/main" r:embed="rId42"/>
                               </a:ext>
                             </a:extLst>
                           </a:blip>
@@ -22982,10 +23523,10 @@
                           <pic:cNvPicPr/>
                         </pic:nvPicPr>
                         <pic:blipFill>
-                          <a:blip r:embed="rId39">
+                          <a:blip r:embed="rId41">
                             <a:extLst>
                               <a:ext uri="{96DAC541-7B7A-43D3-8B79-37D633B846F1}">
-                                <asvg:svgBlip xmlns:asvg="http://schemas.microsoft.com/office/drawing/2016/SVG/main" r:embed="rId40"/>
+                                <asvg:svgBlip xmlns:asvg="http://schemas.microsoft.com/office/drawing/2016/SVG/main" r:embed="rId42"/>
                               </a:ext>
                             </a:extLst>
                           </a:blip>
@@ -23159,10 +23700,10 @@
                           <pic:cNvPicPr/>
                         </pic:nvPicPr>
                         <pic:blipFill>
-                          <a:blip r:embed="rId39">
+                          <a:blip r:embed="rId41">
                             <a:extLst>
                               <a:ext uri="{96DAC541-7B7A-43D3-8B79-37D633B846F1}">
-                                <asvg:svgBlip xmlns:asvg="http://schemas.microsoft.com/office/drawing/2016/SVG/main" r:embed="rId40"/>
+                                <asvg:svgBlip xmlns:asvg="http://schemas.microsoft.com/office/drawing/2016/SVG/main" r:embed="rId42"/>
                               </a:ext>
                             </a:extLst>
                           </a:blip>
@@ -23336,10 +23877,10 @@
                           <pic:cNvPicPr/>
                         </pic:nvPicPr>
                         <pic:blipFill>
-                          <a:blip r:embed="rId39">
+                          <a:blip r:embed="rId41">
                             <a:extLst>
                               <a:ext uri="{96DAC541-7B7A-43D3-8B79-37D633B846F1}">
-                                <asvg:svgBlip xmlns:asvg="http://schemas.microsoft.com/office/drawing/2016/SVG/main" r:embed="rId40"/>
+                                <asvg:svgBlip xmlns:asvg="http://schemas.microsoft.com/office/drawing/2016/SVG/main" r:embed="rId42"/>
                               </a:ext>
                             </a:extLst>
                           </a:blip>
@@ -23513,10 +24054,10 @@
                           <pic:cNvPicPr/>
                         </pic:nvPicPr>
                         <pic:blipFill>
-                          <a:blip r:embed="rId39">
+                          <a:blip r:embed="rId41">
                             <a:extLst>
                               <a:ext uri="{96DAC541-7B7A-43D3-8B79-37D633B846F1}">
-                                <asvg:svgBlip xmlns:asvg="http://schemas.microsoft.com/office/drawing/2016/SVG/main" r:embed="rId40"/>
+                                <asvg:svgBlip xmlns:asvg="http://schemas.microsoft.com/office/drawing/2016/SVG/main" r:embed="rId42"/>
                               </a:ext>
                             </a:extLst>
                           </a:blip>
@@ -23556,6 +24097,7 @@
                 <w:szCs w:val="20"/>
               </w:rPr>
             </w:pPr>
+            <w:proofErr w:type="spellStart"/>
             <w:r>
               <w:rPr>
                 <w:rFonts w:cs="Arial"/>
@@ -23564,6 +24106,7 @@
               </w:rPr>
               <w:t>Zeepz</w:t>
             </w:r>
+            <w:proofErr w:type="spellEnd"/>
           </w:p>
         </w:tc>
         <w:tc>
@@ -23683,10 +24226,10 @@
                           <pic:cNvPicPr/>
                         </pic:nvPicPr>
                         <pic:blipFill>
-                          <a:blip r:embed="rId39">
+                          <a:blip r:embed="rId41">
                             <a:extLst>
                               <a:ext uri="{96DAC541-7B7A-43D3-8B79-37D633B846F1}">
-                                <asvg:svgBlip xmlns:asvg="http://schemas.microsoft.com/office/drawing/2016/SVG/main" r:embed="rId40"/>
+                                <asvg:svgBlip xmlns:asvg="http://schemas.microsoft.com/office/drawing/2016/SVG/main" r:embed="rId42"/>
                               </a:ext>
                             </a:extLst>
                           </a:blip>
@@ -23746,10 +24289,10 @@
                           <pic:cNvPicPr/>
                         </pic:nvPicPr>
                         <pic:blipFill>
-                          <a:blip r:embed="rId39">
+                          <a:blip r:embed="rId41">
                             <a:extLst>
                               <a:ext uri="{96DAC541-7B7A-43D3-8B79-37D633B846F1}">
-                                <asvg:svgBlip xmlns:asvg="http://schemas.microsoft.com/office/drawing/2016/SVG/main" r:embed="rId40"/>
+                                <asvg:svgBlip xmlns:asvg="http://schemas.microsoft.com/office/drawing/2016/SVG/main" r:embed="rId42"/>
                               </a:ext>
                             </a:extLst>
                           </a:blip>
@@ -23908,10 +24451,10 @@
                           <pic:cNvPicPr/>
                         </pic:nvPicPr>
                         <pic:blipFill>
-                          <a:blip r:embed="rId39">
+                          <a:blip r:embed="rId41">
                             <a:extLst>
                               <a:ext uri="{96DAC541-7B7A-43D3-8B79-37D633B846F1}">
-                                <asvg:svgBlip xmlns:asvg="http://schemas.microsoft.com/office/drawing/2016/SVG/main" r:embed="rId40"/>
+                                <asvg:svgBlip xmlns:asvg="http://schemas.microsoft.com/office/drawing/2016/SVG/main" r:embed="rId42"/>
                               </a:ext>
                             </a:extLst>
                           </a:blip>
@@ -23971,10 +24514,10 @@
                           <pic:cNvPicPr/>
                         </pic:nvPicPr>
                         <pic:blipFill>
-                          <a:blip r:embed="rId39">
+                          <a:blip r:embed="rId41">
                             <a:extLst>
                               <a:ext uri="{96DAC541-7B7A-43D3-8B79-37D633B846F1}">
-                                <asvg:svgBlip xmlns:asvg="http://schemas.microsoft.com/office/drawing/2016/SVG/main" r:embed="rId40"/>
+                                <asvg:svgBlip xmlns:asvg="http://schemas.microsoft.com/office/drawing/2016/SVG/main" r:embed="rId42"/>
                               </a:ext>
                             </a:extLst>
                           </a:blip>
@@ -24073,10 +24616,10 @@
                           <pic:cNvPicPr/>
                         </pic:nvPicPr>
                         <pic:blipFill>
-                          <a:blip r:embed="rId39">
+                          <a:blip r:embed="rId41">
                             <a:extLst>
                               <a:ext uri="{96DAC541-7B7A-43D3-8B79-37D633B846F1}">
-                                <asvg:svgBlip xmlns:asvg="http://schemas.microsoft.com/office/drawing/2016/SVG/main" r:embed="rId40"/>
+                                <asvg:svgBlip xmlns:asvg="http://schemas.microsoft.com/office/drawing/2016/SVG/main" r:embed="rId42"/>
                               </a:ext>
                             </a:extLst>
                           </a:blip>
@@ -24136,10 +24679,10 @@
                           <pic:cNvPicPr/>
                         </pic:nvPicPr>
                         <pic:blipFill>
-                          <a:blip r:embed="rId39">
+                          <a:blip r:embed="rId41">
                             <a:extLst>
                               <a:ext uri="{96DAC541-7B7A-43D3-8B79-37D633B846F1}">
-                                <asvg:svgBlip xmlns:asvg="http://schemas.microsoft.com/office/drawing/2016/SVG/main" r:embed="rId40"/>
+                                <asvg:svgBlip xmlns:asvg="http://schemas.microsoft.com/office/drawing/2016/SVG/main" r:embed="rId42"/>
                               </a:ext>
                             </a:extLst>
                           </a:blip>
@@ -24199,10 +24742,10 @@
                           <pic:cNvPicPr/>
                         </pic:nvPicPr>
                         <pic:blipFill>
-                          <a:blip r:embed="rId39">
+                          <a:blip r:embed="rId41">
                             <a:extLst>
                               <a:ext uri="{96DAC541-7B7A-43D3-8B79-37D633B846F1}">
-                                <asvg:svgBlip xmlns:asvg="http://schemas.microsoft.com/office/drawing/2016/SVG/main" r:embed="rId40"/>
+                                <asvg:svgBlip xmlns:asvg="http://schemas.microsoft.com/office/drawing/2016/SVG/main" r:embed="rId42"/>
                               </a:ext>
                             </a:extLst>
                           </a:blip>
@@ -24262,10 +24805,10 @@
                           <pic:cNvPicPr/>
                         </pic:nvPicPr>
                         <pic:blipFill>
-                          <a:blip r:embed="rId39">
+                          <a:blip r:embed="rId41">
                             <a:extLst>
                               <a:ext uri="{96DAC541-7B7A-43D3-8B79-37D633B846F1}">
-                                <asvg:svgBlip xmlns:asvg="http://schemas.microsoft.com/office/drawing/2016/SVG/main" r:embed="rId40"/>
+                                <asvg:svgBlip xmlns:asvg="http://schemas.microsoft.com/office/drawing/2016/SVG/main" r:embed="rId42"/>
                               </a:ext>
                             </a:extLst>
                           </a:blip>
@@ -24325,10 +24868,10 @@
                           <pic:cNvPicPr/>
                         </pic:nvPicPr>
                         <pic:blipFill>
-                          <a:blip r:embed="rId39">
+                          <a:blip r:embed="rId41">
                             <a:extLst>
                               <a:ext uri="{96DAC541-7B7A-43D3-8B79-37D633B846F1}">
-                                <asvg:svgBlip xmlns:asvg="http://schemas.microsoft.com/office/drawing/2016/SVG/main" r:embed="rId40"/>
+                                <asvg:svgBlip xmlns:asvg="http://schemas.microsoft.com/office/drawing/2016/SVG/main" r:embed="rId42"/>
                               </a:ext>
                             </a:extLst>
                           </a:blip>
@@ -24388,10 +24931,10 @@
                           <pic:cNvPicPr/>
                         </pic:nvPicPr>
                         <pic:blipFill>
-                          <a:blip r:embed="rId39">
+                          <a:blip r:embed="rId41">
                             <a:extLst>
                               <a:ext uri="{96DAC541-7B7A-43D3-8B79-37D633B846F1}">
-                                <asvg:svgBlip xmlns:asvg="http://schemas.microsoft.com/office/drawing/2016/SVG/main" r:embed="rId40"/>
+                                <asvg:svgBlip xmlns:asvg="http://schemas.microsoft.com/office/drawing/2016/SVG/main" r:embed="rId42"/>
                               </a:ext>
                             </a:extLst>
                           </a:blip>
@@ -24565,10 +25108,10 @@
                           <pic:cNvPicPr/>
                         </pic:nvPicPr>
                         <pic:blipFill>
-                          <a:blip r:embed="rId39">
+                          <a:blip r:embed="rId41">
                             <a:extLst>
                               <a:ext uri="{96DAC541-7B7A-43D3-8B79-37D633B846F1}">
-                                <asvg:svgBlip xmlns:asvg="http://schemas.microsoft.com/office/drawing/2016/SVG/main" r:embed="rId40"/>
+                                <asvg:svgBlip xmlns:asvg="http://schemas.microsoft.com/office/drawing/2016/SVG/main" r:embed="rId42"/>
                               </a:ext>
                             </a:extLst>
                           </a:blip>
@@ -24611,6 +25154,7 @@
                 <w:szCs w:val="20"/>
               </w:rPr>
             </w:pPr>
+            <w:proofErr w:type="spellStart"/>
             <w:r>
               <w:rPr>
                 <w:rFonts w:cs="Arial"/>
@@ -24619,6 +25163,7 @@
               </w:rPr>
               <w:t>Administratorz</w:t>
             </w:r>
+            <w:proofErr w:type="spellEnd"/>
           </w:p>
         </w:tc>
         <w:tc>
@@ -24753,10 +25298,10 @@
                           <pic:cNvPicPr/>
                         </pic:nvPicPr>
                         <pic:blipFill>
-                          <a:blip r:embed="rId39">
+                          <a:blip r:embed="rId41">
                             <a:extLst>
                               <a:ext uri="{96DAC541-7B7A-43D3-8B79-37D633B846F1}">
-                                <asvg:svgBlip xmlns:asvg="http://schemas.microsoft.com/office/drawing/2016/SVG/main" r:embed="rId40"/>
+                                <asvg:svgBlip xmlns:asvg="http://schemas.microsoft.com/office/drawing/2016/SVG/main" r:embed="rId42"/>
                               </a:ext>
                             </a:extLst>
                           </a:blip>
@@ -24933,10 +25478,10 @@
                           <pic:cNvPicPr/>
                         </pic:nvPicPr>
                         <pic:blipFill>
-                          <a:blip r:embed="rId39">
+                          <a:blip r:embed="rId41">
                             <a:extLst>
                               <a:ext uri="{96DAC541-7B7A-43D3-8B79-37D633B846F1}">
-                                <asvg:svgBlip xmlns:asvg="http://schemas.microsoft.com/office/drawing/2016/SVG/main" r:embed="rId40"/>
+                                <asvg:svgBlip xmlns:asvg="http://schemas.microsoft.com/office/drawing/2016/SVG/main" r:embed="rId42"/>
                               </a:ext>
                             </a:extLst>
                           </a:blip>
@@ -25113,10 +25658,10 @@
                           <pic:cNvPicPr/>
                         </pic:nvPicPr>
                         <pic:blipFill>
-                          <a:blip r:embed="rId39">
+                          <a:blip r:embed="rId41">
                             <a:extLst>
                               <a:ext uri="{96DAC541-7B7A-43D3-8B79-37D633B846F1}">
-                                <asvg:svgBlip xmlns:asvg="http://schemas.microsoft.com/office/drawing/2016/SVG/main" r:embed="rId40"/>
+                                <asvg:svgBlip xmlns:asvg="http://schemas.microsoft.com/office/drawing/2016/SVG/main" r:embed="rId42"/>
                               </a:ext>
                             </a:extLst>
                           </a:blip>
@@ -25293,10 +25838,10 @@
                           <pic:cNvPicPr/>
                         </pic:nvPicPr>
                         <pic:blipFill>
-                          <a:blip r:embed="rId39">
+                          <a:blip r:embed="rId41">
                             <a:extLst>
                               <a:ext uri="{96DAC541-7B7A-43D3-8B79-37D633B846F1}">
-                                <asvg:svgBlip xmlns:asvg="http://schemas.microsoft.com/office/drawing/2016/SVG/main" r:embed="rId40"/>
+                                <asvg:svgBlip xmlns:asvg="http://schemas.microsoft.com/office/drawing/2016/SVG/main" r:embed="rId42"/>
                               </a:ext>
                             </a:extLst>
                           </a:blip>
@@ -25473,10 +26018,10 @@
                           <pic:cNvPicPr/>
                         </pic:nvPicPr>
                         <pic:blipFill>
-                          <a:blip r:embed="rId39">
+                          <a:blip r:embed="rId41">
                             <a:extLst>
                               <a:ext uri="{96DAC541-7B7A-43D3-8B79-37D633B846F1}">
-                                <asvg:svgBlip xmlns:asvg="http://schemas.microsoft.com/office/drawing/2016/SVG/main" r:embed="rId40"/>
+                                <asvg:svgBlip xmlns:asvg="http://schemas.microsoft.com/office/drawing/2016/SVG/main" r:embed="rId42"/>
                               </a:ext>
                             </a:extLst>
                           </a:blip>
@@ -25653,10 +26198,10 @@
                           <pic:cNvPicPr/>
                         </pic:nvPicPr>
                         <pic:blipFill>
-                          <a:blip r:embed="rId39">
+                          <a:blip r:embed="rId41">
                             <a:extLst>
                               <a:ext uri="{96DAC541-7B7A-43D3-8B79-37D633B846F1}">
-                                <asvg:svgBlip xmlns:asvg="http://schemas.microsoft.com/office/drawing/2016/SVG/main" r:embed="rId40"/>
+                                <asvg:svgBlip xmlns:asvg="http://schemas.microsoft.com/office/drawing/2016/SVG/main" r:embed="rId42"/>
                               </a:ext>
                             </a:extLst>
                           </a:blip>
@@ -25833,10 +26378,10 @@
                           <pic:cNvPicPr/>
                         </pic:nvPicPr>
                         <pic:blipFill>
-                          <a:blip r:embed="rId39">
+                          <a:blip r:embed="rId41">
                             <a:extLst>
                               <a:ext uri="{96DAC541-7B7A-43D3-8B79-37D633B846F1}">
-                                <asvg:svgBlip xmlns:asvg="http://schemas.microsoft.com/office/drawing/2016/SVG/main" r:embed="rId40"/>
+                                <asvg:svgBlip xmlns:asvg="http://schemas.microsoft.com/office/drawing/2016/SVG/main" r:embed="rId42"/>
                               </a:ext>
                             </a:extLst>
                           </a:blip>
@@ -26013,10 +26558,10 @@
                           <pic:cNvPicPr/>
                         </pic:nvPicPr>
                         <pic:blipFill>
-                          <a:blip r:embed="rId39">
+                          <a:blip r:embed="rId41">
                             <a:extLst>
                               <a:ext uri="{96DAC541-7B7A-43D3-8B79-37D633B846F1}">
-                                <asvg:svgBlip xmlns:asvg="http://schemas.microsoft.com/office/drawing/2016/SVG/main" r:embed="rId40"/>
+                                <asvg:svgBlip xmlns:asvg="http://schemas.microsoft.com/office/drawing/2016/SVG/main" r:embed="rId42"/>
                               </a:ext>
                             </a:extLst>
                           </a:blip>
@@ -26193,10 +26738,10 @@
                           <pic:cNvPicPr/>
                         </pic:nvPicPr>
                         <pic:blipFill>
-                          <a:blip r:embed="rId39">
+                          <a:blip r:embed="rId41">
                             <a:extLst>
                               <a:ext uri="{96DAC541-7B7A-43D3-8B79-37D633B846F1}">
-                                <asvg:svgBlip xmlns:asvg="http://schemas.microsoft.com/office/drawing/2016/SVG/main" r:embed="rId40"/>
+                                <asvg:svgBlip xmlns:asvg="http://schemas.microsoft.com/office/drawing/2016/SVG/main" r:embed="rId42"/>
                               </a:ext>
                             </a:extLst>
                           </a:blip>
@@ -26373,10 +26918,10 @@
                           <pic:cNvPicPr/>
                         </pic:nvPicPr>
                         <pic:blipFill>
-                          <a:blip r:embed="rId39">
+                          <a:blip r:embed="rId41">
                             <a:extLst>
                               <a:ext uri="{96DAC541-7B7A-43D3-8B79-37D633B846F1}">
-                                <asvg:svgBlip xmlns:asvg="http://schemas.microsoft.com/office/drawing/2016/SVG/main" r:embed="rId40"/>
+                                <asvg:svgBlip xmlns:asvg="http://schemas.microsoft.com/office/drawing/2016/SVG/main" r:embed="rId42"/>
                               </a:ext>
                             </a:extLst>
                           </a:blip>
@@ -26416,6 +26961,7 @@
                 <w:szCs w:val="20"/>
               </w:rPr>
             </w:pPr>
+            <w:proofErr w:type="spellStart"/>
             <w:r>
               <w:rPr>
                 <w:rFonts w:cs="Arial"/>
@@ -26424,6 +26970,7 @@
               </w:rPr>
               <w:t>Userz</w:t>
             </w:r>
+            <w:proofErr w:type="spellEnd"/>
           </w:p>
         </w:tc>
         <w:tc>
@@ -26558,10 +27105,10 @@
                           <pic:cNvPicPr/>
                         </pic:nvPicPr>
                         <pic:blipFill>
-                          <a:blip r:embed="rId39">
+                          <a:blip r:embed="rId41">
                             <a:extLst>
                               <a:ext uri="{96DAC541-7B7A-43D3-8B79-37D633B846F1}">
-                                <asvg:svgBlip xmlns:asvg="http://schemas.microsoft.com/office/drawing/2016/SVG/main" r:embed="rId40"/>
+                                <asvg:svgBlip xmlns:asvg="http://schemas.microsoft.com/office/drawing/2016/SVG/main" r:embed="rId42"/>
                               </a:ext>
                             </a:extLst>
                           </a:blip>
@@ -26735,10 +27282,10 @@
                           <pic:cNvPicPr/>
                         </pic:nvPicPr>
                         <pic:blipFill>
-                          <a:blip r:embed="rId39">
+                          <a:blip r:embed="rId41">
                             <a:extLst>
                               <a:ext uri="{96DAC541-7B7A-43D3-8B79-37D633B846F1}">
-                                <asvg:svgBlip xmlns:asvg="http://schemas.microsoft.com/office/drawing/2016/SVG/main" r:embed="rId40"/>
+                                <asvg:svgBlip xmlns:asvg="http://schemas.microsoft.com/office/drawing/2016/SVG/main" r:embed="rId42"/>
                               </a:ext>
                             </a:extLst>
                           </a:blip>
@@ -26912,10 +27459,10 @@
                           <pic:cNvPicPr/>
                         </pic:nvPicPr>
                         <pic:blipFill>
-                          <a:blip r:embed="rId39">
+                          <a:blip r:embed="rId41">
                             <a:extLst>
                               <a:ext uri="{96DAC541-7B7A-43D3-8B79-37D633B846F1}">
-                                <asvg:svgBlip xmlns:asvg="http://schemas.microsoft.com/office/drawing/2016/SVG/main" r:embed="rId40"/>
+                                <asvg:svgBlip xmlns:asvg="http://schemas.microsoft.com/office/drawing/2016/SVG/main" r:embed="rId42"/>
                               </a:ext>
                             </a:extLst>
                           </a:blip>
@@ -27089,10 +27636,10 @@
                           <pic:cNvPicPr/>
                         </pic:nvPicPr>
                         <pic:blipFill>
-                          <a:blip r:embed="rId39">
+                          <a:blip r:embed="rId41">
                             <a:extLst>
                               <a:ext uri="{96DAC541-7B7A-43D3-8B79-37D633B846F1}">
-                                <asvg:svgBlip xmlns:asvg="http://schemas.microsoft.com/office/drawing/2016/SVG/main" r:embed="rId40"/>
+                                <asvg:svgBlip xmlns:asvg="http://schemas.microsoft.com/office/drawing/2016/SVG/main" r:embed="rId42"/>
                               </a:ext>
                             </a:extLst>
                           </a:blip>
@@ -27132,6 +27679,7 @@
                 <w:szCs w:val="20"/>
               </w:rPr>
             </w:pPr>
+            <w:proofErr w:type="spellStart"/>
             <w:r>
               <w:rPr>
                 <w:rFonts w:cs="Arial"/>
@@ -27140,6 +27688,7 @@
               </w:rPr>
               <w:t>Reportz</w:t>
             </w:r>
+            <w:proofErr w:type="spellEnd"/>
           </w:p>
         </w:tc>
         <w:tc>
@@ -27199,10 +27748,10 @@
                           <pic:cNvPicPr/>
                         </pic:nvPicPr>
                         <pic:blipFill>
-                          <a:blip r:embed="rId39">
+                          <a:blip r:embed="rId41">
                             <a:extLst>
                               <a:ext uri="{96DAC541-7B7A-43D3-8B79-37D633B846F1}">
-                                <asvg:svgBlip xmlns:asvg="http://schemas.microsoft.com/office/drawing/2016/SVG/main" r:embed="rId40"/>
+                                <asvg:svgBlip xmlns:asvg="http://schemas.microsoft.com/office/drawing/2016/SVG/main" r:embed="rId42"/>
                               </a:ext>
                             </a:extLst>
                           </a:blip>
@@ -27262,10 +27811,10 @@
                           <pic:cNvPicPr/>
                         </pic:nvPicPr>
                         <pic:blipFill>
-                          <a:blip r:embed="rId39">
+                          <a:blip r:embed="rId41">
                             <a:extLst>
                               <a:ext uri="{96DAC541-7B7A-43D3-8B79-37D633B846F1}">
-                                <asvg:svgBlip xmlns:asvg="http://schemas.microsoft.com/office/drawing/2016/SVG/main" r:embed="rId40"/>
+                                <asvg:svgBlip xmlns:asvg="http://schemas.microsoft.com/office/drawing/2016/SVG/main" r:embed="rId42"/>
                               </a:ext>
                             </a:extLst>
                           </a:blip>
@@ -27325,10 +27874,10 @@
                           <pic:cNvPicPr/>
                         </pic:nvPicPr>
                         <pic:blipFill>
-                          <a:blip r:embed="rId39">
+                          <a:blip r:embed="rId41">
                             <a:extLst>
                               <a:ext uri="{96DAC541-7B7A-43D3-8B79-37D633B846F1}">
-                                <asvg:svgBlip xmlns:asvg="http://schemas.microsoft.com/office/drawing/2016/SVG/main" r:embed="rId40"/>
+                                <asvg:svgBlip xmlns:asvg="http://schemas.microsoft.com/office/drawing/2016/SVG/main" r:embed="rId42"/>
                               </a:ext>
                             </a:extLst>
                           </a:blip>
@@ -27388,10 +27937,10 @@
                           <pic:cNvPicPr/>
                         </pic:nvPicPr>
                         <pic:blipFill>
-                          <a:blip r:embed="rId39">
+                          <a:blip r:embed="rId41">
                             <a:extLst>
                               <a:ext uri="{96DAC541-7B7A-43D3-8B79-37D633B846F1}">
-                                <asvg:svgBlip xmlns:asvg="http://schemas.microsoft.com/office/drawing/2016/SVG/main" r:embed="rId40"/>
+                                <asvg:svgBlip xmlns:asvg="http://schemas.microsoft.com/office/drawing/2016/SVG/main" r:embed="rId42"/>
                               </a:ext>
                             </a:extLst>
                           </a:blip>
@@ -27451,10 +28000,10 @@
                           <pic:cNvPicPr/>
                         </pic:nvPicPr>
                         <pic:blipFill>
-                          <a:blip r:embed="rId39">
+                          <a:blip r:embed="rId41">
                             <a:extLst>
                               <a:ext uri="{96DAC541-7B7A-43D3-8B79-37D633B846F1}">
-                                <asvg:svgBlip xmlns:asvg="http://schemas.microsoft.com/office/drawing/2016/SVG/main" r:embed="rId40"/>
+                                <asvg:svgBlip xmlns:asvg="http://schemas.microsoft.com/office/drawing/2016/SVG/main" r:embed="rId42"/>
                               </a:ext>
                             </a:extLst>
                           </a:blip>
@@ -27514,10 +28063,10 @@
                           <pic:cNvPicPr/>
                         </pic:nvPicPr>
                         <pic:blipFill>
-                          <a:blip r:embed="rId39">
+                          <a:blip r:embed="rId41">
                             <a:extLst>
                               <a:ext uri="{96DAC541-7B7A-43D3-8B79-37D633B846F1}">
-                                <asvg:svgBlip xmlns:asvg="http://schemas.microsoft.com/office/drawing/2016/SVG/main" r:embed="rId40"/>
+                                <asvg:svgBlip xmlns:asvg="http://schemas.microsoft.com/office/drawing/2016/SVG/main" r:embed="rId42"/>
                               </a:ext>
                             </a:extLst>
                           </a:blip>
@@ -27616,10 +28165,10 @@
                           <pic:cNvPicPr/>
                         </pic:nvPicPr>
                         <pic:blipFill>
-                          <a:blip r:embed="rId39">
+                          <a:blip r:embed="rId41">
                             <a:extLst>
                               <a:ext uri="{96DAC541-7B7A-43D3-8B79-37D633B846F1}">
-                                <asvg:svgBlip xmlns:asvg="http://schemas.microsoft.com/office/drawing/2016/SVG/main" r:embed="rId40"/>
+                                <asvg:svgBlip xmlns:asvg="http://schemas.microsoft.com/office/drawing/2016/SVG/main" r:embed="rId42"/>
                               </a:ext>
                             </a:extLst>
                           </a:blip>
@@ -27679,10 +28228,10 @@
                           <pic:cNvPicPr/>
                         </pic:nvPicPr>
                         <pic:blipFill>
-                          <a:blip r:embed="rId39">
+                          <a:blip r:embed="rId41">
                             <a:extLst>
                               <a:ext uri="{96DAC541-7B7A-43D3-8B79-37D633B846F1}">
-                                <asvg:svgBlip xmlns:asvg="http://schemas.microsoft.com/office/drawing/2016/SVG/main" r:embed="rId40"/>
+                                <asvg:svgBlip xmlns:asvg="http://schemas.microsoft.com/office/drawing/2016/SVG/main" r:embed="rId42"/>
                               </a:ext>
                             </a:extLst>
                           </a:blip>
@@ -27742,10 +28291,10 @@
                           <pic:cNvPicPr/>
                         </pic:nvPicPr>
                         <pic:blipFill>
-                          <a:blip r:embed="rId39">
+                          <a:blip r:embed="rId41">
                             <a:extLst>
                               <a:ext uri="{96DAC541-7B7A-43D3-8B79-37D633B846F1}">
-                                <asvg:svgBlip xmlns:asvg="http://schemas.microsoft.com/office/drawing/2016/SVG/main" r:embed="rId40"/>
+                                <asvg:svgBlip xmlns:asvg="http://schemas.microsoft.com/office/drawing/2016/SVG/main" r:embed="rId42"/>
                               </a:ext>
                             </a:extLst>
                           </a:blip>
@@ -27805,10 +28354,10 @@
                           <pic:cNvPicPr/>
                         </pic:nvPicPr>
                         <pic:blipFill>
-                          <a:blip r:embed="rId39">
+                          <a:blip r:embed="rId41">
                             <a:extLst>
                               <a:ext uri="{96DAC541-7B7A-43D3-8B79-37D633B846F1}">
-                                <asvg:svgBlip xmlns:asvg="http://schemas.microsoft.com/office/drawing/2016/SVG/main" r:embed="rId40"/>
+                                <asvg:svgBlip xmlns:asvg="http://schemas.microsoft.com/office/drawing/2016/SVG/main" r:embed="rId42"/>
                               </a:ext>
                             </a:extLst>
                           </a:blip>
@@ -27868,10 +28417,10 @@
                           <pic:cNvPicPr/>
                         </pic:nvPicPr>
                         <pic:blipFill>
-                          <a:blip r:embed="rId39">
+                          <a:blip r:embed="rId41">
                             <a:extLst>
                               <a:ext uri="{96DAC541-7B7A-43D3-8B79-37D633B846F1}">
-                                <asvg:svgBlip xmlns:asvg="http://schemas.microsoft.com/office/drawing/2016/SVG/main" r:embed="rId40"/>
+                                <asvg:svgBlip xmlns:asvg="http://schemas.microsoft.com/office/drawing/2016/SVG/main" r:embed="rId42"/>
                               </a:ext>
                             </a:extLst>
                           </a:blip>
@@ -27931,10 +28480,10 @@
                           <pic:cNvPicPr/>
                         </pic:nvPicPr>
                         <pic:blipFill>
-                          <a:blip r:embed="rId39">
+                          <a:blip r:embed="rId41">
                             <a:extLst>
                               <a:ext uri="{96DAC541-7B7A-43D3-8B79-37D633B846F1}">
-                                <asvg:svgBlip xmlns:asvg="http://schemas.microsoft.com/office/drawing/2016/SVG/main" r:embed="rId40"/>
+                                <asvg:svgBlip xmlns:asvg="http://schemas.microsoft.com/office/drawing/2016/SVG/main" r:embed="rId42"/>
                               </a:ext>
                             </a:extLst>
                           </a:blip>
@@ -28033,10 +28582,10 @@
                           <pic:cNvPicPr/>
                         </pic:nvPicPr>
                         <pic:blipFill>
-                          <a:blip r:embed="rId39">
+                          <a:blip r:embed="rId41">
                             <a:extLst>
                               <a:ext uri="{96DAC541-7B7A-43D3-8B79-37D633B846F1}">
-                                <asvg:svgBlip xmlns:asvg="http://schemas.microsoft.com/office/drawing/2016/SVG/main" r:embed="rId40"/>
+                                <asvg:svgBlip xmlns:asvg="http://schemas.microsoft.com/office/drawing/2016/SVG/main" r:embed="rId42"/>
                               </a:ext>
                             </a:extLst>
                           </a:blip>
@@ -28096,10 +28645,10 @@
                           <pic:cNvPicPr/>
                         </pic:nvPicPr>
                         <pic:blipFill>
-                          <a:blip r:embed="rId39">
+                          <a:blip r:embed="rId41">
                             <a:extLst>
                               <a:ext uri="{96DAC541-7B7A-43D3-8B79-37D633B846F1}">
-                                <asvg:svgBlip xmlns:asvg="http://schemas.microsoft.com/office/drawing/2016/SVG/main" r:embed="rId40"/>
+                                <asvg:svgBlip xmlns:asvg="http://schemas.microsoft.com/office/drawing/2016/SVG/main" r:embed="rId42"/>
                               </a:ext>
                             </a:extLst>
                           </a:blip>
@@ -28159,10 +28708,10 @@
                           <pic:cNvPicPr/>
                         </pic:nvPicPr>
                         <pic:blipFill>
-                          <a:blip r:embed="rId39">
+                          <a:blip r:embed="rId41">
                             <a:extLst>
                               <a:ext uri="{96DAC541-7B7A-43D3-8B79-37D633B846F1}">
-                                <asvg:svgBlip xmlns:asvg="http://schemas.microsoft.com/office/drawing/2016/SVG/main" r:embed="rId40"/>
+                                <asvg:svgBlip xmlns:asvg="http://schemas.microsoft.com/office/drawing/2016/SVG/main" r:embed="rId42"/>
                               </a:ext>
                             </a:extLst>
                           </a:blip>
@@ -28222,10 +28771,10 @@
                           <pic:cNvPicPr/>
                         </pic:nvPicPr>
                         <pic:blipFill>
-                          <a:blip r:embed="rId39">
+                          <a:blip r:embed="rId41">
                             <a:extLst>
                               <a:ext uri="{96DAC541-7B7A-43D3-8B79-37D633B846F1}">
-                                <asvg:svgBlip xmlns:asvg="http://schemas.microsoft.com/office/drawing/2016/SVG/main" r:embed="rId40"/>
+                                <asvg:svgBlip xmlns:asvg="http://schemas.microsoft.com/office/drawing/2016/SVG/main" r:embed="rId42"/>
                               </a:ext>
                             </a:extLst>
                           </a:blip>
@@ -28285,10 +28834,10 @@
                           <pic:cNvPicPr/>
                         </pic:nvPicPr>
                         <pic:blipFill>
-                          <a:blip r:embed="rId39">
+                          <a:blip r:embed="rId41">
                             <a:extLst>
                               <a:ext uri="{96DAC541-7B7A-43D3-8B79-37D633B846F1}">
-                                <asvg:svgBlip xmlns:asvg="http://schemas.microsoft.com/office/drawing/2016/SVG/main" r:embed="rId40"/>
+                                <asvg:svgBlip xmlns:asvg="http://schemas.microsoft.com/office/drawing/2016/SVG/main" r:embed="rId42"/>
                               </a:ext>
                             </a:extLst>
                           </a:blip>
@@ -28348,10 +28897,10 @@
                           <pic:cNvPicPr/>
                         </pic:nvPicPr>
                         <pic:blipFill>
-                          <a:blip r:embed="rId39">
+                          <a:blip r:embed="rId41">
                             <a:extLst>
                               <a:ext uri="{96DAC541-7B7A-43D3-8B79-37D633B846F1}">
-                                <asvg:svgBlip xmlns:asvg="http://schemas.microsoft.com/office/drawing/2016/SVG/main" r:embed="rId40"/>
+                                <asvg:svgBlip xmlns:asvg="http://schemas.microsoft.com/office/drawing/2016/SVG/main" r:embed="rId42"/>
                               </a:ext>
                             </a:extLst>
                           </a:blip>
@@ -28450,10 +28999,10 @@
                           <pic:cNvPicPr/>
                         </pic:nvPicPr>
                         <pic:blipFill>
-                          <a:blip r:embed="rId39">
+                          <a:blip r:embed="rId41">
                             <a:extLst>
                               <a:ext uri="{96DAC541-7B7A-43D3-8B79-37D633B846F1}">
-                                <asvg:svgBlip xmlns:asvg="http://schemas.microsoft.com/office/drawing/2016/SVG/main" r:embed="rId40"/>
+                                <asvg:svgBlip xmlns:asvg="http://schemas.microsoft.com/office/drawing/2016/SVG/main" r:embed="rId42"/>
                               </a:ext>
                             </a:extLst>
                           </a:blip>
@@ -28513,10 +29062,10 @@
                           <pic:cNvPicPr/>
                         </pic:nvPicPr>
                         <pic:blipFill>
-                          <a:blip r:embed="rId39">
+                          <a:blip r:embed="rId41">
                             <a:extLst>
                               <a:ext uri="{96DAC541-7B7A-43D3-8B79-37D633B846F1}">
-                                <asvg:svgBlip xmlns:asvg="http://schemas.microsoft.com/office/drawing/2016/SVG/main" r:embed="rId40"/>
+                                <asvg:svgBlip xmlns:asvg="http://schemas.microsoft.com/office/drawing/2016/SVG/main" r:embed="rId42"/>
                               </a:ext>
                             </a:extLst>
                           </a:blip>
@@ -28576,10 +29125,10 @@
                           <pic:cNvPicPr/>
                         </pic:nvPicPr>
                         <pic:blipFill>
-                          <a:blip r:embed="rId39">
+                          <a:blip r:embed="rId41">
                             <a:extLst>
                               <a:ext uri="{96DAC541-7B7A-43D3-8B79-37D633B846F1}">
-                                <asvg:svgBlip xmlns:asvg="http://schemas.microsoft.com/office/drawing/2016/SVG/main" r:embed="rId40"/>
+                                <asvg:svgBlip xmlns:asvg="http://schemas.microsoft.com/office/drawing/2016/SVG/main" r:embed="rId42"/>
                               </a:ext>
                             </a:extLst>
                           </a:blip>
@@ -28639,10 +29188,10 @@
                           <pic:cNvPicPr/>
                         </pic:nvPicPr>
                         <pic:blipFill>
-                          <a:blip r:embed="rId39">
+                          <a:blip r:embed="rId41">
                             <a:extLst>
                               <a:ext uri="{96DAC541-7B7A-43D3-8B79-37D633B846F1}">
-                                <asvg:svgBlip xmlns:asvg="http://schemas.microsoft.com/office/drawing/2016/SVG/main" r:embed="rId40"/>
+                                <asvg:svgBlip xmlns:asvg="http://schemas.microsoft.com/office/drawing/2016/SVG/main" r:embed="rId42"/>
                               </a:ext>
                             </a:extLst>
                           </a:blip>
@@ -28702,10 +29251,10 @@
                           <pic:cNvPicPr/>
                         </pic:nvPicPr>
                         <pic:blipFill>
-                          <a:blip r:embed="rId39">
+                          <a:blip r:embed="rId41">
                             <a:extLst>
                               <a:ext uri="{96DAC541-7B7A-43D3-8B79-37D633B846F1}">
-                                <asvg:svgBlip xmlns:asvg="http://schemas.microsoft.com/office/drawing/2016/SVG/main" r:embed="rId40"/>
+                                <asvg:svgBlip xmlns:asvg="http://schemas.microsoft.com/office/drawing/2016/SVG/main" r:embed="rId42"/>
                               </a:ext>
                             </a:extLst>
                           </a:blip>
@@ -28765,10 +29314,10 @@
                           <pic:cNvPicPr/>
                         </pic:nvPicPr>
                         <pic:blipFill>
-                          <a:blip r:embed="rId39">
+                          <a:blip r:embed="rId41">
                             <a:extLst>
                               <a:ext uri="{96DAC541-7B7A-43D3-8B79-37D633B846F1}">
-                                <asvg:svgBlip xmlns:asvg="http://schemas.microsoft.com/office/drawing/2016/SVG/main" r:embed="rId40"/>
+                                <asvg:svgBlip xmlns:asvg="http://schemas.microsoft.com/office/drawing/2016/SVG/main" r:embed="rId42"/>
                               </a:ext>
                             </a:extLst>
                           </a:blip>
@@ -28874,7 +29423,7 @@
       <w:pPr>
         <w:pStyle w:val="Heading1"/>
         <w:sectPr>
-          <w:headerReference w:type="default" r:id="rId41"/>
+          <w:headerReference w:type="default" r:id="rId43"/>
           <w:pgSz w:w="12240" w:h="15840"/>
           <w:pgMar w:top="1411" w:right="850" w:bottom="1411" w:left="850" w:header="720" w:footer="720" w:gutter="0"/>
           <w:pgNumType w:chapSep="period"/>
@@ -28891,11 +29440,11 @@
         <w:lastRenderedPageBreak/>
         <w:t xml:space="preserve"> </w:t>
       </w:r>
-      <w:bookmarkStart w:id="91" w:name="_Toc225866435"/>
+      <w:bookmarkStart w:id="93" w:name="_Toc225881910"/>
       <w:r>
         <w:t>WORKING PROCEDURES</w:t>
       </w:r>
-      <w:bookmarkEnd w:id="91"/>
+      <w:bookmarkEnd w:id="93"/>
     </w:p>
     <w:p>
       <w:r>
@@ -28906,21 +29455,21 @@
       <w:pPr>
         <w:pStyle w:val="Heading2"/>
       </w:pPr>
-      <w:bookmarkStart w:id="92" w:name="_Toc225866436"/>
+      <w:bookmarkStart w:id="94" w:name="_Toc225881911"/>
       <w:r>
         <w:t>Account Manager Working Procedures</w:t>
       </w:r>
-      <w:bookmarkEnd w:id="92"/>
+      <w:bookmarkEnd w:id="94"/>
     </w:p>
     <w:p>
       <w:pPr>
         <w:pStyle w:val="Heading3"/>
       </w:pPr>
-      <w:bookmarkStart w:id="93" w:name="_Toc225866437"/>
+      <w:bookmarkStart w:id="95" w:name="_Toc225881912"/>
       <w:r>
         <w:t>Create and Manage a Customer Record</w:t>
       </w:r>
-      <w:bookmarkEnd w:id="93"/>
+      <w:bookmarkEnd w:id="95"/>
     </w:p>
     <w:p>
       <w:pPr>
@@ -29151,7 +29700,15 @@
         </w:numPr>
       </w:pPr>
       <w:r>
-        <w:t>The user must have access to Customerz → Customers.</w:t>
+        <w:t xml:space="preserve">The user must have access to </w:t>
+      </w:r>
+      <w:proofErr w:type="spellStart"/>
+      <w:r>
+        <w:t>Customerz</w:t>
+      </w:r>
+      <w:proofErr w:type="spellEnd"/>
+      <w:r>
+        <w:t xml:space="preserve"> → Customers.</w:t>
       </w:r>
     </w:p>
     <w:p>
@@ -29278,7 +29835,15 @@
         </w:numPr>
       </w:pPr>
       <w:r>
-        <w:t>Navigate to Customerz → Customers.</w:t>
+        <w:t xml:space="preserve">Navigate to </w:t>
+      </w:r>
+      <w:proofErr w:type="spellStart"/>
+      <w:r>
+        <w:t>Customerz</w:t>
+      </w:r>
+      <w:proofErr w:type="spellEnd"/>
+      <w:r>
+        <w:t xml:space="preserve"> → Customers.</w:t>
       </w:r>
     </w:p>
     <w:p>
@@ -29822,7 +30387,7 @@
       <w:r>
         <w:t xml:space="preserve">Please refer to the troubleshooting section in </w:t>
       </w:r>
-      <w:hyperlink r:id="rId42" w:history="1">
+      <w:hyperlink r:id="rId44" w:history="1">
         <w:proofErr w:type="spellStart"/>
         <w:r>
           <w:rPr>
@@ -29842,11 +30407,11 @@
       <w:pPr>
         <w:pStyle w:val="Heading3"/>
       </w:pPr>
-      <w:bookmarkStart w:id="94" w:name="_Toc225866438"/>
+      <w:bookmarkStart w:id="96" w:name="_Toc225881913"/>
       <w:r>
         <w:t>Manage Service Sites</w:t>
       </w:r>
-      <w:bookmarkEnd w:id="94"/>
+      <w:bookmarkEnd w:id="96"/>
     </w:p>
     <w:p>
       <w:pPr>
@@ -30093,7 +30658,15 @@
       </w:pPr>
       <w:r>
         <w:lastRenderedPageBreak/>
-        <w:t>The user must have access to Customerz → Sites.</w:t>
+        <w:t xml:space="preserve">The user must have access to </w:t>
+      </w:r>
+      <w:proofErr w:type="spellStart"/>
+      <w:r>
+        <w:t>Customerz</w:t>
+      </w:r>
+      <w:proofErr w:type="spellEnd"/>
+      <w:r>
+        <w:t xml:space="preserve"> → Sites.</w:t>
       </w:r>
     </w:p>
     <w:p>
@@ -30220,7 +30793,15 @@
         </w:numPr>
       </w:pPr>
       <w:r>
-        <w:t>Navigate to Customerz → Sites.</w:t>
+        <w:t xml:space="preserve">Navigate to </w:t>
+      </w:r>
+      <w:proofErr w:type="spellStart"/>
+      <w:r>
+        <w:t>Customerz</w:t>
+      </w:r>
+      <w:proofErr w:type="spellEnd"/>
+      <w:r>
+        <w:t xml:space="preserve"> → Sites.</w:t>
       </w:r>
     </w:p>
     <w:p>
@@ -30788,11 +31369,11 @@
       <w:pPr>
         <w:pStyle w:val="Heading2"/>
       </w:pPr>
-      <w:bookmarkStart w:id="95" w:name="_Toc225866439"/>
+      <w:bookmarkStart w:id="97" w:name="_Toc225881914"/>
       <w:r>
         <w:t>Customer Success Specialist Working Procedures</w:t>
       </w:r>
-      <w:bookmarkEnd w:id="95"/>
+      <w:bookmarkEnd w:id="97"/>
     </w:p>
     <w:p/>
     <w:p/>
@@ -30800,7 +31381,7 @@
       <w:pPr>
         <w:pStyle w:val="Heading2"/>
         <w:sectPr>
-          <w:headerReference w:type="default" r:id="rId43"/>
+          <w:headerReference w:type="default" r:id="rId45"/>
           <w:pgSz w:w="12240" w:h="15840"/>
           <w:pgMar w:top="1411" w:right="850" w:bottom="1411" w:left="850" w:header="720" w:footer="720" w:gutter="0"/>
           <w:pgNumType w:chapSep="period"/>
@@ -30808,11 +31389,11 @@
           <w:docGrid w:linePitch="360"/>
         </w:sectPr>
       </w:pPr>
-      <w:bookmarkStart w:id="96" w:name="_Toc225866440"/>
+      <w:bookmarkStart w:id="98" w:name="_Toc225881915"/>
       <w:r>
         <w:t>Admin Working Procedures</w:t>
       </w:r>
-      <w:bookmarkEnd w:id="96"/>
+      <w:bookmarkEnd w:id="98"/>
     </w:p>
     <w:p>
       <w:pPr>
@@ -30822,11 +31403,11 @@
         <w:lastRenderedPageBreak/>
         <w:t xml:space="preserve"> </w:t>
       </w:r>
-      <w:bookmarkStart w:id="97" w:name="_Toc225866441"/>
+      <w:bookmarkStart w:id="99" w:name="_Toc225881916"/>
       <w:r>
         <w:t>APPROVAL SIGNATURES</w:t>
       </w:r>
-      <w:bookmarkEnd w:id="97"/>
+      <w:bookmarkEnd w:id="99"/>
     </w:p>
     <w:p>
       <w:pPr>
@@ -31328,7 +31909,7 @@
     </w:tbl>
     <w:p/>
     <w:sectPr>
-      <w:headerReference w:type="default" r:id="rId44"/>
+      <w:headerReference w:type="default" r:id="rId46"/>
       <w:pgSz w:w="12240" w:h="15840"/>
       <w:pgMar w:top="1411" w:right="850" w:bottom="1411" w:left="850" w:header="720" w:footer="720" w:gutter="0"/>
       <w:pgNumType w:chapSep="period"/>
@@ -34192,1157 +34773,10 @@
     </w:lvl>
   </w:abstractNum>
   <w:abstractNum w:abstractNumId="8" w15:restartNumberingAfterBreak="0">
-    <w:nsid w:val="338C3201"/>
+    <w:nsid w:val="284063BA"/>
     <w:multiLevelType w:val="hybridMultilevel"/>
-    <w:tmpl w:val="40A8E4E8"/>
-    <w:lvl w:ilvl="0" w:tplc="6ECA98F6">
-      <w:start w:val="1"/>
-      <w:numFmt w:val="decimal"/>
-      <w:lvlText w:val="%1."/>
-      <w:lvlJc w:val="left"/>
-      <w:pPr>
-        <w:ind w:left="720" w:hanging="360"/>
-      </w:pPr>
-      <w:rPr>
-        <w:b/>
-        <w:bCs/>
-      </w:rPr>
-    </w:lvl>
-    <w:lvl w:ilvl="1" w:tplc="04090019" w:tentative="1">
-      <w:start w:val="1"/>
-      <w:numFmt w:val="lowerLetter"/>
-      <w:lvlText w:val="%2."/>
-      <w:lvlJc w:val="left"/>
-      <w:pPr>
-        <w:ind w:left="1440" w:hanging="360"/>
-      </w:pPr>
-    </w:lvl>
-    <w:lvl w:ilvl="2" w:tplc="0409001B" w:tentative="1">
-      <w:start w:val="1"/>
-      <w:numFmt w:val="lowerRoman"/>
-      <w:lvlText w:val="%3."/>
-      <w:lvlJc w:val="right"/>
-      <w:pPr>
-        <w:ind w:left="2160" w:hanging="180"/>
-      </w:pPr>
-    </w:lvl>
-    <w:lvl w:ilvl="3" w:tplc="0409000F" w:tentative="1">
-      <w:start w:val="1"/>
-      <w:numFmt w:val="decimal"/>
-      <w:lvlText w:val="%4."/>
-      <w:lvlJc w:val="left"/>
-      <w:pPr>
-        <w:ind w:left="2880" w:hanging="360"/>
-      </w:pPr>
-    </w:lvl>
-    <w:lvl w:ilvl="4" w:tplc="04090019" w:tentative="1">
-      <w:start w:val="1"/>
-      <w:numFmt w:val="lowerLetter"/>
-      <w:lvlText w:val="%5."/>
-      <w:lvlJc w:val="left"/>
-      <w:pPr>
-        <w:ind w:left="3600" w:hanging="360"/>
-      </w:pPr>
-    </w:lvl>
-    <w:lvl w:ilvl="5" w:tplc="0409001B" w:tentative="1">
-      <w:start w:val="1"/>
-      <w:numFmt w:val="lowerRoman"/>
-      <w:lvlText w:val="%6."/>
-      <w:lvlJc w:val="right"/>
-      <w:pPr>
-        <w:ind w:left="4320" w:hanging="180"/>
-      </w:pPr>
-    </w:lvl>
-    <w:lvl w:ilvl="6" w:tplc="0409000F" w:tentative="1">
-      <w:start w:val="1"/>
-      <w:numFmt w:val="decimal"/>
-      <w:lvlText w:val="%7."/>
-      <w:lvlJc w:val="left"/>
-      <w:pPr>
-        <w:ind w:left="5040" w:hanging="360"/>
-      </w:pPr>
-    </w:lvl>
-    <w:lvl w:ilvl="7" w:tplc="04090019" w:tentative="1">
-      <w:start w:val="1"/>
-      <w:numFmt w:val="lowerLetter"/>
-      <w:lvlText w:val="%8."/>
-      <w:lvlJc w:val="left"/>
-      <w:pPr>
-        <w:ind w:left="5760" w:hanging="360"/>
-      </w:pPr>
-    </w:lvl>
-    <w:lvl w:ilvl="8" w:tplc="0409001B" w:tentative="1">
-      <w:start w:val="1"/>
-      <w:numFmt w:val="lowerRoman"/>
-      <w:lvlText w:val="%9."/>
-      <w:lvlJc w:val="right"/>
-      <w:pPr>
-        <w:ind w:left="6480" w:hanging="180"/>
-      </w:pPr>
-    </w:lvl>
-  </w:abstractNum>
-  <w:abstractNum w:abstractNumId="9" w15:restartNumberingAfterBreak="0">
-    <w:nsid w:val="3C67749A"/>
-    <w:multiLevelType w:val="hybridMultilevel"/>
-    <w:tmpl w:val="FDD2222E"/>
-    <w:lvl w:ilvl="0" w:tplc="04090001">
-      <w:start w:val="1"/>
-      <w:numFmt w:val="bullet"/>
-      <w:lvlText w:val=""/>
-      <w:lvlJc w:val="left"/>
-      <w:pPr>
-        <w:ind w:left="720" w:hanging="360"/>
-      </w:pPr>
-      <w:rPr>
-        <w:rFonts w:ascii="Symbol" w:hAnsi="Symbol" w:hint="default"/>
-      </w:rPr>
-    </w:lvl>
-    <w:lvl w:ilvl="1" w:tplc="04090003" w:tentative="1">
-      <w:start w:val="1"/>
-      <w:numFmt w:val="bullet"/>
-      <w:lvlText w:val="o"/>
-      <w:lvlJc w:val="left"/>
-      <w:pPr>
-        <w:ind w:left="1440" w:hanging="360"/>
-      </w:pPr>
-      <w:rPr>
-        <w:rFonts w:ascii="Courier New" w:hAnsi="Courier New" w:cs="Courier New" w:hint="default"/>
-      </w:rPr>
-    </w:lvl>
-    <w:lvl w:ilvl="2" w:tplc="04090005" w:tentative="1">
-      <w:start w:val="1"/>
-      <w:numFmt w:val="bullet"/>
-      <w:lvlText w:val=""/>
-      <w:lvlJc w:val="left"/>
-      <w:pPr>
-        <w:ind w:left="2160" w:hanging="360"/>
-      </w:pPr>
-      <w:rPr>
-        <w:rFonts w:ascii="Wingdings" w:hAnsi="Wingdings" w:hint="default"/>
-      </w:rPr>
-    </w:lvl>
-    <w:lvl w:ilvl="3" w:tplc="04090001" w:tentative="1">
-      <w:start w:val="1"/>
-      <w:numFmt w:val="bullet"/>
-      <w:lvlText w:val=""/>
-      <w:lvlJc w:val="left"/>
-      <w:pPr>
-        <w:ind w:left="2880" w:hanging="360"/>
-      </w:pPr>
-      <w:rPr>
-        <w:rFonts w:ascii="Symbol" w:hAnsi="Symbol" w:hint="default"/>
-      </w:rPr>
-    </w:lvl>
-    <w:lvl w:ilvl="4" w:tplc="04090003" w:tentative="1">
-      <w:start w:val="1"/>
-      <w:numFmt w:val="bullet"/>
-      <w:lvlText w:val="o"/>
-      <w:lvlJc w:val="left"/>
-      <w:pPr>
-        <w:ind w:left="3600" w:hanging="360"/>
-      </w:pPr>
-      <w:rPr>
-        <w:rFonts w:ascii="Courier New" w:hAnsi="Courier New" w:cs="Courier New" w:hint="default"/>
-      </w:rPr>
-    </w:lvl>
-    <w:lvl w:ilvl="5" w:tplc="04090005" w:tentative="1">
-      <w:start w:val="1"/>
-      <w:numFmt w:val="bullet"/>
-      <w:lvlText w:val=""/>
-      <w:lvlJc w:val="left"/>
-      <w:pPr>
-        <w:ind w:left="4320" w:hanging="360"/>
-      </w:pPr>
-      <w:rPr>
-        <w:rFonts w:ascii="Wingdings" w:hAnsi="Wingdings" w:hint="default"/>
-      </w:rPr>
-    </w:lvl>
-    <w:lvl w:ilvl="6" w:tplc="04090001" w:tentative="1">
-      <w:start w:val="1"/>
-      <w:numFmt w:val="bullet"/>
-      <w:lvlText w:val=""/>
-      <w:lvlJc w:val="left"/>
-      <w:pPr>
-        <w:ind w:left="5040" w:hanging="360"/>
-      </w:pPr>
-      <w:rPr>
-        <w:rFonts w:ascii="Symbol" w:hAnsi="Symbol" w:hint="default"/>
-      </w:rPr>
-    </w:lvl>
-    <w:lvl w:ilvl="7" w:tplc="04090003" w:tentative="1">
-      <w:start w:val="1"/>
-      <w:numFmt w:val="bullet"/>
-      <w:lvlText w:val="o"/>
-      <w:lvlJc w:val="left"/>
-      <w:pPr>
-        <w:ind w:left="5760" w:hanging="360"/>
-      </w:pPr>
-      <w:rPr>
-        <w:rFonts w:ascii="Courier New" w:hAnsi="Courier New" w:cs="Courier New" w:hint="default"/>
-      </w:rPr>
-    </w:lvl>
-    <w:lvl w:ilvl="8" w:tplc="04090005" w:tentative="1">
-      <w:start w:val="1"/>
-      <w:numFmt w:val="bullet"/>
-      <w:lvlText w:val=""/>
-      <w:lvlJc w:val="left"/>
-      <w:pPr>
-        <w:ind w:left="6480" w:hanging="360"/>
-      </w:pPr>
-      <w:rPr>
-        <w:rFonts w:ascii="Wingdings" w:hAnsi="Wingdings" w:hint="default"/>
-      </w:rPr>
-    </w:lvl>
-  </w:abstractNum>
-  <w:abstractNum w:abstractNumId="10" w15:restartNumberingAfterBreak="0">
-    <w:nsid w:val="40C753D3"/>
-    <w:multiLevelType w:val="hybridMultilevel"/>
-    <w:tmpl w:val="6D48BDAE"/>
-    <w:lvl w:ilvl="0" w:tplc="37E6D552">
-      <w:start w:val="1"/>
-      <w:numFmt w:val="decimal"/>
-      <w:lvlText w:val="%1."/>
-      <w:lvlJc w:val="left"/>
-      <w:pPr>
-        <w:ind w:left="720" w:hanging="360"/>
-      </w:pPr>
-      <w:rPr>
-        <w:b/>
-        <w:bCs/>
-      </w:rPr>
-    </w:lvl>
-    <w:lvl w:ilvl="1" w:tplc="04090019" w:tentative="1">
-      <w:start w:val="1"/>
-      <w:numFmt w:val="lowerLetter"/>
-      <w:lvlText w:val="%2."/>
-      <w:lvlJc w:val="left"/>
-      <w:pPr>
-        <w:ind w:left="1440" w:hanging="360"/>
-      </w:pPr>
-    </w:lvl>
-    <w:lvl w:ilvl="2" w:tplc="0409001B" w:tentative="1">
-      <w:start w:val="1"/>
-      <w:numFmt w:val="lowerRoman"/>
-      <w:lvlText w:val="%3."/>
-      <w:lvlJc w:val="right"/>
-      <w:pPr>
-        <w:ind w:left="2160" w:hanging="180"/>
-      </w:pPr>
-    </w:lvl>
-    <w:lvl w:ilvl="3" w:tplc="0409000F" w:tentative="1">
-      <w:start w:val="1"/>
-      <w:numFmt w:val="decimal"/>
-      <w:lvlText w:val="%4."/>
-      <w:lvlJc w:val="left"/>
-      <w:pPr>
-        <w:ind w:left="2880" w:hanging="360"/>
-      </w:pPr>
-    </w:lvl>
-    <w:lvl w:ilvl="4" w:tplc="04090019" w:tentative="1">
-      <w:start w:val="1"/>
-      <w:numFmt w:val="lowerLetter"/>
-      <w:lvlText w:val="%5."/>
-      <w:lvlJc w:val="left"/>
-      <w:pPr>
-        <w:ind w:left="3600" w:hanging="360"/>
-      </w:pPr>
-    </w:lvl>
-    <w:lvl w:ilvl="5" w:tplc="0409001B" w:tentative="1">
-      <w:start w:val="1"/>
-      <w:numFmt w:val="lowerRoman"/>
-      <w:lvlText w:val="%6."/>
-      <w:lvlJc w:val="right"/>
-      <w:pPr>
-        <w:ind w:left="4320" w:hanging="180"/>
-      </w:pPr>
-    </w:lvl>
-    <w:lvl w:ilvl="6" w:tplc="0409000F" w:tentative="1">
-      <w:start w:val="1"/>
-      <w:numFmt w:val="decimal"/>
-      <w:lvlText w:val="%7."/>
-      <w:lvlJc w:val="left"/>
-      <w:pPr>
-        <w:ind w:left="5040" w:hanging="360"/>
-      </w:pPr>
-    </w:lvl>
-    <w:lvl w:ilvl="7" w:tplc="04090019" w:tentative="1">
-      <w:start w:val="1"/>
-      <w:numFmt w:val="lowerLetter"/>
-      <w:lvlText w:val="%8."/>
-      <w:lvlJc w:val="left"/>
-      <w:pPr>
-        <w:ind w:left="5760" w:hanging="360"/>
-      </w:pPr>
-    </w:lvl>
-    <w:lvl w:ilvl="8" w:tplc="0409001B" w:tentative="1">
-      <w:start w:val="1"/>
-      <w:numFmt w:val="lowerRoman"/>
-      <w:lvlText w:val="%9."/>
-      <w:lvlJc w:val="right"/>
-      <w:pPr>
-        <w:ind w:left="6480" w:hanging="180"/>
-      </w:pPr>
-    </w:lvl>
-  </w:abstractNum>
-  <w:abstractNum w:abstractNumId="11" w15:restartNumberingAfterBreak="0">
-    <w:nsid w:val="46BE2C93"/>
-    <w:multiLevelType w:val="hybridMultilevel"/>
-    <w:tmpl w:val="6B12F738"/>
-    <w:lvl w:ilvl="0" w:tplc="0409000F">
-      <w:start w:val="1"/>
-      <w:numFmt w:val="decimal"/>
-      <w:lvlText w:val="%1."/>
-      <w:lvlJc w:val="left"/>
-      <w:pPr>
-        <w:ind w:left="720" w:hanging="360"/>
-      </w:pPr>
-    </w:lvl>
-    <w:lvl w:ilvl="1" w:tplc="04090019" w:tentative="1">
-      <w:start w:val="1"/>
-      <w:numFmt w:val="lowerLetter"/>
-      <w:lvlText w:val="%2."/>
-      <w:lvlJc w:val="left"/>
-      <w:pPr>
-        <w:ind w:left="1440" w:hanging="360"/>
-      </w:pPr>
-    </w:lvl>
-    <w:lvl w:ilvl="2" w:tplc="0409001B" w:tentative="1">
-      <w:start w:val="1"/>
-      <w:numFmt w:val="lowerRoman"/>
-      <w:lvlText w:val="%3."/>
-      <w:lvlJc w:val="right"/>
-      <w:pPr>
-        <w:ind w:left="2160" w:hanging="180"/>
-      </w:pPr>
-    </w:lvl>
-    <w:lvl w:ilvl="3" w:tplc="0409000F" w:tentative="1">
-      <w:start w:val="1"/>
-      <w:numFmt w:val="decimal"/>
-      <w:lvlText w:val="%4."/>
-      <w:lvlJc w:val="left"/>
-      <w:pPr>
-        <w:ind w:left="2880" w:hanging="360"/>
-      </w:pPr>
-    </w:lvl>
-    <w:lvl w:ilvl="4" w:tplc="04090019" w:tentative="1">
-      <w:start w:val="1"/>
-      <w:numFmt w:val="lowerLetter"/>
-      <w:lvlText w:val="%5."/>
-      <w:lvlJc w:val="left"/>
-      <w:pPr>
-        <w:ind w:left="3600" w:hanging="360"/>
-      </w:pPr>
-    </w:lvl>
-    <w:lvl w:ilvl="5" w:tplc="0409001B" w:tentative="1">
-      <w:start w:val="1"/>
-      <w:numFmt w:val="lowerRoman"/>
-      <w:lvlText w:val="%6."/>
-      <w:lvlJc w:val="right"/>
-      <w:pPr>
-        <w:ind w:left="4320" w:hanging="180"/>
-      </w:pPr>
-    </w:lvl>
-    <w:lvl w:ilvl="6" w:tplc="0409000F" w:tentative="1">
-      <w:start w:val="1"/>
-      <w:numFmt w:val="decimal"/>
-      <w:lvlText w:val="%7."/>
-      <w:lvlJc w:val="left"/>
-      <w:pPr>
-        <w:ind w:left="5040" w:hanging="360"/>
-      </w:pPr>
-    </w:lvl>
-    <w:lvl w:ilvl="7" w:tplc="04090019" w:tentative="1">
-      <w:start w:val="1"/>
-      <w:numFmt w:val="lowerLetter"/>
-      <w:lvlText w:val="%8."/>
-      <w:lvlJc w:val="left"/>
-      <w:pPr>
-        <w:ind w:left="5760" w:hanging="360"/>
-      </w:pPr>
-    </w:lvl>
-    <w:lvl w:ilvl="8" w:tplc="0409001B" w:tentative="1">
-      <w:start w:val="1"/>
-      <w:numFmt w:val="lowerRoman"/>
-      <w:lvlText w:val="%9."/>
-      <w:lvlJc w:val="right"/>
-      <w:pPr>
-        <w:ind w:left="6480" w:hanging="180"/>
-      </w:pPr>
-    </w:lvl>
-  </w:abstractNum>
-  <w:abstractNum w:abstractNumId="12" w15:restartNumberingAfterBreak="0">
-    <w:nsid w:val="47210D45"/>
-    <w:multiLevelType w:val="hybridMultilevel"/>
-    <w:tmpl w:val="9CEA4A28"/>
-    <w:lvl w:ilvl="0" w:tplc="04090001">
-      <w:start w:val="1"/>
-      <w:numFmt w:val="bullet"/>
-      <w:lvlText w:val=""/>
-      <w:lvlJc w:val="left"/>
-      <w:pPr>
-        <w:ind w:left="720" w:hanging="360"/>
-      </w:pPr>
-      <w:rPr>
-        <w:rFonts w:ascii="Symbol" w:hAnsi="Symbol" w:hint="default"/>
-      </w:rPr>
-    </w:lvl>
-    <w:lvl w:ilvl="1" w:tplc="04090003" w:tentative="1">
-      <w:start w:val="1"/>
-      <w:numFmt w:val="bullet"/>
-      <w:lvlText w:val="o"/>
-      <w:lvlJc w:val="left"/>
-      <w:pPr>
-        <w:ind w:left="1440" w:hanging="360"/>
-      </w:pPr>
-      <w:rPr>
-        <w:rFonts w:ascii="Courier New" w:hAnsi="Courier New" w:cs="Courier New" w:hint="default"/>
-      </w:rPr>
-    </w:lvl>
-    <w:lvl w:ilvl="2" w:tplc="04090005" w:tentative="1">
-      <w:start w:val="1"/>
-      <w:numFmt w:val="bullet"/>
-      <w:lvlText w:val=""/>
-      <w:lvlJc w:val="left"/>
-      <w:pPr>
-        <w:ind w:left="2160" w:hanging="360"/>
-      </w:pPr>
-      <w:rPr>
-        <w:rFonts w:ascii="Wingdings" w:hAnsi="Wingdings" w:hint="default"/>
-      </w:rPr>
-    </w:lvl>
-    <w:lvl w:ilvl="3" w:tplc="04090001" w:tentative="1">
-      <w:start w:val="1"/>
-      <w:numFmt w:val="bullet"/>
-      <w:lvlText w:val=""/>
-      <w:lvlJc w:val="left"/>
-      <w:pPr>
-        <w:ind w:left="2880" w:hanging="360"/>
-      </w:pPr>
-      <w:rPr>
-        <w:rFonts w:ascii="Symbol" w:hAnsi="Symbol" w:hint="default"/>
-      </w:rPr>
-    </w:lvl>
-    <w:lvl w:ilvl="4" w:tplc="04090003" w:tentative="1">
-      <w:start w:val="1"/>
-      <w:numFmt w:val="bullet"/>
-      <w:lvlText w:val="o"/>
-      <w:lvlJc w:val="left"/>
-      <w:pPr>
-        <w:ind w:left="3600" w:hanging="360"/>
-      </w:pPr>
-      <w:rPr>
-        <w:rFonts w:ascii="Courier New" w:hAnsi="Courier New" w:cs="Courier New" w:hint="default"/>
-      </w:rPr>
-    </w:lvl>
-    <w:lvl w:ilvl="5" w:tplc="04090005" w:tentative="1">
-      <w:start w:val="1"/>
-      <w:numFmt w:val="bullet"/>
-      <w:lvlText w:val=""/>
-      <w:lvlJc w:val="left"/>
-      <w:pPr>
-        <w:ind w:left="4320" w:hanging="360"/>
-      </w:pPr>
-      <w:rPr>
-        <w:rFonts w:ascii="Wingdings" w:hAnsi="Wingdings" w:hint="default"/>
-      </w:rPr>
-    </w:lvl>
-    <w:lvl w:ilvl="6" w:tplc="04090001" w:tentative="1">
-      <w:start w:val="1"/>
-      <w:numFmt w:val="bullet"/>
-      <w:lvlText w:val=""/>
-      <w:lvlJc w:val="left"/>
-      <w:pPr>
-        <w:ind w:left="5040" w:hanging="360"/>
-      </w:pPr>
-      <w:rPr>
-        <w:rFonts w:ascii="Symbol" w:hAnsi="Symbol" w:hint="default"/>
-      </w:rPr>
-    </w:lvl>
-    <w:lvl w:ilvl="7" w:tplc="04090003" w:tentative="1">
-      <w:start w:val="1"/>
-      <w:numFmt w:val="bullet"/>
-      <w:lvlText w:val="o"/>
-      <w:lvlJc w:val="left"/>
-      <w:pPr>
-        <w:ind w:left="5760" w:hanging="360"/>
-      </w:pPr>
-      <w:rPr>
-        <w:rFonts w:ascii="Courier New" w:hAnsi="Courier New" w:cs="Courier New" w:hint="default"/>
-      </w:rPr>
-    </w:lvl>
-    <w:lvl w:ilvl="8" w:tplc="04090005" w:tentative="1">
-      <w:start w:val="1"/>
-      <w:numFmt w:val="bullet"/>
-      <w:lvlText w:val=""/>
-      <w:lvlJc w:val="left"/>
-      <w:pPr>
-        <w:ind w:left="6480" w:hanging="360"/>
-      </w:pPr>
-      <w:rPr>
-        <w:rFonts w:ascii="Wingdings" w:hAnsi="Wingdings" w:hint="default"/>
-      </w:rPr>
-    </w:lvl>
-  </w:abstractNum>
-  <w:abstractNum w:abstractNumId="13" w15:restartNumberingAfterBreak="0">
-    <w:nsid w:val="49F73EC6"/>
-    <w:multiLevelType w:val="hybridMultilevel"/>
-    <w:tmpl w:val="D156656E"/>
-    <w:lvl w:ilvl="0" w:tplc="04090001">
-      <w:start w:val="1"/>
-      <w:numFmt w:val="bullet"/>
-      <w:lvlText w:val=""/>
-      <w:lvlJc w:val="left"/>
-      <w:pPr>
-        <w:ind w:left="720" w:hanging="360"/>
-      </w:pPr>
-      <w:rPr>
-        <w:rFonts w:ascii="Symbol" w:hAnsi="Symbol" w:hint="default"/>
-      </w:rPr>
-    </w:lvl>
-    <w:lvl w:ilvl="1" w:tplc="04090003" w:tentative="1">
-      <w:start w:val="1"/>
-      <w:numFmt w:val="bullet"/>
-      <w:lvlText w:val="o"/>
-      <w:lvlJc w:val="left"/>
-      <w:pPr>
-        <w:ind w:left="1440" w:hanging="360"/>
-      </w:pPr>
-      <w:rPr>
-        <w:rFonts w:ascii="Courier New" w:hAnsi="Courier New" w:cs="Courier New" w:hint="default"/>
-      </w:rPr>
-    </w:lvl>
-    <w:lvl w:ilvl="2" w:tplc="04090005" w:tentative="1">
-      <w:start w:val="1"/>
-      <w:numFmt w:val="bullet"/>
-      <w:lvlText w:val=""/>
-      <w:lvlJc w:val="left"/>
-      <w:pPr>
-        <w:ind w:left="2160" w:hanging="360"/>
-      </w:pPr>
-      <w:rPr>
-        <w:rFonts w:ascii="Wingdings" w:hAnsi="Wingdings" w:hint="default"/>
-      </w:rPr>
-    </w:lvl>
-    <w:lvl w:ilvl="3" w:tplc="04090001" w:tentative="1">
-      <w:start w:val="1"/>
-      <w:numFmt w:val="bullet"/>
-      <w:lvlText w:val=""/>
-      <w:lvlJc w:val="left"/>
-      <w:pPr>
-        <w:ind w:left="2880" w:hanging="360"/>
-      </w:pPr>
-      <w:rPr>
-        <w:rFonts w:ascii="Symbol" w:hAnsi="Symbol" w:hint="default"/>
-      </w:rPr>
-    </w:lvl>
-    <w:lvl w:ilvl="4" w:tplc="04090003" w:tentative="1">
-      <w:start w:val="1"/>
-      <w:numFmt w:val="bullet"/>
-      <w:lvlText w:val="o"/>
-      <w:lvlJc w:val="left"/>
-      <w:pPr>
-        <w:ind w:left="3600" w:hanging="360"/>
-      </w:pPr>
-      <w:rPr>
-        <w:rFonts w:ascii="Courier New" w:hAnsi="Courier New" w:cs="Courier New" w:hint="default"/>
-      </w:rPr>
-    </w:lvl>
-    <w:lvl w:ilvl="5" w:tplc="04090005" w:tentative="1">
-      <w:start w:val="1"/>
-      <w:numFmt w:val="bullet"/>
-      <w:lvlText w:val=""/>
-      <w:lvlJc w:val="left"/>
-      <w:pPr>
-        <w:ind w:left="4320" w:hanging="360"/>
-      </w:pPr>
-      <w:rPr>
-        <w:rFonts w:ascii="Wingdings" w:hAnsi="Wingdings" w:hint="default"/>
-      </w:rPr>
-    </w:lvl>
-    <w:lvl w:ilvl="6" w:tplc="04090001" w:tentative="1">
-      <w:start w:val="1"/>
-      <w:numFmt w:val="bullet"/>
-      <w:lvlText w:val=""/>
-      <w:lvlJc w:val="left"/>
-      <w:pPr>
-        <w:ind w:left="5040" w:hanging="360"/>
-      </w:pPr>
-      <w:rPr>
-        <w:rFonts w:ascii="Symbol" w:hAnsi="Symbol" w:hint="default"/>
-      </w:rPr>
-    </w:lvl>
-    <w:lvl w:ilvl="7" w:tplc="04090003" w:tentative="1">
-      <w:start w:val="1"/>
-      <w:numFmt w:val="bullet"/>
-      <w:lvlText w:val="o"/>
-      <w:lvlJc w:val="left"/>
-      <w:pPr>
-        <w:ind w:left="5760" w:hanging="360"/>
-      </w:pPr>
-      <w:rPr>
-        <w:rFonts w:ascii="Courier New" w:hAnsi="Courier New" w:cs="Courier New" w:hint="default"/>
-      </w:rPr>
-    </w:lvl>
-    <w:lvl w:ilvl="8" w:tplc="04090005" w:tentative="1">
-      <w:start w:val="1"/>
-      <w:numFmt w:val="bullet"/>
-      <w:lvlText w:val=""/>
-      <w:lvlJc w:val="left"/>
-      <w:pPr>
-        <w:ind w:left="6480" w:hanging="360"/>
-      </w:pPr>
-      <w:rPr>
-        <w:rFonts w:ascii="Wingdings" w:hAnsi="Wingdings" w:hint="default"/>
-      </w:rPr>
-    </w:lvl>
-  </w:abstractNum>
-  <w:abstractNum w:abstractNumId="14" w15:restartNumberingAfterBreak="0">
-    <w:nsid w:val="4B1700AC"/>
-    <w:multiLevelType w:val="hybridMultilevel"/>
-    <w:tmpl w:val="E3106F08"/>
-    <w:lvl w:ilvl="0" w:tplc="04090001">
-      <w:start w:val="1"/>
-      <w:numFmt w:val="bullet"/>
-      <w:lvlText w:val=""/>
-      <w:lvlJc w:val="left"/>
-      <w:pPr>
-        <w:ind w:left="720" w:hanging="360"/>
-      </w:pPr>
-      <w:rPr>
-        <w:rFonts w:ascii="Symbol" w:hAnsi="Symbol" w:hint="default"/>
-      </w:rPr>
-    </w:lvl>
-    <w:lvl w:ilvl="1" w:tplc="04090003" w:tentative="1">
-      <w:start w:val="1"/>
-      <w:numFmt w:val="bullet"/>
-      <w:lvlText w:val="o"/>
-      <w:lvlJc w:val="left"/>
-      <w:pPr>
-        <w:ind w:left="1440" w:hanging="360"/>
-      </w:pPr>
-      <w:rPr>
-        <w:rFonts w:ascii="Courier New" w:hAnsi="Courier New" w:cs="Courier New" w:hint="default"/>
-      </w:rPr>
-    </w:lvl>
-    <w:lvl w:ilvl="2" w:tplc="04090005" w:tentative="1">
-      <w:start w:val="1"/>
-      <w:numFmt w:val="bullet"/>
-      <w:lvlText w:val=""/>
-      <w:lvlJc w:val="left"/>
-      <w:pPr>
-        <w:ind w:left="2160" w:hanging="360"/>
-      </w:pPr>
-      <w:rPr>
-        <w:rFonts w:ascii="Wingdings" w:hAnsi="Wingdings" w:hint="default"/>
-      </w:rPr>
-    </w:lvl>
-    <w:lvl w:ilvl="3" w:tplc="04090001" w:tentative="1">
-      <w:start w:val="1"/>
-      <w:numFmt w:val="bullet"/>
-      <w:lvlText w:val=""/>
-      <w:lvlJc w:val="left"/>
-      <w:pPr>
-        <w:ind w:left="2880" w:hanging="360"/>
-      </w:pPr>
-      <w:rPr>
-        <w:rFonts w:ascii="Symbol" w:hAnsi="Symbol" w:hint="default"/>
-      </w:rPr>
-    </w:lvl>
-    <w:lvl w:ilvl="4" w:tplc="04090003" w:tentative="1">
-      <w:start w:val="1"/>
-      <w:numFmt w:val="bullet"/>
-      <w:lvlText w:val="o"/>
-      <w:lvlJc w:val="left"/>
-      <w:pPr>
-        <w:ind w:left="3600" w:hanging="360"/>
-      </w:pPr>
-      <w:rPr>
-        <w:rFonts w:ascii="Courier New" w:hAnsi="Courier New" w:cs="Courier New" w:hint="default"/>
-      </w:rPr>
-    </w:lvl>
-    <w:lvl w:ilvl="5" w:tplc="04090005" w:tentative="1">
-      <w:start w:val="1"/>
-      <w:numFmt w:val="bullet"/>
-      <w:lvlText w:val=""/>
-      <w:lvlJc w:val="left"/>
-      <w:pPr>
-        <w:ind w:left="4320" w:hanging="360"/>
-      </w:pPr>
-      <w:rPr>
-        <w:rFonts w:ascii="Wingdings" w:hAnsi="Wingdings" w:hint="default"/>
-      </w:rPr>
-    </w:lvl>
-    <w:lvl w:ilvl="6" w:tplc="04090001" w:tentative="1">
-      <w:start w:val="1"/>
-      <w:numFmt w:val="bullet"/>
-      <w:lvlText w:val=""/>
-      <w:lvlJc w:val="left"/>
-      <w:pPr>
-        <w:ind w:left="5040" w:hanging="360"/>
-      </w:pPr>
-      <w:rPr>
-        <w:rFonts w:ascii="Symbol" w:hAnsi="Symbol" w:hint="default"/>
-      </w:rPr>
-    </w:lvl>
-    <w:lvl w:ilvl="7" w:tplc="04090003" w:tentative="1">
-      <w:start w:val="1"/>
-      <w:numFmt w:val="bullet"/>
-      <w:lvlText w:val="o"/>
-      <w:lvlJc w:val="left"/>
-      <w:pPr>
-        <w:ind w:left="5760" w:hanging="360"/>
-      </w:pPr>
-      <w:rPr>
-        <w:rFonts w:ascii="Courier New" w:hAnsi="Courier New" w:cs="Courier New" w:hint="default"/>
-      </w:rPr>
-    </w:lvl>
-    <w:lvl w:ilvl="8" w:tplc="04090005" w:tentative="1">
-      <w:start w:val="1"/>
-      <w:numFmt w:val="bullet"/>
-      <w:lvlText w:val=""/>
-      <w:lvlJc w:val="left"/>
-      <w:pPr>
-        <w:ind w:left="6480" w:hanging="360"/>
-      </w:pPr>
-      <w:rPr>
-        <w:rFonts w:ascii="Wingdings" w:hAnsi="Wingdings" w:hint="default"/>
-      </w:rPr>
-    </w:lvl>
-  </w:abstractNum>
-  <w:abstractNum w:abstractNumId="15" w15:restartNumberingAfterBreak="0">
-    <w:nsid w:val="4CC02066"/>
-    <w:multiLevelType w:val="hybridMultilevel"/>
-    <w:tmpl w:val="223A7398"/>
-    <w:lvl w:ilvl="0" w:tplc="04090001">
-      <w:start w:val="1"/>
-      <w:numFmt w:val="bullet"/>
-      <w:lvlText w:val=""/>
-      <w:lvlJc w:val="left"/>
-      <w:pPr>
-        <w:ind w:left="720" w:hanging="360"/>
-      </w:pPr>
-      <w:rPr>
-        <w:rFonts w:ascii="Symbol" w:hAnsi="Symbol" w:hint="default"/>
-      </w:rPr>
-    </w:lvl>
-    <w:lvl w:ilvl="1" w:tplc="04090003" w:tentative="1">
-      <w:start w:val="1"/>
-      <w:numFmt w:val="bullet"/>
-      <w:lvlText w:val="o"/>
-      <w:lvlJc w:val="left"/>
-      <w:pPr>
-        <w:ind w:left="1440" w:hanging="360"/>
-      </w:pPr>
-      <w:rPr>
-        <w:rFonts w:ascii="Courier New" w:hAnsi="Courier New" w:cs="Courier New" w:hint="default"/>
-      </w:rPr>
-    </w:lvl>
-    <w:lvl w:ilvl="2" w:tplc="04090005" w:tentative="1">
-      <w:start w:val="1"/>
-      <w:numFmt w:val="bullet"/>
-      <w:lvlText w:val=""/>
-      <w:lvlJc w:val="left"/>
-      <w:pPr>
-        <w:ind w:left="2160" w:hanging="360"/>
-      </w:pPr>
-      <w:rPr>
-        <w:rFonts w:ascii="Wingdings" w:hAnsi="Wingdings" w:hint="default"/>
-      </w:rPr>
-    </w:lvl>
-    <w:lvl w:ilvl="3" w:tplc="04090001" w:tentative="1">
-      <w:start w:val="1"/>
-      <w:numFmt w:val="bullet"/>
-      <w:lvlText w:val=""/>
-      <w:lvlJc w:val="left"/>
-      <w:pPr>
-        <w:ind w:left="2880" w:hanging="360"/>
-      </w:pPr>
-      <w:rPr>
-        <w:rFonts w:ascii="Symbol" w:hAnsi="Symbol" w:hint="default"/>
-      </w:rPr>
-    </w:lvl>
-    <w:lvl w:ilvl="4" w:tplc="04090003" w:tentative="1">
-      <w:start w:val="1"/>
-      <w:numFmt w:val="bullet"/>
-      <w:lvlText w:val="o"/>
-      <w:lvlJc w:val="left"/>
-      <w:pPr>
-        <w:ind w:left="3600" w:hanging="360"/>
-      </w:pPr>
-      <w:rPr>
-        <w:rFonts w:ascii="Courier New" w:hAnsi="Courier New" w:cs="Courier New" w:hint="default"/>
-      </w:rPr>
-    </w:lvl>
-    <w:lvl w:ilvl="5" w:tplc="04090005" w:tentative="1">
-      <w:start w:val="1"/>
-      <w:numFmt w:val="bullet"/>
-      <w:lvlText w:val=""/>
-      <w:lvlJc w:val="left"/>
-      <w:pPr>
-        <w:ind w:left="4320" w:hanging="360"/>
-      </w:pPr>
-      <w:rPr>
-        <w:rFonts w:ascii="Wingdings" w:hAnsi="Wingdings" w:hint="default"/>
-      </w:rPr>
-    </w:lvl>
-    <w:lvl w:ilvl="6" w:tplc="04090001" w:tentative="1">
-      <w:start w:val="1"/>
-      <w:numFmt w:val="bullet"/>
-      <w:lvlText w:val=""/>
-      <w:lvlJc w:val="left"/>
-      <w:pPr>
-        <w:ind w:left="5040" w:hanging="360"/>
-      </w:pPr>
-      <w:rPr>
-        <w:rFonts w:ascii="Symbol" w:hAnsi="Symbol" w:hint="default"/>
-      </w:rPr>
-    </w:lvl>
-    <w:lvl w:ilvl="7" w:tplc="04090003" w:tentative="1">
-      <w:start w:val="1"/>
-      <w:numFmt w:val="bullet"/>
-      <w:lvlText w:val="o"/>
-      <w:lvlJc w:val="left"/>
-      <w:pPr>
-        <w:ind w:left="5760" w:hanging="360"/>
-      </w:pPr>
-      <w:rPr>
-        <w:rFonts w:ascii="Courier New" w:hAnsi="Courier New" w:cs="Courier New" w:hint="default"/>
-      </w:rPr>
-    </w:lvl>
-    <w:lvl w:ilvl="8" w:tplc="04090005" w:tentative="1">
-      <w:start w:val="1"/>
-      <w:numFmt w:val="bullet"/>
-      <w:lvlText w:val=""/>
-      <w:lvlJc w:val="left"/>
-      <w:pPr>
-        <w:ind w:left="6480" w:hanging="360"/>
-      </w:pPr>
-      <w:rPr>
-        <w:rFonts w:ascii="Wingdings" w:hAnsi="Wingdings" w:hint="default"/>
-      </w:rPr>
-    </w:lvl>
-  </w:abstractNum>
-  <w:abstractNum w:abstractNumId="16" w15:restartNumberingAfterBreak="0">
-    <w:nsid w:val="50103AFD"/>
-    <w:multiLevelType w:val="hybridMultilevel"/>
-    <w:tmpl w:val="12F0D978"/>
-    <w:lvl w:ilvl="0" w:tplc="5C6E7A7A">
-      <w:start w:val="1"/>
-      <w:numFmt w:val="decimal"/>
-      <w:lvlText w:val="%1."/>
-      <w:lvlJc w:val="left"/>
-      <w:pPr>
-        <w:ind w:left="720" w:hanging="360"/>
-      </w:pPr>
-      <w:rPr>
-        <w:b/>
-        <w:bCs/>
-      </w:rPr>
-    </w:lvl>
-    <w:lvl w:ilvl="1" w:tplc="04090019" w:tentative="1">
-      <w:start w:val="1"/>
-      <w:numFmt w:val="lowerLetter"/>
-      <w:lvlText w:val="%2."/>
-      <w:lvlJc w:val="left"/>
-      <w:pPr>
-        <w:ind w:left="1440" w:hanging="360"/>
-      </w:pPr>
-    </w:lvl>
-    <w:lvl w:ilvl="2" w:tplc="0409001B" w:tentative="1">
-      <w:start w:val="1"/>
-      <w:numFmt w:val="lowerRoman"/>
-      <w:lvlText w:val="%3."/>
-      <w:lvlJc w:val="right"/>
-      <w:pPr>
-        <w:ind w:left="2160" w:hanging="180"/>
-      </w:pPr>
-    </w:lvl>
-    <w:lvl w:ilvl="3" w:tplc="0409000F" w:tentative="1">
-      <w:start w:val="1"/>
-      <w:numFmt w:val="decimal"/>
-      <w:lvlText w:val="%4."/>
-      <w:lvlJc w:val="left"/>
-      <w:pPr>
-        <w:ind w:left="2880" w:hanging="360"/>
-      </w:pPr>
-    </w:lvl>
-    <w:lvl w:ilvl="4" w:tplc="04090019" w:tentative="1">
-      <w:start w:val="1"/>
-      <w:numFmt w:val="lowerLetter"/>
-      <w:lvlText w:val="%5."/>
-      <w:lvlJc w:val="left"/>
-      <w:pPr>
-        <w:ind w:left="3600" w:hanging="360"/>
-      </w:pPr>
-    </w:lvl>
-    <w:lvl w:ilvl="5" w:tplc="0409001B" w:tentative="1">
-      <w:start w:val="1"/>
-      <w:numFmt w:val="lowerRoman"/>
-      <w:lvlText w:val="%6."/>
-      <w:lvlJc w:val="right"/>
-      <w:pPr>
-        <w:ind w:left="4320" w:hanging="180"/>
-      </w:pPr>
-    </w:lvl>
-    <w:lvl w:ilvl="6" w:tplc="0409000F" w:tentative="1">
-      <w:start w:val="1"/>
-      <w:numFmt w:val="decimal"/>
-      <w:lvlText w:val="%7."/>
-      <w:lvlJc w:val="left"/>
-      <w:pPr>
-        <w:ind w:left="5040" w:hanging="360"/>
-      </w:pPr>
-    </w:lvl>
-    <w:lvl w:ilvl="7" w:tplc="04090019" w:tentative="1">
-      <w:start w:val="1"/>
-      <w:numFmt w:val="lowerLetter"/>
-      <w:lvlText w:val="%8."/>
-      <w:lvlJc w:val="left"/>
-      <w:pPr>
-        <w:ind w:left="5760" w:hanging="360"/>
-      </w:pPr>
-    </w:lvl>
-    <w:lvl w:ilvl="8" w:tplc="0409001B" w:tentative="1">
-      <w:start w:val="1"/>
-      <w:numFmt w:val="lowerRoman"/>
-      <w:lvlText w:val="%9."/>
-      <w:lvlJc w:val="right"/>
-      <w:pPr>
-        <w:ind w:left="6480" w:hanging="180"/>
-      </w:pPr>
-    </w:lvl>
-  </w:abstractNum>
-  <w:abstractNum w:abstractNumId="17" w15:restartNumberingAfterBreak="0">
-    <w:nsid w:val="52D87D67"/>
-    <w:multiLevelType w:val="hybridMultilevel"/>
-    <w:tmpl w:val="6F42CCC8"/>
-    <w:lvl w:ilvl="0" w:tplc="04090001">
-      <w:start w:val="1"/>
-      <w:numFmt w:val="bullet"/>
-      <w:lvlText w:val=""/>
-      <w:lvlJc w:val="left"/>
-      <w:pPr>
-        <w:ind w:left="720" w:hanging="360"/>
-      </w:pPr>
-      <w:rPr>
-        <w:rFonts w:ascii="Symbol" w:hAnsi="Symbol" w:hint="default"/>
-      </w:rPr>
-    </w:lvl>
-    <w:lvl w:ilvl="1" w:tplc="04090003" w:tentative="1">
-      <w:start w:val="1"/>
-      <w:numFmt w:val="bullet"/>
-      <w:lvlText w:val="o"/>
-      <w:lvlJc w:val="left"/>
-      <w:pPr>
-        <w:ind w:left="1440" w:hanging="360"/>
-      </w:pPr>
-      <w:rPr>
-        <w:rFonts w:ascii="Courier New" w:hAnsi="Courier New" w:cs="Courier New" w:hint="default"/>
-      </w:rPr>
-    </w:lvl>
-    <w:lvl w:ilvl="2" w:tplc="04090005" w:tentative="1">
-      <w:start w:val="1"/>
-      <w:numFmt w:val="bullet"/>
-      <w:lvlText w:val=""/>
-      <w:lvlJc w:val="left"/>
-      <w:pPr>
-        <w:ind w:left="2160" w:hanging="360"/>
-      </w:pPr>
-      <w:rPr>
-        <w:rFonts w:ascii="Wingdings" w:hAnsi="Wingdings" w:hint="default"/>
-      </w:rPr>
-    </w:lvl>
-    <w:lvl w:ilvl="3" w:tplc="04090001" w:tentative="1">
-      <w:start w:val="1"/>
-      <w:numFmt w:val="bullet"/>
-      <w:lvlText w:val=""/>
-      <w:lvlJc w:val="left"/>
-      <w:pPr>
-        <w:ind w:left="2880" w:hanging="360"/>
-      </w:pPr>
-      <w:rPr>
-        <w:rFonts w:ascii="Symbol" w:hAnsi="Symbol" w:hint="default"/>
-      </w:rPr>
-    </w:lvl>
-    <w:lvl w:ilvl="4" w:tplc="04090003" w:tentative="1">
-      <w:start w:val="1"/>
-      <w:numFmt w:val="bullet"/>
-      <w:lvlText w:val="o"/>
-      <w:lvlJc w:val="left"/>
-      <w:pPr>
-        <w:ind w:left="3600" w:hanging="360"/>
-      </w:pPr>
-      <w:rPr>
-        <w:rFonts w:ascii="Courier New" w:hAnsi="Courier New" w:cs="Courier New" w:hint="default"/>
-      </w:rPr>
-    </w:lvl>
-    <w:lvl w:ilvl="5" w:tplc="04090005" w:tentative="1">
-      <w:start w:val="1"/>
-      <w:numFmt w:val="bullet"/>
-      <w:lvlText w:val=""/>
-      <w:lvlJc w:val="left"/>
-      <w:pPr>
-        <w:ind w:left="4320" w:hanging="360"/>
-      </w:pPr>
-      <w:rPr>
-        <w:rFonts w:ascii="Wingdings" w:hAnsi="Wingdings" w:hint="default"/>
-      </w:rPr>
-    </w:lvl>
-    <w:lvl w:ilvl="6" w:tplc="04090001" w:tentative="1">
-      <w:start w:val="1"/>
-      <w:numFmt w:val="bullet"/>
-      <w:lvlText w:val=""/>
-      <w:lvlJc w:val="left"/>
-      <w:pPr>
-        <w:ind w:left="5040" w:hanging="360"/>
-      </w:pPr>
-      <w:rPr>
-        <w:rFonts w:ascii="Symbol" w:hAnsi="Symbol" w:hint="default"/>
-      </w:rPr>
-    </w:lvl>
-    <w:lvl w:ilvl="7" w:tplc="04090003" w:tentative="1">
-      <w:start w:val="1"/>
-      <w:numFmt w:val="bullet"/>
-      <w:lvlText w:val="o"/>
-      <w:lvlJc w:val="left"/>
-      <w:pPr>
-        <w:ind w:left="5760" w:hanging="360"/>
-      </w:pPr>
-      <w:rPr>
-        <w:rFonts w:ascii="Courier New" w:hAnsi="Courier New" w:cs="Courier New" w:hint="default"/>
-      </w:rPr>
-    </w:lvl>
-    <w:lvl w:ilvl="8" w:tplc="04090005" w:tentative="1">
-      <w:start w:val="1"/>
-      <w:numFmt w:val="bullet"/>
-      <w:lvlText w:val=""/>
-      <w:lvlJc w:val="left"/>
-      <w:pPr>
-        <w:ind w:left="6480" w:hanging="360"/>
-      </w:pPr>
-      <w:rPr>
-        <w:rFonts w:ascii="Wingdings" w:hAnsi="Wingdings" w:hint="default"/>
-      </w:rPr>
-    </w:lvl>
-  </w:abstractNum>
-  <w:abstractNum w:abstractNumId="18" w15:restartNumberingAfterBreak="0">
-    <w:nsid w:val="55F85D03"/>
-    <w:multiLevelType w:val="hybridMultilevel"/>
-    <w:tmpl w:val="24900488"/>
-    <w:lvl w:ilvl="0" w:tplc="04090001">
-      <w:start w:val="1"/>
-      <w:numFmt w:val="bullet"/>
-      <w:lvlText w:val=""/>
-      <w:lvlJc w:val="left"/>
-      <w:pPr>
-        <w:ind w:left="720" w:hanging="360"/>
-      </w:pPr>
-      <w:rPr>
-        <w:rFonts w:ascii="Symbol" w:hAnsi="Symbol" w:hint="default"/>
-      </w:rPr>
-    </w:lvl>
-    <w:lvl w:ilvl="1" w:tplc="04090003" w:tentative="1">
-      <w:start w:val="1"/>
-      <w:numFmt w:val="bullet"/>
-      <w:lvlText w:val="o"/>
-      <w:lvlJc w:val="left"/>
-      <w:pPr>
-        <w:ind w:left="1440" w:hanging="360"/>
-      </w:pPr>
-      <w:rPr>
-        <w:rFonts w:ascii="Courier New" w:hAnsi="Courier New" w:cs="Courier New" w:hint="default"/>
-      </w:rPr>
-    </w:lvl>
-    <w:lvl w:ilvl="2" w:tplc="04090005" w:tentative="1">
-      <w:start w:val="1"/>
-      <w:numFmt w:val="bullet"/>
-      <w:lvlText w:val=""/>
-      <w:lvlJc w:val="left"/>
-      <w:pPr>
-        <w:ind w:left="2160" w:hanging="360"/>
-      </w:pPr>
-      <w:rPr>
-        <w:rFonts w:ascii="Wingdings" w:hAnsi="Wingdings" w:hint="default"/>
-      </w:rPr>
-    </w:lvl>
-    <w:lvl w:ilvl="3" w:tplc="04090001" w:tentative="1">
-      <w:start w:val="1"/>
-      <w:numFmt w:val="bullet"/>
-      <w:lvlText w:val=""/>
-      <w:lvlJc w:val="left"/>
-      <w:pPr>
-        <w:ind w:left="2880" w:hanging="360"/>
-      </w:pPr>
-      <w:rPr>
-        <w:rFonts w:ascii="Symbol" w:hAnsi="Symbol" w:hint="default"/>
-      </w:rPr>
-    </w:lvl>
-    <w:lvl w:ilvl="4" w:tplc="04090003" w:tentative="1">
-      <w:start w:val="1"/>
-      <w:numFmt w:val="bullet"/>
-      <w:lvlText w:val="o"/>
-      <w:lvlJc w:val="left"/>
-      <w:pPr>
-        <w:ind w:left="3600" w:hanging="360"/>
-      </w:pPr>
-      <w:rPr>
-        <w:rFonts w:ascii="Courier New" w:hAnsi="Courier New" w:cs="Courier New" w:hint="default"/>
-      </w:rPr>
-    </w:lvl>
-    <w:lvl w:ilvl="5" w:tplc="04090005" w:tentative="1">
-      <w:start w:val="1"/>
-      <w:numFmt w:val="bullet"/>
-      <w:lvlText w:val=""/>
-      <w:lvlJc w:val="left"/>
-      <w:pPr>
-        <w:ind w:left="4320" w:hanging="360"/>
-      </w:pPr>
-      <w:rPr>
-        <w:rFonts w:ascii="Wingdings" w:hAnsi="Wingdings" w:hint="default"/>
-      </w:rPr>
-    </w:lvl>
-    <w:lvl w:ilvl="6" w:tplc="04090001" w:tentative="1">
-      <w:start w:val="1"/>
-      <w:numFmt w:val="bullet"/>
-      <w:lvlText w:val=""/>
-      <w:lvlJc w:val="left"/>
-      <w:pPr>
-        <w:ind w:left="5040" w:hanging="360"/>
-      </w:pPr>
-      <w:rPr>
-        <w:rFonts w:ascii="Symbol" w:hAnsi="Symbol" w:hint="default"/>
-      </w:rPr>
-    </w:lvl>
-    <w:lvl w:ilvl="7" w:tplc="04090003" w:tentative="1">
-      <w:start w:val="1"/>
-      <w:numFmt w:val="bullet"/>
-      <w:lvlText w:val="o"/>
-      <w:lvlJc w:val="left"/>
-      <w:pPr>
-        <w:ind w:left="5760" w:hanging="360"/>
-      </w:pPr>
-      <w:rPr>
-        <w:rFonts w:ascii="Courier New" w:hAnsi="Courier New" w:cs="Courier New" w:hint="default"/>
-      </w:rPr>
-    </w:lvl>
-    <w:lvl w:ilvl="8" w:tplc="04090005" w:tentative="1">
-      <w:start w:val="1"/>
-      <w:numFmt w:val="bullet"/>
-      <w:lvlText w:val=""/>
-      <w:lvlJc w:val="left"/>
-      <w:pPr>
-        <w:ind w:left="6480" w:hanging="360"/>
-      </w:pPr>
-      <w:rPr>
-        <w:rFonts w:ascii="Wingdings" w:hAnsi="Wingdings" w:hint="default"/>
-      </w:rPr>
-    </w:lvl>
-  </w:abstractNum>
-  <w:abstractNum w:abstractNumId="19" w15:restartNumberingAfterBreak="0">
-    <w:nsid w:val="56595045"/>
-    <w:multiLevelType w:val="hybridMultilevel"/>
-    <w:tmpl w:val="5930DF70"/>
-    <w:lvl w:ilvl="0" w:tplc="46E2AB6E">
+    <w:tmpl w:val="2288FC2C"/>
+    <w:lvl w:ilvl="0" w:tplc="B7A85312">
       <w:start w:val="1"/>
       <w:numFmt w:val="decimal"/>
       <w:lvlText w:val="%1."/>
@@ -35429,462 +34863,10 @@
       </w:pPr>
     </w:lvl>
   </w:abstractNum>
-  <w:abstractNum w:abstractNumId="20" w15:restartNumberingAfterBreak="0">
-    <w:nsid w:val="611B06BF"/>
+  <w:abstractNum w:abstractNumId="9" w15:restartNumberingAfterBreak="0">
+    <w:nsid w:val="338C3201"/>
     <w:multiLevelType w:val="hybridMultilevel"/>
-    <w:tmpl w:val="195670FA"/>
-    <w:lvl w:ilvl="0" w:tplc="04090001">
-      <w:start w:val="1"/>
-      <w:numFmt w:val="bullet"/>
-      <w:lvlText w:val=""/>
-      <w:lvlJc w:val="left"/>
-      <w:pPr>
-        <w:ind w:left="720" w:hanging="360"/>
-      </w:pPr>
-      <w:rPr>
-        <w:rFonts w:ascii="Symbol" w:hAnsi="Symbol" w:hint="default"/>
-      </w:rPr>
-    </w:lvl>
-    <w:lvl w:ilvl="1" w:tplc="04090003" w:tentative="1">
-      <w:start w:val="1"/>
-      <w:numFmt w:val="bullet"/>
-      <w:lvlText w:val="o"/>
-      <w:lvlJc w:val="left"/>
-      <w:pPr>
-        <w:ind w:left="1440" w:hanging="360"/>
-      </w:pPr>
-      <w:rPr>
-        <w:rFonts w:ascii="Courier New" w:hAnsi="Courier New" w:cs="Courier New" w:hint="default"/>
-      </w:rPr>
-    </w:lvl>
-    <w:lvl w:ilvl="2" w:tplc="04090005" w:tentative="1">
-      <w:start w:val="1"/>
-      <w:numFmt w:val="bullet"/>
-      <w:lvlText w:val=""/>
-      <w:lvlJc w:val="left"/>
-      <w:pPr>
-        <w:ind w:left="2160" w:hanging="360"/>
-      </w:pPr>
-      <w:rPr>
-        <w:rFonts w:ascii="Wingdings" w:hAnsi="Wingdings" w:hint="default"/>
-      </w:rPr>
-    </w:lvl>
-    <w:lvl w:ilvl="3" w:tplc="04090001" w:tentative="1">
-      <w:start w:val="1"/>
-      <w:numFmt w:val="bullet"/>
-      <w:lvlText w:val=""/>
-      <w:lvlJc w:val="left"/>
-      <w:pPr>
-        <w:ind w:left="2880" w:hanging="360"/>
-      </w:pPr>
-      <w:rPr>
-        <w:rFonts w:ascii="Symbol" w:hAnsi="Symbol" w:hint="default"/>
-      </w:rPr>
-    </w:lvl>
-    <w:lvl w:ilvl="4" w:tplc="04090003" w:tentative="1">
-      <w:start w:val="1"/>
-      <w:numFmt w:val="bullet"/>
-      <w:lvlText w:val="o"/>
-      <w:lvlJc w:val="left"/>
-      <w:pPr>
-        <w:ind w:left="3600" w:hanging="360"/>
-      </w:pPr>
-      <w:rPr>
-        <w:rFonts w:ascii="Courier New" w:hAnsi="Courier New" w:cs="Courier New" w:hint="default"/>
-      </w:rPr>
-    </w:lvl>
-    <w:lvl w:ilvl="5" w:tplc="04090005" w:tentative="1">
-      <w:start w:val="1"/>
-      <w:numFmt w:val="bullet"/>
-      <w:lvlText w:val=""/>
-      <w:lvlJc w:val="left"/>
-      <w:pPr>
-        <w:ind w:left="4320" w:hanging="360"/>
-      </w:pPr>
-      <w:rPr>
-        <w:rFonts w:ascii="Wingdings" w:hAnsi="Wingdings" w:hint="default"/>
-      </w:rPr>
-    </w:lvl>
-    <w:lvl w:ilvl="6" w:tplc="04090001" w:tentative="1">
-      <w:start w:val="1"/>
-      <w:numFmt w:val="bullet"/>
-      <w:lvlText w:val=""/>
-      <w:lvlJc w:val="left"/>
-      <w:pPr>
-        <w:ind w:left="5040" w:hanging="360"/>
-      </w:pPr>
-      <w:rPr>
-        <w:rFonts w:ascii="Symbol" w:hAnsi="Symbol" w:hint="default"/>
-      </w:rPr>
-    </w:lvl>
-    <w:lvl w:ilvl="7" w:tplc="04090003" w:tentative="1">
-      <w:start w:val="1"/>
-      <w:numFmt w:val="bullet"/>
-      <w:lvlText w:val="o"/>
-      <w:lvlJc w:val="left"/>
-      <w:pPr>
-        <w:ind w:left="5760" w:hanging="360"/>
-      </w:pPr>
-      <w:rPr>
-        <w:rFonts w:ascii="Courier New" w:hAnsi="Courier New" w:cs="Courier New" w:hint="default"/>
-      </w:rPr>
-    </w:lvl>
-    <w:lvl w:ilvl="8" w:tplc="04090005" w:tentative="1">
-      <w:start w:val="1"/>
-      <w:numFmt w:val="bullet"/>
-      <w:lvlText w:val=""/>
-      <w:lvlJc w:val="left"/>
-      <w:pPr>
-        <w:ind w:left="6480" w:hanging="360"/>
-      </w:pPr>
-      <w:rPr>
-        <w:rFonts w:ascii="Wingdings" w:hAnsi="Wingdings" w:hint="default"/>
-      </w:rPr>
-    </w:lvl>
-  </w:abstractNum>
-  <w:abstractNum w:abstractNumId="21" w15:restartNumberingAfterBreak="0">
-    <w:nsid w:val="65646D2C"/>
-    <w:multiLevelType w:val="hybridMultilevel"/>
-    <w:tmpl w:val="089E12EE"/>
-    <w:lvl w:ilvl="0" w:tplc="04090001">
-      <w:start w:val="1"/>
-      <w:numFmt w:val="bullet"/>
-      <w:lvlText w:val=""/>
-      <w:lvlJc w:val="left"/>
-      <w:pPr>
-        <w:ind w:left="720" w:hanging="360"/>
-      </w:pPr>
-      <w:rPr>
-        <w:rFonts w:ascii="Symbol" w:hAnsi="Symbol" w:hint="default"/>
-      </w:rPr>
-    </w:lvl>
-    <w:lvl w:ilvl="1" w:tplc="04090003" w:tentative="1">
-      <w:start w:val="1"/>
-      <w:numFmt w:val="bullet"/>
-      <w:lvlText w:val="o"/>
-      <w:lvlJc w:val="left"/>
-      <w:pPr>
-        <w:ind w:left="1440" w:hanging="360"/>
-      </w:pPr>
-      <w:rPr>
-        <w:rFonts w:ascii="Courier New" w:hAnsi="Courier New" w:cs="Courier New" w:hint="default"/>
-      </w:rPr>
-    </w:lvl>
-    <w:lvl w:ilvl="2" w:tplc="04090005" w:tentative="1">
-      <w:start w:val="1"/>
-      <w:numFmt w:val="bullet"/>
-      <w:lvlText w:val=""/>
-      <w:lvlJc w:val="left"/>
-      <w:pPr>
-        <w:ind w:left="2160" w:hanging="360"/>
-      </w:pPr>
-      <w:rPr>
-        <w:rFonts w:ascii="Wingdings" w:hAnsi="Wingdings" w:hint="default"/>
-      </w:rPr>
-    </w:lvl>
-    <w:lvl w:ilvl="3" w:tplc="04090001" w:tentative="1">
-      <w:start w:val="1"/>
-      <w:numFmt w:val="bullet"/>
-      <w:lvlText w:val=""/>
-      <w:lvlJc w:val="left"/>
-      <w:pPr>
-        <w:ind w:left="2880" w:hanging="360"/>
-      </w:pPr>
-      <w:rPr>
-        <w:rFonts w:ascii="Symbol" w:hAnsi="Symbol" w:hint="default"/>
-      </w:rPr>
-    </w:lvl>
-    <w:lvl w:ilvl="4" w:tplc="04090003" w:tentative="1">
-      <w:start w:val="1"/>
-      <w:numFmt w:val="bullet"/>
-      <w:lvlText w:val="o"/>
-      <w:lvlJc w:val="left"/>
-      <w:pPr>
-        <w:ind w:left="3600" w:hanging="360"/>
-      </w:pPr>
-      <w:rPr>
-        <w:rFonts w:ascii="Courier New" w:hAnsi="Courier New" w:cs="Courier New" w:hint="default"/>
-      </w:rPr>
-    </w:lvl>
-    <w:lvl w:ilvl="5" w:tplc="04090005" w:tentative="1">
-      <w:start w:val="1"/>
-      <w:numFmt w:val="bullet"/>
-      <w:lvlText w:val=""/>
-      <w:lvlJc w:val="left"/>
-      <w:pPr>
-        <w:ind w:left="4320" w:hanging="360"/>
-      </w:pPr>
-      <w:rPr>
-        <w:rFonts w:ascii="Wingdings" w:hAnsi="Wingdings" w:hint="default"/>
-      </w:rPr>
-    </w:lvl>
-    <w:lvl w:ilvl="6" w:tplc="04090001" w:tentative="1">
-      <w:start w:val="1"/>
-      <w:numFmt w:val="bullet"/>
-      <w:lvlText w:val=""/>
-      <w:lvlJc w:val="left"/>
-      <w:pPr>
-        <w:ind w:left="5040" w:hanging="360"/>
-      </w:pPr>
-      <w:rPr>
-        <w:rFonts w:ascii="Symbol" w:hAnsi="Symbol" w:hint="default"/>
-      </w:rPr>
-    </w:lvl>
-    <w:lvl w:ilvl="7" w:tplc="04090003" w:tentative="1">
-      <w:start w:val="1"/>
-      <w:numFmt w:val="bullet"/>
-      <w:lvlText w:val="o"/>
-      <w:lvlJc w:val="left"/>
-      <w:pPr>
-        <w:ind w:left="5760" w:hanging="360"/>
-      </w:pPr>
-      <w:rPr>
-        <w:rFonts w:ascii="Courier New" w:hAnsi="Courier New" w:cs="Courier New" w:hint="default"/>
-      </w:rPr>
-    </w:lvl>
-    <w:lvl w:ilvl="8" w:tplc="04090005" w:tentative="1">
-      <w:start w:val="1"/>
-      <w:numFmt w:val="bullet"/>
-      <w:lvlText w:val=""/>
-      <w:lvlJc w:val="left"/>
-      <w:pPr>
-        <w:ind w:left="6480" w:hanging="360"/>
-      </w:pPr>
-      <w:rPr>
-        <w:rFonts w:ascii="Wingdings" w:hAnsi="Wingdings" w:hint="default"/>
-      </w:rPr>
-    </w:lvl>
-  </w:abstractNum>
-  <w:abstractNum w:abstractNumId="22" w15:restartNumberingAfterBreak="0">
-    <w:nsid w:val="657910AB"/>
-    <w:multiLevelType w:val="hybridMultilevel"/>
-    <w:tmpl w:val="50122D06"/>
-    <w:lvl w:ilvl="0" w:tplc="04090001">
-      <w:start w:val="1"/>
-      <w:numFmt w:val="bullet"/>
-      <w:lvlText w:val=""/>
-      <w:lvlJc w:val="left"/>
-      <w:pPr>
-        <w:ind w:left="720" w:hanging="360"/>
-      </w:pPr>
-      <w:rPr>
-        <w:rFonts w:ascii="Symbol" w:hAnsi="Symbol" w:hint="default"/>
-      </w:rPr>
-    </w:lvl>
-    <w:lvl w:ilvl="1" w:tplc="04090003" w:tentative="1">
-      <w:start w:val="1"/>
-      <w:numFmt w:val="bullet"/>
-      <w:lvlText w:val="o"/>
-      <w:lvlJc w:val="left"/>
-      <w:pPr>
-        <w:ind w:left="1440" w:hanging="360"/>
-      </w:pPr>
-      <w:rPr>
-        <w:rFonts w:ascii="Courier New" w:hAnsi="Courier New" w:cs="Courier New" w:hint="default"/>
-      </w:rPr>
-    </w:lvl>
-    <w:lvl w:ilvl="2" w:tplc="04090005" w:tentative="1">
-      <w:start w:val="1"/>
-      <w:numFmt w:val="bullet"/>
-      <w:lvlText w:val=""/>
-      <w:lvlJc w:val="left"/>
-      <w:pPr>
-        <w:ind w:left="2160" w:hanging="360"/>
-      </w:pPr>
-      <w:rPr>
-        <w:rFonts w:ascii="Wingdings" w:hAnsi="Wingdings" w:hint="default"/>
-      </w:rPr>
-    </w:lvl>
-    <w:lvl w:ilvl="3" w:tplc="04090001" w:tentative="1">
-      <w:start w:val="1"/>
-      <w:numFmt w:val="bullet"/>
-      <w:lvlText w:val=""/>
-      <w:lvlJc w:val="left"/>
-      <w:pPr>
-        <w:ind w:left="2880" w:hanging="360"/>
-      </w:pPr>
-      <w:rPr>
-        <w:rFonts w:ascii="Symbol" w:hAnsi="Symbol" w:hint="default"/>
-      </w:rPr>
-    </w:lvl>
-    <w:lvl w:ilvl="4" w:tplc="04090003" w:tentative="1">
-      <w:start w:val="1"/>
-      <w:numFmt w:val="bullet"/>
-      <w:lvlText w:val="o"/>
-      <w:lvlJc w:val="left"/>
-      <w:pPr>
-        <w:ind w:left="3600" w:hanging="360"/>
-      </w:pPr>
-      <w:rPr>
-        <w:rFonts w:ascii="Courier New" w:hAnsi="Courier New" w:cs="Courier New" w:hint="default"/>
-      </w:rPr>
-    </w:lvl>
-    <w:lvl w:ilvl="5" w:tplc="04090005" w:tentative="1">
-      <w:start w:val="1"/>
-      <w:numFmt w:val="bullet"/>
-      <w:lvlText w:val=""/>
-      <w:lvlJc w:val="left"/>
-      <w:pPr>
-        <w:ind w:left="4320" w:hanging="360"/>
-      </w:pPr>
-      <w:rPr>
-        <w:rFonts w:ascii="Wingdings" w:hAnsi="Wingdings" w:hint="default"/>
-      </w:rPr>
-    </w:lvl>
-    <w:lvl w:ilvl="6" w:tplc="04090001" w:tentative="1">
-      <w:start w:val="1"/>
-      <w:numFmt w:val="bullet"/>
-      <w:lvlText w:val=""/>
-      <w:lvlJc w:val="left"/>
-      <w:pPr>
-        <w:ind w:left="5040" w:hanging="360"/>
-      </w:pPr>
-      <w:rPr>
-        <w:rFonts w:ascii="Symbol" w:hAnsi="Symbol" w:hint="default"/>
-      </w:rPr>
-    </w:lvl>
-    <w:lvl w:ilvl="7" w:tplc="04090003" w:tentative="1">
-      <w:start w:val="1"/>
-      <w:numFmt w:val="bullet"/>
-      <w:lvlText w:val="o"/>
-      <w:lvlJc w:val="left"/>
-      <w:pPr>
-        <w:ind w:left="5760" w:hanging="360"/>
-      </w:pPr>
-      <w:rPr>
-        <w:rFonts w:ascii="Courier New" w:hAnsi="Courier New" w:cs="Courier New" w:hint="default"/>
-      </w:rPr>
-    </w:lvl>
-    <w:lvl w:ilvl="8" w:tplc="04090005" w:tentative="1">
-      <w:start w:val="1"/>
-      <w:numFmt w:val="bullet"/>
-      <w:lvlText w:val=""/>
-      <w:lvlJc w:val="left"/>
-      <w:pPr>
-        <w:ind w:left="6480" w:hanging="360"/>
-      </w:pPr>
-      <w:rPr>
-        <w:rFonts w:ascii="Wingdings" w:hAnsi="Wingdings" w:hint="default"/>
-      </w:rPr>
-    </w:lvl>
-  </w:abstractNum>
-  <w:abstractNum w:abstractNumId="23" w15:restartNumberingAfterBreak="0">
-    <w:nsid w:val="658206EC"/>
-    <w:multiLevelType w:val="hybridMultilevel"/>
-    <w:tmpl w:val="6EF4EE86"/>
-    <w:lvl w:ilvl="0" w:tplc="04090001">
-      <w:start w:val="1"/>
-      <w:numFmt w:val="bullet"/>
-      <w:lvlText w:val=""/>
-      <w:lvlJc w:val="left"/>
-      <w:pPr>
-        <w:ind w:left="1080" w:hanging="360"/>
-      </w:pPr>
-      <w:rPr>
-        <w:rFonts w:ascii="Symbol" w:hAnsi="Symbol" w:hint="default"/>
-      </w:rPr>
-    </w:lvl>
-    <w:lvl w:ilvl="1" w:tplc="04090003" w:tentative="1">
-      <w:start w:val="1"/>
-      <w:numFmt w:val="bullet"/>
-      <w:lvlText w:val="o"/>
-      <w:lvlJc w:val="left"/>
-      <w:pPr>
-        <w:ind w:left="1800" w:hanging="360"/>
-      </w:pPr>
-      <w:rPr>
-        <w:rFonts w:ascii="Courier New" w:hAnsi="Courier New" w:cs="Courier New" w:hint="default"/>
-      </w:rPr>
-    </w:lvl>
-    <w:lvl w:ilvl="2" w:tplc="04090005" w:tentative="1">
-      <w:start w:val="1"/>
-      <w:numFmt w:val="bullet"/>
-      <w:lvlText w:val=""/>
-      <w:lvlJc w:val="left"/>
-      <w:pPr>
-        <w:ind w:left="2520" w:hanging="360"/>
-      </w:pPr>
-      <w:rPr>
-        <w:rFonts w:ascii="Wingdings" w:hAnsi="Wingdings" w:hint="default"/>
-      </w:rPr>
-    </w:lvl>
-    <w:lvl w:ilvl="3" w:tplc="04090001" w:tentative="1">
-      <w:start w:val="1"/>
-      <w:numFmt w:val="bullet"/>
-      <w:lvlText w:val=""/>
-      <w:lvlJc w:val="left"/>
-      <w:pPr>
-        <w:ind w:left="3240" w:hanging="360"/>
-      </w:pPr>
-      <w:rPr>
-        <w:rFonts w:ascii="Symbol" w:hAnsi="Symbol" w:hint="default"/>
-      </w:rPr>
-    </w:lvl>
-    <w:lvl w:ilvl="4" w:tplc="04090003" w:tentative="1">
-      <w:start w:val="1"/>
-      <w:numFmt w:val="bullet"/>
-      <w:lvlText w:val="o"/>
-      <w:lvlJc w:val="left"/>
-      <w:pPr>
-        <w:ind w:left="3960" w:hanging="360"/>
-      </w:pPr>
-      <w:rPr>
-        <w:rFonts w:ascii="Courier New" w:hAnsi="Courier New" w:cs="Courier New" w:hint="default"/>
-      </w:rPr>
-    </w:lvl>
-    <w:lvl w:ilvl="5" w:tplc="04090005" w:tentative="1">
-      <w:start w:val="1"/>
-      <w:numFmt w:val="bullet"/>
-      <w:lvlText w:val=""/>
-      <w:lvlJc w:val="left"/>
-      <w:pPr>
-        <w:ind w:left="4680" w:hanging="360"/>
-      </w:pPr>
-      <w:rPr>
-        <w:rFonts w:ascii="Wingdings" w:hAnsi="Wingdings" w:hint="default"/>
-      </w:rPr>
-    </w:lvl>
-    <w:lvl w:ilvl="6" w:tplc="04090001" w:tentative="1">
-      <w:start w:val="1"/>
-      <w:numFmt w:val="bullet"/>
-      <w:lvlText w:val=""/>
-      <w:lvlJc w:val="left"/>
-      <w:pPr>
-        <w:ind w:left="5400" w:hanging="360"/>
-      </w:pPr>
-      <w:rPr>
-        <w:rFonts w:ascii="Symbol" w:hAnsi="Symbol" w:hint="default"/>
-      </w:rPr>
-    </w:lvl>
-    <w:lvl w:ilvl="7" w:tplc="04090003" w:tentative="1">
-      <w:start w:val="1"/>
-      <w:numFmt w:val="bullet"/>
-      <w:lvlText w:val="o"/>
-      <w:lvlJc w:val="left"/>
-      <w:pPr>
-        <w:ind w:left="6120" w:hanging="360"/>
-      </w:pPr>
-      <w:rPr>
-        <w:rFonts w:ascii="Courier New" w:hAnsi="Courier New" w:cs="Courier New" w:hint="default"/>
-      </w:rPr>
-    </w:lvl>
-    <w:lvl w:ilvl="8" w:tplc="04090005" w:tentative="1">
-      <w:start w:val="1"/>
-      <w:numFmt w:val="bullet"/>
-      <w:lvlText w:val=""/>
-      <w:lvlJc w:val="left"/>
-      <w:pPr>
-        <w:ind w:left="6840" w:hanging="360"/>
-      </w:pPr>
-      <w:rPr>
-        <w:rFonts w:ascii="Wingdings" w:hAnsi="Wingdings" w:hint="default"/>
-      </w:rPr>
-    </w:lvl>
-  </w:abstractNum>
-  <w:abstractNum w:abstractNumId="24" w15:restartNumberingAfterBreak="0">
-    <w:nsid w:val="6A60283B"/>
-    <w:multiLevelType w:val="hybridMultilevel"/>
-    <w:tmpl w:val="16865EE6"/>
+    <w:tmpl w:val="40A8E4E8"/>
     <w:lvl w:ilvl="0" w:tplc="6ECA98F6">
       <w:start w:val="1"/>
       <w:numFmt w:val="decimal"/>
@@ -35971,11 +34953,11 @@
       </w:pPr>
     </w:lvl>
   </w:abstractNum>
-  <w:abstractNum w:abstractNumId="25" w15:restartNumberingAfterBreak="0">
-    <w:nsid w:val="6D785E83"/>
+  <w:abstractNum w:abstractNumId="10" w15:restartNumberingAfterBreak="0">
+    <w:nsid w:val="3C4C7BC5"/>
     <w:multiLevelType w:val="hybridMultilevel"/>
-    <w:tmpl w:val="A532E7DA"/>
-    <w:lvl w:ilvl="0" w:tplc="2EB2D1A0">
+    <w:tmpl w:val="F93ABAA4"/>
+    <w:lvl w:ilvl="0" w:tplc="C82A979E">
       <w:start w:val="1"/>
       <w:numFmt w:val="decimal"/>
       <w:lvlText w:val="%1."/>
@@ -36062,10 +35044,10 @@
       </w:pPr>
     </w:lvl>
   </w:abstractNum>
-  <w:abstractNum w:abstractNumId="26" w15:restartNumberingAfterBreak="0">
-    <w:nsid w:val="749267F6"/>
+  <w:abstractNum w:abstractNumId="11" w15:restartNumberingAfterBreak="0">
+    <w:nsid w:val="3C67749A"/>
     <w:multiLevelType w:val="hybridMultilevel"/>
-    <w:tmpl w:val="49E8D1FC"/>
+    <w:tmpl w:val="FDD2222E"/>
     <w:lvl w:ilvl="0" w:tplc="04090001">
       <w:start w:val="1"/>
       <w:numFmt w:val="bullet"/>
@@ -36175,10 +35157,186 @@
       </w:rPr>
     </w:lvl>
   </w:abstractNum>
-  <w:abstractNum w:abstractNumId="27" w15:restartNumberingAfterBreak="0">
-    <w:nsid w:val="76DB0085"/>
+  <w:abstractNum w:abstractNumId="12" w15:restartNumberingAfterBreak="0">
+    <w:nsid w:val="40C753D3"/>
     <w:multiLevelType w:val="hybridMultilevel"/>
-    <w:tmpl w:val="21448FE6"/>
+    <w:tmpl w:val="6D48BDAE"/>
+    <w:lvl w:ilvl="0" w:tplc="37E6D552">
+      <w:start w:val="1"/>
+      <w:numFmt w:val="decimal"/>
+      <w:lvlText w:val="%1."/>
+      <w:lvlJc w:val="left"/>
+      <w:pPr>
+        <w:ind w:left="720" w:hanging="360"/>
+      </w:pPr>
+      <w:rPr>
+        <w:b/>
+        <w:bCs/>
+      </w:rPr>
+    </w:lvl>
+    <w:lvl w:ilvl="1" w:tplc="04090019" w:tentative="1">
+      <w:start w:val="1"/>
+      <w:numFmt w:val="lowerLetter"/>
+      <w:lvlText w:val="%2."/>
+      <w:lvlJc w:val="left"/>
+      <w:pPr>
+        <w:ind w:left="1440" w:hanging="360"/>
+      </w:pPr>
+    </w:lvl>
+    <w:lvl w:ilvl="2" w:tplc="0409001B" w:tentative="1">
+      <w:start w:val="1"/>
+      <w:numFmt w:val="lowerRoman"/>
+      <w:lvlText w:val="%3."/>
+      <w:lvlJc w:val="right"/>
+      <w:pPr>
+        <w:ind w:left="2160" w:hanging="180"/>
+      </w:pPr>
+    </w:lvl>
+    <w:lvl w:ilvl="3" w:tplc="0409000F" w:tentative="1">
+      <w:start w:val="1"/>
+      <w:numFmt w:val="decimal"/>
+      <w:lvlText w:val="%4."/>
+      <w:lvlJc w:val="left"/>
+      <w:pPr>
+        <w:ind w:left="2880" w:hanging="360"/>
+      </w:pPr>
+    </w:lvl>
+    <w:lvl w:ilvl="4" w:tplc="04090019" w:tentative="1">
+      <w:start w:val="1"/>
+      <w:numFmt w:val="lowerLetter"/>
+      <w:lvlText w:val="%5."/>
+      <w:lvlJc w:val="left"/>
+      <w:pPr>
+        <w:ind w:left="3600" w:hanging="360"/>
+      </w:pPr>
+    </w:lvl>
+    <w:lvl w:ilvl="5" w:tplc="0409001B" w:tentative="1">
+      <w:start w:val="1"/>
+      <w:numFmt w:val="lowerRoman"/>
+      <w:lvlText w:val="%6."/>
+      <w:lvlJc w:val="right"/>
+      <w:pPr>
+        <w:ind w:left="4320" w:hanging="180"/>
+      </w:pPr>
+    </w:lvl>
+    <w:lvl w:ilvl="6" w:tplc="0409000F" w:tentative="1">
+      <w:start w:val="1"/>
+      <w:numFmt w:val="decimal"/>
+      <w:lvlText w:val="%7."/>
+      <w:lvlJc w:val="left"/>
+      <w:pPr>
+        <w:ind w:left="5040" w:hanging="360"/>
+      </w:pPr>
+    </w:lvl>
+    <w:lvl w:ilvl="7" w:tplc="04090019" w:tentative="1">
+      <w:start w:val="1"/>
+      <w:numFmt w:val="lowerLetter"/>
+      <w:lvlText w:val="%8."/>
+      <w:lvlJc w:val="left"/>
+      <w:pPr>
+        <w:ind w:left="5760" w:hanging="360"/>
+      </w:pPr>
+    </w:lvl>
+    <w:lvl w:ilvl="8" w:tplc="0409001B" w:tentative="1">
+      <w:start w:val="1"/>
+      <w:numFmt w:val="lowerRoman"/>
+      <w:lvlText w:val="%9."/>
+      <w:lvlJc w:val="right"/>
+      <w:pPr>
+        <w:ind w:left="6480" w:hanging="180"/>
+      </w:pPr>
+    </w:lvl>
+  </w:abstractNum>
+  <w:abstractNum w:abstractNumId="13" w15:restartNumberingAfterBreak="0">
+    <w:nsid w:val="46BE2C93"/>
+    <w:multiLevelType w:val="hybridMultilevel"/>
+    <w:tmpl w:val="6B12F738"/>
+    <w:lvl w:ilvl="0" w:tplc="0409000F">
+      <w:start w:val="1"/>
+      <w:numFmt w:val="decimal"/>
+      <w:lvlText w:val="%1."/>
+      <w:lvlJc w:val="left"/>
+      <w:pPr>
+        <w:ind w:left="720" w:hanging="360"/>
+      </w:pPr>
+    </w:lvl>
+    <w:lvl w:ilvl="1" w:tplc="04090019" w:tentative="1">
+      <w:start w:val="1"/>
+      <w:numFmt w:val="lowerLetter"/>
+      <w:lvlText w:val="%2."/>
+      <w:lvlJc w:val="left"/>
+      <w:pPr>
+        <w:ind w:left="1440" w:hanging="360"/>
+      </w:pPr>
+    </w:lvl>
+    <w:lvl w:ilvl="2" w:tplc="0409001B" w:tentative="1">
+      <w:start w:val="1"/>
+      <w:numFmt w:val="lowerRoman"/>
+      <w:lvlText w:val="%3."/>
+      <w:lvlJc w:val="right"/>
+      <w:pPr>
+        <w:ind w:left="2160" w:hanging="180"/>
+      </w:pPr>
+    </w:lvl>
+    <w:lvl w:ilvl="3" w:tplc="0409000F" w:tentative="1">
+      <w:start w:val="1"/>
+      <w:numFmt w:val="decimal"/>
+      <w:lvlText w:val="%4."/>
+      <w:lvlJc w:val="left"/>
+      <w:pPr>
+        <w:ind w:left="2880" w:hanging="360"/>
+      </w:pPr>
+    </w:lvl>
+    <w:lvl w:ilvl="4" w:tplc="04090019" w:tentative="1">
+      <w:start w:val="1"/>
+      <w:numFmt w:val="lowerLetter"/>
+      <w:lvlText w:val="%5."/>
+      <w:lvlJc w:val="left"/>
+      <w:pPr>
+        <w:ind w:left="3600" w:hanging="360"/>
+      </w:pPr>
+    </w:lvl>
+    <w:lvl w:ilvl="5" w:tplc="0409001B" w:tentative="1">
+      <w:start w:val="1"/>
+      <w:numFmt w:val="lowerRoman"/>
+      <w:lvlText w:val="%6."/>
+      <w:lvlJc w:val="right"/>
+      <w:pPr>
+        <w:ind w:left="4320" w:hanging="180"/>
+      </w:pPr>
+    </w:lvl>
+    <w:lvl w:ilvl="6" w:tplc="0409000F" w:tentative="1">
+      <w:start w:val="1"/>
+      <w:numFmt w:val="decimal"/>
+      <w:lvlText w:val="%7."/>
+      <w:lvlJc w:val="left"/>
+      <w:pPr>
+        <w:ind w:left="5040" w:hanging="360"/>
+      </w:pPr>
+    </w:lvl>
+    <w:lvl w:ilvl="7" w:tplc="04090019" w:tentative="1">
+      <w:start w:val="1"/>
+      <w:numFmt w:val="lowerLetter"/>
+      <w:lvlText w:val="%8."/>
+      <w:lvlJc w:val="left"/>
+      <w:pPr>
+        <w:ind w:left="5760" w:hanging="360"/>
+      </w:pPr>
+    </w:lvl>
+    <w:lvl w:ilvl="8" w:tplc="0409001B" w:tentative="1">
+      <w:start w:val="1"/>
+      <w:numFmt w:val="lowerRoman"/>
+      <w:lvlText w:val="%9."/>
+      <w:lvlJc w:val="right"/>
+      <w:pPr>
+        <w:ind w:left="6480" w:hanging="180"/>
+      </w:pPr>
+    </w:lvl>
+  </w:abstractNum>
+  <w:abstractNum w:abstractNumId="14" w15:restartNumberingAfterBreak="0">
+    <w:nsid w:val="47210D45"/>
+    <w:multiLevelType w:val="hybridMultilevel"/>
+    <w:tmpl w:val="9CEA4A28"/>
     <w:lvl w:ilvl="0" w:tplc="04090001">
       <w:start w:val="1"/>
       <w:numFmt w:val="bullet"/>
@@ -36288,35 +35446,1731 @@
       </w:rPr>
     </w:lvl>
   </w:abstractNum>
+  <w:abstractNum w:abstractNumId="15" w15:restartNumberingAfterBreak="0">
+    <w:nsid w:val="49F73EC6"/>
+    <w:multiLevelType w:val="hybridMultilevel"/>
+    <w:tmpl w:val="D156656E"/>
+    <w:lvl w:ilvl="0" w:tplc="04090001">
+      <w:start w:val="1"/>
+      <w:numFmt w:val="bullet"/>
+      <w:lvlText w:val=""/>
+      <w:lvlJc w:val="left"/>
+      <w:pPr>
+        <w:ind w:left="720" w:hanging="360"/>
+      </w:pPr>
+      <w:rPr>
+        <w:rFonts w:ascii="Symbol" w:hAnsi="Symbol" w:hint="default"/>
+      </w:rPr>
+    </w:lvl>
+    <w:lvl w:ilvl="1" w:tplc="04090003" w:tentative="1">
+      <w:start w:val="1"/>
+      <w:numFmt w:val="bullet"/>
+      <w:lvlText w:val="o"/>
+      <w:lvlJc w:val="left"/>
+      <w:pPr>
+        <w:ind w:left="1440" w:hanging="360"/>
+      </w:pPr>
+      <w:rPr>
+        <w:rFonts w:ascii="Courier New" w:hAnsi="Courier New" w:cs="Courier New" w:hint="default"/>
+      </w:rPr>
+    </w:lvl>
+    <w:lvl w:ilvl="2" w:tplc="04090005" w:tentative="1">
+      <w:start w:val="1"/>
+      <w:numFmt w:val="bullet"/>
+      <w:lvlText w:val=""/>
+      <w:lvlJc w:val="left"/>
+      <w:pPr>
+        <w:ind w:left="2160" w:hanging="360"/>
+      </w:pPr>
+      <w:rPr>
+        <w:rFonts w:ascii="Wingdings" w:hAnsi="Wingdings" w:hint="default"/>
+      </w:rPr>
+    </w:lvl>
+    <w:lvl w:ilvl="3" w:tplc="04090001" w:tentative="1">
+      <w:start w:val="1"/>
+      <w:numFmt w:val="bullet"/>
+      <w:lvlText w:val=""/>
+      <w:lvlJc w:val="left"/>
+      <w:pPr>
+        <w:ind w:left="2880" w:hanging="360"/>
+      </w:pPr>
+      <w:rPr>
+        <w:rFonts w:ascii="Symbol" w:hAnsi="Symbol" w:hint="default"/>
+      </w:rPr>
+    </w:lvl>
+    <w:lvl w:ilvl="4" w:tplc="04090003" w:tentative="1">
+      <w:start w:val="1"/>
+      <w:numFmt w:val="bullet"/>
+      <w:lvlText w:val="o"/>
+      <w:lvlJc w:val="left"/>
+      <w:pPr>
+        <w:ind w:left="3600" w:hanging="360"/>
+      </w:pPr>
+      <w:rPr>
+        <w:rFonts w:ascii="Courier New" w:hAnsi="Courier New" w:cs="Courier New" w:hint="default"/>
+      </w:rPr>
+    </w:lvl>
+    <w:lvl w:ilvl="5" w:tplc="04090005" w:tentative="1">
+      <w:start w:val="1"/>
+      <w:numFmt w:val="bullet"/>
+      <w:lvlText w:val=""/>
+      <w:lvlJc w:val="left"/>
+      <w:pPr>
+        <w:ind w:left="4320" w:hanging="360"/>
+      </w:pPr>
+      <w:rPr>
+        <w:rFonts w:ascii="Wingdings" w:hAnsi="Wingdings" w:hint="default"/>
+      </w:rPr>
+    </w:lvl>
+    <w:lvl w:ilvl="6" w:tplc="04090001" w:tentative="1">
+      <w:start w:val="1"/>
+      <w:numFmt w:val="bullet"/>
+      <w:lvlText w:val=""/>
+      <w:lvlJc w:val="left"/>
+      <w:pPr>
+        <w:ind w:left="5040" w:hanging="360"/>
+      </w:pPr>
+      <w:rPr>
+        <w:rFonts w:ascii="Symbol" w:hAnsi="Symbol" w:hint="default"/>
+      </w:rPr>
+    </w:lvl>
+    <w:lvl w:ilvl="7" w:tplc="04090003" w:tentative="1">
+      <w:start w:val="1"/>
+      <w:numFmt w:val="bullet"/>
+      <w:lvlText w:val="o"/>
+      <w:lvlJc w:val="left"/>
+      <w:pPr>
+        <w:ind w:left="5760" w:hanging="360"/>
+      </w:pPr>
+      <w:rPr>
+        <w:rFonts w:ascii="Courier New" w:hAnsi="Courier New" w:cs="Courier New" w:hint="default"/>
+      </w:rPr>
+    </w:lvl>
+    <w:lvl w:ilvl="8" w:tplc="04090005" w:tentative="1">
+      <w:start w:val="1"/>
+      <w:numFmt w:val="bullet"/>
+      <w:lvlText w:val=""/>
+      <w:lvlJc w:val="left"/>
+      <w:pPr>
+        <w:ind w:left="6480" w:hanging="360"/>
+      </w:pPr>
+      <w:rPr>
+        <w:rFonts w:ascii="Wingdings" w:hAnsi="Wingdings" w:hint="default"/>
+      </w:rPr>
+    </w:lvl>
+  </w:abstractNum>
+  <w:abstractNum w:abstractNumId="16" w15:restartNumberingAfterBreak="0">
+    <w:nsid w:val="4B1700AC"/>
+    <w:multiLevelType w:val="hybridMultilevel"/>
+    <w:tmpl w:val="E3106F08"/>
+    <w:lvl w:ilvl="0" w:tplc="04090001">
+      <w:start w:val="1"/>
+      <w:numFmt w:val="bullet"/>
+      <w:lvlText w:val=""/>
+      <w:lvlJc w:val="left"/>
+      <w:pPr>
+        <w:ind w:left="720" w:hanging="360"/>
+      </w:pPr>
+      <w:rPr>
+        <w:rFonts w:ascii="Symbol" w:hAnsi="Symbol" w:hint="default"/>
+      </w:rPr>
+    </w:lvl>
+    <w:lvl w:ilvl="1" w:tplc="04090003" w:tentative="1">
+      <w:start w:val="1"/>
+      <w:numFmt w:val="bullet"/>
+      <w:lvlText w:val="o"/>
+      <w:lvlJc w:val="left"/>
+      <w:pPr>
+        <w:ind w:left="1440" w:hanging="360"/>
+      </w:pPr>
+      <w:rPr>
+        <w:rFonts w:ascii="Courier New" w:hAnsi="Courier New" w:cs="Courier New" w:hint="default"/>
+      </w:rPr>
+    </w:lvl>
+    <w:lvl w:ilvl="2" w:tplc="04090005" w:tentative="1">
+      <w:start w:val="1"/>
+      <w:numFmt w:val="bullet"/>
+      <w:lvlText w:val=""/>
+      <w:lvlJc w:val="left"/>
+      <w:pPr>
+        <w:ind w:left="2160" w:hanging="360"/>
+      </w:pPr>
+      <w:rPr>
+        <w:rFonts w:ascii="Wingdings" w:hAnsi="Wingdings" w:hint="default"/>
+      </w:rPr>
+    </w:lvl>
+    <w:lvl w:ilvl="3" w:tplc="04090001" w:tentative="1">
+      <w:start w:val="1"/>
+      <w:numFmt w:val="bullet"/>
+      <w:lvlText w:val=""/>
+      <w:lvlJc w:val="left"/>
+      <w:pPr>
+        <w:ind w:left="2880" w:hanging="360"/>
+      </w:pPr>
+      <w:rPr>
+        <w:rFonts w:ascii="Symbol" w:hAnsi="Symbol" w:hint="default"/>
+      </w:rPr>
+    </w:lvl>
+    <w:lvl w:ilvl="4" w:tplc="04090003" w:tentative="1">
+      <w:start w:val="1"/>
+      <w:numFmt w:val="bullet"/>
+      <w:lvlText w:val="o"/>
+      <w:lvlJc w:val="left"/>
+      <w:pPr>
+        <w:ind w:left="3600" w:hanging="360"/>
+      </w:pPr>
+      <w:rPr>
+        <w:rFonts w:ascii="Courier New" w:hAnsi="Courier New" w:cs="Courier New" w:hint="default"/>
+      </w:rPr>
+    </w:lvl>
+    <w:lvl w:ilvl="5" w:tplc="04090005" w:tentative="1">
+      <w:start w:val="1"/>
+      <w:numFmt w:val="bullet"/>
+      <w:lvlText w:val=""/>
+      <w:lvlJc w:val="left"/>
+      <w:pPr>
+        <w:ind w:left="4320" w:hanging="360"/>
+      </w:pPr>
+      <w:rPr>
+        <w:rFonts w:ascii="Wingdings" w:hAnsi="Wingdings" w:hint="default"/>
+      </w:rPr>
+    </w:lvl>
+    <w:lvl w:ilvl="6" w:tplc="04090001" w:tentative="1">
+      <w:start w:val="1"/>
+      <w:numFmt w:val="bullet"/>
+      <w:lvlText w:val=""/>
+      <w:lvlJc w:val="left"/>
+      <w:pPr>
+        <w:ind w:left="5040" w:hanging="360"/>
+      </w:pPr>
+      <w:rPr>
+        <w:rFonts w:ascii="Symbol" w:hAnsi="Symbol" w:hint="default"/>
+      </w:rPr>
+    </w:lvl>
+    <w:lvl w:ilvl="7" w:tplc="04090003" w:tentative="1">
+      <w:start w:val="1"/>
+      <w:numFmt w:val="bullet"/>
+      <w:lvlText w:val="o"/>
+      <w:lvlJc w:val="left"/>
+      <w:pPr>
+        <w:ind w:left="5760" w:hanging="360"/>
+      </w:pPr>
+      <w:rPr>
+        <w:rFonts w:ascii="Courier New" w:hAnsi="Courier New" w:cs="Courier New" w:hint="default"/>
+      </w:rPr>
+    </w:lvl>
+    <w:lvl w:ilvl="8" w:tplc="04090005" w:tentative="1">
+      <w:start w:val="1"/>
+      <w:numFmt w:val="bullet"/>
+      <w:lvlText w:val=""/>
+      <w:lvlJc w:val="left"/>
+      <w:pPr>
+        <w:ind w:left="6480" w:hanging="360"/>
+      </w:pPr>
+      <w:rPr>
+        <w:rFonts w:ascii="Wingdings" w:hAnsi="Wingdings" w:hint="default"/>
+      </w:rPr>
+    </w:lvl>
+  </w:abstractNum>
+  <w:abstractNum w:abstractNumId="17" w15:restartNumberingAfterBreak="0">
+    <w:nsid w:val="4CC02066"/>
+    <w:multiLevelType w:val="hybridMultilevel"/>
+    <w:tmpl w:val="223A7398"/>
+    <w:lvl w:ilvl="0" w:tplc="04090001">
+      <w:start w:val="1"/>
+      <w:numFmt w:val="bullet"/>
+      <w:lvlText w:val=""/>
+      <w:lvlJc w:val="left"/>
+      <w:pPr>
+        <w:ind w:left="720" w:hanging="360"/>
+      </w:pPr>
+      <w:rPr>
+        <w:rFonts w:ascii="Symbol" w:hAnsi="Symbol" w:hint="default"/>
+      </w:rPr>
+    </w:lvl>
+    <w:lvl w:ilvl="1" w:tplc="04090003" w:tentative="1">
+      <w:start w:val="1"/>
+      <w:numFmt w:val="bullet"/>
+      <w:lvlText w:val="o"/>
+      <w:lvlJc w:val="left"/>
+      <w:pPr>
+        <w:ind w:left="1440" w:hanging="360"/>
+      </w:pPr>
+      <w:rPr>
+        <w:rFonts w:ascii="Courier New" w:hAnsi="Courier New" w:cs="Courier New" w:hint="default"/>
+      </w:rPr>
+    </w:lvl>
+    <w:lvl w:ilvl="2" w:tplc="04090005" w:tentative="1">
+      <w:start w:val="1"/>
+      <w:numFmt w:val="bullet"/>
+      <w:lvlText w:val=""/>
+      <w:lvlJc w:val="left"/>
+      <w:pPr>
+        <w:ind w:left="2160" w:hanging="360"/>
+      </w:pPr>
+      <w:rPr>
+        <w:rFonts w:ascii="Wingdings" w:hAnsi="Wingdings" w:hint="default"/>
+      </w:rPr>
+    </w:lvl>
+    <w:lvl w:ilvl="3" w:tplc="04090001" w:tentative="1">
+      <w:start w:val="1"/>
+      <w:numFmt w:val="bullet"/>
+      <w:lvlText w:val=""/>
+      <w:lvlJc w:val="left"/>
+      <w:pPr>
+        <w:ind w:left="2880" w:hanging="360"/>
+      </w:pPr>
+      <w:rPr>
+        <w:rFonts w:ascii="Symbol" w:hAnsi="Symbol" w:hint="default"/>
+      </w:rPr>
+    </w:lvl>
+    <w:lvl w:ilvl="4" w:tplc="04090003" w:tentative="1">
+      <w:start w:val="1"/>
+      <w:numFmt w:val="bullet"/>
+      <w:lvlText w:val="o"/>
+      <w:lvlJc w:val="left"/>
+      <w:pPr>
+        <w:ind w:left="3600" w:hanging="360"/>
+      </w:pPr>
+      <w:rPr>
+        <w:rFonts w:ascii="Courier New" w:hAnsi="Courier New" w:cs="Courier New" w:hint="default"/>
+      </w:rPr>
+    </w:lvl>
+    <w:lvl w:ilvl="5" w:tplc="04090005" w:tentative="1">
+      <w:start w:val="1"/>
+      <w:numFmt w:val="bullet"/>
+      <w:lvlText w:val=""/>
+      <w:lvlJc w:val="left"/>
+      <w:pPr>
+        <w:ind w:left="4320" w:hanging="360"/>
+      </w:pPr>
+      <w:rPr>
+        <w:rFonts w:ascii="Wingdings" w:hAnsi="Wingdings" w:hint="default"/>
+      </w:rPr>
+    </w:lvl>
+    <w:lvl w:ilvl="6" w:tplc="04090001" w:tentative="1">
+      <w:start w:val="1"/>
+      <w:numFmt w:val="bullet"/>
+      <w:lvlText w:val=""/>
+      <w:lvlJc w:val="left"/>
+      <w:pPr>
+        <w:ind w:left="5040" w:hanging="360"/>
+      </w:pPr>
+      <w:rPr>
+        <w:rFonts w:ascii="Symbol" w:hAnsi="Symbol" w:hint="default"/>
+      </w:rPr>
+    </w:lvl>
+    <w:lvl w:ilvl="7" w:tplc="04090003" w:tentative="1">
+      <w:start w:val="1"/>
+      <w:numFmt w:val="bullet"/>
+      <w:lvlText w:val="o"/>
+      <w:lvlJc w:val="left"/>
+      <w:pPr>
+        <w:ind w:left="5760" w:hanging="360"/>
+      </w:pPr>
+      <w:rPr>
+        <w:rFonts w:ascii="Courier New" w:hAnsi="Courier New" w:cs="Courier New" w:hint="default"/>
+      </w:rPr>
+    </w:lvl>
+    <w:lvl w:ilvl="8" w:tplc="04090005" w:tentative="1">
+      <w:start w:val="1"/>
+      <w:numFmt w:val="bullet"/>
+      <w:lvlText w:val=""/>
+      <w:lvlJc w:val="left"/>
+      <w:pPr>
+        <w:ind w:left="6480" w:hanging="360"/>
+      </w:pPr>
+      <w:rPr>
+        <w:rFonts w:ascii="Wingdings" w:hAnsi="Wingdings" w:hint="default"/>
+      </w:rPr>
+    </w:lvl>
+  </w:abstractNum>
+  <w:abstractNum w:abstractNumId="18" w15:restartNumberingAfterBreak="0">
+    <w:nsid w:val="50103AFD"/>
+    <w:multiLevelType w:val="hybridMultilevel"/>
+    <w:tmpl w:val="12F0D978"/>
+    <w:lvl w:ilvl="0" w:tplc="5C6E7A7A">
+      <w:start w:val="1"/>
+      <w:numFmt w:val="decimal"/>
+      <w:lvlText w:val="%1."/>
+      <w:lvlJc w:val="left"/>
+      <w:pPr>
+        <w:ind w:left="720" w:hanging="360"/>
+      </w:pPr>
+      <w:rPr>
+        <w:b/>
+        <w:bCs/>
+      </w:rPr>
+    </w:lvl>
+    <w:lvl w:ilvl="1" w:tplc="04090019" w:tentative="1">
+      <w:start w:val="1"/>
+      <w:numFmt w:val="lowerLetter"/>
+      <w:lvlText w:val="%2."/>
+      <w:lvlJc w:val="left"/>
+      <w:pPr>
+        <w:ind w:left="1440" w:hanging="360"/>
+      </w:pPr>
+    </w:lvl>
+    <w:lvl w:ilvl="2" w:tplc="0409001B" w:tentative="1">
+      <w:start w:val="1"/>
+      <w:numFmt w:val="lowerRoman"/>
+      <w:lvlText w:val="%3."/>
+      <w:lvlJc w:val="right"/>
+      <w:pPr>
+        <w:ind w:left="2160" w:hanging="180"/>
+      </w:pPr>
+    </w:lvl>
+    <w:lvl w:ilvl="3" w:tplc="0409000F" w:tentative="1">
+      <w:start w:val="1"/>
+      <w:numFmt w:val="decimal"/>
+      <w:lvlText w:val="%4."/>
+      <w:lvlJc w:val="left"/>
+      <w:pPr>
+        <w:ind w:left="2880" w:hanging="360"/>
+      </w:pPr>
+    </w:lvl>
+    <w:lvl w:ilvl="4" w:tplc="04090019" w:tentative="1">
+      <w:start w:val="1"/>
+      <w:numFmt w:val="lowerLetter"/>
+      <w:lvlText w:val="%5."/>
+      <w:lvlJc w:val="left"/>
+      <w:pPr>
+        <w:ind w:left="3600" w:hanging="360"/>
+      </w:pPr>
+    </w:lvl>
+    <w:lvl w:ilvl="5" w:tplc="0409001B" w:tentative="1">
+      <w:start w:val="1"/>
+      <w:numFmt w:val="lowerRoman"/>
+      <w:lvlText w:val="%6."/>
+      <w:lvlJc w:val="right"/>
+      <w:pPr>
+        <w:ind w:left="4320" w:hanging="180"/>
+      </w:pPr>
+    </w:lvl>
+    <w:lvl w:ilvl="6" w:tplc="0409000F" w:tentative="1">
+      <w:start w:val="1"/>
+      <w:numFmt w:val="decimal"/>
+      <w:lvlText w:val="%7."/>
+      <w:lvlJc w:val="left"/>
+      <w:pPr>
+        <w:ind w:left="5040" w:hanging="360"/>
+      </w:pPr>
+    </w:lvl>
+    <w:lvl w:ilvl="7" w:tplc="04090019" w:tentative="1">
+      <w:start w:val="1"/>
+      <w:numFmt w:val="lowerLetter"/>
+      <w:lvlText w:val="%8."/>
+      <w:lvlJc w:val="left"/>
+      <w:pPr>
+        <w:ind w:left="5760" w:hanging="360"/>
+      </w:pPr>
+    </w:lvl>
+    <w:lvl w:ilvl="8" w:tplc="0409001B" w:tentative="1">
+      <w:start w:val="1"/>
+      <w:numFmt w:val="lowerRoman"/>
+      <w:lvlText w:val="%9."/>
+      <w:lvlJc w:val="right"/>
+      <w:pPr>
+        <w:ind w:left="6480" w:hanging="180"/>
+      </w:pPr>
+    </w:lvl>
+  </w:abstractNum>
+  <w:abstractNum w:abstractNumId="19" w15:restartNumberingAfterBreak="0">
+    <w:nsid w:val="52D87D67"/>
+    <w:multiLevelType w:val="hybridMultilevel"/>
+    <w:tmpl w:val="6F42CCC8"/>
+    <w:lvl w:ilvl="0" w:tplc="04090001">
+      <w:start w:val="1"/>
+      <w:numFmt w:val="bullet"/>
+      <w:lvlText w:val=""/>
+      <w:lvlJc w:val="left"/>
+      <w:pPr>
+        <w:ind w:left="720" w:hanging="360"/>
+      </w:pPr>
+      <w:rPr>
+        <w:rFonts w:ascii="Symbol" w:hAnsi="Symbol" w:hint="default"/>
+      </w:rPr>
+    </w:lvl>
+    <w:lvl w:ilvl="1" w:tplc="04090003" w:tentative="1">
+      <w:start w:val="1"/>
+      <w:numFmt w:val="bullet"/>
+      <w:lvlText w:val="o"/>
+      <w:lvlJc w:val="left"/>
+      <w:pPr>
+        <w:ind w:left="1440" w:hanging="360"/>
+      </w:pPr>
+      <w:rPr>
+        <w:rFonts w:ascii="Courier New" w:hAnsi="Courier New" w:cs="Courier New" w:hint="default"/>
+      </w:rPr>
+    </w:lvl>
+    <w:lvl w:ilvl="2" w:tplc="04090005" w:tentative="1">
+      <w:start w:val="1"/>
+      <w:numFmt w:val="bullet"/>
+      <w:lvlText w:val=""/>
+      <w:lvlJc w:val="left"/>
+      <w:pPr>
+        <w:ind w:left="2160" w:hanging="360"/>
+      </w:pPr>
+      <w:rPr>
+        <w:rFonts w:ascii="Wingdings" w:hAnsi="Wingdings" w:hint="default"/>
+      </w:rPr>
+    </w:lvl>
+    <w:lvl w:ilvl="3" w:tplc="04090001" w:tentative="1">
+      <w:start w:val="1"/>
+      <w:numFmt w:val="bullet"/>
+      <w:lvlText w:val=""/>
+      <w:lvlJc w:val="left"/>
+      <w:pPr>
+        <w:ind w:left="2880" w:hanging="360"/>
+      </w:pPr>
+      <w:rPr>
+        <w:rFonts w:ascii="Symbol" w:hAnsi="Symbol" w:hint="default"/>
+      </w:rPr>
+    </w:lvl>
+    <w:lvl w:ilvl="4" w:tplc="04090003" w:tentative="1">
+      <w:start w:val="1"/>
+      <w:numFmt w:val="bullet"/>
+      <w:lvlText w:val="o"/>
+      <w:lvlJc w:val="left"/>
+      <w:pPr>
+        <w:ind w:left="3600" w:hanging="360"/>
+      </w:pPr>
+      <w:rPr>
+        <w:rFonts w:ascii="Courier New" w:hAnsi="Courier New" w:cs="Courier New" w:hint="default"/>
+      </w:rPr>
+    </w:lvl>
+    <w:lvl w:ilvl="5" w:tplc="04090005" w:tentative="1">
+      <w:start w:val="1"/>
+      <w:numFmt w:val="bullet"/>
+      <w:lvlText w:val=""/>
+      <w:lvlJc w:val="left"/>
+      <w:pPr>
+        <w:ind w:left="4320" w:hanging="360"/>
+      </w:pPr>
+      <w:rPr>
+        <w:rFonts w:ascii="Wingdings" w:hAnsi="Wingdings" w:hint="default"/>
+      </w:rPr>
+    </w:lvl>
+    <w:lvl w:ilvl="6" w:tplc="04090001" w:tentative="1">
+      <w:start w:val="1"/>
+      <w:numFmt w:val="bullet"/>
+      <w:lvlText w:val=""/>
+      <w:lvlJc w:val="left"/>
+      <w:pPr>
+        <w:ind w:left="5040" w:hanging="360"/>
+      </w:pPr>
+      <w:rPr>
+        <w:rFonts w:ascii="Symbol" w:hAnsi="Symbol" w:hint="default"/>
+      </w:rPr>
+    </w:lvl>
+    <w:lvl w:ilvl="7" w:tplc="04090003" w:tentative="1">
+      <w:start w:val="1"/>
+      <w:numFmt w:val="bullet"/>
+      <w:lvlText w:val="o"/>
+      <w:lvlJc w:val="left"/>
+      <w:pPr>
+        <w:ind w:left="5760" w:hanging="360"/>
+      </w:pPr>
+      <w:rPr>
+        <w:rFonts w:ascii="Courier New" w:hAnsi="Courier New" w:cs="Courier New" w:hint="default"/>
+      </w:rPr>
+    </w:lvl>
+    <w:lvl w:ilvl="8" w:tplc="04090005" w:tentative="1">
+      <w:start w:val="1"/>
+      <w:numFmt w:val="bullet"/>
+      <w:lvlText w:val=""/>
+      <w:lvlJc w:val="left"/>
+      <w:pPr>
+        <w:ind w:left="6480" w:hanging="360"/>
+      </w:pPr>
+      <w:rPr>
+        <w:rFonts w:ascii="Wingdings" w:hAnsi="Wingdings" w:hint="default"/>
+      </w:rPr>
+    </w:lvl>
+  </w:abstractNum>
+  <w:abstractNum w:abstractNumId="20" w15:restartNumberingAfterBreak="0">
+    <w:nsid w:val="55F85D03"/>
+    <w:multiLevelType w:val="hybridMultilevel"/>
+    <w:tmpl w:val="24900488"/>
+    <w:lvl w:ilvl="0" w:tplc="04090001">
+      <w:start w:val="1"/>
+      <w:numFmt w:val="bullet"/>
+      <w:lvlText w:val=""/>
+      <w:lvlJc w:val="left"/>
+      <w:pPr>
+        <w:ind w:left="720" w:hanging="360"/>
+      </w:pPr>
+      <w:rPr>
+        <w:rFonts w:ascii="Symbol" w:hAnsi="Symbol" w:hint="default"/>
+      </w:rPr>
+    </w:lvl>
+    <w:lvl w:ilvl="1" w:tplc="04090003" w:tentative="1">
+      <w:start w:val="1"/>
+      <w:numFmt w:val="bullet"/>
+      <w:lvlText w:val="o"/>
+      <w:lvlJc w:val="left"/>
+      <w:pPr>
+        <w:ind w:left="1440" w:hanging="360"/>
+      </w:pPr>
+      <w:rPr>
+        <w:rFonts w:ascii="Courier New" w:hAnsi="Courier New" w:cs="Courier New" w:hint="default"/>
+      </w:rPr>
+    </w:lvl>
+    <w:lvl w:ilvl="2" w:tplc="04090005" w:tentative="1">
+      <w:start w:val="1"/>
+      <w:numFmt w:val="bullet"/>
+      <w:lvlText w:val=""/>
+      <w:lvlJc w:val="left"/>
+      <w:pPr>
+        <w:ind w:left="2160" w:hanging="360"/>
+      </w:pPr>
+      <w:rPr>
+        <w:rFonts w:ascii="Wingdings" w:hAnsi="Wingdings" w:hint="default"/>
+      </w:rPr>
+    </w:lvl>
+    <w:lvl w:ilvl="3" w:tplc="04090001" w:tentative="1">
+      <w:start w:val="1"/>
+      <w:numFmt w:val="bullet"/>
+      <w:lvlText w:val=""/>
+      <w:lvlJc w:val="left"/>
+      <w:pPr>
+        <w:ind w:left="2880" w:hanging="360"/>
+      </w:pPr>
+      <w:rPr>
+        <w:rFonts w:ascii="Symbol" w:hAnsi="Symbol" w:hint="default"/>
+      </w:rPr>
+    </w:lvl>
+    <w:lvl w:ilvl="4" w:tplc="04090003" w:tentative="1">
+      <w:start w:val="1"/>
+      <w:numFmt w:val="bullet"/>
+      <w:lvlText w:val="o"/>
+      <w:lvlJc w:val="left"/>
+      <w:pPr>
+        <w:ind w:left="3600" w:hanging="360"/>
+      </w:pPr>
+      <w:rPr>
+        <w:rFonts w:ascii="Courier New" w:hAnsi="Courier New" w:cs="Courier New" w:hint="default"/>
+      </w:rPr>
+    </w:lvl>
+    <w:lvl w:ilvl="5" w:tplc="04090005" w:tentative="1">
+      <w:start w:val="1"/>
+      <w:numFmt w:val="bullet"/>
+      <w:lvlText w:val=""/>
+      <w:lvlJc w:val="left"/>
+      <w:pPr>
+        <w:ind w:left="4320" w:hanging="360"/>
+      </w:pPr>
+      <w:rPr>
+        <w:rFonts w:ascii="Wingdings" w:hAnsi="Wingdings" w:hint="default"/>
+      </w:rPr>
+    </w:lvl>
+    <w:lvl w:ilvl="6" w:tplc="04090001" w:tentative="1">
+      <w:start w:val="1"/>
+      <w:numFmt w:val="bullet"/>
+      <w:lvlText w:val=""/>
+      <w:lvlJc w:val="left"/>
+      <w:pPr>
+        <w:ind w:left="5040" w:hanging="360"/>
+      </w:pPr>
+      <w:rPr>
+        <w:rFonts w:ascii="Symbol" w:hAnsi="Symbol" w:hint="default"/>
+      </w:rPr>
+    </w:lvl>
+    <w:lvl w:ilvl="7" w:tplc="04090003" w:tentative="1">
+      <w:start w:val="1"/>
+      <w:numFmt w:val="bullet"/>
+      <w:lvlText w:val="o"/>
+      <w:lvlJc w:val="left"/>
+      <w:pPr>
+        <w:ind w:left="5760" w:hanging="360"/>
+      </w:pPr>
+      <w:rPr>
+        <w:rFonts w:ascii="Courier New" w:hAnsi="Courier New" w:cs="Courier New" w:hint="default"/>
+      </w:rPr>
+    </w:lvl>
+    <w:lvl w:ilvl="8" w:tplc="04090005" w:tentative="1">
+      <w:start w:val="1"/>
+      <w:numFmt w:val="bullet"/>
+      <w:lvlText w:val=""/>
+      <w:lvlJc w:val="left"/>
+      <w:pPr>
+        <w:ind w:left="6480" w:hanging="360"/>
+      </w:pPr>
+      <w:rPr>
+        <w:rFonts w:ascii="Wingdings" w:hAnsi="Wingdings" w:hint="default"/>
+      </w:rPr>
+    </w:lvl>
+  </w:abstractNum>
+  <w:abstractNum w:abstractNumId="21" w15:restartNumberingAfterBreak="0">
+    <w:nsid w:val="56595045"/>
+    <w:multiLevelType w:val="hybridMultilevel"/>
+    <w:tmpl w:val="5930DF70"/>
+    <w:lvl w:ilvl="0" w:tplc="46E2AB6E">
+      <w:start w:val="1"/>
+      <w:numFmt w:val="decimal"/>
+      <w:lvlText w:val="%1."/>
+      <w:lvlJc w:val="left"/>
+      <w:pPr>
+        <w:ind w:left="720" w:hanging="360"/>
+      </w:pPr>
+      <w:rPr>
+        <w:rFonts w:hint="default"/>
+        <w:b/>
+        <w:bCs/>
+      </w:rPr>
+    </w:lvl>
+    <w:lvl w:ilvl="1" w:tplc="04090019" w:tentative="1">
+      <w:start w:val="1"/>
+      <w:numFmt w:val="lowerLetter"/>
+      <w:lvlText w:val="%2."/>
+      <w:lvlJc w:val="left"/>
+      <w:pPr>
+        <w:ind w:left="1440" w:hanging="360"/>
+      </w:pPr>
+    </w:lvl>
+    <w:lvl w:ilvl="2" w:tplc="0409001B" w:tentative="1">
+      <w:start w:val="1"/>
+      <w:numFmt w:val="lowerRoman"/>
+      <w:lvlText w:val="%3."/>
+      <w:lvlJc w:val="right"/>
+      <w:pPr>
+        <w:ind w:left="2160" w:hanging="180"/>
+      </w:pPr>
+    </w:lvl>
+    <w:lvl w:ilvl="3" w:tplc="0409000F" w:tentative="1">
+      <w:start w:val="1"/>
+      <w:numFmt w:val="decimal"/>
+      <w:lvlText w:val="%4."/>
+      <w:lvlJc w:val="left"/>
+      <w:pPr>
+        <w:ind w:left="2880" w:hanging="360"/>
+      </w:pPr>
+    </w:lvl>
+    <w:lvl w:ilvl="4" w:tplc="04090019" w:tentative="1">
+      <w:start w:val="1"/>
+      <w:numFmt w:val="lowerLetter"/>
+      <w:lvlText w:val="%5."/>
+      <w:lvlJc w:val="left"/>
+      <w:pPr>
+        <w:ind w:left="3600" w:hanging="360"/>
+      </w:pPr>
+    </w:lvl>
+    <w:lvl w:ilvl="5" w:tplc="0409001B" w:tentative="1">
+      <w:start w:val="1"/>
+      <w:numFmt w:val="lowerRoman"/>
+      <w:lvlText w:val="%6."/>
+      <w:lvlJc w:val="right"/>
+      <w:pPr>
+        <w:ind w:left="4320" w:hanging="180"/>
+      </w:pPr>
+    </w:lvl>
+    <w:lvl w:ilvl="6" w:tplc="0409000F" w:tentative="1">
+      <w:start w:val="1"/>
+      <w:numFmt w:val="decimal"/>
+      <w:lvlText w:val="%7."/>
+      <w:lvlJc w:val="left"/>
+      <w:pPr>
+        <w:ind w:left="5040" w:hanging="360"/>
+      </w:pPr>
+    </w:lvl>
+    <w:lvl w:ilvl="7" w:tplc="04090019" w:tentative="1">
+      <w:start w:val="1"/>
+      <w:numFmt w:val="lowerLetter"/>
+      <w:lvlText w:val="%8."/>
+      <w:lvlJc w:val="left"/>
+      <w:pPr>
+        <w:ind w:left="5760" w:hanging="360"/>
+      </w:pPr>
+    </w:lvl>
+    <w:lvl w:ilvl="8" w:tplc="0409001B" w:tentative="1">
+      <w:start w:val="1"/>
+      <w:numFmt w:val="lowerRoman"/>
+      <w:lvlText w:val="%9."/>
+      <w:lvlJc w:val="right"/>
+      <w:pPr>
+        <w:ind w:left="6480" w:hanging="180"/>
+      </w:pPr>
+    </w:lvl>
+  </w:abstractNum>
+  <w:abstractNum w:abstractNumId="22" w15:restartNumberingAfterBreak="0">
+    <w:nsid w:val="611B06BF"/>
+    <w:multiLevelType w:val="hybridMultilevel"/>
+    <w:tmpl w:val="195670FA"/>
+    <w:lvl w:ilvl="0" w:tplc="04090001">
+      <w:start w:val="1"/>
+      <w:numFmt w:val="bullet"/>
+      <w:lvlText w:val=""/>
+      <w:lvlJc w:val="left"/>
+      <w:pPr>
+        <w:ind w:left="720" w:hanging="360"/>
+      </w:pPr>
+      <w:rPr>
+        <w:rFonts w:ascii="Symbol" w:hAnsi="Symbol" w:hint="default"/>
+      </w:rPr>
+    </w:lvl>
+    <w:lvl w:ilvl="1" w:tplc="04090003" w:tentative="1">
+      <w:start w:val="1"/>
+      <w:numFmt w:val="bullet"/>
+      <w:lvlText w:val="o"/>
+      <w:lvlJc w:val="left"/>
+      <w:pPr>
+        <w:ind w:left="1440" w:hanging="360"/>
+      </w:pPr>
+      <w:rPr>
+        <w:rFonts w:ascii="Courier New" w:hAnsi="Courier New" w:cs="Courier New" w:hint="default"/>
+      </w:rPr>
+    </w:lvl>
+    <w:lvl w:ilvl="2" w:tplc="04090005" w:tentative="1">
+      <w:start w:val="1"/>
+      <w:numFmt w:val="bullet"/>
+      <w:lvlText w:val=""/>
+      <w:lvlJc w:val="left"/>
+      <w:pPr>
+        <w:ind w:left="2160" w:hanging="360"/>
+      </w:pPr>
+      <w:rPr>
+        <w:rFonts w:ascii="Wingdings" w:hAnsi="Wingdings" w:hint="default"/>
+      </w:rPr>
+    </w:lvl>
+    <w:lvl w:ilvl="3" w:tplc="04090001" w:tentative="1">
+      <w:start w:val="1"/>
+      <w:numFmt w:val="bullet"/>
+      <w:lvlText w:val=""/>
+      <w:lvlJc w:val="left"/>
+      <w:pPr>
+        <w:ind w:left="2880" w:hanging="360"/>
+      </w:pPr>
+      <w:rPr>
+        <w:rFonts w:ascii="Symbol" w:hAnsi="Symbol" w:hint="default"/>
+      </w:rPr>
+    </w:lvl>
+    <w:lvl w:ilvl="4" w:tplc="04090003" w:tentative="1">
+      <w:start w:val="1"/>
+      <w:numFmt w:val="bullet"/>
+      <w:lvlText w:val="o"/>
+      <w:lvlJc w:val="left"/>
+      <w:pPr>
+        <w:ind w:left="3600" w:hanging="360"/>
+      </w:pPr>
+      <w:rPr>
+        <w:rFonts w:ascii="Courier New" w:hAnsi="Courier New" w:cs="Courier New" w:hint="default"/>
+      </w:rPr>
+    </w:lvl>
+    <w:lvl w:ilvl="5" w:tplc="04090005" w:tentative="1">
+      <w:start w:val="1"/>
+      <w:numFmt w:val="bullet"/>
+      <w:lvlText w:val=""/>
+      <w:lvlJc w:val="left"/>
+      <w:pPr>
+        <w:ind w:left="4320" w:hanging="360"/>
+      </w:pPr>
+      <w:rPr>
+        <w:rFonts w:ascii="Wingdings" w:hAnsi="Wingdings" w:hint="default"/>
+      </w:rPr>
+    </w:lvl>
+    <w:lvl w:ilvl="6" w:tplc="04090001" w:tentative="1">
+      <w:start w:val="1"/>
+      <w:numFmt w:val="bullet"/>
+      <w:lvlText w:val=""/>
+      <w:lvlJc w:val="left"/>
+      <w:pPr>
+        <w:ind w:left="5040" w:hanging="360"/>
+      </w:pPr>
+      <w:rPr>
+        <w:rFonts w:ascii="Symbol" w:hAnsi="Symbol" w:hint="default"/>
+      </w:rPr>
+    </w:lvl>
+    <w:lvl w:ilvl="7" w:tplc="04090003" w:tentative="1">
+      <w:start w:val="1"/>
+      <w:numFmt w:val="bullet"/>
+      <w:lvlText w:val="o"/>
+      <w:lvlJc w:val="left"/>
+      <w:pPr>
+        <w:ind w:left="5760" w:hanging="360"/>
+      </w:pPr>
+      <w:rPr>
+        <w:rFonts w:ascii="Courier New" w:hAnsi="Courier New" w:cs="Courier New" w:hint="default"/>
+      </w:rPr>
+    </w:lvl>
+    <w:lvl w:ilvl="8" w:tplc="04090005" w:tentative="1">
+      <w:start w:val="1"/>
+      <w:numFmt w:val="bullet"/>
+      <w:lvlText w:val=""/>
+      <w:lvlJc w:val="left"/>
+      <w:pPr>
+        <w:ind w:left="6480" w:hanging="360"/>
+      </w:pPr>
+      <w:rPr>
+        <w:rFonts w:ascii="Wingdings" w:hAnsi="Wingdings" w:hint="default"/>
+      </w:rPr>
+    </w:lvl>
+  </w:abstractNum>
+  <w:abstractNum w:abstractNumId="23" w15:restartNumberingAfterBreak="0">
+    <w:nsid w:val="65646D2C"/>
+    <w:multiLevelType w:val="hybridMultilevel"/>
+    <w:tmpl w:val="089E12EE"/>
+    <w:lvl w:ilvl="0" w:tplc="04090001">
+      <w:start w:val="1"/>
+      <w:numFmt w:val="bullet"/>
+      <w:lvlText w:val=""/>
+      <w:lvlJc w:val="left"/>
+      <w:pPr>
+        <w:ind w:left="720" w:hanging="360"/>
+      </w:pPr>
+      <w:rPr>
+        <w:rFonts w:ascii="Symbol" w:hAnsi="Symbol" w:hint="default"/>
+      </w:rPr>
+    </w:lvl>
+    <w:lvl w:ilvl="1" w:tplc="04090003" w:tentative="1">
+      <w:start w:val="1"/>
+      <w:numFmt w:val="bullet"/>
+      <w:lvlText w:val="o"/>
+      <w:lvlJc w:val="left"/>
+      <w:pPr>
+        <w:ind w:left="1440" w:hanging="360"/>
+      </w:pPr>
+      <w:rPr>
+        <w:rFonts w:ascii="Courier New" w:hAnsi="Courier New" w:cs="Courier New" w:hint="default"/>
+      </w:rPr>
+    </w:lvl>
+    <w:lvl w:ilvl="2" w:tplc="04090005" w:tentative="1">
+      <w:start w:val="1"/>
+      <w:numFmt w:val="bullet"/>
+      <w:lvlText w:val=""/>
+      <w:lvlJc w:val="left"/>
+      <w:pPr>
+        <w:ind w:left="2160" w:hanging="360"/>
+      </w:pPr>
+      <w:rPr>
+        <w:rFonts w:ascii="Wingdings" w:hAnsi="Wingdings" w:hint="default"/>
+      </w:rPr>
+    </w:lvl>
+    <w:lvl w:ilvl="3" w:tplc="04090001" w:tentative="1">
+      <w:start w:val="1"/>
+      <w:numFmt w:val="bullet"/>
+      <w:lvlText w:val=""/>
+      <w:lvlJc w:val="left"/>
+      <w:pPr>
+        <w:ind w:left="2880" w:hanging="360"/>
+      </w:pPr>
+      <w:rPr>
+        <w:rFonts w:ascii="Symbol" w:hAnsi="Symbol" w:hint="default"/>
+      </w:rPr>
+    </w:lvl>
+    <w:lvl w:ilvl="4" w:tplc="04090003" w:tentative="1">
+      <w:start w:val="1"/>
+      <w:numFmt w:val="bullet"/>
+      <w:lvlText w:val="o"/>
+      <w:lvlJc w:val="left"/>
+      <w:pPr>
+        <w:ind w:left="3600" w:hanging="360"/>
+      </w:pPr>
+      <w:rPr>
+        <w:rFonts w:ascii="Courier New" w:hAnsi="Courier New" w:cs="Courier New" w:hint="default"/>
+      </w:rPr>
+    </w:lvl>
+    <w:lvl w:ilvl="5" w:tplc="04090005" w:tentative="1">
+      <w:start w:val="1"/>
+      <w:numFmt w:val="bullet"/>
+      <w:lvlText w:val=""/>
+      <w:lvlJc w:val="left"/>
+      <w:pPr>
+        <w:ind w:left="4320" w:hanging="360"/>
+      </w:pPr>
+      <w:rPr>
+        <w:rFonts w:ascii="Wingdings" w:hAnsi="Wingdings" w:hint="default"/>
+      </w:rPr>
+    </w:lvl>
+    <w:lvl w:ilvl="6" w:tplc="04090001" w:tentative="1">
+      <w:start w:val="1"/>
+      <w:numFmt w:val="bullet"/>
+      <w:lvlText w:val=""/>
+      <w:lvlJc w:val="left"/>
+      <w:pPr>
+        <w:ind w:left="5040" w:hanging="360"/>
+      </w:pPr>
+      <w:rPr>
+        <w:rFonts w:ascii="Symbol" w:hAnsi="Symbol" w:hint="default"/>
+      </w:rPr>
+    </w:lvl>
+    <w:lvl w:ilvl="7" w:tplc="04090003" w:tentative="1">
+      <w:start w:val="1"/>
+      <w:numFmt w:val="bullet"/>
+      <w:lvlText w:val="o"/>
+      <w:lvlJc w:val="left"/>
+      <w:pPr>
+        <w:ind w:left="5760" w:hanging="360"/>
+      </w:pPr>
+      <w:rPr>
+        <w:rFonts w:ascii="Courier New" w:hAnsi="Courier New" w:cs="Courier New" w:hint="default"/>
+      </w:rPr>
+    </w:lvl>
+    <w:lvl w:ilvl="8" w:tplc="04090005" w:tentative="1">
+      <w:start w:val="1"/>
+      <w:numFmt w:val="bullet"/>
+      <w:lvlText w:val=""/>
+      <w:lvlJc w:val="left"/>
+      <w:pPr>
+        <w:ind w:left="6480" w:hanging="360"/>
+      </w:pPr>
+      <w:rPr>
+        <w:rFonts w:ascii="Wingdings" w:hAnsi="Wingdings" w:hint="default"/>
+      </w:rPr>
+    </w:lvl>
+  </w:abstractNum>
+  <w:abstractNum w:abstractNumId="24" w15:restartNumberingAfterBreak="0">
+    <w:nsid w:val="657910AB"/>
+    <w:multiLevelType w:val="hybridMultilevel"/>
+    <w:tmpl w:val="50122D06"/>
+    <w:lvl w:ilvl="0" w:tplc="04090001">
+      <w:start w:val="1"/>
+      <w:numFmt w:val="bullet"/>
+      <w:lvlText w:val=""/>
+      <w:lvlJc w:val="left"/>
+      <w:pPr>
+        <w:ind w:left="720" w:hanging="360"/>
+      </w:pPr>
+      <w:rPr>
+        <w:rFonts w:ascii="Symbol" w:hAnsi="Symbol" w:hint="default"/>
+      </w:rPr>
+    </w:lvl>
+    <w:lvl w:ilvl="1" w:tplc="04090003" w:tentative="1">
+      <w:start w:val="1"/>
+      <w:numFmt w:val="bullet"/>
+      <w:lvlText w:val="o"/>
+      <w:lvlJc w:val="left"/>
+      <w:pPr>
+        <w:ind w:left="1440" w:hanging="360"/>
+      </w:pPr>
+      <w:rPr>
+        <w:rFonts w:ascii="Courier New" w:hAnsi="Courier New" w:cs="Courier New" w:hint="default"/>
+      </w:rPr>
+    </w:lvl>
+    <w:lvl w:ilvl="2" w:tplc="04090005" w:tentative="1">
+      <w:start w:val="1"/>
+      <w:numFmt w:val="bullet"/>
+      <w:lvlText w:val=""/>
+      <w:lvlJc w:val="left"/>
+      <w:pPr>
+        <w:ind w:left="2160" w:hanging="360"/>
+      </w:pPr>
+      <w:rPr>
+        <w:rFonts w:ascii="Wingdings" w:hAnsi="Wingdings" w:hint="default"/>
+      </w:rPr>
+    </w:lvl>
+    <w:lvl w:ilvl="3" w:tplc="04090001" w:tentative="1">
+      <w:start w:val="1"/>
+      <w:numFmt w:val="bullet"/>
+      <w:lvlText w:val=""/>
+      <w:lvlJc w:val="left"/>
+      <w:pPr>
+        <w:ind w:left="2880" w:hanging="360"/>
+      </w:pPr>
+      <w:rPr>
+        <w:rFonts w:ascii="Symbol" w:hAnsi="Symbol" w:hint="default"/>
+      </w:rPr>
+    </w:lvl>
+    <w:lvl w:ilvl="4" w:tplc="04090003" w:tentative="1">
+      <w:start w:val="1"/>
+      <w:numFmt w:val="bullet"/>
+      <w:lvlText w:val="o"/>
+      <w:lvlJc w:val="left"/>
+      <w:pPr>
+        <w:ind w:left="3600" w:hanging="360"/>
+      </w:pPr>
+      <w:rPr>
+        <w:rFonts w:ascii="Courier New" w:hAnsi="Courier New" w:cs="Courier New" w:hint="default"/>
+      </w:rPr>
+    </w:lvl>
+    <w:lvl w:ilvl="5" w:tplc="04090005" w:tentative="1">
+      <w:start w:val="1"/>
+      <w:numFmt w:val="bullet"/>
+      <w:lvlText w:val=""/>
+      <w:lvlJc w:val="left"/>
+      <w:pPr>
+        <w:ind w:left="4320" w:hanging="360"/>
+      </w:pPr>
+      <w:rPr>
+        <w:rFonts w:ascii="Wingdings" w:hAnsi="Wingdings" w:hint="default"/>
+      </w:rPr>
+    </w:lvl>
+    <w:lvl w:ilvl="6" w:tplc="04090001" w:tentative="1">
+      <w:start w:val="1"/>
+      <w:numFmt w:val="bullet"/>
+      <w:lvlText w:val=""/>
+      <w:lvlJc w:val="left"/>
+      <w:pPr>
+        <w:ind w:left="5040" w:hanging="360"/>
+      </w:pPr>
+      <w:rPr>
+        <w:rFonts w:ascii="Symbol" w:hAnsi="Symbol" w:hint="default"/>
+      </w:rPr>
+    </w:lvl>
+    <w:lvl w:ilvl="7" w:tplc="04090003" w:tentative="1">
+      <w:start w:val="1"/>
+      <w:numFmt w:val="bullet"/>
+      <w:lvlText w:val="o"/>
+      <w:lvlJc w:val="left"/>
+      <w:pPr>
+        <w:ind w:left="5760" w:hanging="360"/>
+      </w:pPr>
+      <w:rPr>
+        <w:rFonts w:ascii="Courier New" w:hAnsi="Courier New" w:cs="Courier New" w:hint="default"/>
+      </w:rPr>
+    </w:lvl>
+    <w:lvl w:ilvl="8" w:tplc="04090005" w:tentative="1">
+      <w:start w:val="1"/>
+      <w:numFmt w:val="bullet"/>
+      <w:lvlText w:val=""/>
+      <w:lvlJc w:val="left"/>
+      <w:pPr>
+        <w:ind w:left="6480" w:hanging="360"/>
+      </w:pPr>
+      <w:rPr>
+        <w:rFonts w:ascii="Wingdings" w:hAnsi="Wingdings" w:hint="default"/>
+      </w:rPr>
+    </w:lvl>
+  </w:abstractNum>
+  <w:abstractNum w:abstractNumId="25" w15:restartNumberingAfterBreak="0">
+    <w:nsid w:val="658206EC"/>
+    <w:multiLevelType w:val="hybridMultilevel"/>
+    <w:tmpl w:val="6EF4EE86"/>
+    <w:lvl w:ilvl="0" w:tplc="04090001">
+      <w:start w:val="1"/>
+      <w:numFmt w:val="bullet"/>
+      <w:lvlText w:val=""/>
+      <w:lvlJc w:val="left"/>
+      <w:pPr>
+        <w:ind w:left="1080" w:hanging="360"/>
+      </w:pPr>
+      <w:rPr>
+        <w:rFonts w:ascii="Symbol" w:hAnsi="Symbol" w:hint="default"/>
+      </w:rPr>
+    </w:lvl>
+    <w:lvl w:ilvl="1" w:tplc="04090003" w:tentative="1">
+      <w:start w:val="1"/>
+      <w:numFmt w:val="bullet"/>
+      <w:lvlText w:val="o"/>
+      <w:lvlJc w:val="left"/>
+      <w:pPr>
+        <w:ind w:left="1800" w:hanging="360"/>
+      </w:pPr>
+      <w:rPr>
+        <w:rFonts w:ascii="Courier New" w:hAnsi="Courier New" w:cs="Courier New" w:hint="default"/>
+      </w:rPr>
+    </w:lvl>
+    <w:lvl w:ilvl="2" w:tplc="04090005" w:tentative="1">
+      <w:start w:val="1"/>
+      <w:numFmt w:val="bullet"/>
+      <w:lvlText w:val=""/>
+      <w:lvlJc w:val="left"/>
+      <w:pPr>
+        <w:ind w:left="2520" w:hanging="360"/>
+      </w:pPr>
+      <w:rPr>
+        <w:rFonts w:ascii="Wingdings" w:hAnsi="Wingdings" w:hint="default"/>
+      </w:rPr>
+    </w:lvl>
+    <w:lvl w:ilvl="3" w:tplc="04090001" w:tentative="1">
+      <w:start w:val="1"/>
+      <w:numFmt w:val="bullet"/>
+      <w:lvlText w:val=""/>
+      <w:lvlJc w:val="left"/>
+      <w:pPr>
+        <w:ind w:left="3240" w:hanging="360"/>
+      </w:pPr>
+      <w:rPr>
+        <w:rFonts w:ascii="Symbol" w:hAnsi="Symbol" w:hint="default"/>
+      </w:rPr>
+    </w:lvl>
+    <w:lvl w:ilvl="4" w:tplc="04090003" w:tentative="1">
+      <w:start w:val="1"/>
+      <w:numFmt w:val="bullet"/>
+      <w:lvlText w:val="o"/>
+      <w:lvlJc w:val="left"/>
+      <w:pPr>
+        <w:ind w:left="3960" w:hanging="360"/>
+      </w:pPr>
+      <w:rPr>
+        <w:rFonts w:ascii="Courier New" w:hAnsi="Courier New" w:cs="Courier New" w:hint="default"/>
+      </w:rPr>
+    </w:lvl>
+    <w:lvl w:ilvl="5" w:tplc="04090005" w:tentative="1">
+      <w:start w:val="1"/>
+      <w:numFmt w:val="bullet"/>
+      <w:lvlText w:val=""/>
+      <w:lvlJc w:val="left"/>
+      <w:pPr>
+        <w:ind w:left="4680" w:hanging="360"/>
+      </w:pPr>
+      <w:rPr>
+        <w:rFonts w:ascii="Wingdings" w:hAnsi="Wingdings" w:hint="default"/>
+      </w:rPr>
+    </w:lvl>
+    <w:lvl w:ilvl="6" w:tplc="04090001" w:tentative="1">
+      <w:start w:val="1"/>
+      <w:numFmt w:val="bullet"/>
+      <w:lvlText w:val=""/>
+      <w:lvlJc w:val="left"/>
+      <w:pPr>
+        <w:ind w:left="5400" w:hanging="360"/>
+      </w:pPr>
+      <w:rPr>
+        <w:rFonts w:ascii="Symbol" w:hAnsi="Symbol" w:hint="default"/>
+      </w:rPr>
+    </w:lvl>
+    <w:lvl w:ilvl="7" w:tplc="04090003" w:tentative="1">
+      <w:start w:val="1"/>
+      <w:numFmt w:val="bullet"/>
+      <w:lvlText w:val="o"/>
+      <w:lvlJc w:val="left"/>
+      <w:pPr>
+        <w:ind w:left="6120" w:hanging="360"/>
+      </w:pPr>
+      <w:rPr>
+        <w:rFonts w:ascii="Courier New" w:hAnsi="Courier New" w:cs="Courier New" w:hint="default"/>
+      </w:rPr>
+    </w:lvl>
+    <w:lvl w:ilvl="8" w:tplc="04090005" w:tentative="1">
+      <w:start w:val="1"/>
+      <w:numFmt w:val="bullet"/>
+      <w:lvlText w:val=""/>
+      <w:lvlJc w:val="left"/>
+      <w:pPr>
+        <w:ind w:left="6840" w:hanging="360"/>
+      </w:pPr>
+      <w:rPr>
+        <w:rFonts w:ascii="Wingdings" w:hAnsi="Wingdings" w:hint="default"/>
+      </w:rPr>
+    </w:lvl>
+  </w:abstractNum>
+  <w:abstractNum w:abstractNumId="26" w15:restartNumberingAfterBreak="0">
+    <w:nsid w:val="6A60283B"/>
+    <w:multiLevelType w:val="hybridMultilevel"/>
+    <w:tmpl w:val="16865EE6"/>
+    <w:lvl w:ilvl="0" w:tplc="6ECA98F6">
+      <w:start w:val="1"/>
+      <w:numFmt w:val="decimal"/>
+      <w:lvlText w:val="%1."/>
+      <w:lvlJc w:val="left"/>
+      <w:pPr>
+        <w:ind w:left="720" w:hanging="360"/>
+      </w:pPr>
+      <w:rPr>
+        <w:b/>
+        <w:bCs/>
+      </w:rPr>
+    </w:lvl>
+    <w:lvl w:ilvl="1" w:tplc="04090019" w:tentative="1">
+      <w:start w:val="1"/>
+      <w:numFmt w:val="lowerLetter"/>
+      <w:lvlText w:val="%2."/>
+      <w:lvlJc w:val="left"/>
+      <w:pPr>
+        <w:ind w:left="1440" w:hanging="360"/>
+      </w:pPr>
+    </w:lvl>
+    <w:lvl w:ilvl="2" w:tplc="0409001B" w:tentative="1">
+      <w:start w:val="1"/>
+      <w:numFmt w:val="lowerRoman"/>
+      <w:lvlText w:val="%3."/>
+      <w:lvlJc w:val="right"/>
+      <w:pPr>
+        <w:ind w:left="2160" w:hanging="180"/>
+      </w:pPr>
+    </w:lvl>
+    <w:lvl w:ilvl="3" w:tplc="0409000F" w:tentative="1">
+      <w:start w:val="1"/>
+      <w:numFmt w:val="decimal"/>
+      <w:lvlText w:val="%4."/>
+      <w:lvlJc w:val="left"/>
+      <w:pPr>
+        <w:ind w:left="2880" w:hanging="360"/>
+      </w:pPr>
+    </w:lvl>
+    <w:lvl w:ilvl="4" w:tplc="04090019" w:tentative="1">
+      <w:start w:val="1"/>
+      <w:numFmt w:val="lowerLetter"/>
+      <w:lvlText w:val="%5."/>
+      <w:lvlJc w:val="left"/>
+      <w:pPr>
+        <w:ind w:left="3600" w:hanging="360"/>
+      </w:pPr>
+    </w:lvl>
+    <w:lvl w:ilvl="5" w:tplc="0409001B" w:tentative="1">
+      <w:start w:val="1"/>
+      <w:numFmt w:val="lowerRoman"/>
+      <w:lvlText w:val="%6."/>
+      <w:lvlJc w:val="right"/>
+      <w:pPr>
+        <w:ind w:left="4320" w:hanging="180"/>
+      </w:pPr>
+    </w:lvl>
+    <w:lvl w:ilvl="6" w:tplc="0409000F" w:tentative="1">
+      <w:start w:val="1"/>
+      <w:numFmt w:val="decimal"/>
+      <w:lvlText w:val="%7."/>
+      <w:lvlJc w:val="left"/>
+      <w:pPr>
+        <w:ind w:left="5040" w:hanging="360"/>
+      </w:pPr>
+    </w:lvl>
+    <w:lvl w:ilvl="7" w:tplc="04090019" w:tentative="1">
+      <w:start w:val="1"/>
+      <w:numFmt w:val="lowerLetter"/>
+      <w:lvlText w:val="%8."/>
+      <w:lvlJc w:val="left"/>
+      <w:pPr>
+        <w:ind w:left="5760" w:hanging="360"/>
+      </w:pPr>
+    </w:lvl>
+    <w:lvl w:ilvl="8" w:tplc="0409001B" w:tentative="1">
+      <w:start w:val="1"/>
+      <w:numFmt w:val="lowerRoman"/>
+      <w:lvlText w:val="%9."/>
+      <w:lvlJc w:val="right"/>
+      <w:pPr>
+        <w:ind w:left="6480" w:hanging="180"/>
+      </w:pPr>
+    </w:lvl>
+  </w:abstractNum>
+  <w:abstractNum w:abstractNumId="27" w15:restartNumberingAfterBreak="0">
+    <w:nsid w:val="6D785E83"/>
+    <w:multiLevelType w:val="hybridMultilevel"/>
+    <w:tmpl w:val="A532E7DA"/>
+    <w:lvl w:ilvl="0" w:tplc="2EB2D1A0">
+      <w:start w:val="1"/>
+      <w:numFmt w:val="decimal"/>
+      <w:lvlText w:val="%1."/>
+      <w:lvlJc w:val="left"/>
+      <w:pPr>
+        <w:ind w:left="720" w:hanging="360"/>
+      </w:pPr>
+      <w:rPr>
+        <w:rFonts w:hint="default"/>
+        <w:b/>
+        <w:bCs/>
+      </w:rPr>
+    </w:lvl>
+    <w:lvl w:ilvl="1" w:tplc="04090019" w:tentative="1">
+      <w:start w:val="1"/>
+      <w:numFmt w:val="lowerLetter"/>
+      <w:lvlText w:val="%2."/>
+      <w:lvlJc w:val="left"/>
+      <w:pPr>
+        <w:ind w:left="1440" w:hanging="360"/>
+      </w:pPr>
+    </w:lvl>
+    <w:lvl w:ilvl="2" w:tplc="0409001B" w:tentative="1">
+      <w:start w:val="1"/>
+      <w:numFmt w:val="lowerRoman"/>
+      <w:lvlText w:val="%3."/>
+      <w:lvlJc w:val="right"/>
+      <w:pPr>
+        <w:ind w:left="2160" w:hanging="180"/>
+      </w:pPr>
+    </w:lvl>
+    <w:lvl w:ilvl="3" w:tplc="0409000F" w:tentative="1">
+      <w:start w:val="1"/>
+      <w:numFmt w:val="decimal"/>
+      <w:lvlText w:val="%4."/>
+      <w:lvlJc w:val="left"/>
+      <w:pPr>
+        <w:ind w:left="2880" w:hanging="360"/>
+      </w:pPr>
+    </w:lvl>
+    <w:lvl w:ilvl="4" w:tplc="04090019" w:tentative="1">
+      <w:start w:val="1"/>
+      <w:numFmt w:val="lowerLetter"/>
+      <w:lvlText w:val="%5."/>
+      <w:lvlJc w:val="left"/>
+      <w:pPr>
+        <w:ind w:left="3600" w:hanging="360"/>
+      </w:pPr>
+    </w:lvl>
+    <w:lvl w:ilvl="5" w:tplc="0409001B" w:tentative="1">
+      <w:start w:val="1"/>
+      <w:numFmt w:val="lowerRoman"/>
+      <w:lvlText w:val="%6."/>
+      <w:lvlJc w:val="right"/>
+      <w:pPr>
+        <w:ind w:left="4320" w:hanging="180"/>
+      </w:pPr>
+    </w:lvl>
+    <w:lvl w:ilvl="6" w:tplc="0409000F" w:tentative="1">
+      <w:start w:val="1"/>
+      <w:numFmt w:val="decimal"/>
+      <w:lvlText w:val="%7."/>
+      <w:lvlJc w:val="left"/>
+      <w:pPr>
+        <w:ind w:left="5040" w:hanging="360"/>
+      </w:pPr>
+    </w:lvl>
+    <w:lvl w:ilvl="7" w:tplc="04090019" w:tentative="1">
+      <w:start w:val="1"/>
+      <w:numFmt w:val="lowerLetter"/>
+      <w:lvlText w:val="%8."/>
+      <w:lvlJc w:val="left"/>
+      <w:pPr>
+        <w:ind w:left="5760" w:hanging="360"/>
+      </w:pPr>
+    </w:lvl>
+    <w:lvl w:ilvl="8" w:tplc="0409001B" w:tentative="1">
+      <w:start w:val="1"/>
+      <w:numFmt w:val="lowerRoman"/>
+      <w:lvlText w:val="%9."/>
+      <w:lvlJc w:val="right"/>
+      <w:pPr>
+        <w:ind w:left="6480" w:hanging="180"/>
+      </w:pPr>
+    </w:lvl>
+  </w:abstractNum>
+  <w:abstractNum w:abstractNumId="28" w15:restartNumberingAfterBreak="0">
+    <w:nsid w:val="749267F6"/>
+    <w:multiLevelType w:val="hybridMultilevel"/>
+    <w:tmpl w:val="49E8D1FC"/>
+    <w:lvl w:ilvl="0" w:tplc="04090001">
+      <w:start w:val="1"/>
+      <w:numFmt w:val="bullet"/>
+      <w:lvlText w:val=""/>
+      <w:lvlJc w:val="left"/>
+      <w:pPr>
+        <w:ind w:left="720" w:hanging="360"/>
+      </w:pPr>
+      <w:rPr>
+        <w:rFonts w:ascii="Symbol" w:hAnsi="Symbol" w:hint="default"/>
+      </w:rPr>
+    </w:lvl>
+    <w:lvl w:ilvl="1" w:tplc="04090003" w:tentative="1">
+      <w:start w:val="1"/>
+      <w:numFmt w:val="bullet"/>
+      <w:lvlText w:val="o"/>
+      <w:lvlJc w:val="left"/>
+      <w:pPr>
+        <w:ind w:left="1440" w:hanging="360"/>
+      </w:pPr>
+      <w:rPr>
+        <w:rFonts w:ascii="Courier New" w:hAnsi="Courier New" w:cs="Courier New" w:hint="default"/>
+      </w:rPr>
+    </w:lvl>
+    <w:lvl w:ilvl="2" w:tplc="04090005" w:tentative="1">
+      <w:start w:val="1"/>
+      <w:numFmt w:val="bullet"/>
+      <w:lvlText w:val=""/>
+      <w:lvlJc w:val="left"/>
+      <w:pPr>
+        <w:ind w:left="2160" w:hanging="360"/>
+      </w:pPr>
+      <w:rPr>
+        <w:rFonts w:ascii="Wingdings" w:hAnsi="Wingdings" w:hint="default"/>
+      </w:rPr>
+    </w:lvl>
+    <w:lvl w:ilvl="3" w:tplc="04090001" w:tentative="1">
+      <w:start w:val="1"/>
+      <w:numFmt w:val="bullet"/>
+      <w:lvlText w:val=""/>
+      <w:lvlJc w:val="left"/>
+      <w:pPr>
+        <w:ind w:left="2880" w:hanging="360"/>
+      </w:pPr>
+      <w:rPr>
+        <w:rFonts w:ascii="Symbol" w:hAnsi="Symbol" w:hint="default"/>
+      </w:rPr>
+    </w:lvl>
+    <w:lvl w:ilvl="4" w:tplc="04090003" w:tentative="1">
+      <w:start w:val="1"/>
+      <w:numFmt w:val="bullet"/>
+      <w:lvlText w:val="o"/>
+      <w:lvlJc w:val="left"/>
+      <w:pPr>
+        <w:ind w:left="3600" w:hanging="360"/>
+      </w:pPr>
+      <w:rPr>
+        <w:rFonts w:ascii="Courier New" w:hAnsi="Courier New" w:cs="Courier New" w:hint="default"/>
+      </w:rPr>
+    </w:lvl>
+    <w:lvl w:ilvl="5" w:tplc="04090005" w:tentative="1">
+      <w:start w:val="1"/>
+      <w:numFmt w:val="bullet"/>
+      <w:lvlText w:val=""/>
+      <w:lvlJc w:val="left"/>
+      <w:pPr>
+        <w:ind w:left="4320" w:hanging="360"/>
+      </w:pPr>
+      <w:rPr>
+        <w:rFonts w:ascii="Wingdings" w:hAnsi="Wingdings" w:hint="default"/>
+      </w:rPr>
+    </w:lvl>
+    <w:lvl w:ilvl="6" w:tplc="04090001" w:tentative="1">
+      <w:start w:val="1"/>
+      <w:numFmt w:val="bullet"/>
+      <w:lvlText w:val=""/>
+      <w:lvlJc w:val="left"/>
+      <w:pPr>
+        <w:ind w:left="5040" w:hanging="360"/>
+      </w:pPr>
+      <w:rPr>
+        <w:rFonts w:ascii="Symbol" w:hAnsi="Symbol" w:hint="default"/>
+      </w:rPr>
+    </w:lvl>
+    <w:lvl w:ilvl="7" w:tplc="04090003" w:tentative="1">
+      <w:start w:val="1"/>
+      <w:numFmt w:val="bullet"/>
+      <w:lvlText w:val="o"/>
+      <w:lvlJc w:val="left"/>
+      <w:pPr>
+        <w:ind w:left="5760" w:hanging="360"/>
+      </w:pPr>
+      <w:rPr>
+        <w:rFonts w:ascii="Courier New" w:hAnsi="Courier New" w:cs="Courier New" w:hint="default"/>
+      </w:rPr>
+    </w:lvl>
+    <w:lvl w:ilvl="8" w:tplc="04090005" w:tentative="1">
+      <w:start w:val="1"/>
+      <w:numFmt w:val="bullet"/>
+      <w:lvlText w:val=""/>
+      <w:lvlJc w:val="left"/>
+      <w:pPr>
+        <w:ind w:left="6480" w:hanging="360"/>
+      </w:pPr>
+      <w:rPr>
+        <w:rFonts w:ascii="Wingdings" w:hAnsi="Wingdings" w:hint="default"/>
+      </w:rPr>
+    </w:lvl>
+  </w:abstractNum>
+  <w:abstractNum w:abstractNumId="29" w15:restartNumberingAfterBreak="0">
+    <w:nsid w:val="76DB0085"/>
+    <w:multiLevelType w:val="hybridMultilevel"/>
+    <w:tmpl w:val="21448FE6"/>
+    <w:lvl w:ilvl="0" w:tplc="04090001">
+      <w:start w:val="1"/>
+      <w:numFmt w:val="bullet"/>
+      <w:lvlText w:val=""/>
+      <w:lvlJc w:val="left"/>
+      <w:pPr>
+        <w:ind w:left="720" w:hanging="360"/>
+      </w:pPr>
+      <w:rPr>
+        <w:rFonts w:ascii="Symbol" w:hAnsi="Symbol" w:hint="default"/>
+      </w:rPr>
+    </w:lvl>
+    <w:lvl w:ilvl="1" w:tplc="04090003" w:tentative="1">
+      <w:start w:val="1"/>
+      <w:numFmt w:val="bullet"/>
+      <w:lvlText w:val="o"/>
+      <w:lvlJc w:val="left"/>
+      <w:pPr>
+        <w:ind w:left="1440" w:hanging="360"/>
+      </w:pPr>
+      <w:rPr>
+        <w:rFonts w:ascii="Courier New" w:hAnsi="Courier New" w:cs="Courier New" w:hint="default"/>
+      </w:rPr>
+    </w:lvl>
+    <w:lvl w:ilvl="2" w:tplc="04090005" w:tentative="1">
+      <w:start w:val="1"/>
+      <w:numFmt w:val="bullet"/>
+      <w:lvlText w:val=""/>
+      <w:lvlJc w:val="left"/>
+      <w:pPr>
+        <w:ind w:left="2160" w:hanging="360"/>
+      </w:pPr>
+      <w:rPr>
+        <w:rFonts w:ascii="Wingdings" w:hAnsi="Wingdings" w:hint="default"/>
+      </w:rPr>
+    </w:lvl>
+    <w:lvl w:ilvl="3" w:tplc="04090001" w:tentative="1">
+      <w:start w:val="1"/>
+      <w:numFmt w:val="bullet"/>
+      <w:lvlText w:val=""/>
+      <w:lvlJc w:val="left"/>
+      <w:pPr>
+        <w:ind w:left="2880" w:hanging="360"/>
+      </w:pPr>
+      <w:rPr>
+        <w:rFonts w:ascii="Symbol" w:hAnsi="Symbol" w:hint="default"/>
+      </w:rPr>
+    </w:lvl>
+    <w:lvl w:ilvl="4" w:tplc="04090003" w:tentative="1">
+      <w:start w:val="1"/>
+      <w:numFmt w:val="bullet"/>
+      <w:lvlText w:val="o"/>
+      <w:lvlJc w:val="left"/>
+      <w:pPr>
+        <w:ind w:left="3600" w:hanging="360"/>
+      </w:pPr>
+      <w:rPr>
+        <w:rFonts w:ascii="Courier New" w:hAnsi="Courier New" w:cs="Courier New" w:hint="default"/>
+      </w:rPr>
+    </w:lvl>
+    <w:lvl w:ilvl="5" w:tplc="04090005" w:tentative="1">
+      <w:start w:val="1"/>
+      <w:numFmt w:val="bullet"/>
+      <w:lvlText w:val=""/>
+      <w:lvlJc w:val="left"/>
+      <w:pPr>
+        <w:ind w:left="4320" w:hanging="360"/>
+      </w:pPr>
+      <w:rPr>
+        <w:rFonts w:ascii="Wingdings" w:hAnsi="Wingdings" w:hint="default"/>
+      </w:rPr>
+    </w:lvl>
+    <w:lvl w:ilvl="6" w:tplc="04090001" w:tentative="1">
+      <w:start w:val="1"/>
+      <w:numFmt w:val="bullet"/>
+      <w:lvlText w:val=""/>
+      <w:lvlJc w:val="left"/>
+      <w:pPr>
+        <w:ind w:left="5040" w:hanging="360"/>
+      </w:pPr>
+      <w:rPr>
+        <w:rFonts w:ascii="Symbol" w:hAnsi="Symbol" w:hint="default"/>
+      </w:rPr>
+    </w:lvl>
+    <w:lvl w:ilvl="7" w:tplc="04090003" w:tentative="1">
+      <w:start w:val="1"/>
+      <w:numFmt w:val="bullet"/>
+      <w:lvlText w:val="o"/>
+      <w:lvlJc w:val="left"/>
+      <w:pPr>
+        <w:ind w:left="5760" w:hanging="360"/>
+      </w:pPr>
+      <w:rPr>
+        <w:rFonts w:ascii="Courier New" w:hAnsi="Courier New" w:cs="Courier New" w:hint="default"/>
+      </w:rPr>
+    </w:lvl>
+    <w:lvl w:ilvl="8" w:tplc="04090005" w:tentative="1">
+      <w:start w:val="1"/>
+      <w:numFmt w:val="bullet"/>
+      <w:lvlText w:val=""/>
+      <w:lvlJc w:val="left"/>
+      <w:pPr>
+        <w:ind w:left="6480" w:hanging="360"/>
+      </w:pPr>
+      <w:rPr>
+        <w:rFonts w:ascii="Wingdings" w:hAnsi="Wingdings" w:hint="default"/>
+      </w:rPr>
+    </w:lvl>
+  </w:abstractNum>
+  <w:abstractNum w:abstractNumId="30" w15:restartNumberingAfterBreak="0">
+    <w:nsid w:val="7F4721EB"/>
+    <w:multiLevelType w:val="hybridMultilevel"/>
+    <w:tmpl w:val="19AAE868"/>
+    <w:lvl w:ilvl="0" w:tplc="746CBC26">
+      <w:start w:val="1"/>
+      <w:numFmt w:val="decimal"/>
+      <w:lvlText w:val="%1."/>
+      <w:lvlJc w:val="left"/>
+      <w:pPr>
+        <w:ind w:left="720" w:hanging="360"/>
+      </w:pPr>
+      <w:rPr>
+        <w:rFonts w:hint="default"/>
+        <w:b/>
+        <w:bCs/>
+      </w:rPr>
+    </w:lvl>
+    <w:lvl w:ilvl="1" w:tplc="04090019" w:tentative="1">
+      <w:start w:val="1"/>
+      <w:numFmt w:val="lowerLetter"/>
+      <w:lvlText w:val="%2."/>
+      <w:lvlJc w:val="left"/>
+      <w:pPr>
+        <w:ind w:left="1440" w:hanging="360"/>
+      </w:pPr>
+    </w:lvl>
+    <w:lvl w:ilvl="2" w:tplc="0409001B" w:tentative="1">
+      <w:start w:val="1"/>
+      <w:numFmt w:val="lowerRoman"/>
+      <w:lvlText w:val="%3."/>
+      <w:lvlJc w:val="right"/>
+      <w:pPr>
+        <w:ind w:left="2160" w:hanging="180"/>
+      </w:pPr>
+    </w:lvl>
+    <w:lvl w:ilvl="3" w:tplc="0409000F" w:tentative="1">
+      <w:start w:val="1"/>
+      <w:numFmt w:val="decimal"/>
+      <w:lvlText w:val="%4."/>
+      <w:lvlJc w:val="left"/>
+      <w:pPr>
+        <w:ind w:left="2880" w:hanging="360"/>
+      </w:pPr>
+    </w:lvl>
+    <w:lvl w:ilvl="4" w:tplc="04090019" w:tentative="1">
+      <w:start w:val="1"/>
+      <w:numFmt w:val="lowerLetter"/>
+      <w:lvlText w:val="%5."/>
+      <w:lvlJc w:val="left"/>
+      <w:pPr>
+        <w:ind w:left="3600" w:hanging="360"/>
+      </w:pPr>
+    </w:lvl>
+    <w:lvl w:ilvl="5" w:tplc="0409001B" w:tentative="1">
+      <w:start w:val="1"/>
+      <w:numFmt w:val="lowerRoman"/>
+      <w:lvlText w:val="%6."/>
+      <w:lvlJc w:val="right"/>
+      <w:pPr>
+        <w:ind w:left="4320" w:hanging="180"/>
+      </w:pPr>
+    </w:lvl>
+    <w:lvl w:ilvl="6" w:tplc="0409000F" w:tentative="1">
+      <w:start w:val="1"/>
+      <w:numFmt w:val="decimal"/>
+      <w:lvlText w:val="%7."/>
+      <w:lvlJc w:val="left"/>
+      <w:pPr>
+        <w:ind w:left="5040" w:hanging="360"/>
+      </w:pPr>
+    </w:lvl>
+    <w:lvl w:ilvl="7" w:tplc="04090019" w:tentative="1">
+      <w:start w:val="1"/>
+      <w:numFmt w:val="lowerLetter"/>
+      <w:lvlText w:val="%8."/>
+      <w:lvlJc w:val="left"/>
+      <w:pPr>
+        <w:ind w:left="5760" w:hanging="360"/>
+      </w:pPr>
+    </w:lvl>
+    <w:lvl w:ilvl="8" w:tplc="0409001B" w:tentative="1">
+      <w:start w:val="1"/>
+      <w:numFmt w:val="lowerRoman"/>
+      <w:lvlText w:val="%9."/>
+      <w:lvlJc w:val="right"/>
+      <w:pPr>
+        <w:ind w:left="6480" w:hanging="180"/>
+      </w:pPr>
+    </w:lvl>
+  </w:abstractNum>
   <w:num w:numId="1" w16cid:durableId="1892114746">
     <w:abstractNumId w:val="6"/>
   </w:num>
   <w:num w:numId="2" w16cid:durableId="401761845">
-    <w:abstractNumId w:val="18"/>
+    <w:abstractNumId w:val="20"/>
   </w:num>
   <w:num w:numId="3" w16cid:durableId="1169448957">
-    <w:abstractNumId w:val="9"/>
+    <w:abstractNumId w:val="11"/>
   </w:num>
   <w:num w:numId="4" w16cid:durableId="776489391">
-    <w:abstractNumId w:val="27"/>
+    <w:abstractNumId w:val="29"/>
   </w:num>
   <w:num w:numId="5" w16cid:durableId="380446204">
-    <w:abstractNumId w:val="26"/>
+    <w:abstractNumId w:val="28"/>
   </w:num>
   <w:num w:numId="6" w16cid:durableId="998968982">
-    <w:abstractNumId w:val="13"/>
+    <w:abstractNumId w:val="15"/>
   </w:num>
   <w:num w:numId="7" w16cid:durableId="424040684">
     <w:abstractNumId w:val="5"/>
   </w:num>
   <w:num w:numId="8" w16cid:durableId="1499616189">
-    <w:abstractNumId w:val="12"/>
+    <w:abstractNumId w:val="14"/>
   </w:num>
   <w:num w:numId="9" w16cid:durableId="1641960723">
     <w:abstractNumId w:val="1"/>
   </w:num>
   <w:num w:numId="10" w16cid:durableId="1259021476">
-    <w:abstractNumId w:val="17"/>
+    <w:abstractNumId w:val="19"/>
   </w:num>
   <w:num w:numId="11" w16cid:durableId="1583492382">
     <w:abstractNumId w:val="4"/>
@@ -36325,52 +37179,61 @@
     <w:abstractNumId w:val="7"/>
   </w:num>
   <w:num w:numId="13" w16cid:durableId="1207259496">
-    <w:abstractNumId w:val="11"/>
+    <w:abstractNumId w:val="13"/>
   </w:num>
   <w:num w:numId="14" w16cid:durableId="1583880378">
-    <w:abstractNumId w:val="16"/>
+    <w:abstractNumId w:val="18"/>
   </w:num>
   <w:num w:numId="15" w16cid:durableId="2054963272">
-    <w:abstractNumId w:val="10"/>
+    <w:abstractNumId w:val="12"/>
   </w:num>
   <w:num w:numId="16" w16cid:durableId="1027758261">
-    <w:abstractNumId w:val="23"/>
+    <w:abstractNumId w:val="25"/>
   </w:num>
   <w:num w:numId="17" w16cid:durableId="873077374">
     <w:abstractNumId w:val="2"/>
   </w:num>
   <w:num w:numId="18" w16cid:durableId="1297368701">
-    <w:abstractNumId w:val="20"/>
+    <w:abstractNumId w:val="22"/>
   </w:num>
   <w:num w:numId="19" w16cid:durableId="617416688">
-    <w:abstractNumId w:val="8"/>
+    <w:abstractNumId w:val="9"/>
   </w:num>
   <w:num w:numId="20" w16cid:durableId="242031780">
-    <w:abstractNumId w:val="24"/>
+    <w:abstractNumId w:val="26"/>
   </w:num>
   <w:num w:numId="21" w16cid:durableId="1439182039">
     <w:abstractNumId w:val="0"/>
   </w:num>
   <w:num w:numId="22" w16cid:durableId="2019576461">
-    <w:abstractNumId w:val="14"/>
+    <w:abstractNumId w:val="16"/>
   </w:num>
   <w:num w:numId="23" w16cid:durableId="1933317226">
-    <w:abstractNumId w:val="22"/>
+    <w:abstractNumId w:val="24"/>
   </w:num>
   <w:num w:numId="24" w16cid:durableId="2061125630">
     <w:abstractNumId w:val="3"/>
   </w:num>
   <w:num w:numId="25" w16cid:durableId="1145195529">
-    <w:abstractNumId w:val="19"/>
+    <w:abstractNumId w:val="21"/>
   </w:num>
   <w:num w:numId="26" w16cid:durableId="1821920736">
-    <w:abstractNumId w:val="25"/>
+    <w:abstractNumId w:val="27"/>
   </w:num>
   <w:num w:numId="27" w16cid:durableId="1568107022">
-    <w:abstractNumId w:val="21"/>
+    <w:abstractNumId w:val="23"/>
   </w:num>
   <w:num w:numId="28" w16cid:durableId="1862547237">
-    <w:abstractNumId w:val="15"/>
+    <w:abstractNumId w:val="17"/>
+  </w:num>
+  <w:num w:numId="29" w16cid:durableId="1645960828">
+    <w:abstractNumId w:val="10"/>
+  </w:num>
+  <w:num w:numId="30" w16cid:durableId="46295560">
+    <w:abstractNumId w:val="8"/>
+  </w:num>
+  <w:num w:numId="31" w16cid:durableId="818034393">
+    <w:abstractNumId w:val="30"/>
   </w:num>
   <w:numIdMacAtCleanup w:val="1"/>
 </w:numbering>
